--- a/docs/U3/design/task36-db-er-entity-dao.docx
+++ b/docs/U3/design/task36-db-er-entity-dao.docx
@@ -1,4905 +1,4905 @@
 
 <file path=word/document.xml><?xml version="1.0" encoding="utf-8"?>
-<w:document xmlns:wpc="http://schemas.microsoft.com/office/word/2010/wordprocessingCanvas" xmlns:mo="http://schemas.microsoft.com/office/mac/office/2008/main" xmlns:mc="http://schemas.openxmlformats.org/markup-compatibility/2006" xmlns:mv="urn:schemas-microsoft-com:mac:vml" xmlns:o="urn:schemas-microsoft-com:office:office" xmlns:r="http://schemas.openxmlformats.org/officeDocument/2006/relationships" xmlns:m="http://schemas.openxmlformats.org/officeDocument/2006/math" xmlns:v="urn:schemas-microsoft-com:vml" xmlns:wp14="http://schemas.microsoft.com/office/word/2010/wordprocessingDrawing" xmlns:wp="http://schemas.openxmlformats.org/drawingml/2006/wordprocessingDrawing" xmlns:w10="urn:schemas-microsoft-com:office:word" xmlns:w="http://schemas.openxmlformats.org/wordprocessingml/2006/main" xmlns:w14="http://schemas.microsoft.com/office/word/2010/wordml" xmlns:wpg="http://schemas.microsoft.com/office/word/2010/wordprocessingGroup" xmlns:wpi="http://schemas.microsoft.com/office/word/2010/wordprocessingInk" xmlns:wne="http://schemas.microsoft.com/office/word/2006/wordml" xmlns:wps="http://schemas.microsoft.com/office/word/2010/wordprocessingShape" mc:Ignorable="w14 wp14">
-  <w:body>
-    <w:p>
-      <w:pPr>
-        <w:pStyle w:val="Title"/>
-      </w:pPr>
-      <w:r>
-        <w:t>Task36: ออกแบบข้อมูลแนวข้อสอบสำหรับอ่านและใช้ต่อ</w:t>
-      </w:r>
-    </w:p>
-    <w:p>
-      <w:r>
-        <w:t>เอกสารนี้อธิบาย Entity และ DAO ที่ใช้งานอยู่ รวมถึงข้อกำหนดที่ตรวจในชั้น API</w:t>
-      </w:r>
-    </w:p>
-    <w:p>
-      <w:pPr>
-        <w:pStyle w:val="Heading1"/>
-      </w:pPr>
-      <w:r>
-        <w:t>1. เป้าหมาย</w:t>
-      </w:r>
-    </w:p>
-    <w:p>
-      <w:r>
-        <w:t>กำหนดโครงสร้างข้อมูลแนวข้อสอบให้ U3 การอ่าน, U4 การเผยแพร่ และ U5 การแก้ไขใช้ร่วมกัน รวมถึงความสัมพันธ์กับรายวิชาและผู้เผยแพร่</w:t>
-      </w:r>
-    </w:p>
-    <w:p>
-      <w:r>
-        <w:t>ระบบใช้ข้อมูลร่วมกับแบบที่ออกแบบไว้แล้ว:</w:t>
-      </w:r>
-    </w:p>
-    <w:p>
-      <w:r>
-        <w:t>- Course ใช้ตาราง courses และคีย์ courses.id ชนิด INT ตาม Task22</w:t>
-      </w:r>
-    </w:p>
-    <w:p>
-      <w:r>
-        <w:t>- User ใช้ตาราง users และคีย์ users.id ชนิด INT ตาม Task6</w:t>
-      </w:r>
-    </w:p>
-    <w:p>
-      <w:r>
-        <w:t>- Guide ใช้ตาราง guides ที่กำหนดในเอกสารนี้</w:t>
-      </w:r>
-    </w:p>
-    <w:p>
-      <w:r>
-        <w:t>รายวิชาเป็นข้อมูลหลักสูตร 2566 ที่ทีมเตรียมผ่าน Seed ส่วนแนวข้อสอบแต่ละรายการอยู่ในรายวิชาหนึ่งวิชา และมีผู้เผยแพร่หนึ่งคนเป็นเจ้าของรายการ</w:t>
-      </w:r>
-    </w:p>
-    <w:p>
-      <w:pPr>
-        <w:pStyle w:val="Heading1"/>
-      </w:pPr>
-      <w:r>
-        <w:t>2. ตารางแนวข้อสอบ</w:t>
-      </w:r>
-    </w:p>
-    <w:p>
-      <w:r>
-        <w:t>ชื่อตารางคือ guides</w:t>
-      </w:r>
-    </w:p>
-    <w:tbl>
-      <w:tblPr>
-        <w:tblW w:type="auto" w:w="0"/>
-        <w:tblLayout w:type="autofit"/>
-        <w:tblLook w:firstColumn="1" w:firstRow="1" w:lastColumn="0" w:lastRow="0" w:noHBand="0" w:noVBand="1" w:val="04A0"/>
-      </w:tblPr>
-      <w:tblGrid>
-        <w:gridCol w:w="2509"/>
-        <w:gridCol w:w="2509"/>
-        <w:gridCol w:w="2509"/>
-        <w:gridCol w:w="2509"/>
-      </w:tblGrid>
-      <w:tr>
-        <w:trPr>
-          <w:cantSplit/>
-          <w:tblHeader/>
-        </w:trPr>
-        <w:tc>
-          <w:tcPr>
-            <w:tcW w:type="dxa" w:w="2509"/>
-            <w:tcBorders>
-              <w:top w:val="single" w:sz="4" w:color="D9D9D9"/>
-              <w:left w:val="single" w:sz="4" w:color="D9D9D9"/>
-              <w:bottom w:val="single" w:sz="4" w:color="D9D9D9"/>
-              <w:right w:val="single" w:sz="4" w:color="D9D9D9"/>
-            </w:tcBorders>
-            <w:tcMar>
-              <w:top w:w="85" w:type="dxa"/>
-              <w:left w:w="85" w:type="dxa"/>
-              <w:bottom w:w="85" w:type="dxa"/>
-              <w:right w:w="85" w:type="dxa"/>
-            </w:tcMar>
-            <w:shd w:fill="E8EEF4"/>
-          </w:tcPr>
-          <w:p>
-            <w:pPr>
-              <w:spacing w:after="60"/>
-            </w:pPr>
-            <w:r>
-              <w:rPr>
-                <w:b/>
-                <w:sz w:val="18"/>
-              </w:rPr>
-              <w:t>ฟิลด์</w:t>
-            </w:r>
-          </w:p>
-        </w:tc>
-        <w:tc>
-          <w:tcPr>
-            <w:tcW w:type="dxa" w:w="2509"/>
-            <w:tcBorders>
-              <w:top w:val="single" w:sz="4" w:color="D9D9D9"/>
-              <w:left w:val="single" w:sz="4" w:color="D9D9D9"/>
-              <w:bottom w:val="single" w:sz="4" w:color="D9D9D9"/>
-              <w:right w:val="single" w:sz="4" w:color="D9D9D9"/>
-            </w:tcBorders>
-            <w:tcMar>
-              <w:top w:w="85" w:type="dxa"/>
-              <w:left w:w="85" w:type="dxa"/>
-              <w:bottom w:w="85" w:type="dxa"/>
-              <w:right w:w="85" w:type="dxa"/>
-            </w:tcMar>
-            <w:shd w:fill="E8EEF4"/>
-          </w:tcPr>
-          <w:p>
-            <w:pPr>
-              <w:spacing w:after="60"/>
-            </w:pPr>
-            <w:r>
-              <w:rPr>
-                <w:b/>
-                <w:sz w:val="18"/>
-              </w:rPr>
-              <w:t>ชนิดข้อมูล SQL Server</w:t>
-            </w:r>
-          </w:p>
-        </w:tc>
-        <w:tc>
-          <w:tcPr>
-            <w:tcW w:type="dxa" w:w="2509"/>
-            <w:tcBorders>
-              <w:top w:val="single" w:sz="4" w:color="D9D9D9"/>
-              <w:left w:val="single" w:sz="4" w:color="D9D9D9"/>
-              <w:bottom w:val="single" w:sz="4" w:color="D9D9D9"/>
-              <w:right w:val="single" w:sz="4" w:color="D9D9D9"/>
-            </w:tcBorders>
-            <w:tcMar>
-              <w:top w:w="85" w:type="dxa"/>
-              <w:left w:w="85" w:type="dxa"/>
-              <w:bottom w:w="85" w:type="dxa"/>
-              <w:right w:w="85" w:type="dxa"/>
-            </w:tcMar>
-            <w:shd w:fill="E8EEF4"/>
-          </w:tcPr>
-          <w:p>
-            <w:pPr>
-              <w:spacing w:after="60"/>
-            </w:pPr>
-            <w:r>
-              <w:rPr>
-                <w:b/>
-                <w:sz w:val="18"/>
-              </w:rPr>
-              <w:t>เว้นว่างได้</w:t>
-            </w:r>
-          </w:p>
-        </w:tc>
-        <w:tc>
-          <w:tcPr>
-            <w:tcW w:type="dxa" w:w="2509"/>
-            <w:tcBorders>
-              <w:top w:val="single" w:sz="4" w:color="D9D9D9"/>
-              <w:left w:val="single" w:sz="4" w:color="D9D9D9"/>
-              <w:bottom w:val="single" w:sz="4" w:color="D9D9D9"/>
-              <w:right w:val="single" w:sz="4" w:color="D9D9D9"/>
-            </w:tcBorders>
-            <w:tcMar>
-              <w:top w:w="85" w:type="dxa"/>
-              <w:left w:w="85" w:type="dxa"/>
-              <w:bottom w:w="85" w:type="dxa"/>
-              <w:right w:w="85" w:type="dxa"/>
-            </w:tcMar>
-            <w:shd w:fill="E8EEF4"/>
-          </w:tcPr>
-          <w:p>
-            <w:pPr>
-              <w:spacing w:after="60"/>
-            </w:pPr>
-            <w:r>
-              <w:rPr>
-                <w:b/>
-                <w:sz w:val="18"/>
-              </w:rPr>
-              <w:t>รายละเอียดและเงื่อนไข</w:t>
-            </w:r>
-          </w:p>
-        </w:tc>
-      </w:tr>
-      <w:tr>
-        <w:trPr>
-          <w:cantSplit/>
-        </w:trPr>
-        <w:tc>
-          <w:tcPr>
-            <w:tcW w:type="dxa" w:w="2509"/>
-            <w:tcBorders>
-              <w:top w:val="single" w:sz="4" w:color="D9D9D9"/>
-              <w:left w:val="single" w:sz="4" w:color="D9D9D9"/>
-              <w:bottom w:val="single" w:sz="4" w:color="D9D9D9"/>
-              <w:right w:val="single" w:sz="4" w:color="D9D9D9"/>
-            </w:tcBorders>
-            <w:tcMar>
-              <w:top w:w="85" w:type="dxa"/>
-              <w:left w:w="85" w:type="dxa"/>
-              <w:bottom w:w="85" w:type="dxa"/>
-              <w:right w:w="85" w:type="dxa"/>
-            </w:tcMar>
-          </w:tcPr>
-          <w:p>
-            <w:pPr>
-              <w:spacing w:after="60"/>
-            </w:pPr>
-            <w:r>
-              <w:rPr>
-                <w:b w:val="0"/>
-                <w:sz w:val="18"/>
-              </w:rPr>
-              <w:t>id</w:t>
-            </w:r>
-          </w:p>
-        </w:tc>
-        <w:tc>
-          <w:tcPr>
-            <w:tcW w:type="dxa" w:w="2509"/>
-            <w:tcBorders>
-              <w:top w:val="single" w:sz="4" w:color="D9D9D9"/>
-              <w:left w:val="single" w:sz="4" w:color="D9D9D9"/>
-              <w:bottom w:val="single" w:sz="4" w:color="D9D9D9"/>
-              <w:right w:val="single" w:sz="4" w:color="D9D9D9"/>
-            </w:tcBorders>
-            <w:tcMar>
-              <w:top w:w="85" w:type="dxa"/>
-              <w:left w:w="85" w:type="dxa"/>
-              <w:bottom w:w="85" w:type="dxa"/>
-              <w:right w:w="85" w:type="dxa"/>
-            </w:tcMar>
-          </w:tcPr>
-          <w:p>
-            <w:pPr>
-              <w:spacing w:after="60"/>
-            </w:pPr>
-            <w:r>
-              <w:rPr>
-                <w:b w:val="0"/>
-                <w:sz w:val="18"/>
-              </w:rPr>
-              <w:t>INT IDENTITY</w:t>
-            </w:r>
-          </w:p>
-        </w:tc>
-        <w:tc>
-          <w:tcPr>
-            <w:tcW w:type="dxa" w:w="2509"/>
-            <w:tcBorders>
-              <w:top w:val="single" w:sz="4" w:color="D9D9D9"/>
-              <w:left w:val="single" w:sz="4" w:color="D9D9D9"/>
-              <w:bottom w:val="single" w:sz="4" w:color="D9D9D9"/>
-              <w:right w:val="single" w:sz="4" w:color="D9D9D9"/>
-            </w:tcBorders>
-            <w:tcMar>
-              <w:top w:w="85" w:type="dxa"/>
-              <w:left w:w="85" w:type="dxa"/>
-              <w:bottom w:w="85" w:type="dxa"/>
-              <w:right w:w="85" w:type="dxa"/>
-            </w:tcMar>
-          </w:tcPr>
-          <w:p>
-            <w:pPr>
-              <w:spacing w:after="60"/>
-            </w:pPr>
-            <w:r>
-              <w:rPr>
-                <w:b w:val="0"/>
-                <w:sz w:val="18"/>
-              </w:rPr>
-              <w:t>ไม่ได้</w:t>
-            </w:r>
-          </w:p>
-        </w:tc>
-        <w:tc>
-          <w:tcPr>
-            <w:tcW w:type="dxa" w:w="2509"/>
-            <w:tcBorders>
-              <w:top w:val="single" w:sz="4" w:color="D9D9D9"/>
-              <w:left w:val="single" w:sz="4" w:color="D9D9D9"/>
-              <w:bottom w:val="single" w:sz="4" w:color="D9D9D9"/>
-              <w:right w:val="single" w:sz="4" w:color="D9D9D9"/>
-            </w:tcBorders>
-            <w:tcMar>
-              <w:top w:w="85" w:type="dxa"/>
-              <w:left w:w="85" w:type="dxa"/>
-              <w:bottom w:w="85" w:type="dxa"/>
-              <w:right w:w="85" w:type="dxa"/>
-            </w:tcMar>
-          </w:tcPr>
-          <w:p>
-            <w:pPr>
-              <w:spacing w:after="60"/>
-            </w:pPr>
-            <w:r>
-              <w:rPr>
-                <w:b w:val="0"/>
-                <w:sz w:val="18"/>
-              </w:rPr>
-              <w:t>Primary Key รหัสแนวข้อสอบ เพิ่มอัตโนมัติ</w:t>
-            </w:r>
-          </w:p>
-        </w:tc>
-      </w:tr>
-      <w:tr>
-        <w:trPr>
-          <w:cantSplit/>
-        </w:trPr>
-        <w:tc>
-          <w:tcPr>
-            <w:tcW w:type="dxa" w:w="2509"/>
-            <w:tcBorders>
-              <w:top w:val="single" w:sz="4" w:color="D9D9D9"/>
-              <w:left w:val="single" w:sz="4" w:color="D9D9D9"/>
-              <w:bottom w:val="single" w:sz="4" w:color="D9D9D9"/>
-              <w:right w:val="single" w:sz="4" w:color="D9D9D9"/>
-            </w:tcBorders>
-            <w:tcMar>
-              <w:top w:w="85" w:type="dxa"/>
-              <w:left w:w="85" w:type="dxa"/>
-              <w:bottom w:w="85" w:type="dxa"/>
-              <w:right w:w="85" w:type="dxa"/>
-            </w:tcMar>
-          </w:tcPr>
-          <w:p>
-            <w:pPr>
-              <w:spacing w:after="60"/>
-            </w:pPr>
-            <w:r>
-              <w:rPr>
-                <w:b w:val="0"/>
-                <w:sz w:val="18"/>
-              </w:rPr>
-              <w:t>course_id</w:t>
-            </w:r>
-          </w:p>
-        </w:tc>
-        <w:tc>
-          <w:tcPr>
-            <w:tcW w:type="dxa" w:w="2509"/>
-            <w:tcBorders>
-              <w:top w:val="single" w:sz="4" w:color="D9D9D9"/>
-              <w:left w:val="single" w:sz="4" w:color="D9D9D9"/>
-              <w:bottom w:val="single" w:sz="4" w:color="D9D9D9"/>
-              <w:right w:val="single" w:sz="4" w:color="D9D9D9"/>
-            </w:tcBorders>
-            <w:tcMar>
-              <w:top w:w="85" w:type="dxa"/>
-              <w:left w:w="85" w:type="dxa"/>
-              <w:bottom w:w="85" w:type="dxa"/>
-              <w:right w:w="85" w:type="dxa"/>
-            </w:tcMar>
-          </w:tcPr>
-          <w:p>
-            <w:pPr>
-              <w:spacing w:after="60"/>
-            </w:pPr>
-            <w:r>
-              <w:rPr>
-                <w:b w:val="0"/>
-                <w:sz w:val="18"/>
-              </w:rPr>
-              <w:t>INT</w:t>
-            </w:r>
-          </w:p>
-        </w:tc>
-        <w:tc>
-          <w:tcPr>
-            <w:tcW w:type="dxa" w:w="2509"/>
-            <w:tcBorders>
-              <w:top w:val="single" w:sz="4" w:color="D9D9D9"/>
-              <w:left w:val="single" w:sz="4" w:color="D9D9D9"/>
-              <w:bottom w:val="single" w:sz="4" w:color="D9D9D9"/>
-              <w:right w:val="single" w:sz="4" w:color="D9D9D9"/>
-            </w:tcBorders>
-            <w:tcMar>
-              <w:top w:w="85" w:type="dxa"/>
-              <w:left w:w="85" w:type="dxa"/>
-              <w:bottom w:w="85" w:type="dxa"/>
-              <w:right w:w="85" w:type="dxa"/>
-            </w:tcMar>
-          </w:tcPr>
-          <w:p>
-            <w:pPr>
-              <w:spacing w:after="60"/>
-            </w:pPr>
-            <w:r>
-              <w:rPr>
-                <w:b w:val="0"/>
-                <w:sz w:val="18"/>
-              </w:rPr>
-              <w:t>ไม่ได้</w:t>
-            </w:r>
-          </w:p>
-        </w:tc>
-        <w:tc>
-          <w:tcPr>
-            <w:tcW w:type="dxa" w:w="2509"/>
-            <w:tcBorders>
-              <w:top w:val="single" w:sz="4" w:color="D9D9D9"/>
-              <w:left w:val="single" w:sz="4" w:color="D9D9D9"/>
-              <w:bottom w:val="single" w:sz="4" w:color="D9D9D9"/>
-              <w:right w:val="single" w:sz="4" w:color="D9D9D9"/>
-            </w:tcBorders>
-            <w:tcMar>
-              <w:top w:w="85" w:type="dxa"/>
-              <w:left w:w="85" w:type="dxa"/>
-              <w:bottom w:w="85" w:type="dxa"/>
-              <w:right w:w="85" w:type="dxa"/>
-            </w:tcMar>
-          </w:tcPr>
-          <w:p>
-            <w:pPr>
-              <w:spacing w:after="60"/>
-            </w:pPr>
-            <w:r>
-              <w:rPr>
-                <w:b w:val="0"/>
-                <w:sz w:val="18"/>
-              </w:rPr>
-              <w:t>Foreign Key ไปยัง courses.id</w:t>
-            </w:r>
-          </w:p>
-        </w:tc>
-      </w:tr>
-      <w:tr>
-        <w:trPr>
-          <w:cantSplit/>
-        </w:trPr>
-        <w:tc>
-          <w:tcPr>
-            <w:tcW w:type="dxa" w:w="2509"/>
-            <w:tcBorders>
-              <w:top w:val="single" w:sz="4" w:color="D9D9D9"/>
-              <w:left w:val="single" w:sz="4" w:color="D9D9D9"/>
-              <w:bottom w:val="single" w:sz="4" w:color="D9D9D9"/>
-              <w:right w:val="single" w:sz="4" w:color="D9D9D9"/>
-            </w:tcBorders>
-            <w:tcMar>
-              <w:top w:w="85" w:type="dxa"/>
-              <w:left w:w="85" w:type="dxa"/>
-              <w:bottom w:w="85" w:type="dxa"/>
-              <w:right w:w="85" w:type="dxa"/>
-            </w:tcMar>
-          </w:tcPr>
-          <w:p>
-            <w:pPr>
-              <w:spacing w:after="60"/>
-            </w:pPr>
-            <w:r>
-              <w:rPr>
-                <w:b w:val="0"/>
-                <w:sz w:val="18"/>
-              </w:rPr>
-              <w:t>publisher_id</w:t>
-            </w:r>
-          </w:p>
-        </w:tc>
-        <w:tc>
-          <w:tcPr>
-            <w:tcW w:type="dxa" w:w="2509"/>
-            <w:tcBorders>
-              <w:top w:val="single" w:sz="4" w:color="D9D9D9"/>
-              <w:left w:val="single" w:sz="4" w:color="D9D9D9"/>
-              <w:bottom w:val="single" w:sz="4" w:color="D9D9D9"/>
-              <w:right w:val="single" w:sz="4" w:color="D9D9D9"/>
-            </w:tcBorders>
-            <w:tcMar>
-              <w:top w:w="85" w:type="dxa"/>
-              <w:left w:w="85" w:type="dxa"/>
-              <w:bottom w:w="85" w:type="dxa"/>
-              <w:right w:w="85" w:type="dxa"/>
-            </w:tcMar>
-          </w:tcPr>
-          <w:p>
-            <w:pPr>
-              <w:spacing w:after="60"/>
-            </w:pPr>
-            <w:r>
-              <w:rPr>
-                <w:b w:val="0"/>
-                <w:sz w:val="18"/>
-              </w:rPr>
-              <w:t>INT</w:t>
-            </w:r>
-          </w:p>
-        </w:tc>
-        <w:tc>
-          <w:tcPr>
-            <w:tcW w:type="dxa" w:w="2509"/>
-            <w:tcBorders>
-              <w:top w:val="single" w:sz="4" w:color="D9D9D9"/>
-              <w:left w:val="single" w:sz="4" w:color="D9D9D9"/>
-              <w:bottom w:val="single" w:sz="4" w:color="D9D9D9"/>
-              <w:right w:val="single" w:sz="4" w:color="D9D9D9"/>
-            </w:tcBorders>
-            <w:tcMar>
-              <w:top w:w="85" w:type="dxa"/>
-              <w:left w:w="85" w:type="dxa"/>
-              <w:bottom w:w="85" w:type="dxa"/>
-              <w:right w:w="85" w:type="dxa"/>
-            </w:tcMar>
-          </w:tcPr>
-          <w:p>
-            <w:pPr>
-              <w:spacing w:after="60"/>
-            </w:pPr>
-            <w:r>
-              <w:rPr>
-                <w:b w:val="0"/>
-                <w:sz w:val="18"/>
-              </w:rPr>
-              <w:t>ไม่ได้</w:t>
-            </w:r>
-          </w:p>
-        </w:tc>
-        <w:tc>
-          <w:tcPr>
-            <w:tcW w:type="dxa" w:w="2509"/>
-            <w:tcBorders>
-              <w:top w:val="single" w:sz="4" w:color="D9D9D9"/>
-              <w:left w:val="single" w:sz="4" w:color="D9D9D9"/>
-              <w:bottom w:val="single" w:sz="4" w:color="D9D9D9"/>
-              <w:right w:val="single" w:sz="4" w:color="D9D9D9"/>
-            </w:tcBorders>
-            <w:tcMar>
-              <w:top w:w="85" w:type="dxa"/>
-              <w:left w:w="85" w:type="dxa"/>
-              <w:bottom w:w="85" w:type="dxa"/>
-              <w:right w:w="85" w:type="dxa"/>
-            </w:tcMar>
-          </w:tcPr>
-          <w:p>
-            <w:pPr>
-              <w:spacing w:after="60"/>
-            </w:pPr>
-            <w:r>
-              <w:rPr>
-                <w:b w:val="0"/>
-                <w:sz w:val="18"/>
-              </w:rPr>
-              <w:t>Foreign Key ไปยัง users.id ผู้เผยแพร่และเจ้าของรายการ</w:t>
-            </w:r>
-          </w:p>
-        </w:tc>
-      </w:tr>
-      <w:tr>
-        <w:trPr>
-          <w:cantSplit/>
-        </w:trPr>
-        <w:tc>
-          <w:tcPr>
-            <w:tcW w:type="dxa" w:w="2509"/>
-            <w:tcBorders>
-              <w:top w:val="single" w:sz="4" w:color="D9D9D9"/>
-              <w:left w:val="single" w:sz="4" w:color="D9D9D9"/>
-              <w:bottom w:val="single" w:sz="4" w:color="D9D9D9"/>
-              <w:right w:val="single" w:sz="4" w:color="D9D9D9"/>
-            </w:tcBorders>
-            <w:tcMar>
-              <w:top w:w="85" w:type="dxa"/>
-              <w:left w:w="85" w:type="dxa"/>
-              <w:bottom w:w="85" w:type="dxa"/>
-              <w:right w:w="85" w:type="dxa"/>
-            </w:tcMar>
-          </w:tcPr>
-          <w:p>
-            <w:pPr>
-              <w:spacing w:after="60"/>
-            </w:pPr>
-            <w:r>
-              <w:rPr>
-                <w:b w:val="0"/>
-                <w:sz w:val="18"/>
-              </w:rPr>
-              <w:t>title</w:t>
-            </w:r>
-          </w:p>
-        </w:tc>
-        <w:tc>
-          <w:tcPr>
-            <w:tcW w:type="dxa" w:w="2509"/>
-            <w:tcBorders>
-              <w:top w:val="single" w:sz="4" w:color="D9D9D9"/>
-              <w:left w:val="single" w:sz="4" w:color="D9D9D9"/>
-              <w:bottom w:val="single" w:sz="4" w:color="D9D9D9"/>
-              <w:right w:val="single" w:sz="4" w:color="D9D9D9"/>
-            </w:tcBorders>
-            <w:tcMar>
-              <w:top w:w="85" w:type="dxa"/>
-              <w:left w:w="85" w:type="dxa"/>
-              <w:bottom w:w="85" w:type="dxa"/>
-              <w:right w:w="85" w:type="dxa"/>
-            </w:tcMar>
-          </w:tcPr>
-          <w:p>
-            <w:pPr>
-              <w:spacing w:after="60"/>
-            </w:pPr>
-            <w:r>
-              <w:rPr>
-                <w:b w:val="0"/>
-                <w:sz w:val="18"/>
-              </w:rPr>
-              <w:t>NVARCHAR(200)</w:t>
-            </w:r>
-          </w:p>
-        </w:tc>
-        <w:tc>
-          <w:tcPr>
-            <w:tcW w:type="dxa" w:w="2509"/>
-            <w:tcBorders>
-              <w:top w:val="single" w:sz="4" w:color="D9D9D9"/>
-              <w:left w:val="single" w:sz="4" w:color="D9D9D9"/>
-              <w:bottom w:val="single" w:sz="4" w:color="D9D9D9"/>
-              <w:right w:val="single" w:sz="4" w:color="D9D9D9"/>
-            </w:tcBorders>
-            <w:tcMar>
-              <w:top w:w="85" w:type="dxa"/>
-              <w:left w:w="85" w:type="dxa"/>
-              <w:bottom w:w="85" w:type="dxa"/>
-              <w:right w:w="85" w:type="dxa"/>
-            </w:tcMar>
-          </w:tcPr>
-          <w:p>
-            <w:pPr>
-              <w:spacing w:after="60"/>
-            </w:pPr>
-            <w:r>
-              <w:rPr>
-                <w:b w:val="0"/>
-                <w:sz w:val="18"/>
-              </w:rPr>
-              <w:t>ไม่ได้</w:t>
-            </w:r>
-          </w:p>
-        </w:tc>
-        <w:tc>
-          <w:tcPr>
-            <w:tcW w:type="dxa" w:w="2509"/>
-            <w:tcBorders>
-              <w:top w:val="single" w:sz="4" w:color="D9D9D9"/>
-              <w:left w:val="single" w:sz="4" w:color="D9D9D9"/>
-              <w:bottom w:val="single" w:sz="4" w:color="D9D9D9"/>
-              <w:right w:val="single" w:sz="4" w:color="D9D9D9"/>
-            </w:tcBorders>
-            <w:tcMar>
-              <w:top w:w="85" w:type="dxa"/>
-              <w:left w:w="85" w:type="dxa"/>
-              <w:bottom w:w="85" w:type="dxa"/>
-              <w:right w:w="85" w:type="dxa"/>
-            </w:tcMar>
-          </w:tcPr>
-          <w:p>
-            <w:pPr>
-              <w:spacing w:after="60"/>
-            </w:pPr>
-            <w:r>
-              <w:rPr>
-                <w:b w:val="0"/>
-                <w:sz w:val="18"/>
-              </w:rPr>
-              <w:t>ชื่อแนวข้อสอบ</w:t>
-            </w:r>
-          </w:p>
-        </w:tc>
-      </w:tr>
-      <w:tr>
-        <w:trPr>
-          <w:cantSplit/>
-        </w:trPr>
-        <w:tc>
-          <w:tcPr>
-            <w:tcW w:type="dxa" w:w="2509"/>
-            <w:tcBorders>
-              <w:top w:val="single" w:sz="4" w:color="D9D9D9"/>
-              <w:left w:val="single" w:sz="4" w:color="D9D9D9"/>
-              <w:bottom w:val="single" w:sz="4" w:color="D9D9D9"/>
-              <w:right w:val="single" w:sz="4" w:color="D9D9D9"/>
-            </w:tcBorders>
-            <w:tcMar>
-              <w:top w:w="85" w:type="dxa"/>
-              <w:left w:w="85" w:type="dxa"/>
-              <w:bottom w:w="85" w:type="dxa"/>
-              <w:right w:w="85" w:type="dxa"/>
-            </w:tcMar>
-          </w:tcPr>
-          <w:p>
-            <w:pPr>
-              <w:spacing w:after="60"/>
-            </w:pPr>
-            <w:r>
-              <w:rPr>
-                <w:b w:val="0"/>
-                <w:sz w:val="18"/>
-              </w:rPr>
-              <w:t>academic_year</w:t>
-            </w:r>
-          </w:p>
-        </w:tc>
-        <w:tc>
-          <w:tcPr>
-            <w:tcW w:type="dxa" w:w="2509"/>
-            <w:tcBorders>
-              <w:top w:val="single" w:sz="4" w:color="D9D9D9"/>
-              <w:left w:val="single" w:sz="4" w:color="D9D9D9"/>
-              <w:bottom w:val="single" w:sz="4" w:color="D9D9D9"/>
-              <w:right w:val="single" w:sz="4" w:color="D9D9D9"/>
-            </w:tcBorders>
-            <w:tcMar>
-              <w:top w:w="85" w:type="dxa"/>
-              <w:left w:w="85" w:type="dxa"/>
-              <w:bottom w:w="85" w:type="dxa"/>
-              <w:right w:w="85" w:type="dxa"/>
-            </w:tcMar>
-          </w:tcPr>
-          <w:p>
-            <w:pPr>
-              <w:spacing w:after="60"/>
-            </w:pPr>
-            <w:r>
-              <w:rPr>
-                <w:b w:val="0"/>
-                <w:sz w:val="18"/>
-              </w:rPr>
-              <w:t>SMALLINT</w:t>
-            </w:r>
-          </w:p>
-        </w:tc>
-        <w:tc>
-          <w:tcPr>
-            <w:tcW w:type="dxa" w:w="2509"/>
-            <w:tcBorders>
-              <w:top w:val="single" w:sz="4" w:color="D9D9D9"/>
-              <w:left w:val="single" w:sz="4" w:color="D9D9D9"/>
-              <w:bottom w:val="single" w:sz="4" w:color="D9D9D9"/>
-              <w:right w:val="single" w:sz="4" w:color="D9D9D9"/>
-            </w:tcBorders>
-            <w:tcMar>
-              <w:top w:w="85" w:type="dxa"/>
-              <w:left w:w="85" w:type="dxa"/>
-              <w:bottom w:w="85" w:type="dxa"/>
-              <w:right w:w="85" w:type="dxa"/>
-            </w:tcMar>
-          </w:tcPr>
-          <w:p>
-            <w:pPr>
-              <w:spacing w:after="60"/>
-            </w:pPr>
-            <w:r>
-              <w:rPr>
-                <w:b w:val="0"/>
-                <w:sz w:val="18"/>
-              </w:rPr>
-              <w:t>ไม่ได้</w:t>
-            </w:r>
-          </w:p>
-        </w:tc>
-        <w:tc>
-          <w:tcPr>
-            <w:tcW w:type="dxa" w:w="2509"/>
-            <w:tcBorders>
-              <w:top w:val="single" w:sz="4" w:color="D9D9D9"/>
-              <w:left w:val="single" w:sz="4" w:color="D9D9D9"/>
-              <w:bottom w:val="single" w:sz="4" w:color="D9D9D9"/>
-              <w:right w:val="single" w:sz="4" w:color="D9D9D9"/>
-            </w:tcBorders>
-            <w:tcMar>
-              <w:top w:w="85" w:type="dxa"/>
-              <w:left w:w="85" w:type="dxa"/>
-              <w:bottom w:w="85" w:type="dxa"/>
-              <w:right w:w="85" w:type="dxa"/>
-            </w:tcMar>
-          </w:tcPr>
-          <w:p>
-            <w:pPr>
-              <w:spacing w:after="60"/>
-            </w:pPr>
-            <w:r>
-              <w:rPr>
-                <w:b w:val="0"/>
-                <w:sz w:val="18"/>
-              </w:rPr>
-              <w:t>ปีการศึกษาเป็น พ.ศ. เช่น 2568</w:t>
-            </w:r>
-          </w:p>
-        </w:tc>
-      </w:tr>
-      <w:tr>
-        <w:trPr>
-          <w:cantSplit/>
-        </w:trPr>
-        <w:tc>
-          <w:tcPr>
-            <w:tcW w:type="dxa" w:w="2509"/>
-            <w:tcBorders>
-              <w:top w:val="single" w:sz="4" w:color="D9D9D9"/>
-              <w:left w:val="single" w:sz="4" w:color="D9D9D9"/>
-              <w:bottom w:val="single" w:sz="4" w:color="D9D9D9"/>
-              <w:right w:val="single" w:sz="4" w:color="D9D9D9"/>
-            </w:tcBorders>
-            <w:tcMar>
-              <w:top w:w="85" w:type="dxa"/>
-              <w:left w:w="85" w:type="dxa"/>
-              <w:bottom w:w="85" w:type="dxa"/>
-              <w:right w:w="85" w:type="dxa"/>
-            </w:tcMar>
-          </w:tcPr>
-          <w:p>
-            <w:pPr>
-              <w:spacing w:after="60"/>
-            </w:pPr>
-            <w:r>
-              <w:rPr>
-                <w:b w:val="0"/>
-                <w:sz w:val="18"/>
-              </w:rPr>
-              <w:t>semester</w:t>
-            </w:r>
-          </w:p>
-        </w:tc>
-        <w:tc>
-          <w:tcPr>
-            <w:tcW w:type="dxa" w:w="2509"/>
-            <w:tcBorders>
-              <w:top w:val="single" w:sz="4" w:color="D9D9D9"/>
-              <w:left w:val="single" w:sz="4" w:color="D9D9D9"/>
-              <w:bottom w:val="single" w:sz="4" w:color="D9D9D9"/>
-              <w:right w:val="single" w:sz="4" w:color="D9D9D9"/>
-            </w:tcBorders>
-            <w:tcMar>
-              <w:top w:w="85" w:type="dxa"/>
-              <w:left w:w="85" w:type="dxa"/>
-              <w:bottom w:w="85" w:type="dxa"/>
-              <w:right w:w="85" w:type="dxa"/>
-            </w:tcMar>
-          </w:tcPr>
-          <w:p>
-            <w:pPr>
-              <w:spacing w:after="60"/>
-            </w:pPr>
-            <w:r>
-              <w:rPr>
-                <w:b w:val="0"/>
-                <w:sz w:val="18"/>
-              </w:rPr>
-              <w:t>TINYINT</w:t>
-            </w:r>
-          </w:p>
-        </w:tc>
-        <w:tc>
-          <w:tcPr>
-            <w:tcW w:type="dxa" w:w="2509"/>
-            <w:tcBorders>
-              <w:top w:val="single" w:sz="4" w:color="D9D9D9"/>
-              <w:left w:val="single" w:sz="4" w:color="D9D9D9"/>
-              <w:bottom w:val="single" w:sz="4" w:color="D9D9D9"/>
-              <w:right w:val="single" w:sz="4" w:color="D9D9D9"/>
-            </w:tcBorders>
-            <w:tcMar>
-              <w:top w:w="85" w:type="dxa"/>
-              <w:left w:w="85" w:type="dxa"/>
-              <w:bottom w:w="85" w:type="dxa"/>
-              <w:right w:w="85" w:type="dxa"/>
-            </w:tcMar>
-          </w:tcPr>
-          <w:p>
-            <w:pPr>
-              <w:spacing w:after="60"/>
-            </w:pPr>
-            <w:r>
-              <w:rPr>
-                <w:b w:val="0"/>
-                <w:sz w:val="18"/>
-              </w:rPr>
-              <w:t>ไม่ได้</w:t>
-            </w:r>
-          </w:p>
-        </w:tc>
-        <w:tc>
-          <w:tcPr>
-            <w:tcW w:type="dxa" w:w="2509"/>
-            <w:tcBorders>
-              <w:top w:val="single" w:sz="4" w:color="D9D9D9"/>
-              <w:left w:val="single" w:sz="4" w:color="D9D9D9"/>
-              <w:bottom w:val="single" w:sz="4" w:color="D9D9D9"/>
-              <w:right w:val="single" w:sz="4" w:color="D9D9D9"/>
-            </w:tcBorders>
-            <w:tcMar>
-              <w:top w:w="85" w:type="dxa"/>
-              <w:left w:w="85" w:type="dxa"/>
-              <w:bottom w:w="85" w:type="dxa"/>
-              <w:right w:w="85" w:type="dxa"/>
-            </w:tcMar>
-          </w:tcPr>
-          <w:p>
-            <w:pPr>
-              <w:spacing w:after="60"/>
-            </w:pPr>
-            <w:r>
-              <w:rPr>
-                <w:b w:val="0"/>
-                <w:sz w:val="18"/>
-              </w:rPr>
-              <w:t>1, 2 หรือ 3 สำหรับซัมเมอร์</w:t>
-            </w:r>
-          </w:p>
-        </w:tc>
-      </w:tr>
-      <w:tr>
-        <w:trPr>
-          <w:cantSplit/>
-        </w:trPr>
-        <w:tc>
-          <w:tcPr>
-            <w:tcW w:type="dxa" w:w="2509"/>
-            <w:tcBorders>
-              <w:top w:val="single" w:sz="4" w:color="D9D9D9"/>
-              <w:left w:val="single" w:sz="4" w:color="D9D9D9"/>
-              <w:bottom w:val="single" w:sz="4" w:color="D9D9D9"/>
-              <w:right w:val="single" w:sz="4" w:color="D9D9D9"/>
-            </w:tcBorders>
-            <w:tcMar>
-              <w:top w:w="85" w:type="dxa"/>
-              <w:left w:w="85" w:type="dxa"/>
-              <w:bottom w:w="85" w:type="dxa"/>
-              <w:right w:w="85" w:type="dxa"/>
-            </w:tcMar>
-          </w:tcPr>
-          <w:p>
-            <w:pPr>
-              <w:spacing w:after="60"/>
-            </w:pPr>
-            <w:r>
-              <w:rPr>
-                <w:b w:val="0"/>
-                <w:sz w:val="18"/>
-              </w:rPr>
-              <w:t>exam_period</w:t>
-            </w:r>
-          </w:p>
-        </w:tc>
-        <w:tc>
-          <w:tcPr>
-            <w:tcW w:type="dxa" w:w="2509"/>
-            <w:tcBorders>
-              <w:top w:val="single" w:sz="4" w:color="D9D9D9"/>
-              <w:left w:val="single" w:sz="4" w:color="D9D9D9"/>
-              <w:bottom w:val="single" w:sz="4" w:color="D9D9D9"/>
-              <w:right w:val="single" w:sz="4" w:color="D9D9D9"/>
-            </w:tcBorders>
-            <w:tcMar>
-              <w:top w:w="85" w:type="dxa"/>
-              <w:left w:w="85" w:type="dxa"/>
-              <w:bottom w:w="85" w:type="dxa"/>
-              <w:right w:w="85" w:type="dxa"/>
-            </w:tcMar>
-          </w:tcPr>
-          <w:p>
-            <w:pPr>
-              <w:spacing w:after="60"/>
-            </w:pPr>
-            <w:r>
-              <w:rPr>
-                <w:b w:val="0"/>
-                <w:sz w:val="18"/>
-              </w:rPr>
-              <w:t>VARCHAR(10)</w:t>
-            </w:r>
-          </w:p>
-        </w:tc>
-        <w:tc>
-          <w:tcPr>
-            <w:tcW w:type="dxa" w:w="2509"/>
-            <w:tcBorders>
-              <w:top w:val="single" w:sz="4" w:color="D9D9D9"/>
-              <w:left w:val="single" w:sz="4" w:color="D9D9D9"/>
-              <w:bottom w:val="single" w:sz="4" w:color="D9D9D9"/>
-              <w:right w:val="single" w:sz="4" w:color="D9D9D9"/>
-            </w:tcBorders>
-            <w:tcMar>
-              <w:top w:w="85" w:type="dxa"/>
-              <w:left w:w="85" w:type="dxa"/>
-              <w:bottom w:w="85" w:type="dxa"/>
-              <w:right w:w="85" w:type="dxa"/>
-            </w:tcMar>
-          </w:tcPr>
-          <w:p>
-            <w:pPr>
-              <w:spacing w:after="60"/>
-            </w:pPr>
-            <w:r>
-              <w:rPr>
-                <w:b w:val="0"/>
-                <w:sz w:val="18"/>
-              </w:rPr>
-              <w:t>ไม่ได้</w:t>
-            </w:r>
-          </w:p>
-        </w:tc>
-        <w:tc>
-          <w:tcPr>
-            <w:tcW w:type="dxa" w:w="2509"/>
-            <w:tcBorders>
-              <w:top w:val="single" w:sz="4" w:color="D9D9D9"/>
-              <w:left w:val="single" w:sz="4" w:color="D9D9D9"/>
-              <w:bottom w:val="single" w:sz="4" w:color="D9D9D9"/>
-              <w:right w:val="single" w:sz="4" w:color="D9D9D9"/>
-            </w:tcBorders>
-            <w:tcMar>
-              <w:top w:w="85" w:type="dxa"/>
-              <w:left w:w="85" w:type="dxa"/>
-              <w:bottom w:w="85" w:type="dxa"/>
-              <w:right w:w="85" w:type="dxa"/>
-            </w:tcMar>
-          </w:tcPr>
-          <w:p>
-            <w:pPr>
-              <w:spacing w:after="60"/>
-            </w:pPr>
-            <w:r>
-              <w:rPr>
-                <w:b w:val="0"/>
-                <w:sz w:val="18"/>
-              </w:rPr>
-              <w:t>midterm หรือ final</w:t>
-            </w:r>
-          </w:p>
-        </w:tc>
-      </w:tr>
-      <w:tr>
-        <w:trPr>
-          <w:cantSplit/>
-        </w:trPr>
-        <w:tc>
-          <w:tcPr>
-            <w:tcW w:type="dxa" w:w="2509"/>
-            <w:tcBorders>
-              <w:top w:val="single" w:sz="4" w:color="D9D9D9"/>
-              <w:left w:val="single" w:sz="4" w:color="D9D9D9"/>
-              <w:bottom w:val="single" w:sz="4" w:color="D9D9D9"/>
-              <w:right w:val="single" w:sz="4" w:color="D9D9D9"/>
-            </w:tcBorders>
-            <w:tcMar>
-              <w:top w:w="85" w:type="dxa"/>
-              <w:left w:w="85" w:type="dxa"/>
-              <w:bottom w:w="85" w:type="dxa"/>
-              <w:right w:w="85" w:type="dxa"/>
-            </w:tcMar>
-          </w:tcPr>
-          <w:p>
-            <w:pPr>
-              <w:spacing w:after="60"/>
-            </w:pPr>
-            <w:r>
-              <w:rPr>
-                <w:b w:val="0"/>
-                <w:sz w:val="18"/>
-              </w:rPr>
-              <w:t>topics</w:t>
-            </w:r>
-          </w:p>
-        </w:tc>
-        <w:tc>
-          <w:tcPr>
-            <w:tcW w:type="dxa" w:w="2509"/>
-            <w:tcBorders>
-              <w:top w:val="single" w:sz="4" w:color="D9D9D9"/>
-              <w:left w:val="single" w:sz="4" w:color="D9D9D9"/>
-              <w:bottom w:val="single" w:sz="4" w:color="D9D9D9"/>
-              <w:right w:val="single" w:sz="4" w:color="D9D9D9"/>
-            </w:tcBorders>
-            <w:tcMar>
-              <w:top w:w="85" w:type="dxa"/>
-              <w:left w:w="85" w:type="dxa"/>
-              <w:bottom w:w="85" w:type="dxa"/>
-              <w:right w:w="85" w:type="dxa"/>
-            </w:tcMar>
-          </w:tcPr>
-          <w:p>
-            <w:pPr>
-              <w:spacing w:after="60"/>
-            </w:pPr>
-            <w:r>
-              <w:rPr>
-                <w:b w:val="0"/>
-                <w:sz w:val="18"/>
-              </w:rPr>
-              <w:t>NVARCHAR(2000)</w:t>
-            </w:r>
-          </w:p>
-        </w:tc>
-        <w:tc>
-          <w:tcPr>
-            <w:tcW w:type="dxa" w:w="2509"/>
-            <w:tcBorders>
-              <w:top w:val="single" w:sz="4" w:color="D9D9D9"/>
-              <w:left w:val="single" w:sz="4" w:color="D9D9D9"/>
-              <w:bottom w:val="single" w:sz="4" w:color="D9D9D9"/>
-              <w:right w:val="single" w:sz="4" w:color="D9D9D9"/>
-            </w:tcBorders>
-            <w:tcMar>
-              <w:top w:w="85" w:type="dxa"/>
-              <w:left w:w="85" w:type="dxa"/>
-              <w:bottom w:w="85" w:type="dxa"/>
-              <w:right w:w="85" w:type="dxa"/>
-            </w:tcMar>
-          </w:tcPr>
-          <w:p>
-            <w:pPr>
-              <w:spacing w:after="60"/>
-            </w:pPr>
-            <w:r>
-              <w:rPr>
-                <w:b w:val="0"/>
-                <w:sz w:val="18"/>
-              </w:rPr>
-              <w:t>ไม่ได้</w:t>
-            </w:r>
-          </w:p>
-        </w:tc>
-        <w:tc>
-          <w:tcPr>
-            <w:tcW w:type="dxa" w:w="2509"/>
-            <w:tcBorders>
-              <w:top w:val="single" w:sz="4" w:color="D9D9D9"/>
-              <w:left w:val="single" w:sz="4" w:color="D9D9D9"/>
-              <w:bottom w:val="single" w:sz="4" w:color="D9D9D9"/>
-              <w:right w:val="single" w:sz="4" w:color="D9D9D9"/>
-            </w:tcBorders>
-            <w:tcMar>
-              <w:top w:w="85" w:type="dxa"/>
-              <w:left w:w="85" w:type="dxa"/>
-              <w:bottom w:w="85" w:type="dxa"/>
-              <w:right w:w="85" w:type="dxa"/>
-            </w:tcMar>
-          </w:tcPr>
-          <w:p>
-            <w:pPr>
-              <w:spacing w:after="60"/>
-            </w:pPr>
-            <w:r>
-              <w:rPr>
-                <w:b w:val="0"/>
-                <w:sz w:val="18"/>
-              </w:rPr>
-              <w:t>หัวข้อที่เคยออกสอบ เป็นข้อความหลายบรรทัด</w:t>
-            </w:r>
-          </w:p>
-        </w:tc>
-      </w:tr>
-      <w:tr>
-        <w:trPr>
-          <w:cantSplit/>
-        </w:trPr>
-        <w:tc>
-          <w:tcPr>
-            <w:tcW w:type="dxa" w:w="2509"/>
-            <w:tcBorders>
-              <w:top w:val="single" w:sz="4" w:color="D9D9D9"/>
-              <w:left w:val="single" w:sz="4" w:color="D9D9D9"/>
-              <w:bottom w:val="single" w:sz="4" w:color="D9D9D9"/>
-              <w:right w:val="single" w:sz="4" w:color="D9D9D9"/>
-            </w:tcBorders>
-            <w:tcMar>
-              <w:top w:w="85" w:type="dxa"/>
-              <w:left w:w="85" w:type="dxa"/>
-              <w:bottom w:w="85" w:type="dxa"/>
-              <w:right w:w="85" w:type="dxa"/>
-            </w:tcMar>
-          </w:tcPr>
-          <w:p>
-            <w:pPr>
-              <w:spacing w:after="60"/>
-            </w:pPr>
-            <w:r>
-              <w:rPr>
-                <w:b w:val="0"/>
-                <w:sz w:val="18"/>
-              </w:rPr>
-              <w:t>exam_format</w:t>
-            </w:r>
-          </w:p>
-        </w:tc>
-        <w:tc>
-          <w:tcPr>
-            <w:tcW w:type="dxa" w:w="2509"/>
-            <w:tcBorders>
-              <w:top w:val="single" w:sz="4" w:color="D9D9D9"/>
-              <w:left w:val="single" w:sz="4" w:color="D9D9D9"/>
-              <w:bottom w:val="single" w:sz="4" w:color="D9D9D9"/>
-              <w:right w:val="single" w:sz="4" w:color="D9D9D9"/>
-            </w:tcBorders>
-            <w:tcMar>
-              <w:top w:w="85" w:type="dxa"/>
-              <w:left w:w="85" w:type="dxa"/>
-              <w:bottom w:w="85" w:type="dxa"/>
-              <w:right w:w="85" w:type="dxa"/>
-            </w:tcMar>
-          </w:tcPr>
-          <w:p>
-            <w:pPr>
-              <w:spacing w:after="60"/>
-            </w:pPr>
-            <w:r>
-              <w:rPr>
-                <w:b w:val="0"/>
-                <w:sz w:val="18"/>
-              </w:rPr>
-              <w:t>VARCHAR(10)</w:t>
-            </w:r>
-          </w:p>
-        </w:tc>
-        <w:tc>
-          <w:tcPr>
-            <w:tcW w:type="dxa" w:w="2509"/>
-            <w:tcBorders>
-              <w:top w:val="single" w:sz="4" w:color="D9D9D9"/>
-              <w:left w:val="single" w:sz="4" w:color="D9D9D9"/>
-              <w:bottom w:val="single" w:sz="4" w:color="D9D9D9"/>
-              <w:right w:val="single" w:sz="4" w:color="D9D9D9"/>
-            </w:tcBorders>
-            <w:tcMar>
-              <w:top w:w="85" w:type="dxa"/>
-              <w:left w:w="85" w:type="dxa"/>
-              <w:bottom w:w="85" w:type="dxa"/>
-              <w:right w:w="85" w:type="dxa"/>
-            </w:tcMar>
-          </w:tcPr>
-          <w:p>
-            <w:pPr>
-              <w:spacing w:after="60"/>
-            </w:pPr>
-            <w:r>
-              <w:rPr>
-                <w:b w:val="0"/>
-                <w:sz w:val="18"/>
-              </w:rPr>
-              <w:t>ไม่ได้</w:t>
-            </w:r>
-          </w:p>
-        </w:tc>
-        <w:tc>
-          <w:tcPr>
-            <w:tcW w:type="dxa" w:w="2509"/>
-            <w:tcBorders>
-              <w:top w:val="single" w:sz="4" w:color="D9D9D9"/>
-              <w:left w:val="single" w:sz="4" w:color="D9D9D9"/>
-              <w:bottom w:val="single" w:sz="4" w:color="D9D9D9"/>
-              <w:right w:val="single" w:sz="4" w:color="D9D9D9"/>
-            </w:tcBorders>
-            <w:tcMar>
-              <w:top w:w="85" w:type="dxa"/>
-              <w:left w:w="85" w:type="dxa"/>
-              <w:bottom w:w="85" w:type="dxa"/>
-              <w:right w:w="85" w:type="dxa"/>
-            </w:tcMar>
-          </w:tcPr>
-          <w:p>
-            <w:pPr>
-              <w:spacing w:after="60"/>
-            </w:pPr>
-            <w:r>
-              <w:rPr>
-                <w:b w:val="0"/>
-                <w:sz w:val="18"/>
-              </w:rPr>
-              <w:t>objective, subjective หรือ mixed</w:t>
-            </w:r>
-          </w:p>
-        </w:tc>
-      </w:tr>
-      <w:tr>
-        <w:trPr>
-          <w:cantSplit/>
-        </w:trPr>
-        <w:tc>
-          <w:tcPr>
-            <w:tcW w:type="dxa" w:w="2509"/>
-            <w:tcBorders>
-              <w:top w:val="single" w:sz="4" w:color="D9D9D9"/>
-              <w:left w:val="single" w:sz="4" w:color="D9D9D9"/>
-              <w:bottom w:val="single" w:sz="4" w:color="D9D9D9"/>
-              <w:right w:val="single" w:sz="4" w:color="D9D9D9"/>
-            </w:tcBorders>
-            <w:tcMar>
-              <w:top w:w="85" w:type="dxa"/>
-              <w:left w:w="85" w:type="dxa"/>
-              <w:bottom w:w="85" w:type="dxa"/>
-              <w:right w:w="85" w:type="dxa"/>
-            </w:tcMar>
-          </w:tcPr>
-          <w:p>
-            <w:pPr>
-              <w:spacing w:after="60"/>
-            </w:pPr>
-            <w:r>
-              <w:rPr>
-                <w:b w:val="0"/>
-                <w:sz w:val="18"/>
-              </w:rPr>
-              <w:t>objective_count</w:t>
-            </w:r>
-          </w:p>
-        </w:tc>
-        <w:tc>
-          <w:tcPr>
-            <w:tcW w:type="dxa" w:w="2509"/>
-            <w:tcBorders>
-              <w:top w:val="single" w:sz="4" w:color="D9D9D9"/>
-              <w:left w:val="single" w:sz="4" w:color="D9D9D9"/>
-              <w:bottom w:val="single" w:sz="4" w:color="D9D9D9"/>
-              <w:right w:val="single" w:sz="4" w:color="D9D9D9"/>
-            </w:tcBorders>
-            <w:tcMar>
-              <w:top w:w="85" w:type="dxa"/>
-              <w:left w:w="85" w:type="dxa"/>
-              <w:bottom w:w="85" w:type="dxa"/>
-              <w:right w:w="85" w:type="dxa"/>
-            </w:tcMar>
-          </w:tcPr>
-          <w:p>
-            <w:pPr>
-              <w:spacing w:after="60"/>
-            </w:pPr>
-            <w:r>
-              <w:rPr>
-                <w:b w:val="0"/>
-                <w:sz w:val="18"/>
-              </w:rPr>
-              <w:t>INT</w:t>
-            </w:r>
-          </w:p>
-        </w:tc>
-        <w:tc>
-          <w:tcPr>
-            <w:tcW w:type="dxa" w:w="2509"/>
-            <w:tcBorders>
-              <w:top w:val="single" w:sz="4" w:color="D9D9D9"/>
-              <w:left w:val="single" w:sz="4" w:color="D9D9D9"/>
-              <w:bottom w:val="single" w:sz="4" w:color="D9D9D9"/>
-              <w:right w:val="single" w:sz="4" w:color="D9D9D9"/>
-            </w:tcBorders>
-            <w:tcMar>
-              <w:top w:w="85" w:type="dxa"/>
-              <w:left w:w="85" w:type="dxa"/>
-              <w:bottom w:w="85" w:type="dxa"/>
-              <w:right w:w="85" w:type="dxa"/>
-            </w:tcMar>
-          </w:tcPr>
-          <w:p>
-            <w:pPr>
-              <w:spacing w:after="60"/>
-            </w:pPr>
-            <w:r>
-              <w:rPr>
-                <w:b w:val="0"/>
-                <w:sz w:val="18"/>
-              </w:rPr>
-              <w:t>ได้</w:t>
-            </w:r>
-          </w:p>
-        </w:tc>
-        <w:tc>
-          <w:tcPr>
-            <w:tcW w:type="dxa" w:w="2509"/>
-            <w:tcBorders>
-              <w:top w:val="single" w:sz="4" w:color="D9D9D9"/>
-              <w:left w:val="single" w:sz="4" w:color="D9D9D9"/>
-              <w:bottom w:val="single" w:sz="4" w:color="D9D9D9"/>
-              <w:right w:val="single" w:sz="4" w:color="D9D9D9"/>
-            </w:tcBorders>
-            <w:tcMar>
-              <w:top w:w="85" w:type="dxa"/>
-              <w:left w:w="85" w:type="dxa"/>
-              <w:bottom w:w="85" w:type="dxa"/>
-              <w:right w:w="85" w:type="dxa"/>
-            </w:tcMar>
-          </w:tcPr>
-          <w:p>
-            <w:pPr>
-              <w:spacing w:after="60"/>
-            </w:pPr>
-            <w:r>
-              <w:rPr>
-                <w:b w:val="0"/>
-                <w:sz w:val="18"/>
-              </w:rPr>
-              <w:t>จำนวนข้อปรนัย ถ้าระบุต้องมากกว่า 0</w:t>
-            </w:r>
-          </w:p>
-        </w:tc>
-      </w:tr>
-      <w:tr>
-        <w:trPr>
-          <w:cantSplit/>
-        </w:trPr>
-        <w:tc>
-          <w:tcPr>
-            <w:tcW w:type="dxa" w:w="2509"/>
-            <w:tcBorders>
-              <w:top w:val="single" w:sz="4" w:color="D9D9D9"/>
-              <w:left w:val="single" w:sz="4" w:color="D9D9D9"/>
-              <w:bottom w:val="single" w:sz="4" w:color="D9D9D9"/>
-              <w:right w:val="single" w:sz="4" w:color="D9D9D9"/>
-            </w:tcBorders>
-            <w:tcMar>
-              <w:top w:w="85" w:type="dxa"/>
-              <w:left w:w="85" w:type="dxa"/>
-              <w:bottom w:w="85" w:type="dxa"/>
-              <w:right w:w="85" w:type="dxa"/>
-            </w:tcMar>
-          </w:tcPr>
-          <w:p>
-            <w:pPr>
-              <w:spacing w:after="60"/>
-            </w:pPr>
-            <w:r>
-              <w:rPr>
-                <w:b w:val="0"/>
-                <w:sz w:val="18"/>
-              </w:rPr>
-              <w:t>subjective_count</w:t>
-            </w:r>
-          </w:p>
-        </w:tc>
-        <w:tc>
-          <w:tcPr>
-            <w:tcW w:type="dxa" w:w="2509"/>
-            <w:tcBorders>
-              <w:top w:val="single" w:sz="4" w:color="D9D9D9"/>
-              <w:left w:val="single" w:sz="4" w:color="D9D9D9"/>
-              <w:bottom w:val="single" w:sz="4" w:color="D9D9D9"/>
-              <w:right w:val="single" w:sz="4" w:color="D9D9D9"/>
-            </w:tcBorders>
-            <w:tcMar>
-              <w:top w:w="85" w:type="dxa"/>
-              <w:left w:w="85" w:type="dxa"/>
-              <w:bottom w:w="85" w:type="dxa"/>
-              <w:right w:w="85" w:type="dxa"/>
-            </w:tcMar>
-          </w:tcPr>
-          <w:p>
-            <w:pPr>
-              <w:spacing w:after="60"/>
-            </w:pPr>
-            <w:r>
-              <w:rPr>
-                <w:b w:val="0"/>
-                <w:sz w:val="18"/>
-              </w:rPr>
-              <w:t>INT</w:t>
-            </w:r>
-          </w:p>
-        </w:tc>
-        <w:tc>
-          <w:tcPr>
-            <w:tcW w:type="dxa" w:w="2509"/>
-            <w:tcBorders>
-              <w:top w:val="single" w:sz="4" w:color="D9D9D9"/>
-              <w:left w:val="single" w:sz="4" w:color="D9D9D9"/>
-              <w:bottom w:val="single" w:sz="4" w:color="D9D9D9"/>
-              <w:right w:val="single" w:sz="4" w:color="D9D9D9"/>
-            </w:tcBorders>
-            <w:tcMar>
-              <w:top w:w="85" w:type="dxa"/>
-              <w:left w:w="85" w:type="dxa"/>
-              <w:bottom w:w="85" w:type="dxa"/>
-              <w:right w:w="85" w:type="dxa"/>
-            </w:tcMar>
-          </w:tcPr>
-          <w:p>
-            <w:pPr>
-              <w:spacing w:after="60"/>
-            </w:pPr>
-            <w:r>
-              <w:rPr>
-                <w:b w:val="0"/>
-                <w:sz w:val="18"/>
-              </w:rPr>
-              <w:t>ได้</w:t>
-            </w:r>
-          </w:p>
-        </w:tc>
-        <w:tc>
-          <w:tcPr>
-            <w:tcW w:type="dxa" w:w="2509"/>
-            <w:tcBorders>
-              <w:top w:val="single" w:sz="4" w:color="D9D9D9"/>
-              <w:left w:val="single" w:sz="4" w:color="D9D9D9"/>
-              <w:bottom w:val="single" w:sz="4" w:color="D9D9D9"/>
-              <w:right w:val="single" w:sz="4" w:color="D9D9D9"/>
-            </w:tcBorders>
-            <w:tcMar>
-              <w:top w:w="85" w:type="dxa"/>
-              <w:left w:w="85" w:type="dxa"/>
-              <w:bottom w:w="85" w:type="dxa"/>
-              <w:right w:w="85" w:type="dxa"/>
-            </w:tcMar>
-          </w:tcPr>
-          <w:p>
-            <w:pPr>
-              <w:spacing w:after="60"/>
-            </w:pPr>
-            <w:r>
-              <w:rPr>
-                <w:b w:val="0"/>
-                <w:sz w:val="18"/>
-              </w:rPr>
-              <w:t>จำนวนข้ออัตนัย ถ้าระบุต้องมากกว่า 0</w:t>
-            </w:r>
-          </w:p>
-        </w:tc>
-      </w:tr>
-      <w:tr>
-        <w:trPr>
-          <w:cantSplit/>
-        </w:trPr>
-        <w:tc>
-          <w:tcPr>
-            <w:tcW w:type="dxa" w:w="2509"/>
-            <w:tcBorders>
-              <w:top w:val="single" w:sz="4" w:color="D9D9D9"/>
-              <w:left w:val="single" w:sz="4" w:color="D9D9D9"/>
-              <w:bottom w:val="single" w:sz="4" w:color="D9D9D9"/>
-              <w:right w:val="single" w:sz="4" w:color="D9D9D9"/>
-            </w:tcBorders>
-            <w:tcMar>
-              <w:top w:w="85" w:type="dxa"/>
-              <w:left w:w="85" w:type="dxa"/>
-              <w:bottom w:w="85" w:type="dxa"/>
-              <w:right w:w="85" w:type="dxa"/>
-            </w:tcMar>
-          </w:tcPr>
-          <w:p>
-            <w:pPr>
-              <w:spacing w:after="60"/>
-            </w:pPr>
-            <w:r>
-              <w:rPr>
-                <w:b w:val="0"/>
-                <w:sz w:val="18"/>
-              </w:rPr>
-              <w:t>additional_advice</w:t>
-            </w:r>
-          </w:p>
-        </w:tc>
-        <w:tc>
-          <w:tcPr>
-            <w:tcW w:type="dxa" w:w="2509"/>
-            <w:tcBorders>
-              <w:top w:val="single" w:sz="4" w:color="D9D9D9"/>
-              <w:left w:val="single" w:sz="4" w:color="D9D9D9"/>
-              <w:bottom w:val="single" w:sz="4" w:color="D9D9D9"/>
-              <w:right w:val="single" w:sz="4" w:color="D9D9D9"/>
-            </w:tcBorders>
-            <w:tcMar>
-              <w:top w:w="85" w:type="dxa"/>
-              <w:left w:w="85" w:type="dxa"/>
-              <w:bottom w:w="85" w:type="dxa"/>
-              <w:right w:w="85" w:type="dxa"/>
-            </w:tcMar>
-          </w:tcPr>
-          <w:p>
-            <w:pPr>
-              <w:spacing w:after="60"/>
-            </w:pPr>
-            <w:r>
-              <w:rPr>
-                <w:b w:val="0"/>
-                <w:sz w:val="18"/>
-              </w:rPr>
-              <w:t>NVARCHAR(2000)</w:t>
-            </w:r>
-          </w:p>
-        </w:tc>
-        <w:tc>
-          <w:tcPr>
-            <w:tcW w:type="dxa" w:w="2509"/>
-            <w:tcBorders>
-              <w:top w:val="single" w:sz="4" w:color="D9D9D9"/>
-              <w:left w:val="single" w:sz="4" w:color="D9D9D9"/>
-              <w:bottom w:val="single" w:sz="4" w:color="D9D9D9"/>
-              <w:right w:val="single" w:sz="4" w:color="D9D9D9"/>
-            </w:tcBorders>
-            <w:tcMar>
-              <w:top w:w="85" w:type="dxa"/>
-              <w:left w:w="85" w:type="dxa"/>
-              <w:bottom w:w="85" w:type="dxa"/>
-              <w:right w:w="85" w:type="dxa"/>
-            </w:tcMar>
-          </w:tcPr>
-          <w:p>
-            <w:pPr>
-              <w:spacing w:after="60"/>
-            </w:pPr>
-            <w:r>
-              <w:rPr>
-                <w:b w:val="0"/>
-                <w:sz w:val="18"/>
-              </w:rPr>
-              <w:t>ได้</w:t>
-            </w:r>
-          </w:p>
-        </w:tc>
-        <w:tc>
-          <w:tcPr>
-            <w:tcW w:type="dxa" w:w="2509"/>
-            <w:tcBorders>
-              <w:top w:val="single" w:sz="4" w:color="D9D9D9"/>
-              <w:left w:val="single" w:sz="4" w:color="D9D9D9"/>
-              <w:bottom w:val="single" w:sz="4" w:color="D9D9D9"/>
-              <w:right w:val="single" w:sz="4" w:color="D9D9D9"/>
-            </w:tcBorders>
-            <w:tcMar>
-              <w:top w:w="85" w:type="dxa"/>
-              <w:left w:w="85" w:type="dxa"/>
-              <w:bottom w:w="85" w:type="dxa"/>
-              <w:right w:w="85" w:type="dxa"/>
-            </w:tcMar>
-          </w:tcPr>
-          <w:p>
-            <w:pPr>
-              <w:spacing w:after="60"/>
-            </w:pPr>
-            <w:r>
-              <w:rPr>
-                <w:b w:val="0"/>
-                <w:sz w:val="18"/>
-              </w:rPr>
-              <w:t>คำแนะนำเพิ่มเติม</w:t>
-            </w:r>
-          </w:p>
-        </w:tc>
-      </w:tr>
-    </w:tbl>
-    <w:p/>
-    <w:p>
-      <w:r>
-        <w:t>ความยาวชื่อ 200 และข้อความ 2,000 ใช้ตาม Entity และ Pydantic schema ปัจจุบัน</w:t>
-      </w:r>
-    </w:p>
-    <w:p>
-      <w:r>
-        <w:t>ชื่อแนวข้อสอบซ้ำกันได้ เพราะอาจเป็นรายการของคนละปี ช่วงสอบ หรือผู้เผยแพร่ โดยแต่ละรายการมี guides.id ของตนเอง</w:t>
-      </w:r>
-    </w:p>
-    <w:p>
-      <w:pPr>
-        <w:pStyle w:val="Heading1"/>
-      </w:pPr>
-      <w:r>
-        <w:t>3. ค่าตัวเลือกและข้อมูลที่ไม่ระบุ</w:t>
-      </w:r>
-    </w:p>
-    <w:p>
-      <w:pPr>
-        <w:pStyle w:val="Heading2"/>
-      </w:pPr>
-      <w:r>
-        <w:t>ค่าตัวเลือก</w:t>
-      </w:r>
-    </w:p>
-    <w:tbl>
-      <w:tblPr>
-        <w:tblW w:type="auto" w:w="0"/>
-        <w:tblLayout w:type="autofit"/>
-        <w:tblLook w:firstColumn="1" w:firstRow="1" w:lastColumn="0" w:lastRow="0" w:noHBand="0" w:noVBand="1" w:val="04A0"/>
-      </w:tblPr>
-      <w:tblGrid>
-        <w:gridCol w:w="3346"/>
-        <w:gridCol w:w="3346"/>
-        <w:gridCol w:w="3346"/>
-      </w:tblGrid>
-      <w:tr>
-        <w:trPr>
-          <w:cantSplit/>
-          <w:tblHeader/>
-        </w:trPr>
-        <w:tc>
-          <w:tcPr>
-            <w:tcW w:type="dxa" w:w="3346"/>
-            <w:tcBorders>
-              <w:top w:val="single" w:sz="4" w:color="D9D9D9"/>
-              <w:left w:val="single" w:sz="4" w:color="D9D9D9"/>
-              <w:bottom w:val="single" w:sz="4" w:color="D9D9D9"/>
-              <w:right w:val="single" w:sz="4" w:color="D9D9D9"/>
-            </w:tcBorders>
-            <w:tcMar>
-              <w:top w:w="85" w:type="dxa"/>
-              <w:left w:w="85" w:type="dxa"/>
-              <w:bottom w:w="85" w:type="dxa"/>
-              <w:right w:w="85" w:type="dxa"/>
-            </w:tcMar>
-            <w:shd w:fill="E8EEF4"/>
-          </w:tcPr>
-          <w:p>
-            <w:pPr>
-              <w:spacing w:after="60"/>
-            </w:pPr>
-            <w:r>
-              <w:rPr>
-                <w:b/>
-                <w:sz w:val="18"/>
-              </w:rPr>
-              <w:t>ฟิลด์</w:t>
-            </w:r>
-          </w:p>
-        </w:tc>
-        <w:tc>
-          <w:tcPr>
-            <w:tcW w:type="dxa" w:w="3346"/>
-            <w:tcBorders>
-              <w:top w:val="single" w:sz="4" w:color="D9D9D9"/>
-              <w:left w:val="single" w:sz="4" w:color="D9D9D9"/>
-              <w:bottom w:val="single" w:sz="4" w:color="D9D9D9"/>
-              <w:right w:val="single" w:sz="4" w:color="D9D9D9"/>
-            </w:tcBorders>
-            <w:tcMar>
-              <w:top w:w="85" w:type="dxa"/>
-              <w:left w:w="85" w:type="dxa"/>
-              <w:bottom w:w="85" w:type="dxa"/>
-              <w:right w:w="85" w:type="dxa"/>
-            </w:tcMar>
-            <w:shd w:fill="E8EEF4"/>
-          </w:tcPr>
-          <w:p>
-            <w:pPr>
-              <w:spacing w:after="60"/>
-            </w:pPr>
-            <w:r>
-              <w:rPr>
-                <w:b/>
-                <w:sz w:val="18"/>
-              </w:rPr>
-              <w:t>ค่าที่เก็บ</w:t>
-            </w:r>
-          </w:p>
-        </w:tc>
-        <w:tc>
-          <w:tcPr>
-            <w:tcW w:type="dxa" w:w="3346"/>
-            <w:tcBorders>
-              <w:top w:val="single" w:sz="4" w:color="D9D9D9"/>
-              <w:left w:val="single" w:sz="4" w:color="D9D9D9"/>
-              <w:bottom w:val="single" w:sz="4" w:color="D9D9D9"/>
-              <w:right w:val="single" w:sz="4" w:color="D9D9D9"/>
-            </w:tcBorders>
-            <w:tcMar>
-              <w:top w:w="85" w:type="dxa"/>
-              <w:left w:w="85" w:type="dxa"/>
-              <w:bottom w:w="85" w:type="dxa"/>
-              <w:right w:w="85" w:type="dxa"/>
-            </w:tcMar>
-            <w:shd w:fill="E8EEF4"/>
-          </w:tcPr>
-          <w:p>
-            <w:pPr>
-              <w:spacing w:after="60"/>
-            </w:pPr>
-            <w:r>
-              <w:rPr>
-                <w:b/>
-                <w:sz w:val="18"/>
-              </w:rPr>
-              <w:t>ข้อความที่แสดง</w:t>
-            </w:r>
-          </w:p>
-        </w:tc>
-      </w:tr>
-      <w:tr>
-        <w:trPr>
-          <w:cantSplit/>
-        </w:trPr>
-        <w:tc>
-          <w:tcPr>
-            <w:tcW w:type="dxa" w:w="3346"/>
-            <w:tcBorders>
-              <w:top w:val="single" w:sz="4" w:color="D9D9D9"/>
-              <w:left w:val="single" w:sz="4" w:color="D9D9D9"/>
-              <w:bottom w:val="single" w:sz="4" w:color="D9D9D9"/>
-              <w:right w:val="single" w:sz="4" w:color="D9D9D9"/>
-            </w:tcBorders>
-            <w:tcMar>
-              <w:top w:w="85" w:type="dxa"/>
-              <w:left w:w="85" w:type="dxa"/>
-              <w:bottom w:w="85" w:type="dxa"/>
-              <w:right w:w="85" w:type="dxa"/>
-            </w:tcMar>
-          </w:tcPr>
-          <w:p>
-            <w:pPr>
-              <w:spacing w:after="60"/>
-            </w:pPr>
-            <w:r>
-              <w:rPr>
-                <w:b w:val="0"/>
-                <w:sz w:val="18"/>
-              </w:rPr>
-              <w:t>semester</w:t>
-            </w:r>
-          </w:p>
-        </w:tc>
-        <w:tc>
-          <w:tcPr>
-            <w:tcW w:type="dxa" w:w="3346"/>
-            <w:tcBorders>
-              <w:top w:val="single" w:sz="4" w:color="D9D9D9"/>
-              <w:left w:val="single" w:sz="4" w:color="D9D9D9"/>
-              <w:bottom w:val="single" w:sz="4" w:color="D9D9D9"/>
-              <w:right w:val="single" w:sz="4" w:color="D9D9D9"/>
-            </w:tcBorders>
-            <w:tcMar>
-              <w:top w:w="85" w:type="dxa"/>
-              <w:left w:w="85" w:type="dxa"/>
-              <w:bottom w:w="85" w:type="dxa"/>
-              <w:right w:w="85" w:type="dxa"/>
-            </w:tcMar>
-          </w:tcPr>
-          <w:p>
-            <w:pPr>
-              <w:spacing w:after="60"/>
-            </w:pPr>
-            <w:r>
-              <w:rPr>
-                <w:b w:val="0"/>
-                <w:sz w:val="18"/>
-              </w:rPr>
-              <w:t>1</w:t>
-            </w:r>
-          </w:p>
-        </w:tc>
-        <w:tc>
-          <w:tcPr>
-            <w:tcW w:type="dxa" w:w="3346"/>
-            <w:tcBorders>
-              <w:top w:val="single" w:sz="4" w:color="D9D9D9"/>
-              <w:left w:val="single" w:sz="4" w:color="D9D9D9"/>
-              <w:bottom w:val="single" w:sz="4" w:color="D9D9D9"/>
-              <w:right w:val="single" w:sz="4" w:color="D9D9D9"/>
-            </w:tcBorders>
-            <w:tcMar>
-              <w:top w:w="85" w:type="dxa"/>
-              <w:left w:w="85" w:type="dxa"/>
-              <w:bottom w:w="85" w:type="dxa"/>
-              <w:right w:w="85" w:type="dxa"/>
-            </w:tcMar>
-          </w:tcPr>
-          <w:p>
-            <w:pPr>
-              <w:spacing w:after="60"/>
-            </w:pPr>
-            <w:r>
-              <w:rPr>
-                <w:b w:val="0"/>
-                <w:sz w:val="18"/>
-              </w:rPr>
-              <w:t>ภาคเรียนที่ 1</w:t>
-            </w:r>
-          </w:p>
-        </w:tc>
-      </w:tr>
-      <w:tr>
-        <w:trPr>
-          <w:cantSplit/>
-        </w:trPr>
-        <w:tc>
-          <w:tcPr>
-            <w:tcW w:type="dxa" w:w="3346"/>
-            <w:tcBorders>
-              <w:top w:val="single" w:sz="4" w:color="D9D9D9"/>
-              <w:left w:val="single" w:sz="4" w:color="D9D9D9"/>
-              <w:bottom w:val="single" w:sz="4" w:color="D9D9D9"/>
-              <w:right w:val="single" w:sz="4" w:color="D9D9D9"/>
-            </w:tcBorders>
-            <w:tcMar>
-              <w:top w:w="85" w:type="dxa"/>
-              <w:left w:w="85" w:type="dxa"/>
-              <w:bottom w:w="85" w:type="dxa"/>
-              <w:right w:w="85" w:type="dxa"/>
-            </w:tcMar>
-          </w:tcPr>
-          <w:p>
-            <w:pPr>
-              <w:spacing w:after="60"/>
-            </w:pPr>
-            <w:r>
-              <w:rPr>
-                <w:b w:val="0"/>
-                <w:sz w:val="18"/>
-              </w:rPr>
-              <w:t>semester</w:t>
-            </w:r>
-          </w:p>
-        </w:tc>
-        <w:tc>
-          <w:tcPr>
-            <w:tcW w:type="dxa" w:w="3346"/>
-            <w:tcBorders>
-              <w:top w:val="single" w:sz="4" w:color="D9D9D9"/>
-              <w:left w:val="single" w:sz="4" w:color="D9D9D9"/>
-              <w:bottom w:val="single" w:sz="4" w:color="D9D9D9"/>
-              <w:right w:val="single" w:sz="4" w:color="D9D9D9"/>
-            </w:tcBorders>
-            <w:tcMar>
-              <w:top w:w="85" w:type="dxa"/>
-              <w:left w:w="85" w:type="dxa"/>
-              <w:bottom w:w="85" w:type="dxa"/>
-              <w:right w:w="85" w:type="dxa"/>
-            </w:tcMar>
-          </w:tcPr>
-          <w:p>
-            <w:pPr>
-              <w:spacing w:after="60"/>
-            </w:pPr>
-            <w:r>
-              <w:rPr>
-                <w:b w:val="0"/>
-                <w:sz w:val="18"/>
-              </w:rPr>
-              <w:t>2</w:t>
-            </w:r>
-          </w:p>
-        </w:tc>
-        <w:tc>
-          <w:tcPr>
-            <w:tcW w:type="dxa" w:w="3346"/>
-            <w:tcBorders>
-              <w:top w:val="single" w:sz="4" w:color="D9D9D9"/>
-              <w:left w:val="single" w:sz="4" w:color="D9D9D9"/>
-              <w:bottom w:val="single" w:sz="4" w:color="D9D9D9"/>
-              <w:right w:val="single" w:sz="4" w:color="D9D9D9"/>
-            </w:tcBorders>
-            <w:tcMar>
-              <w:top w:w="85" w:type="dxa"/>
-              <w:left w:w="85" w:type="dxa"/>
-              <w:bottom w:w="85" w:type="dxa"/>
-              <w:right w:w="85" w:type="dxa"/>
-            </w:tcMar>
-          </w:tcPr>
-          <w:p>
-            <w:pPr>
-              <w:spacing w:after="60"/>
-            </w:pPr>
-            <w:r>
-              <w:rPr>
-                <w:b w:val="0"/>
-                <w:sz w:val="18"/>
-              </w:rPr>
-              <w:t>ภาคเรียนที่ 2</w:t>
-            </w:r>
-          </w:p>
-        </w:tc>
-      </w:tr>
-      <w:tr>
-        <w:trPr>
-          <w:cantSplit/>
-        </w:trPr>
-        <w:tc>
-          <w:tcPr>
-            <w:tcW w:type="dxa" w:w="3346"/>
-            <w:tcBorders>
-              <w:top w:val="single" w:sz="4" w:color="D9D9D9"/>
-              <w:left w:val="single" w:sz="4" w:color="D9D9D9"/>
-              <w:bottom w:val="single" w:sz="4" w:color="D9D9D9"/>
-              <w:right w:val="single" w:sz="4" w:color="D9D9D9"/>
-            </w:tcBorders>
-            <w:tcMar>
-              <w:top w:w="85" w:type="dxa"/>
-              <w:left w:w="85" w:type="dxa"/>
-              <w:bottom w:w="85" w:type="dxa"/>
-              <w:right w:w="85" w:type="dxa"/>
-            </w:tcMar>
-          </w:tcPr>
-          <w:p>
-            <w:pPr>
-              <w:spacing w:after="60"/>
-            </w:pPr>
-            <w:r>
-              <w:rPr>
-                <w:b w:val="0"/>
-                <w:sz w:val="18"/>
-              </w:rPr>
-              <w:t>semester</w:t>
-            </w:r>
-          </w:p>
-        </w:tc>
-        <w:tc>
-          <w:tcPr>
-            <w:tcW w:type="dxa" w:w="3346"/>
-            <w:tcBorders>
-              <w:top w:val="single" w:sz="4" w:color="D9D9D9"/>
-              <w:left w:val="single" w:sz="4" w:color="D9D9D9"/>
-              <w:bottom w:val="single" w:sz="4" w:color="D9D9D9"/>
-              <w:right w:val="single" w:sz="4" w:color="D9D9D9"/>
-            </w:tcBorders>
-            <w:tcMar>
-              <w:top w:w="85" w:type="dxa"/>
-              <w:left w:w="85" w:type="dxa"/>
-              <w:bottom w:w="85" w:type="dxa"/>
-              <w:right w:w="85" w:type="dxa"/>
-            </w:tcMar>
-          </w:tcPr>
-          <w:p>
-            <w:pPr>
-              <w:spacing w:after="60"/>
-            </w:pPr>
-            <w:r>
-              <w:rPr>
-                <w:b w:val="0"/>
-                <w:sz w:val="18"/>
-              </w:rPr>
-              <w:t>3</w:t>
-            </w:r>
-          </w:p>
-        </w:tc>
-        <w:tc>
-          <w:tcPr>
-            <w:tcW w:type="dxa" w:w="3346"/>
-            <w:tcBorders>
-              <w:top w:val="single" w:sz="4" w:color="D9D9D9"/>
-              <w:left w:val="single" w:sz="4" w:color="D9D9D9"/>
-              <w:bottom w:val="single" w:sz="4" w:color="D9D9D9"/>
-              <w:right w:val="single" w:sz="4" w:color="D9D9D9"/>
-            </w:tcBorders>
-            <w:tcMar>
-              <w:top w:w="85" w:type="dxa"/>
-              <w:left w:w="85" w:type="dxa"/>
-              <w:bottom w:w="85" w:type="dxa"/>
-              <w:right w:w="85" w:type="dxa"/>
-            </w:tcMar>
-          </w:tcPr>
-          <w:p>
-            <w:pPr>
-              <w:spacing w:after="60"/>
-            </w:pPr>
-            <w:r>
-              <w:rPr>
-                <w:b w:val="0"/>
-                <w:sz w:val="18"/>
-              </w:rPr>
-              <w:t>ซัมเมอร์</w:t>
-            </w:r>
-          </w:p>
-        </w:tc>
-      </w:tr>
-      <w:tr>
-        <w:trPr>
-          <w:cantSplit/>
-        </w:trPr>
-        <w:tc>
-          <w:tcPr>
-            <w:tcW w:type="dxa" w:w="3346"/>
-            <w:tcBorders>
-              <w:top w:val="single" w:sz="4" w:color="D9D9D9"/>
-              <w:left w:val="single" w:sz="4" w:color="D9D9D9"/>
-              <w:bottom w:val="single" w:sz="4" w:color="D9D9D9"/>
-              <w:right w:val="single" w:sz="4" w:color="D9D9D9"/>
-            </w:tcBorders>
-            <w:tcMar>
-              <w:top w:w="85" w:type="dxa"/>
-              <w:left w:w="85" w:type="dxa"/>
-              <w:bottom w:w="85" w:type="dxa"/>
-              <w:right w:w="85" w:type="dxa"/>
-            </w:tcMar>
-          </w:tcPr>
-          <w:p>
-            <w:pPr>
-              <w:spacing w:after="60"/>
-            </w:pPr>
-            <w:r>
-              <w:rPr>
-                <w:b w:val="0"/>
-                <w:sz w:val="18"/>
-              </w:rPr>
-              <w:t>exam_period</w:t>
-            </w:r>
-          </w:p>
-        </w:tc>
-        <w:tc>
-          <w:tcPr>
-            <w:tcW w:type="dxa" w:w="3346"/>
-            <w:tcBorders>
-              <w:top w:val="single" w:sz="4" w:color="D9D9D9"/>
-              <w:left w:val="single" w:sz="4" w:color="D9D9D9"/>
-              <w:bottom w:val="single" w:sz="4" w:color="D9D9D9"/>
-              <w:right w:val="single" w:sz="4" w:color="D9D9D9"/>
-            </w:tcBorders>
-            <w:tcMar>
-              <w:top w:w="85" w:type="dxa"/>
-              <w:left w:w="85" w:type="dxa"/>
-              <w:bottom w:w="85" w:type="dxa"/>
-              <w:right w:w="85" w:type="dxa"/>
-            </w:tcMar>
-          </w:tcPr>
-          <w:p>
-            <w:pPr>
-              <w:spacing w:after="60"/>
-            </w:pPr>
-            <w:r>
-              <w:rPr>
-                <w:b w:val="0"/>
-                <w:sz w:val="18"/>
-              </w:rPr>
-              <w:t>midterm</w:t>
-            </w:r>
-          </w:p>
-        </w:tc>
-        <w:tc>
-          <w:tcPr>
-            <w:tcW w:type="dxa" w:w="3346"/>
-            <w:tcBorders>
-              <w:top w:val="single" w:sz="4" w:color="D9D9D9"/>
-              <w:left w:val="single" w:sz="4" w:color="D9D9D9"/>
-              <w:bottom w:val="single" w:sz="4" w:color="D9D9D9"/>
-              <w:right w:val="single" w:sz="4" w:color="D9D9D9"/>
-            </w:tcBorders>
-            <w:tcMar>
-              <w:top w:w="85" w:type="dxa"/>
-              <w:left w:w="85" w:type="dxa"/>
-              <w:bottom w:w="85" w:type="dxa"/>
-              <w:right w:w="85" w:type="dxa"/>
-            </w:tcMar>
-          </w:tcPr>
-          <w:p>
-            <w:pPr>
-              <w:spacing w:after="60"/>
-            </w:pPr>
-            <w:r>
-              <w:rPr>
-                <w:b w:val="0"/>
-                <w:sz w:val="18"/>
-              </w:rPr>
-              <w:t>กลางภาค</w:t>
-            </w:r>
-          </w:p>
-        </w:tc>
-      </w:tr>
-      <w:tr>
-        <w:trPr>
-          <w:cantSplit/>
-        </w:trPr>
-        <w:tc>
-          <w:tcPr>
-            <w:tcW w:type="dxa" w:w="3346"/>
-            <w:tcBorders>
-              <w:top w:val="single" w:sz="4" w:color="D9D9D9"/>
-              <w:left w:val="single" w:sz="4" w:color="D9D9D9"/>
-              <w:bottom w:val="single" w:sz="4" w:color="D9D9D9"/>
-              <w:right w:val="single" w:sz="4" w:color="D9D9D9"/>
-            </w:tcBorders>
-            <w:tcMar>
-              <w:top w:w="85" w:type="dxa"/>
-              <w:left w:w="85" w:type="dxa"/>
-              <w:bottom w:w="85" w:type="dxa"/>
-              <w:right w:w="85" w:type="dxa"/>
-            </w:tcMar>
-          </w:tcPr>
-          <w:p>
-            <w:pPr>
-              <w:spacing w:after="60"/>
-            </w:pPr>
-            <w:r>
-              <w:rPr>
-                <w:b w:val="0"/>
-                <w:sz w:val="18"/>
-              </w:rPr>
-              <w:t>exam_period</w:t>
-            </w:r>
-          </w:p>
-        </w:tc>
-        <w:tc>
-          <w:tcPr>
-            <w:tcW w:type="dxa" w:w="3346"/>
-            <w:tcBorders>
-              <w:top w:val="single" w:sz="4" w:color="D9D9D9"/>
-              <w:left w:val="single" w:sz="4" w:color="D9D9D9"/>
-              <w:bottom w:val="single" w:sz="4" w:color="D9D9D9"/>
-              <w:right w:val="single" w:sz="4" w:color="D9D9D9"/>
-            </w:tcBorders>
-            <w:tcMar>
-              <w:top w:w="85" w:type="dxa"/>
-              <w:left w:w="85" w:type="dxa"/>
-              <w:bottom w:w="85" w:type="dxa"/>
-              <w:right w:w="85" w:type="dxa"/>
-            </w:tcMar>
-          </w:tcPr>
-          <w:p>
-            <w:pPr>
-              <w:spacing w:after="60"/>
-            </w:pPr>
-            <w:r>
-              <w:rPr>
-                <w:b w:val="0"/>
-                <w:sz w:val="18"/>
-              </w:rPr>
-              <w:t>final</w:t>
-            </w:r>
-          </w:p>
-        </w:tc>
-        <w:tc>
-          <w:tcPr>
-            <w:tcW w:type="dxa" w:w="3346"/>
-            <w:tcBorders>
-              <w:top w:val="single" w:sz="4" w:color="D9D9D9"/>
-              <w:left w:val="single" w:sz="4" w:color="D9D9D9"/>
-              <w:bottom w:val="single" w:sz="4" w:color="D9D9D9"/>
-              <w:right w:val="single" w:sz="4" w:color="D9D9D9"/>
-            </w:tcBorders>
-            <w:tcMar>
-              <w:top w:w="85" w:type="dxa"/>
-              <w:left w:w="85" w:type="dxa"/>
-              <w:bottom w:w="85" w:type="dxa"/>
-              <w:right w:w="85" w:type="dxa"/>
-            </w:tcMar>
-          </w:tcPr>
-          <w:p>
-            <w:pPr>
-              <w:spacing w:after="60"/>
-            </w:pPr>
-            <w:r>
-              <w:rPr>
-                <w:b w:val="0"/>
-                <w:sz w:val="18"/>
-              </w:rPr>
-              <w:t>ปลายภาค</w:t>
-            </w:r>
-          </w:p>
-        </w:tc>
-      </w:tr>
-      <w:tr>
-        <w:trPr>
-          <w:cantSplit/>
-        </w:trPr>
-        <w:tc>
-          <w:tcPr>
-            <w:tcW w:type="dxa" w:w="3346"/>
-            <w:tcBorders>
-              <w:top w:val="single" w:sz="4" w:color="D9D9D9"/>
-              <w:left w:val="single" w:sz="4" w:color="D9D9D9"/>
-              <w:bottom w:val="single" w:sz="4" w:color="D9D9D9"/>
-              <w:right w:val="single" w:sz="4" w:color="D9D9D9"/>
-            </w:tcBorders>
-            <w:tcMar>
-              <w:top w:w="85" w:type="dxa"/>
-              <w:left w:w="85" w:type="dxa"/>
-              <w:bottom w:w="85" w:type="dxa"/>
-              <w:right w:w="85" w:type="dxa"/>
-            </w:tcMar>
-          </w:tcPr>
-          <w:p>
-            <w:pPr>
-              <w:spacing w:after="60"/>
-            </w:pPr>
-            <w:r>
-              <w:rPr>
-                <w:b w:val="0"/>
-                <w:sz w:val="18"/>
-              </w:rPr>
-              <w:t>exam_format</w:t>
-            </w:r>
-          </w:p>
-        </w:tc>
-        <w:tc>
-          <w:tcPr>
-            <w:tcW w:type="dxa" w:w="3346"/>
-            <w:tcBorders>
-              <w:top w:val="single" w:sz="4" w:color="D9D9D9"/>
-              <w:left w:val="single" w:sz="4" w:color="D9D9D9"/>
-              <w:bottom w:val="single" w:sz="4" w:color="D9D9D9"/>
-              <w:right w:val="single" w:sz="4" w:color="D9D9D9"/>
-            </w:tcBorders>
-            <w:tcMar>
-              <w:top w:w="85" w:type="dxa"/>
-              <w:left w:w="85" w:type="dxa"/>
-              <w:bottom w:w="85" w:type="dxa"/>
-              <w:right w:w="85" w:type="dxa"/>
-            </w:tcMar>
-          </w:tcPr>
-          <w:p>
-            <w:pPr>
-              <w:spacing w:after="60"/>
-            </w:pPr>
-            <w:r>
-              <w:rPr>
-                <w:b w:val="0"/>
-                <w:sz w:val="18"/>
-              </w:rPr>
-              <w:t>objective</w:t>
-            </w:r>
-          </w:p>
-        </w:tc>
-        <w:tc>
-          <w:tcPr>
-            <w:tcW w:type="dxa" w:w="3346"/>
-            <w:tcBorders>
-              <w:top w:val="single" w:sz="4" w:color="D9D9D9"/>
-              <w:left w:val="single" w:sz="4" w:color="D9D9D9"/>
-              <w:bottom w:val="single" w:sz="4" w:color="D9D9D9"/>
-              <w:right w:val="single" w:sz="4" w:color="D9D9D9"/>
-            </w:tcBorders>
-            <w:tcMar>
-              <w:top w:w="85" w:type="dxa"/>
-              <w:left w:w="85" w:type="dxa"/>
-              <w:bottom w:w="85" w:type="dxa"/>
-              <w:right w:w="85" w:type="dxa"/>
-            </w:tcMar>
-          </w:tcPr>
-          <w:p>
-            <w:pPr>
-              <w:spacing w:after="60"/>
-            </w:pPr>
-            <w:r>
-              <w:rPr>
-                <w:b w:val="0"/>
-                <w:sz w:val="18"/>
-              </w:rPr>
-              <w:t>ปรนัย</w:t>
-            </w:r>
-          </w:p>
-        </w:tc>
-      </w:tr>
-      <w:tr>
-        <w:trPr>
-          <w:cantSplit/>
-        </w:trPr>
-        <w:tc>
-          <w:tcPr>
-            <w:tcW w:type="dxa" w:w="3346"/>
-            <w:tcBorders>
-              <w:top w:val="single" w:sz="4" w:color="D9D9D9"/>
-              <w:left w:val="single" w:sz="4" w:color="D9D9D9"/>
-              <w:bottom w:val="single" w:sz="4" w:color="D9D9D9"/>
-              <w:right w:val="single" w:sz="4" w:color="D9D9D9"/>
-            </w:tcBorders>
-            <w:tcMar>
-              <w:top w:w="85" w:type="dxa"/>
-              <w:left w:w="85" w:type="dxa"/>
-              <w:bottom w:w="85" w:type="dxa"/>
-              <w:right w:w="85" w:type="dxa"/>
-            </w:tcMar>
-          </w:tcPr>
-          <w:p>
-            <w:pPr>
-              <w:spacing w:after="60"/>
-            </w:pPr>
-            <w:r>
-              <w:rPr>
-                <w:b w:val="0"/>
-                <w:sz w:val="18"/>
-              </w:rPr>
-              <w:t>exam_format</w:t>
-            </w:r>
-          </w:p>
-        </w:tc>
-        <w:tc>
-          <w:tcPr>
-            <w:tcW w:type="dxa" w:w="3346"/>
-            <w:tcBorders>
-              <w:top w:val="single" w:sz="4" w:color="D9D9D9"/>
-              <w:left w:val="single" w:sz="4" w:color="D9D9D9"/>
-              <w:bottom w:val="single" w:sz="4" w:color="D9D9D9"/>
-              <w:right w:val="single" w:sz="4" w:color="D9D9D9"/>
-            </w:tcBorders>
-            <w:tcMar>
-              <w:top w:w="85" w:type="dxa"/>
-              <w:left w:w="85" w:type="dxa"/>
-              <w:bottom w:w="85" w:type="dxa"/>
-              <w:right w:w="85" w:type="dxa"/>
-            </w:tcMar>
-          </w:tcPr>
-          <w:p>
-            <w:pPr>
-              <w:spacing w:after="60"/>
-            </w:pPr>
-            <w:r>
-              <w:rPr>
-                <w:b w:val="0"/>
-                <w:sz w:val="18"/>
-              </w:rPr>
-              <w:t>subjective</w:t>
-            </w:r>
-          </w:p>
-        </w:tc>
-        <w:tc>
-          <w:tcPr>
-            <w:tcW w:type="dxa" w:w="3346"/>
-            <w:tcBorders>
-              <w:top w:val="single" w:sz="4" w:color="D9D9D9"/>
-              <w:left w:val="single" w:sz="4" w:color="D9D9D9"/>
-              <w:bottom w:val="single" w:sz="4" w:color="D9D9D9"/>
-              <w:right w:val="single" w:sz="4" w:color="D9D9D9"/>
-            </w:tcBorders>
-            <w:tcMar>
-              <w:top w:w="85" w:type="dxa"/>
-              <w:left w:w="85" w:type="dxa"/>
-              <w:bottom w:w="85" w:type="dxa"/>
-              <w:right w:w="85" w:type="dxa"/>
-            </w:tcMar>
-          </w:tcPr>
-          <w:p>
-            <w:pPr>
-              <w:spacing w:after="60"/>
-            </w:pPr>
-            <w:r>
-              <w:rPr>
-                <w:b w:val="0"/>
-                <w:sz w:val="18"/>
-              </w:rPr>
-              <w:t>อัตนัย</w:t>
-            </w:r>
-          </w:p>
-        </w:tc>
-      </w:tr>
-      <w:tr>
-        <w:trPr>
-          <w:cantSplit/>
-        </w:trPr>
-        <w:tc>
-          <w:tcPr>
-            <w:tcW w:type="dxa" w:w="3346"/>
-            <w:tcBorders>
-              <w:top w:val="single" w:sz="4" w:color="D9D9D9"/>
-              <w:left w:val="single" w:sz="4" w:color="D9D9D9"/>
-              <w:bottom w:val="single" w:sz="4" w:color="D9D9D9"/>
-              <w:right w:val="single" w:sz="4" w:color="D9D9D9"/>
-            </w:tcBorders>
-            <w:tcMar>
-              <w:top w:w="85" w:type="dxa"/>
-              <w:left w:w="85" w:type="dxa"/>
-              <w:bottom w:w="85" w:type="dxa"/>
-              <w:right w:w="85" w:type="dxa"/>
-            </w:tcMar>
-          </w:tcPr>
-          <w:p>
-            <w:pPr>
-              <w:spacing w:after="60"/>
-            </w:pPr>
-            <w:r>
-              <w:rPr>
-                <w:b w:val="0"/>
-                <w:sz w:val="18"/>
-              </w:rPr>
-              <w:t>exam_format</w:t>
-            </w:r>
-          </w:p>
-        </w:tc>
-        <w:tc>
-          <w:tcPr>
-            <w:tcW w:type="dxa" w:w="3346"/>
-            <w:tcBorders>
-              <w:top w:val="single" w:sz="4" w:color="D9D9D9"/>
-              <w:left w:val="single" w:sz="4" w:color="D9D9D9"/>
-              <w:bottom w:val="single" w:sz="4" w:color="D9D9D9"/>
-              <w:right w:val="single" w:sz="4" w:color="D9D9D9"/>
-            </w:tcBorders>
-            <w:tcMar>
-              <w:top w:w="85" w:type="dxa"/>
-              <w:left w:w="85" w:type="dxa"/>
-              <w:bottom w:w="85" w:type="dxa"/>
-              <w:right w:w="85" w:type="dxa"/>
-            </w:tcMar>
-          </w:tcPr>
-          <w:p>
-            <w:pPr>
-              <w:spacing w:after="60"/>
-            </w:pPr>
-            <w:r>
-              <w:rPr>
-                <w:b w:val="0"/>
-                <w:sz w:val="18"/>
-              </w:rPr>
-              <w:t>mixed</w:t>
-            </w:r>
-          </w:p>
-        </w:tc>
-        <w:tc>
-          <w:tcPr>
-            <w:tcW w:type="dxa" w:w="3346"/>
-            <w:tcBorders>
-              <w:top w:val="single" w:sz="4" w:color="D9D9D9"/>
-              <w:left w:val="single" w:sz="4" w:color="D9D9D9"/>
-              <w:bottom w:val="single" w:sz="4" w:color="D9D9D9"/>
-              <w:right w:val="single" w:sz="4" w:color="D9D9D9"/>
-            </w:tcBorders>
-            <w:tcMar>
-              <w:top w:w="85" w:type="dxa"/>
-              <w:left w:w="85" w:type="dxa"/>
-              <w:bottom w:w="85" w:type="dxa"/>
-              <w:right w:w="85" w:type="dxa"/>
-            </w:tcMar>
-          </w:tcPr>
-          <w:p>
-            <w:pPr>
-              <w:spacing w:after="60"/>
-            </w:pPr>
-            <w:r>
-              <w:rPr>
-                <w:b w:val="0"/>
-                <w:sz w:val="18"/>
-              </w:rPr>
-              <w:t>ผสม</w:t>
-            </w:r>
-          </w:p>
-        </w:tc>
-      </w:tr>
-    </w:tbl>
-    <w:p/>
-    <w:p>
-      <w:r>
-        <w:t>ปีการศึกษาเก็บเป็นตัวเลข พ.ศ. โดยไม่กำหนดรายการปีตายตัวในตาราง ส่วน schema สำหรับเผยแพร่และแก้ไขรับเฉพาะ 2566–2569 ตัวเลือกปีสำหรับกรองอ่านจากแนวข้อสอบที่มีอยู่ในรายวิชานั้น</w:t>
-      </w:r>
-    </w:p>
-    <w:p>
-      <w:pPr>
-        <w:pStyle w:val="Heading2"/>
-      </w:pPr>
-      <w:r>
-        <w:t>ข้อมูลบังคับ</w:t>
-      </w:r>
-    </w:p>
-    <w:p>
-      <w:r>
-        <w:t>วิชา ชื่อ ปีการศึกษา ภาคเรียน ช่วงสอบ หัวข้อ และรูปแบบข้อสอบเป็นข้อมูลบังคับ</w:t>
-      </w:r>
-    </w:p>
-    <w:p>
-      <w:r>
-        <w:t>ชื่อและหัวข้อต้องมีข้อความหลังตัดช่องว่างหัวท้าย ส่วน course_id และ publisher_id ต้องอ้างถึงข้อมูลที่มีอยู่จริง</w:t>
-      </w:r>
-    </w:p>
-    <w:p>
-      <w:pPr>
-        <w:pStyle w:val="Heading2"/>
-      </w:pPr>
-      <w:r>
-        <w:t>ข้อมูลที่เว้นได้</w:t>
-      </w:r>
-    </w:p>
-    <w:p>
-      <w:r>
-        <w:t>- จำนวนข้อที่ไม่ระบุเก็บเป็น NULL</w:t>
-      </w:r>
-    </w:p>
-    <w:p>
-      <w:r>
-        <w:t>- จำนวนข้อที่ระบุต้องเป็นจำนวนเต็มมากกว่า 0</w:t>
-      </w:r>
-    </w:p>
-    <w:p>
-      <w:r>
-        <w:t>- คำแนะนำที่ไม่ได้กรอกหรือมีเฉพาะช่องว่างเก็บเป็น NULL</w:t>
-      </w:r>
-    </w:p>
-    <w:p>
-      <w:r>
-        <w:t>- หน้าอ่านแสดงข้อมูลที่ไม่ระบุเป็นข้อความ "ไม่ระบุ"</w:t>
-      </w:r>
-    </w:p>
-    <w:p>
-      <w:r>
-        <w:t>ค่า 0 ไม่ใช้แทนจำนวนข้อที่ไม่ระบุ และข้อความ "ไม่ระบุ" ไม่เก็บลงคอลัมน์จำนวนข้อ</w:t>
-      </w:r>
-    </w:p>
-    <w:p>
-      <w:pPr>
-        <w:pStyle w:val="Heading2"/>
-      </w:pPr>
-      <w:r>
-        <w:t>จำนวนข้อแต่ละรูปแบบ</w:t>
-      </w:r>
-    </w:p>
-    <w:tbl>
-      <w:tblPr>
-        <w:tblW w:type="auto" w:w="0"/>
-        <w:tblLayout w:type="autofit"/>
-        <w:tblLook w:firstColumn="1" w:firstRow="1" w:lastColumn="0" w:lastRow="0" w:noHBand="0" w:noVBand="1" w:val="04A0"/>
-      </w:tblPr>
-      <w:tblGrid>
-        <w:gridCol w:w="3346"/>
-        <w:gridCol w:w="3346"/>
-        <w:gridCol w:w="3346"/>
-      </w:tblGrid>
-      <w:tr>
-        <w:trPr>
-          <w:cantSplit/>
-          <w:tblHeader/>
-        </w:trPr>
-        <w:tc>
-          <w:tcPr>
-            <w:tcW w:type="dxa" w:w="3346"/>
-            <w:tcBorders>
-              <w:top w:val="single" w:sz="4" w:color="D9D9D9"/>
-              <w:left w:val="single" w:sz="4" w:color="D9D9D9"/>
-              <w:bottom w:val="single" w:sz="4" w:color="D9D9D9"/>
-              <w:right w:val="single" w:sz="4" w:color="D9D9D9"/>
-            </w:tcBorders>
-            <w:tcMar>
-              <w:top w:w="85" w:type="dxa"/>
-              <w:left w:w="85" w:type="dxa"/>
-              <w:bottom w:w="85" w:type="dxa"/>
-              <w:right w:w="85" w:type="dxa"/>
-            </w:tcMar>
-            <w:shd w:fill="E8EEF4"/>
-          </w:tcPr>
-          <w:p>
-            <w:pPr>
-              <w:spacing w:after="60"/>
-            </w:pPr>
-            <w:r>
-              <w:rPr>
-                <w:b/>
-                <w:sz w:val="18"/>
-              </w:rPr>
-              <w:t>รูปแบบข้อสอบ</w:t>
-            </w:r>
-          </w:p>
-        </w:tc>
-        <w:tc>
-          <w:tcPr>
-            <w:tcW w:type="dxa" w:w="3346"/>
-            <w:tcBorders>
-              <w:top w:val="single" w:sz="4" w:color="D9D9D9"/>
-              <w:left w:val="single" w:sz="4" w:color="D9D9D9"/>
-              <w:bottom w:val="single" w:sz="4" w:color="D9D9D9"/>
-              <w:right w:val="single" w:sz="4" w:color="D9D9D9"/>
-            </w:tcBorders>
-            <w:tcMar>
-              <w:top w:w="85" w:type="dxa"/>
-              <w:left w:w="85" w:type="dxa"/>
-              <w:bottom w:w="85" w:type="dxa"/>
-              <w:right w:w="85" w:type="dxa"/>
-            </w:tcMar>
-            <w:shd w:fill="E8EEF4"/>
-          </w:tcPr>
-          <w:p>
-            <w:pPr>
-              <w:spacing w:after="60"/>
-            </w:pPr>
-            <w:r>
-              <w:rPr>
-                <w:b/>
-                <w:sz w:val="18"/>
-              </w:rPr>
-              <w:t>objective_count</w:t>
-            </w:r>
-          </w:p>
-        </w:tc>
-        <w:tc>
-          <w:tcPr>
-            <w:tcW w:type="dxa" w:w="3346"/>
-            <w:tcBorders>
-              <w:top w:val="single" w:sz="4" w:color="D9D9D9"/>
-              <w:left w:val="single" w:sz="4" w:color="D9D9D9"/>
-              <w:bottom w:val="single" w:sz="4" w:color="D9D9D9"/>
-              <w:right w:val="single" w:sz="4" w:color="D9D9D9"/>
-            </w:tcBorders>
-            <w:tcMar>
-              <w:top w:w="85" w:type="dxa"/>
-              <w:left w:w="85" w:type="dxa"/>
-              <w:bottom w:w="85" w:type="dxa"/>
-              <w:right w:w="85" w:type="dxa"/>
-            </w:tcMar>
-            <w:shd w:fill="E8EEF4"/>
-          </w:tcPr>
-          <w:p>
-            <w:pPr>
-              <w:spacing w:after="60"/>
-            </w:pPr>
-            <w:r>
-              <w:rPr>
-                <w:b/>
-                <w:sz w:val="18"/>
-              </w:rPr>
-              <w:t>subjective_count</w:t>
-            </w:r>
-          </w:p>
-        </w:tc>
-      </w:tr>
-      <w:tr>
-        <w:trPr>
-          <w:cantSplit/>
-        </w:trPr>
-        <w:tc>
-          <w:tcPr>
-            <w:tcW w:type="dxa" w:w="3346"/>
-            <w:tcBorders>
-              <w:top w:val="single" w:sz="4" w:color="D9D9D9"/>
-              <w:left w:val="single" w:sz="4" w:color="D9D9D9"/>
-              <w:bottom w:val="single" w:sz="4" w:color="D9D9D9"/>
-              <w:right w:val="single" w:sz="4" w:color="D9D9D9"/>
-            </w:tcBorders>
-            <w:tcMar>
-              <w:top w:w="85" w:type="dxa"/>
-              <w:left w:w="85" w:type="dxa"/>
-              <w:bottom w:w="85" w:type="dxa"/>
-              <w:right w:w="85" w:type="dxa"/>
-            </w:tcMar>
-          </w:tcPr>
-          <w:p>
-            <w:pPr>
-              <w:spacing w:after="60"/>
-            </w:pPr>
-            <w:r>
-              <w:rPr>
-                <w:b w:val="0"/>
-                <w:sz w:val="18"/>
-              </w:rPr>
-              <w:t>ปรนัย</w:t>
-            </w:r>
-          </w:p>
-        </w:tc>
-        <w:tc>
-          <w:tcPr>
-            <w:tcW w:type="dxa" w:w="3346"/>
-            <w:tcBorders>
-              <w:top w:val="single" w:sz="4" w:color="D9D9D9"/>
-              <w:left w:val="single" w:sz="4" w:color="D9D9D9"/>
-              <w:bottom w:val="single" w:sz="4" w:color="D9D9D9"/>
-              <w:right w:val="single" w:sz="4" w:color="D9D9D9"/>
-            </w:tcBorders>
-            <w:tcMar>
-              <w:top w:w="85" w:type="dxa"/>
-              <w:left w:w="85" w:type="dxa"/>
-              <w:bottom w:w="85" w:type="dxa"/>
-              <w:right w:w="85" w:type="dxa"/>
-            </w:tcMar>
-          </w:tcPr>
-          <w:p>
-            <w:pPr>
-              <w:spacing w:after="60"/>
-            </w:pPr>
-            <w:r>
-              <w:rPr>
-                <w:b w:val="0"/>
-                <w:sz w:val="18"/>
-              </w:rPr>
-              <w:t>จำนวนเต็มมากกว่า 0 หรือ NULL</w:t>
-            </w:r>
-          </w:p>
-        </w:tc>
-        <w:tc>
-          <w:tcPr>
-            <w:tcW w:type="dxa" w:w="3346"/>
-            <w:tcBorders>
-              <w:top w:val="single" w:sz="4" w:color="D9D9D9"/>
-              <w:left w:val="single" w:sz="4" w:color="D9D9D9"/>
-              <w:bottom w:val="single" w:sz="4" w:color="D9D9D9"/>
-              <w:right w:val="single" w:sz="4" w:color="D9D9D9"/>
-            </w:tcBorders>
-            <w:tcMar>
-              <w:top w:w="85" w:type="dxa"/>
-              <w:left w:w="85" w:type="dxa"/>
-              <w:bottom w:w="85" w:type="dxa"/>
-              <w:right w:w="85" w:type="dxa"/>
-            </w:tcMar>
-          </w:tcPr>
-          <w:p>
-            <w:pPr>
-              <w:spacing w:after="60"/>
-            </w:pPr>
-            <w:r>
-              <w:rPr>
-                <w:b w:val="0"/>
-                <w:sz w:val="18"/>
-              </w:rPr>
-              <w:t>ต้องเป็น NULL</w:t>
-            </w:r>
-          </w:p>
-        </w:tc>
-      </w:tr>
-      <w:tr>
-        <w:trPr>
-          <w:cantSplit/>
-        </w:trPr>
-        <w:tc>
-          <w:tcPr>
-            <w:tcW w:type="dxa" w:w="3346"/>
-            <w:tcBorders>
-              <w:top w:val="single" w:sz="4" w:color="D9D9D9"/>
-              <w:left w:val="single" w:sz="4" w:color="D9D9D9"/>
-              <w:bottom w:val="single" w:sz="4" w:color="D9D9D9"/>
-              <w:right w:val="single" w:sz="4" w:color="D9D9D9"/>
-            </w:tcBorders>
-            <w:tcMar>
-              <w:top w:w="85" w:type="dxa"/>
-              <w:left w:w="85" w:type="dxa"/>
-              <w:bottom w:w="85" w:type="dxa"/>
-              <w:right w:w="85" w:type="dxa"/>
-            </w:tcMar>
-          </w:tcPr>
-          <w:p>
-            <w:pPr>
-              <w:spacing w:after="60"/>
-            </w:pPr>
-            <w:r>
-              <w:rPr>
-                <w:b w:val="0"/>
-                <w:sz w:val="18"/>
-              </w:rPr>
-              <w:t>อัตนัย</w:t>
-            </w:r>
-          </w:p>
-        </w:tc>
-        <w:tc>
-          <w:tcPr>
-            <w:tcW w:type="dxa" w:w="3346"/>
-            <w:tcBorders>
-              <w:top w:val="single" w:sz="4" w:color="D9D9D9"/>
-              <w:left w:val="single" w:sz="4" w:color="D9D9D9"/>
-              <w:bottom w:val="single" w:sz="4" w:color="D9D9D9"/>
-              <w:right w:val="single" w:sz="4" w:color="D9D9D9"/>
-            </w:tcBorders>
-            <w:tcMar>
-              <w:top w:w="85" w:type="dxa"/>
-              <w:left w:w="85" w:type="dxa"/>
-              <w:bottom w:w="85" w:type="dxa"/>
-              <w:right w:w="85" w:type="dxa"/>
-            </w:tcMar>
-          </w:tcPr>
-          <w:p>
-            <w:pPr>
-              <w:spacing w:after="60"/>
-            </w:pPr>
-            <w:r>
-              <w:rPr>
-                <w:b w:val="0"/>
-                <w:sz w:val="18"/>
-              </w:rPr>
-              <w:t>ต้องเป็น NULL</w:t>
-            </w:r>
-          </w:p>
-        </w:tc>
-        <w:tc>
-          <w:tcPr>
-            <w:tcW w:type="dxa" w:w="3346"/>
-            <w:tcBorders>
-              <w:top w:val="single" w:sz="4" w:color="D9D9D9"/>
-              <w:left w:val="single" w:sz="4" w:color="D9D9D9"/>
-              <w:bottom w:val="single" w:sz="4" w:color="D9D9D9"/>
-              <w:right w:val="single" w:sz="4" w:color="D9D9D9"/>
-            </w:tcBorders>
-            <w:tcMar>
-              <w:top w:w="85" w:type="dxa"/>
-              <w:left w:w="85" w:type="dxa"/>
-              <w:bottom w:w="85" w:type="dxa"/>
-              <w:right w:w="85" w:type="dxa"/>
-            </w:tcMar>
-          </w:tcPr>
-          <w:p>
-            <w:pPr>
-              <w:spacing w:after="60"/>
-            </w:pPr>
-            <w:r>
-              <w:rPr>
-                <w:b w:val="0"/>
-                <w:sz w:val="18"/>
-              </w:rPr>
-              <w:t>จำนวนเต็มมากกว่า 0 หรือ NULL</w:t>
-            </w:r>
-          </w:p>
-        </w:tc>
-      </w:tr>
-      <w:tr>
-        <w:trPr>
-          <w:cantSplit/>
-        </w:trPr>
-        <w:tc>
-          <w:tcPr>
-            <w:tcW w:type="dxa" w:w="3346"/>
-            <w:tcBorders>
-              <w:top w:val="single" w:sz="4" w:color="D9D9D9"/>
-              <w:left w:val="single" w:sz="4" w:color="D9D9D9"/>
-              <w:bottom w:val="single" w:sz="4" w:color="D9D9D9"/>
-              <w:right w:val="single" w:sz="4" w:color="D9D9D9"/>
-            </w:tcBorders>
-            <w:tcMar>
-              <w:top w:w="85" w:type="dxa"/>
-              <w:left w:w="85" w:type="dxa"/>
-              <w:bottom w:w="85" w:type="dxa"/>
-              <w:right w:w="85" w:type="dxa"/>
-            </w:tcMar>
-          </w:tcPr>
-          <w:p>
-            <w:pPr>
-              <w:spacing w:after="60"/>
-            </w:pPr>
-            <w:r>
-              <w:rPr>
-                <w:b w:val="0"/>
-                <w:sz w:val="18"/>
-              </w:rPr>
-              <w:t>ผสม</w:t>
-            </w:r>
-          </w:p>
-        </w:tc>
-        <w:tc>
-          <w:tcPr>
-            <w:tcW w:type="dxa" w:w="3346"/>
-            <w:tcBorders>
-              <w:top w:val="single" w:sz="4" w:color="D9D9D9"/>
-              <w:left w:val="single" w:sz="4" w:color="D9D9D9"/>
-              <w:bottom w:val="single" w:sz="4" w:color="D9D9D9"/>
-              <w:right w:val="single" w:sz="4" w:color="D9D9D9"/>
-            </w:tcBorders>
-            <w:tcMar>
-              <w:top w:w="85" w:type="dxa"/>
-              <w:left w:w="85" w:type="dxa"/>
-              <w:bottom w:w="85" w:type="dxa"/>
-              <w:right w:w="85" w:type="dxa"/>
-            </w:tcMar>
-          </w:tcPr>
-          <w:p>
-            <w:pPr>
-              <w:spacing w:after="60"/>
-            </w:pPr>
-            <w:r>
-              <w:rPr>
-                <w:b w:val="0"/>
-                <w:sz w:val="18"/>
-              </w:rPr>
-              <w:t>จำนวนเต็มมากกว่า 0 หรือ NULL</w:t>
-            </w:r>
-          </w:p>
-        </w:tc>
-        <w:tc>
-          <w:tcPr>
-            <w:tcW w:type="dxa" w:w="3346"/>
-            <w:tcBorders>
-              <w:top w:val="single" w:sz="4" w:color="D9D9D9"/>
-              <w:left w:val="single" w:sz="4" w:color="D9D9D9"/>
-              <w:bottom w:val="single" w:sz="4" w:color="D9D9D9"/>
-              <w:right w:val="single" w:sz="4" w:color="D9D9D9"/>
-            </w:tcBorders>
-            <w:tcMar>
-              <w:top w:w="85" w:type="dxa"/>
-              <w:left w:w="85" w:type="dxa"/>
-              <w:bottom w:w="85" w:type="dxa"/>
-              <w:right w:w="85" w:type="dxa"/>
-            </w:tcMar>
-          </w:tcPr>
-          <w:p>
-            <w:pPr>
-              <w:spacing w:after="60"/>
-            </w:pPr>
-            <w:r>
-              <w:rPr>
-                <w:b w:val="0"/>
-                <w:sz w:val="18"/>
-              </w:rPr>
-              <w:t>จำนวนเต็มมากกว่า 0 หรือ NULL</w:t>
-            </w:r>
-          </w:p>
-        </w:tc>
-      </w:tr>
-    </w:tbl>
-    <w:p/>
-    <w:p>
-      <w:r>
-        <w:t>สำหรับแบบผสม เว้นจำนวนแต่ละส่วนแยกกันได้ตาม schema เผยแพร่และแก้ไข หน้าอ่านแสดงทั้งสองส่วน เช่น "ปรนัย 20 ข้อ, อัตนัยไม่ระบุ"</w:t>
-      </w:r>
-    </w:p>
-    <w:p>
-      <w:pPr>
-        <w:pStyle w:val="Heading1"/>
-      </w:pPr>
-      <w:r>
-        <w:t>4. ความสัมพันธ์และแหล่งข้อมูลที่ใช้แสดง</w:t>
-      </w:r>
-    </w:p>
-    <w:tbl>
-      <w:tblPr>
-        <w:tblW w:type="auto" w:w="0"/>
-        <w:tblLayout w:type="autofit"/>
-        <w:tblLook w:firstColumn="1" w:firstRow="1" w:lastColumn="0" w:lastRow="0" w:noHBand="0" w:noVBand="1" w:val="04A0"/>
-      </w:tblPr>
-      <w:tblGrid>
-        <w:gridCol w:w="5018"/>
-        <w:gridCol w:w="5018"/>
-      </w:tblGrid>
-      <w:tr>
-        <w:trPr>
-          <w:cantSplit/>
-          <w:tblHeader/>
-        </w:trPr>
-        <w:tc>
-          <w:tcPr>
-            <w:tcW w:type="dxa" w:w="5018"/>
-            <w:tcBorders>
-              <w:top w:val="single" w:sz="4" w:color="D9D9D9"/>
-              <w:left w:val="single" w:sz="4" w:color="D9D9D9"/>
-              <w:bottom w:val="single" w:sz="4" w:color="D9D9D9"/>
-              <w:right w:val="single" w:sz="4" w:color="D9D9D9"/>
-            </w:tcBorders>
-            <w:tcMar>
-              <w:top w:w="85" w:type="dxa"/>
-              <w:left w:w="85" w:type="dxa"/>
-              <w:bottom w:w="85" w:type="dxa"/>
-              <w:right w:w="85" w:type="dxa"/>
-            </w:tcMar>
-            <w:shd w:fill="E8EEF4"/>
-          </w:tcPr>
-          <w:p>
-            <w:pPr>
-              <w:spacing w:after="60"/>
-            </w:pPr>
-            <w:r>
-              <w:rPr>
-                <w:b/>
-                <w:sz w:val="18"/>
-              </w:rPr>
-              <w:t>ข้อมูลบนหน้าจอ</w:t>
-            </w:r>
-          </w:p>
-        </w:tc>
-        <w:tc>
-          <w:tcPr>
-            <w:tcW w:type="dxa" w:w="5018"/>
-            <w:tcBorders>
-              <w:top w:val="single" w:sz="4" w:color="D9D9D9"/>
-              <w:left w:val="single" w:sz="4" w:color="D9D9D9"/>
-              <w:bottom w:val="single" w:sz="4" w:color="D9D9D9"/>
-              <w:right w:val="single" w:sz="4" w:color="D9D9D9"/>
-            </w:tcBorders>
-            <w:tcMar>
-              <w:top w:w="85" w:type="dxa"/>
-              <w:left w:w="85" w:type="dxa"/>
-              <w:bottom w:w="85" w:type="dxa"/>
-              <w:right w:w="85" w:type="dxa"/>
-            </w:tcMar>
-            <w:shd w:fill="E8EEF4"/>
-          </w:tcPr>
-          <w:p>
-            <w:pPr>
-              <w:spacing w:after="60"/>
-            </w:pPr>
-            <w:r>
-              <w:rPr>
-                <w:b/>
-                <w:sz w:val="18"/>
-              </w:rPr>
-              <w:t>แหล่งข้อมูล</w:t>
-            </w:r>
-          </w:p>
-        </w:tc>
-      </w:tr>
-      <w:tr>
-        <w:trPr>
-          <w:cantSplit/>
-        </w:trPr>
-        <w:tc>
-          <w:tcPr>
-            <w:tcW w:type="dxa" w:w="5018"/>
-            <w:tcBorders>
-              <w:top w:val="single" w:sz="4" w:color="D9D9D9"/>
-              <w:left w:val="single" w:sz="4" w:color="D9D9D9"/>
-              <w:bottom w:val="single" w:sz="4" w:color="D9D9D9"/>
-              <w:right w:val="single" w:sz="4" w:color="D9D9D9"/>
-            </w:tcBorders>
-            <w:tcMar>
-              <w:top w:w="85" w:type="dxa"/>
-              <w:left w:w="85" w:type="dxa"/>
-              <w:bottom w:w="85" w:type="dxa"/>
-              <w:right w:w="85" w:type="dxa"/>
-            </w:tcMar>
-          </w:tcPr>
-          <w:p>
-            <w:pPr>
-              <w:spacing w:after="60"/>
-            </w:pPr>
-            <w:r>
-              <w:rPr>
-                <w:b w:val="0"/>
-                <w:sz w:val="18"/>
-              </w:rPr>
-              <w:t>ชื่อแนวข้อสอบและข้อมูลการสอบ</w:t>
-            </w:r>
-          </w:p>
-        </w:tc>
-        <w:tc>
-          <w:tcPr>
-            <w:tcW w:type="dxa" w:w="5018"/>
-            <w:tcBorders>
-              <w:top w:val="single" w:sz="4" w:color="D9D9D9"/>
-              <w:left w:val="single" w:sz="4" w:color="D9D9D9"/>
-              <w:bottom w:val="single" w:sz="4" w:color="D9D9D9"/>
-              <w:right w:val="single" w:sz="4" w:color="D9D9D9"/>
-            </w:tcBorders>
-            <w:tcMar>
-              <w:top w:w="85" w:type="dxa"/>
-              <w:left w:w="85" w:type="dxa"/>
-              <w:bottom w:w="85" w:type="dxa"/>
-              <w:right w:w="85" w:type="dxa"/>
-            </w:tcMar>
-          </w:tcPr>
-          <w:p>
-            <w:pPr>
-              <w:spacing w:after="60"/>
-            </w:pPr>
-            <w:r>
-              <w:rPr>
-                <w:b w:val="0"/>
-                <w:sz w:val="18"/>
-              </w:rPr>
-              <w:t>ตาราง guides</w:t>
-            </w:r>
-          </w:p>
-        </w:tc>
-      </w:tr>
-      <w:tr>
-        <w:trPr>
-          <w:cantSplit/>
-        </w:trPr>
-        <w:tc>
-          <w:tcPr>
-            <w:tcW w:type="dxa" w:w="5018"/>
-            <w:tcBorders>
-              <w:top w:val="single" w:sz="4" w:color="D9D9D9"/>
-              <w:left w:val="single" w:sz="4" w:color="D9D9D9"/>
-              <w:bottom w:val="single" w:sz="4" w:color="D9D9D9"/>
-              <w:right w:val="single" w:sz="4" w:color="D9D9D9"/>
-            </w:tcBorders>
-            <w:tcMar>
-              <w:top w:w="85" w:type="dxa"/>
-              <w:left w:w="85" w:type="dxa"/>
-              <w:bottom w:w="85" w:type="dxa"/>
-              <w:right w:w="85" w:type="dxa"/>
-            </w:tcMar>
-          </w:tcPr>
-          <w:p>
-            <w:pPr>
-              <w:spacing w:after="60"/>
-            </w:pPr>
-            <w:r>
-              <w:rPr>
-                <w:b w:val="0"/>
-                <w:sz w:val="18"/>
-              </w:rPr>
-              <w:t>รหัสวิชา</w:t>
-            </w:r>
-          </w:p>
-        </w:tc>
-        <w:tc>
-          <w:tcPr>
-            <w:tcW w:type="dxa" w:w="5018"/>
-            <w:tcBorders>
-              <w:top w:val="single" w:sz="4" w:color="D9D9D9"/>
-              <w:left w:val="single" w:sz="4" w:color="D9D9D9"/>
-              <w:bottom w:val="single" w:sz="4" w:color="D9D9D9"/>
-              <w:right w:val="single" w:sz="4" w:color="D9D9D9"/>
-            </w:tcBorders>
-            <w:tcMar>
-              <w:top w:w="85" w:type="dxa"/>
-              <w:left w:w="85" w:type="dxa"/>
-              <w:bottom w:w="85" w:type="dxa"/>
-              <w:right w:w="85" w:type="dxa"/>
-            </w:tcMar>
-          </w:tcPr>
-          <w:p>
-            <w:pPr>
-              <w:spacing w:after="60"/>
-            </w:pPr>
-            <w:r>
-              <w:rPr>
-                <w:b w:val="0"/>
-                <w:sz w:val="18"/>
-              </w:rPr>
-              <w:t>Course.course_code ผ่าน guides.course_id</w:t>
-            </w:r>
-          </w:p>
-        </w:tc>
-      </w:tr>
-      <w:tr>
-        <w:trPr>
-          <w:cantSplit/>
-        </w:trPr>
-        <w:tc>
-          <w:tcPr>
-            <w:tcW w:type="dxa" w:w="5018"/>
-            <w:tcBorders>
-              <w:top w:val="single" w:sz="4" w:color="D9D9D9"/>
-              <w:left w:val="single" w:sz="4" w:color="D9D9D9"/>
-              <w:bottom w:val="single" w:sz="4" w:color="D9D9D9"/>
-              <w:right w:val="single" w:sz="4" w:color="D9D9D9"/>
-            </w:tcBorders>
-            <w:tcMar>
-              <w:top w:w="85" w:type="dxa"/>
-              <w:left w:w="85" w:type="dxa"/>
-              <w:bottom w:w="85" w:type="dxa"/>
-              <w:right w:w="85" w:type="dxa"/>
-            </w:tcMar>
-          </w:tcPr>
-          <w:p>
-            <w:pPr>
-              <w:spacing w:after="60"/>
-            </w:pPr>
-            <w:r>
-              <w:rPr>
-                <w:b w:val="0"/>
-                <w:sz w:val="18"/>
-              </w:rPr>
-              <w:t>ชื่อวิชา</w:t>
-            </w:r>
-          </w:p>
-        </w:tc>
-        <w:tc>
-          <w:tcPr>
-            <w:tcW w:type="dxa" w:w="5018"/>
-            <w:tcBorders>
-              <w:top w:val="single" w:sz="4" w:color="D9D9D9"/>
-              <w:left w:val="single" w:sz="4" w:color="D9D9D9"/>
-              <w:bottom w:val="single" w:sz="4" w:color="D9D9D9"/>
-              <w:right w:val="single" w:sz="4" w:color="D9D9D9"/>
-            </w:tcBorders>
-            <w:tcMar>
-              <w:top w:w="85" w:type="dxa"/>
-              <w:left w:w="85" w:type="dxa"/>
-              <w:bottom w:w="85" w:type="dxa"/>
-              <w:right w:w="85" w:type="dxa"/>
-            </w:tcMar>
-          </w:tcPr>
-          <w:p>
-            <w:pPr>
-              <w:spacing w:after="60"/>
-            </w:pPr>
-            <w:r>
-              <w:rPr>
-                <w:b w:val="0"/>
-                <w:sz w:val="18"/>
-              </w:rPr>
-              <w:t>Course.course_name ผ่าน guides.course_id</w:t>
-            </w:r>
-          </w:p>
-        </w:tc>
-      </w:tr>
-      <w:tr>
-        <w:trPr>
-          <w:cantSplit/>
-        </w:trPr>
-        <w:tc>
-          <w:tcPr>
-            <w:tcW w:type="dxa" w:w="5018"/>
-            <w:tcBorders>
-              <w:top w:val="single" w:sz="4" w:color="D9D9D9"/>
-              <w:left w:val="single" w:sz="4" w:color="D9D9D9"/>
-              <w:bottom w:val="single" w:sz="4" w:color="D9D9D9"/>
-              <w:right w:val="single" w:sz="4" w:color="D9D9D9"/>
-            </w:tcBorders>
-            <w:tcMar>
-              <w:top w:w="85" w:type="dxa"/>
-              <w:left w:w="85" w:type="dxa"/>
-              <w:bottom w:w="85" w:type="dxa"/>
-              <w:right w:w="85" w:type="dxa"/>
-            </w:tcMar>
-          </w:tcPr>
-          <w:p>
-            <w:pPr>
-              <w:spacing w:after="60"/>
-            </w:pPr>
-            <w:r>
-              <w:rPr>
-                <w:b w:val="0"/>
-                <w:sz w:val="18"/>
-              </w:rPr>
-              <w:t>ชื่อผู้สอนใน DTO</w:t>
-            </w:r>
-          </w:p>
-        </w:tc>
-        <w:tc>
-          <w:tcPr>
-            <w:tcW w:type="dxa" w:w="5018"/>
-            <w:tcBorders>
-              <w:top w:val="single" w:sz="4" w:color="D9D9D9"/>
-              <w:left w:val="single" w:sz="4" w:color="D9D9D9"/>
-              <w:bottom w:val="single" w:sz="4" w:color="D9D9D9"/>
-              <w:right w:val="single" w:sz="4" w:color="D9D9D9"/>
-            </w:tcBorders>
-            <w:tcMar>
-              <w:top w:w="85" w:type="dxa"/>
-              <w:left w:w="85" w:type="dxa"/>
-              <w:bottom w:w="85" w:type="dxa"/>
-              <w:right w:w="85" w:type="dxa"/>
-            </w:tcMar>
-          </w:tcPr>
-          <w:p>
-            <w:pPr>
-              <w:spacing w:after="60"/>
-            </w:pPr>
-            <w:r>
-              <w:rPr>
-                <w:b w:val="0"/>
-                <w:sz w:val="18"/>
-              </w:rPr>
-              <w:t>ข้อมูลพื้นฐานของ Course ปัจจุบันหน้าอ่านไม่แสดง</w:t>
-            </w:r>
-          </w:p>
-        </w:tc>
-      </w:tr>
-      <w:tr>
-        <w:trPr>
-          <w:cantSplit/>
-        </w:trPr>
-        <w:tc>
-          <w:tcPr>
-            <w:tcW w:type="dxa" w:w="5018"/>
-            <w:tcBorders>
-              <w:top w:val="single" w:sz="4" w:color="D9D9D9"/>
-              <w:left w:val="single" w:sz="4" w:color="D9D9D9"/>
-              <w:bottom w:val="single" w:sz="4" w:color="D9D9D9"/>
-              <w:right w:val="single" w:sz="4" w:color="D9D9D9"/>
-            </w:tcBorders>
-            <w:tcMar>
-              <w:top w:w="85" w:type="dxa"/>
-              <w:left w:w="85" w:type="dxa"/>
-              <w:bottom w:w="85" w:type="dxa"/>
-              <w:right w:w="85" w:type="dxa"/>
-            </w:tcMar>
-          </w:tcPr>
-          <w:p>
-            <w:pPr>
-              <w:spacing w:after="60"/>
-            </w:pPr>
-            <w:r>
-              <w:rPr>
-                <w:b w:val="0"/>
-                <w:sz w:val="18"/>
-              </w:rPr>
-              <w:t>ชื่อผู้เผยแพร่</w:t>
-            </w:r>
-          </w:p>
-        </w:tc>
-        <w:tc>
-          <w:tcPr>
-            <w:tcW w:type="dxa" w:w="5018"/>
-            <w:tcBorders>
-              <w:top w:val="single" w:sz="4" w:color="D9D9D9"/>
-              <w:left w:val="single" w:sz="4" w:color="D9D9D9"/>
-              <w:bottom w:val="single" w:sz="4" w:color="D9D9D9"/>
-              <w:right w:val="single" w:sz="4" w:color="D9D9D9"/>
-            </w:tcBorders>
-            <w:tcMar>
-              <w:top w:w="85" w:type="dxa"/>
-              <w:left w:w="85" w:type="dxa"/>
-              <w:bottom w:w="85" w:type="dxa"/>
-              <w:right w:w="85" w:type="dxa"/>
-            </w:tcMar>
-          </w:tcPr>
-          <w:p>
-            <w:pPr>
-              <w:spacing w:after="60"/>
-            </w:pPr>
-            <w:r>
-              <w:rPr>
-                <w:b w:val="0"/>
-                <w:sz w:val="18"/>
-              </w:rPr>
-              <w:t>User.displayname_th หรือ User.displayname_en ผ่าน guides.publisher_id</w:t>
-            </w:r>
-          </w:p>
-        </w:tc>
-      </w:tr>
-    </w:tbl>
-    <w:p/>
-    <w:p>
-      <w:r>
-        <w:t>ข้อมูลผู้สอนอยู่ใน Course.instructor_name ส่วน GuideDetailResponseDTO ใช้ชื่อ course.instructor_names ไม่ใช่คอลัมน์ใหม่ ไม่มีตัวกรองผู้สอนใน API ปัจจุบัน</w:t>
-      </w:r>
-    </w:p>
-    <w:p>
-      <w:pPr>
-        <w:pStyle w:val="Heading2"/>
-      </w:pPr>
-      <w:r>
-        <w:t>ผู้เผยแพร่และเจ้าของรายการ</w:t>
-      </w:r>
-    </w:p>
-    <w:p>
-      <w:r>
-        <w:t>เมื่อเผยแพร่แนวข้อสอบ ระบบใช้ users.id ของผู้ใช้ที่เข้าสู่ระบบเป็น publisher_id ตามแบบ User ของ Task6</w:t>
-      </w:r>
-    </w:p>
-    <w:p>
-      <w:r>
-        <w:t>การ Login ซ้ำคืน User คนเดิม จึงทำให้แนวข้อสอบยังอ้างถึงเจ้าของคนเดิม แม้ชื่อจาก TU API เปลี่ยน</w:t>
-      </w:r>
-    </w:p>
-    <w:p>
-      <w:r>
-        <w:t>ชื่อที่ใช้แสดงยึดกติกาของ Task6:</w:t>
-      </w:r>
-    </w:p>
-    <w:p>
-      <w:r>
-        <w:t>1. ถ้ามีทั้งสองชื่อ แสดง ชื่อไทย (ชื่ออังกฤษ)</w:t>
-      </w:r>
-    </w:p>
-    <w:p>
-      <w:r>
-        <w:t>2. ถ้ามีชื่อเดียว ใช้ชื่อนั้นหลังตัดช่องว่างหัวท้าย</w:t>
-      </w:r>
-    </w:p>
-    <w:p>
-      <w:r>
-        <w:t>3. ถ้าไม่มีทั้งสองชื่อ แสดง "ไม่ระบุชื่อ"</w:t>
-      </w:r>
-    </w:p>
-    <w:p>
-      <w:r>
-        <w:t>ชื่อผู้เผยแพร่อ่านจากตาราง User ในฐานข้อมูลของระบบ เมื่อข้อมูลชื่ออัปเดต แนวข้อสอบแสดงชื่อปัจจุบันของบัญชีนั้น</w:t>
-      </w:r>
-    </w:p>
-    <w:p>
-      <w:pPr>
-        <w:pStyle w:val="Heading2"/>
-      </w:pPr>
-      <w:r>
-        <w:t>ข้อกำหนดความสัมพันธ์</w:t>
-      </w:r>
-    </w:p>
-    <w:p>
-      <w:r>
-        <w:t>- Course หนึ่งวิชามี Guide ได้ตั้งแต่ศูนย์รายการขึ้นไป</w:t>
-      </w:r>
-    </w:p>
-    <w:p>
-      <w:r>
-        <w:t>- User หนึ่งคนเผยแพร่ Guide ได้ตั้งแต่ศูนย์รายการขึ้นไป</w:t>
-      </w:r>
-    </w:p>
-    <w:p>
-      <w:r>
-        <w:t>- Guide แต่ละรายการมี Course และผู้เผยแพร่อย่างละหนึ่งรายการ</w:t>
-      </w:r>
-    </w:p>
-    <w:p>
-      <w:r>
-        <w:t>- Course ไม่มีความสัมพันธ์กับ User ในฐานะผู้เพิ่มรายวิชา</w:t>
-      </w:r>
-    </w:p>
-    <w:p>
-      <w:r>
-        <w:t>- การแก้ไขแนวข้อสอบยังใช้ guides.id เดิม</w:t>
-      </w:r>
-    </w:p>
-    <w:p>
-      <w:r>
-        <w:t>- การลบ Guide ไม่ลบ Course หรือ User</w:t>
-      </w:r>
-    </w:p>
-    <w:p>
-      <w:r>
-        <w:t>- การลบ Course หรือ User ที่ยังมี Guide อ้างถึงถูกปฏิเสธ</w:t>
-      </w:r>
-    </w:p>
-    <w:p>
-      <w:pPr>
-        <w:pStyle w:val="Heading1"/>
-      </w:pPr>
-      <w:r>
-        <w:t>5. ER Diagram</w:t>
-      </w:r>
-    </w:p>
-    <w:p>
-      <w:pPr>
-        <w:pStyle w:val="Heading2"/>
-      </w:pPr>
-      <w:r>
-        <w:t>แผนภาพ 1</w:t>
-      </w:r>
-    </w:p>
-    <w:p>
-      <w:r>
-        <w:drawing>
-          <wp:inline xmlns:a="http://schemas.openxmlformats.org/drawingml/2006/main" xmlns:pic="http://schemas.openxmlformats.org/drawingml/2006/picture">
-            <wp:extent cx="3674506" cy="6126479"/>
-            <wp:docPr id="1" name="Picture 1"/>
-            <wp:cNvGraphicFramePr>
-              <a:graphicFrameLocks noChangeAspect="1"/>
-            </wp:cNvGraphicFramePr>
-            <a:graphic>
-              <a:graphicData uri="http://schemas.openxmlformats.org/drawingml/2006/picture">
-                <pic:pic>
-                  <pic:nvPicPr>
-                    <pic:cNvPr id="0" name="rendered-diagrams-8.png"/>
-                    <pic:cNvPicPr/>
-                  </pic:nvPicPr>
-                  <pic:blipFill>
-                    <a:blip r:embed="rId9"/>
-                    <a:stretch>
-                      <a:fillRect/>
-                    </a:stretch>
-                  </pic:blipFill>
-                  <pic:spPr>
-                    <a:xfrm>
-                      <a:off x="0" y="0"/>
-                      <a:ext cx="3674506" cy="6126479"/>
-                    </a:xfrm>
-                    <a:prstGeom prst="rect"/>
-                  </pic:spPr>
-                </pic:pic>
-              </a:graphicData>
-            </a:graphic>
-          </wp:inline>
-        </w:drawing>
-      </w:r>
-    </w:p>
-    <w:p>
-      <w:r>
-        <w:t>แผนภาพแสดงเฉพาะฟิลด์ของ Course ที่เกี่ยวข้องกับแนวข้อสอบ ส่วนข้อมูล User ใช้ตาม Task6 ชนิดข้อมูล SQL และการเว้นว่างของ Guide ใช้ตามข้อ 2</w:t>
-      </w:r>
-    </w:p>
-    <w:p>
-      <w:pPr>
-        <w:pStyle w:val="Heading1"/>
-      </w:pPr>
-      <w:r>
-        <w:t>6. แบบ Entity และ DAO</w:t>
-      </w:r>
-    </w:p>
-    <w:p>
-      <w:pPr>
-        <w:pStyle w:val="Heading2"/>
-      </w:pPr>
-      <w:r>
-        <w:t>Guide Entity</w:t>
-      </w:r>
-    </w:p>
-    <w:p>
-      <w:r>
-        <w:t>Guide เป็น SQLAlchemy Entity ที่แทนตาราง guides โดยมีฟิลด์ตามข้อ 2 และความสัมพันธ์:</w:t>
-      </w:r>
-    </w:p>
-    <w:p>
-      <w:r>
-        <w:t>- course อ้างถึง Course ผ่าน course_id</w:t>
-      </w:r>
-    </w:p>
-    <w:p>
-      <w:r>
-        <w:t>- publisher อ้างถึง User ผ่าน publisher_id</w:t>
-      </w:r>
-    </w:p>
-    <w:p>
-      <w:r>
-        <w:t>ทีมอ่าน เผยแพร่ และแก้ไขใช้ Guide Entity เดียวกัน ส่วน Course และ User ใช้ Entity ที่ออกแบบใน Task22 และ Task6</w:t>
-      </w:r>
-    </w:p>
-    <w:p>
-      <w:pPr>
-        <w:pStyle w:val="Heading2"/>
-      </w:pPr>
-      <w:r>
-        <w:t>ReadGuideDAO</w:t>
-      </w:r>
-    </w:p>
-    <w:p>
-      <w:r>
-        <w:t>โค้ดใช้คลาส ReadGuideDAO รวมเมธอดอ่านข้อมูลแนวข้อสอบจากฐานข้อมูล โดย ReadGuideService เป็นผู้เรียกและแปลง Entity เป็น DTO</w:t>
-      </w:r>
-    </w:p>
-    <w:tbl>
-      <w:tblPr>
-        <w:tblW w:type="auto" w:w="0"/>
-        <w:tblLayout w:type="autofit"/>
-        <w:tblLook w:firstColumn="1" w:firstRow="1" w:lastColumn="0" w:lastRow="0" w:noHBand="0" w:noVBand="1" w:val="04A0"/>
-      </w:tblPr>
-      <w:tblGrid>
-        <w:gridCol w:w="3346"/>
-        <w:gridCol w:w="3346"/>
-        <w:gridCol w:w="3346"/>
-      </w:tblGrid>
-      <w:tr>
-        <w:trPr>
-          <w:cantSplit/>
-          <w:tblHeader/>
-        </w:trPr>
-        <w:tc>
-          <w:tcPr>
-            <w:tcW w:type="dxa" w:w="3346"/>
-            <w:tcBorders>
-              <w:top w:val="single" w:sz="4" w:color="D9D9D9"/>
-              <w:left w:val="single" w:sz="4" w:color="D9D9D9"/>
-              <w:bottom w:val="single" w:sz="4" w:color="D9D9D9"/>
-              <w:right w:val="single" w:sz="4" w:color="D9D9D9"/>
-            </w:tcBorders>
-            <w:tcMar>
-              <w:top w:w="85" w:type="dxa"/>
-              <w:left w:w="85" w:type="dxa"/>
-              <w:bottom w:w="85" w:type="dxa"/>
-              <w:right w:w="85" w:type="dxa"/>
-            </w:tcMar>
-            <w:shd w:fill="E8EEF4"/>
-          </w:tcPr>
-          <w:p>
-            <w:pPr>
-              <w:spacing w:after="60"/>
-            </w:pPr>
-            <w:r>
-              <w:rPr>
-                <w:b/>
-                <w:sz w:val="18"/>
-              </w:rPr>
-              <w:t>เมธอด</w:t>
-            </w:r>
-          </w:p>
-        </w:tc>
-        <w:tc>
-          <w:tcPr>
-            <w:tcW w:type="dxa" w:w="3346"/>
-            <w:tcBorders>
-              <w:top w:val="single" w:sz="4" w:color="D9D9D9"/>
-              <w:left w:val="single" w:sz="4" w:color="D9D9D9"/>
-              <w:bottom w:val="single" w:sz="4" w:color="D9D9D9"/>
-              <w:right w:val="single" w:sz="4" w:color="D9D9D9"/>
-            </w:tcBorders>
-            <w:tcMar>
-              <w:top w:w="85" w:type="dxa"/>
-              <w:left w:w="85" w:type="dxa"/>
-              <w:bottom w:w="85" w:type="dxa"/>
-              <w:right w:w="85" w:type="dxa"/>
-            </w:tcMar>
-            <w:shd w:fill="E8EEF4"/>
-          </w:tcPr>
-          <w:p>
-            <w:pPr>
-              <w:spacing w:after="60"/>
-            </w:pPr>
-            <w:r>
-              <w:rPr>
-                <w:b/>
-                <w:sz w:val="18"/>
-              </w:rPr>
-              <w:t>ข้อมูลรับเข้า</w:t>
-            </w:r>
-          </w:p>
-        </w:tc>
-        <w:tc>
-          <w:tcPr>
-            <w:tcW w:type="dxa" w:w="3346"/>
-            <w:tcBorders>
-              <w:top w:val="single" w:sz="4" w:color="D9D9D9"/>
-              <w:left w:val="single" w:sz="4" w:color="D9D9D9"/>
-              <w:bottom w:val="single" w:sz="4" w:color="D9D9D9"/>
-              <w:right w:val="single" w:sz="4" w:color="D9D9D9"/>
-            </w:tcBorders>
-            <w:tcMar>
-              <w:top w:w="85" w:type="dxa"/>
-              <w:left w:w="85" w:type="dxa"/>
-              <w:bottom w:w="85" w:type="dxa"/>
-              <w:right w:w="85" w:type="dxa"/>
-            </w:tcMar>
-            <w:shd w:fill="E8EEF4"/>
-          </w:tcPr>
-          <w:p>
-            <w:pPr>
-              <w:spacing w:after="60"/>
-            </w:pPr>
-            <w:r>
-              <w:rPr>
-                <w:b/>
-                <w:sz w:val="18"/>
-              </w:rPr>
-              <w:t>ผลที่คืน</w:t>
-            </w:r>
-          </w:p>
-        </w:tc>
-      </w:tr>
-      <w:tr>
-        <w:trPr>
-          <w:cantSplit/>
-        </w:trPr>
-        <w:tc>
-          <w:tcPr>
-            <w:tcW w:type="dxa" w:w="3346"/>
-            <w:tcBorders>
-              <w:top w:val="single" w:sz="4" w:color="D9D9D9"/>
-              <w:left w:val="single" w:sz="4" w:color="D9D9D9"/>
-              <w:bottom w:val="single" w:sz="4" w:color="D9D9D9"/>
-              <w:right w:val="single" w:sz="4" w:color="D9D9D9"/>
-            </w:tcBorders>
-            <w:tcMar>
-              <w:top w:w="85" w:type="dxa"/>
-              <w:left w:w="85" w:type="dxa"/>
-              <w:bottom w:w="85" w:type="dxa"/>
-              <w:right w:w="85" w:type="dxa"/>
-            </w:tcMar>
-          </w:tcPr>
-          <w:p>
-            <w:pPr>
-              <w:spacing w:after="60"/>
-            </w:pPr>
-            <w:r>
-              <w:rPr>
-                <w:b w:val="0"/>
-                <w:sz w:val="18"/>
-              </w:rPr>
-              <w:t>list_by_course</w:t>
-            </w:r>
-          </w:p>
-        </w:tc>
-        <w:tc>
-          <w:tcPr>
-            <w:tcW w:type="dxa" w:w="3346"/>
-            <w:tcBorders>
-              <w:top w:val="single" w:sz="4" w:color="D9D9D9"/>
-              <w:left w:val="single" w:sz="4" w:color="D9D9D9"/>
-              <w:bottom w:val="single" w:sz="4" w:color="D9D9D9"/>
-              <w:right w:val="single" w:sz="4" w:color="D9D9D9"/>
-            </w:tcBorders>
-            <w:tcMar>
-              <w:top w:w="85" w:type="dxa"/>
-              <w:left w:w="85" w:type="dxa"/>
-              <w:bottom w:w="85" w:type="dxa"/>
-              <w:right w:w="85" w:type="dxa"/>
-            </w:tcMar>
-          </w:tcPr>
-          <w:p>
-            <w:pPr>
-              <w:spacing w:after="60"/>
-            </w:pPr>
-            <w:r>
-              <w:rPr>
-                <w:b w:val="0"/>
-                <w:sz w:val="18"/>
-              </w:rPr>
-              <w:t>course_id, academic_year, semester, exam_period โดยตัวกรองทั้งสามเว้นได้</w:t>
-            </w:r>
-          </w:p>
-        </w:tc>
-        <w:tc>
-          <w:tcPr>
-            <w:tcW w:type="dxa" w:w="3346"/>
-            <w:tcBorders>
-              <w:top w:val="single" w:sz="4" w:color="D9D9D9"/>
-              <w:left w:val="single" w:sz="4" w:color="D9D9D9"/>
-              <w:bottom w:val="single" w:sz="4" w:color="D9D9D9"/>
-              <w:right w:val="single" w:sz="4" w:color="D9D9D9"/>
-            </w:tcBorders>
-            <w:tcMar>
-              <w:top w:w="85" w:type="dxa"/>
-              <w:left w:w="85" w:type="dxa"/>
-              <w:bottom w:w="85" w:type="dxa"/>
-              <w:right w:w="85" w:type="dxa"/>
-            </w:tcMar>
-          </w:tcPr>
-          <w:p>
-            <w:pPr>
-              <w:spacing w:after="60"/>
-            </w:pPr>
-            <w:r>
-              <w:rPr>
-                <w:b w:val="0"/>
-                <w:sz w:val="18"/>
-              </w:rPr>
-              <w:t>รายการ Guide พร้อมความสัมพันธ์ Course และ User ที่ใช้แสดงผล</w:t>
-            </w:r>
-          </w:p>
-        </w:tc>
-      </w:tr>
-      <w:tr>
-        <w:trPr>
-          <w:cantSplit/>
-        </w:trPr>
-        <w:tc>
-          <w:tcPr>
-            <w:tcW w:type="dxa" w:w="3346"/>
-            <w:tcBorders>
-              <w:top w:val="single" w:sz="4" w:color="D9D9D9"/>
-              <w:left w:val="single" w:sz="4" w:color="D9D9D9"/>
-              <w:bottom w:val="single" w:sz="4" w:color="D9D9D9"/>
-              <w:right w:val="single" w:sz="4" w:color="D9D9D9"/>
-            </w:tcBorders>
-            <w:tcMar>
-              <w:top w:w="85" w:type="dxa"/>
-              <w:left w:w="85" w:type="dxa"/>
-              <w:bottom w:w="85" w:type="dxa"/>
-              <w:right w:w="85" w:type="dxa"/>
-            </w:tcMar>
-          </w:tcPr>
-          <w:p>
-            <w:pPr>
-              <w:spacing w:after="60"/>
-            </w:pPr>
-            <w:r>
-              <w:rPr>
-                <w:b w:val="0"/>
-                <w:sz w:val="18"/>
-              </w:rPr>
-              <w:t>get_by_id</w:t>
-            </w:r>
-          </w:p>
-        </w:tc>
-        <w:tc>
-          <w:tcPr>
-            <w:tcW w:type="dxa" w:w="3346"/>
-            <w:tcBorders>
-              <w:top w:val="single" w:sz="4" w:color="D9D9D9"/>
-              <w:left w:val="single" w:sz="4" w:color="D9D9D9"/>
-              <w:bottom w:val="single" w:sz="4" w:color="D9D9D9"/>
-              <w:right w:val="single" w:sz="4" w:color="D9D9D9"/>
-            </w:tcBorders>
-            <w:tcMar>
-              <w:top w:w="85" w:type="dxa"/>
-              <w:left w:w="85" w:type="dxa"/>
-              <w:bottom w:w="85" w:type="dxa"/>
-              <w:right w:w="85" w:type="dxa"/>
-            </w:tcMar>
-          </w:tcPr>
-          <w:p>
-            <w:pPr>
-              <w:spacing w:after="60"/>
-            </w:pPr>
-            <w:r>
-              <w:rPr>
-                <w:b w:val="0"/>
-                <w:sz w:val="18"/>
-              </w:rPr>
-              <w:t>guide_id ซึ่งตรงกับ guides.id</w:t>
-            </w:r>
-          </w:p>
-        </w:tc>
-        <w:tc>
-          <w:tcPr>
-            <w:tcW w:type="dxa" w:w="3346"/>
-            <w:tcBorders>
-              <w:top w:val="single" w:sz="4" w:color="D9D9D9"/>
-              <w:left w:val="single" w:sz="4" w:color="D9D9D9"/>
-              <w:bottom w:val="single" w:sz="4" w:color="D9D9D9"/>
-              <w:right w:val="single" w:sz="4" w:color="D9D9D9"/>
-            </w:tcBorders>
-            <w:tcMar>
-              <w:top w:w="85" w:type="dxa"/>
-              <w:left w:w="85" w:type="dxa"/>
-              <w:bottom w:w="85" w:type="dxa"/>
-              <w:right w:w="85" w:type="dxa"/>
-            </w:tcMar>
-          </w:tcPr>
-          <w:p>
-            <w:pPr>
-              <w:spacing w:after="60"/>
-            </w:pPr>
-            <w:r>
-              <w:rPr>
-                <w:b w:val="0"/>
-                <w:sz w:val="18"/>
-              </w:rPr>
-              <w:t>Guide พร้อมความสัมพันธ์ Course และ User หรือ None เมื่อไม่พบ</w:t>
-            </w:r>
-          </w:p>
-        </w:tc>
-      </w:tr>
-      <w:tr>
-        <w:trPr>
-          <w:cantSplit/>
-        </w:trPr>
-        <w:tc>
-          <w:tcPr>
-            <w:tcW w:type="dxa" w:w="3346"/>
-            <w:tcBorders>
-              <w:top w:val="single" w:sz="4" w:color="D9D9D9"/>
-              <w:left w:val="single" w:sz="4" w:color="D9D9D9"/>
-              <w:bottom w:val="single" w:sz="4" w:color="D9D9D9"/>
-              <w:right w:val="single" w:sz="4" w:color="D9D9D9"/>
-            </w:tcBorders>
-            <w:tcMar>
-              <w:top w:w="85" w:type="dxa"/>
-              <w:left w:w="85" w:type="dxa"/>
-              <w:bottom w:w="85" w:type="dxa"/>
-              <w:right w:w="85" w:type="dxa"/>
-            </w:tcMar>
-          </w:tcPr>
-          <w:p>
-            <w:pPr>
-              <w:spacing w:after="60"/>
-            </w:pPr>
-            <w:r>
-              <w:rPr>
-                <w:b w:val="0"/>
-                <w:sz w:val="18"/>
-              </w:rPr>
-              <w:t>get_filter_values</w:t>
-            </w:r>
-          </w:p>
-        </w:tc>
-        <w:tc>
-          <w:tcPr>
-            <w:tcW w:type="dxa" w:w="3346"/>
-            <w:tcBorders>
-              <w:top w:val="single" w:sz="4" w:color="D9D9D9"/>
-              <w:left w:val="single" w:sz="4" w:color="D9D9D9"/>
-              <w:bottom w:val="single" w:sz="4" w:color="D9D9D9"/>
-              <w:right w:val="single" w:sz="4" w:color="D9D9D9"/>
-            </w:tcBorders>
-            <w:tcMar>
-              <w:top w:w="85" w:type="dxa"/>
-              <w:left w:w="85" w:type="dxa"/>
-              <w:bottom w:w="85" w:type="dxa"/>
-              <w:right w:w="85" w:type="dxa"/>
-            </w:tcMar>
-          </w:tcPr>
-          <w:p>
-            <w:pPr>
-              <w:spacing w:after="60"/>
-            </w:pPr>
-            <w:r>
-              <w:rPr>
-                <w:b w:val="0"/>
-                <w:sz w:val="18"/>
-              </w:rPr>
-              <w:t>course_id</w:t>
-            </w:r>
-          </w:p>
-        </w:tc>
-        <w:tc>
-          <w:tcPr>
-            <w:tcW w:type="dxa" w:w="3346"/>
-            <w:tcBorders>
-              <w:top w:val="single" w:sz="4" w:color="D9D9D9"/>
-              <w:left w:val="single" w:sz="4" w:color="D9D9D9"/>
-              <w:bottom w:val="single" w:sz="4" w:color="D9D9D9"/>
-              <w:right w:val="single" w:sz="4" w:color="D9D9D9"/>
-            </w:tcBorders>
-            <w:tcMar>
-              <w:top w:w="85" w:type="dxa"/>
-              <w:left w:w="85" w:type="dxa"/>
-              <w:bottom w:w="85" w:type="dxa"/>
-              <w:right w:w="85" w:type="dxa"/>
-            </w:tcMar>
-          </w:tcPr>
-          <w:p>
-            <w:pPr>
-              <w:spacing w:after="60"/>
-            </w:pPr>
-            <w:r>
-              <w:rPr>
-                <w:b w:val="0"/>
-                <w:sz w:val="18"/>
-              </w:rPr>
-              <w:t>ชุดค่าปีการศึกษา ภาคเรียน และช่วงสอบที่ไม่ซ้ำของวิชานั้น</w:t>
-            </w:r>
-          </w:p>
-        </w:tc>
-      </w:tr>
-    </w:tbl>
-    <w:p/>
-    <w:p>
-      <w:r>
-        <w:t>ผลจาก get_filter_values ประกอบด้วย:</w:t>
-      </w:r>
-    </w:p>
-    <w:p>
-      <w:r>
-        <w:t>- academic_years เป็นรายการตัวเลขปีการศึกษา</w:t>
-      </w:r>
-    </w:p>
-    <w:p>
-      <w:r>
-        <w:t>- semesters เป็นรายการรหัสภาคเรียน</w:t>
-      </w:r>
-    </w:p>
-    <w:p>
-      <w:r>
-        <w:t>- exam_periods เป็นรายการรหัสช่วงสอบ</w:t>
-      </w:r>
-    </w:p>
-    <w:p>
-      <w:r>
-        <w:t>กติกาของเมธอดอ่าน:</w:t>
-      </w:r>
-    </w:p>
-    <w:p>
-      <w:r>
-        <w:t>1. list_by_course จำกัดผลให้อยู่ในรายวิชาที่ขอเสมอ</w:t>
-      </w:r>
-    </w:p>
-    <w:p>
-      <w:r>
-        <w:t>2. ตัวกรองหลายตัวต้องตรงครบทุกเงื่อนไข</w:t>
-      </w:r>
-    </w:p>
-    <w:p>
-      <w:r>
-        <w:t>3. ตัวกรองที่ไม่ได้เลือกใช้ None และไม่เพิ่มเงื่อนไขนั้น</w:t>
-      </w:r>
-    </w:p>
-    <w:p>
-      <w:r>
-        <w:t>4. เมื่อไม่มีผลลัพธ์ list_by_course คืนรายการว่าง</w:t>
-      </w:r>
-    </w:p>
-    <w:p>
-      <w:r>
-        <w:t>5. get_filter_values ใช้แนวข้อสอบทั้งหมดของรายวิชานั้นเป็นแหล่งตัวเลือก</w:t>
-      </w:r>
-    </w:p>
-    <w:p>
-      <w:r>
-        <w:t>6. เมื่อไม่มีแนวข้อสอบ ชุดค่าตัวกรองเป็นรายการว่าง หน้าเว็บยังมีตัวเลือก "ทั้งหมด"</w:t>
-      </w:r>
-    </w:p>
-    <w:p>
-      <w:r>
-        <w:t>7. การอ่านข้อมูลไม่เปลี่ยนข้อมูลในฐานข้อมูล</w:t>
-      </w:r>
-    </w:p>
-    <w:p>
-      <w:r>
-        <w:t>ตัวเลือก "ทั้งหมด" เป็นสถานะของการกรอง โดยไม่มีค่าดังกล่าวเก็บในตาราง Guide</w:t>
-      </w:r>
-    </w:p>
-    <w:p>
-      <w:r>
-        <w:t>การตรวจสถานะเข้าสู่ระบบอยู่ในขั้นตอน API และ Service ที่เรียก DAO</w:t>
-      </w:r>
-    </w:p>
-    <w:p>
-      <w:pPr>
-        <w:pStyle w:val="Heading2"/>
-      </w:pPr>
-      <w:r>
-        <w:t>แผนภาพ Entity/DAO</w:t>
-      </w:r>
-    </w:p>
-    <w:p>
-      <w:pPr>
-        <w:pStyle w:val="Heading2"/>
-      </w:pPr>
-      <w:r>
-        <w:t>แผนภาพ 2</w:t>
-      </w:r>
-    </w:p>
-    <w:p>
-      <w:r>
-        <w:drawing>
-          <wp:inline xmlns:a="http://schemas.openxmlformats.org/drawingml/2006/main" xmlns:pic="http://schemas.openxmlformats.org/drawingml/2006/picture">
-            <wp:extent cx="4051036" cy="6126479"/>
-            <wp:docPr id="2" name="Picture 2"/>
-            <wp:cNvGraphicFramePr>
-              <a:graphicFrameLocks noChangeAspect="1"/>
-            </wp:cNvGraphicFramePr>
-            <a:graphic>
-              <a:graphicData uri="http://schemas.openxmlformats.org/drawingml/2006/picture">
-                <pic:pic>
-                  <pic:nvPicPr>
-                    <pic:cNvPr id="0" name="rendered-diagrams-9.png"/>
-                    <pic:cNvPicPr/>
-                  </pic:nvPicPr>
-                  <pic:blipFill>
-                    <a:blip r:embed="rId10"/>
-                    <a:stretch>
-                      <a:fillRect/>
-                    </a:stretch>
-                  </pic:blipFill>
-                  <pic:spPr>
-                    <a:xfrm>
-                      <a:off x="0" y="0"/>
-                      <a:ext cx="4051036" cy="6126479"/>
-                    </a:xfrm>
-                    <a:prstGeom prst="rect"/>
-                  </pic:spPr>
-                </pic:pic>
-              </a:graphicData>
-            </a:graphic>
-          </wp:inline>
-        </w:drawing>
-      </w:r>
-    </w:p>
-    <w:p>
-      <w:pPr>
-        <w:pStyle w:val="Heading1"/>
-      </w:pPr>
-      <w:r>
-        <w:t>7. ข้อตกลงร่วมกับงานอื่น</w:t>
-      </w:r>
-    </w:p>
-    <w:tbl>
-      <w:tblPr>
-        <w:tblW w:type="auto" w:w="0"/>
-        <w:tblLayout w:type="autofit"/>
-        <w:tblLook w:firstColumn="1" w:firstRow="1" w:lastColumn="0" w:lastRow="0" w:noHBand="0" w:noVBand="1" w:val="04A0"/>
-      </w:tblPr>
-      <w:tblGrid>
-        <w:gridCol w:w="3346"/>
-        <w:gridCol w:w="3346"/>
-        <w:gridCol w:w="3346"/>
-      </w:tblGrid>
-      <w:tr>
-        <w:trPr>
-          <w:cantSplit/>
-          <w:tblHeader/>
-        </w:trPr>
-        <w:tc>
-          <w:tcPr>
-            <w:tcW w:type="dxa" w:w="3346"/>
-            <w:tcBorders>
-              <w:top w:val="single" w:sz="4" w:color="D9D9D9"/>
-              <w:left w:val="single" w:sz="4" w:color="D9D9D9"/>
-              <w:bottom w:val="single" w:sz="4" w:color="D9D9D9"/>
-              <w:right w:val="single" w:sz="4" w:color="D9D9D9"/>
-            </w:tcBorders>
-            <w:tcMar>
-              <w:top w:w="85" w:type="dxa"/>
-              <w:left w:w="85" w:type="dxa"/>
-              <w:bottom w:w="85" w:type="dxa"/>
-              <w:right w:w="85" w:type="dxa"/>
-            </w:tcMar>
-            <w:shd w:fill="E8EEF4"/>
-          </w:tcPr>
-          <w:p>
-            <w:pPr>
-              <w:spacing w:after="60"/>
-            </w:pPr>
-            <w:r>
-              <w:rPr>
-                <w:b/>
-                <w:sz w:val="18"/>
-              </w:rPr>
-              <w:t>เรื่อง</w:t>
-            </w:r>
-          </w:p>
-        </w:tc>
-        <w:tc>
-          <w:tcPr>
-            <w:tcW w:type="dxa" w:w="3346"/>
-            <w:tcBorders>
-              <w:top w:val="single" w:sz="4" w:color="D9D9D9"/>
-              <w:left w:val="single" w:sz="4" w:color="D9D9D9"/>
-              <w:bottom w:val="single" w:sz="4" w:color="D9D9D9"/>
-              <w:right w:val="single" w:sz="4" w:color="D9D9D9"/>
-            </w:tcBorders>
-            <w:tcMar>
-              <w:top w:w="85" w:type="dxa"/>
-              <w:left w:w="85" w:type="dxa"/>
-              <w:bottom w:w="85" w:type="dxa"/>
-              <w:right w:w="85" w:type="dxa"/>
-            </w:tcMar>
-            <w:shd w:fill="E8EEF4"/>
-          </w:tcPr>
-          <w:p>
-            <w:pPr>
-              <w:spacing w:after="60"/>
-            </w:pPr>
-            <w:r>
-              <w:rPr>
-                <w:b/>
-                <w:sz w:val="18"/>
-              </w:rPr>
-              <w:t>งานที่เกี่ยวข้อง</w:t>
-            </w:r>
-          </w:p>
-        </w:tc>
-        <w:tc>
-          <w:tcPr>
-            <w:tcW w:type="dxa" w:w="3346"/>
-            <w:tcBorders>
-              <w:top w:val="single" w:sz="4" w:color="D9D9D9"/>
-              <w:left w:val="single" w:sz="4" w:color="D9D9D9"/>
-              <w:bottom w:val="single" w:sz="4" w:color="D9D9D9"/>
-              <w:right w:val="single" w:sz="4" w:color="D9D9D9"/>
-            </w:tcBorders>
-            <w:tcMar>
-              <w:top w:w="85" w:type="dxa"/>
-              <w:left w:w="85" w:type="dxa"/>
-              <w:bottom w:w="85" w:type="dxa"/>
-              <w:right w:w="85" w:type="dxa"/>
-            </w:tcMar>
-            <w:shd w:fill="E8EEF4"/>
-          </w:tcPr>
-          <w:p>
-            <w:pPr>
-              <w:spacing w:after="60"/>
-            </w:pPr>
-            <w:r>
-              <w:rPr>
-                <w:b/>
-                <w:sz w:val="18"/>
-              </w:rPr>
-              <w:t>สถานะ</w:t>
-            </w:r>
-          </w:p>
-        </w:tc>
-      </w:tr>
-      <w:tr>
-        <w:trPr>
-          <w:cantSplit/>
-        </w:trPr>
-        <w:tc>
-          <w:tcPr>
-            <w:tcW w:type="dxa" w:w="3346"/>
-            <w:tcBorders>
-              <w:top w:val="single" w:sz="4" w:color="D9D9D9"/>
-              <w:left w:val="single" w:sz="4" w:color="D9D9D9"/>
-              <w:bottom w:val="single" w:sz="4" w:color="D9D9D9"/>
-              <w:right w:val="single" w:sz="4" w:color="D9D9D9"/>
-            </w:tcBorders>
-            <w:tcMar>
-              <w:top w:w="85" w:type="dxa"/>
-              <w:left w:w="85" w:type="dxa"/>
-              <w:bottom w:w="85" w:type="dxa"/>
-              <w:right w:w="85" w:type="dxa"/>
-            </w:tcMar>
-          </w:tcPr>
-          <w:p>
-            <w:pPr>
-              <w:spacing w:after="60"/>
-            </w:pPr>
-            <w:r>
-              <w:rPr>
-                <w:b w:val="0"/>
-                <w:sz w:val="18"/>
-              </w:rPr>
-              <w:t>course_id อ้างถึง courses.id ชนิด INT</w:t>
-            </w:r>
-          </w:p>
-        </w:tc>
-        <w:tc>
-          <w:tcPr>
-            <w:tcW w:type="dxa" w:w="3346"/>
-            <w:tcBorders>
-              <w:top w:val="single" w:sz="4" w:color="D9D9D9"/>
-              <w:left w:val="single" w:sz="4" w:color="D9D9D9"/>
-              <w:bottom w:val="single" w:sz="4" w:color="D9D9D9"/>
-              <w:right w:val="single" w:sz="4" w:color="D9D9D9"/>
-            </w:tcBorders>
-            <w:tcMar>
-              <w:top w:w="85" w:type="dxa"/>
-              <w:left w:w="85" w:type="dxa"/>
-              <w:bottom w:w="85" w:type="dxa"/>
-              <w:right w:w="85" w:type="dxa"/>
-            </w:tcMar>
-          </w:tcPr>
-          <w:p>
-            <w:pPr>
-              <w:spacing w:after="60"/>
-            </w:pPr>
-            <w:r>
-              <w:rPr>
-                <w:b w:val="0"/>
-                <w:sz w:val="18"/>
-              </w:rPr>
-              <w:t>Task22</w:t>
-            </w:r>
-          </w:p>
-        </w:tc>
-        <w:tc>
-          <w:tcPr>
-            <w:tcW w:type="dxa" w:w="3346"/>
-            <w:tcBorders>
-              <w:top w:val="single" w:sz="4" w:color="D9D9D9"/>
-              <w:left w:val="single" w:sz="4" w:color="D9D9D9"/>
-              <w:bottom w:val="single" w:sz="4" w:color="D9D9D9"/>
-              <w:right w:val="single" w:sz="4" w:color="D9D9D9"/>
-            </w:tcBorders>
-            <w:tcMar>
-              <w:top w:w="85" w:type="dxa"/>
-              <w:left w:w="85" w:type="dxa"/>
-              <w:bottom w:w="85" w:type="dxa"/>
-              <w:right w:w="85" w:type="dxa"/>
-            </w:tcMar>
-          </w:tcPr>
-          <w:p>
-            <w:pPr>
-              <w:spacing w:after="60"/>
-            </w:pPr>
-            <w:r>
-              <w:rPr>
-                <w:b w:val="0"/>
-                <w:sz w:val="18"/>
-              </w:rPr>
-              <w:t>ยืนยันจากแบบ Course แล้ว</w:t>
-            </w:r>
-          </w:p>
-        </w:tc>
-      </w:tr>
-      <w:tr>
-        <w:trPr>
-          <w:cantSplit/>
-        </w:trPr>
-        <w:tc>
-          <w:tcPr>
-            <w:tcW w:type="dxa" w:w="3346"/>
-            <w:tcBorders>
-              <w:top w:val="single" w:sz="4" w:color="D9D9D9"/>
-              <w:left w:val="single" w:sz="4" w:color="D9D9D9"/>
-              <w:bottom w:val="single" w:sz="4" w:color="D9D9D9"/>
-              <w:right w:val="single" w:sz="4" w:color="D9D9D9"/>
-            </w:tcBorders>
-            <w:tcMar>
-              <w:top w:w="85" w:type="dxa"/>
-              <w:left w:w="85" w:type="dxa"/>
-              <w:bottom w:w="85" w:type="dxa"/>
-              <w:right w:w="85" w:type="dxa"/>
-            </w:tcMar>
-          </w:tcPr>
-          <w:p>
-            <w:pPr>
-              <w:spacing w:after="60"/>
-            </w:pPr>
-            <w:r>
-              <w:rPr>
-                <w:b w:val="0"/>
-                <w:sz w:val="18"/>
-              </w:rPr>
-              <w:t>publisher_id อ้างถึง users.id ชนิด INT</w:t>
-            </w:r>
-          </w:p>
-        </w:tc>
-        <w:tc>
-          <w:tcPr>
-            <w:tcW w:type="dxa" w:w="3346"/>
-            <w:tcBorders>
-              <w:top w:val="single" w:sz="4" w:color="D9D9D9"/>
-              <w:left w:val="single" w:sz="4" w:color="D9D9D9"/>
-              <w:bottom w:val="single" w:sz="4" w:color="D9D9D9"/>
-              <w:right w:val="single" w:sz="4" w:color="D9D9D9"/>
-            </w:tcBorders>
-            <w:tcMar>
-              <w:top w:w="85" w:type="dxa"/>
-              <w:left w:w="85" w:type="dxa"/>
-              <w:bottom w:w="85" w:type="dxa"/>
-              <w:right w:w="85" w:type="dxa"/>
-            </w:tcMar>
-          </w:tcPr>
-          <w:p>
-            <w:pPr>
-              <w:spacing w:after="60"/>
-            </w:pPr>
-            <w:r>
-              <w:rPr>
-                <w:b w:val="0"/>
-                <w:sz w:val="18"/>
-              </w:rPr>
-              <w:t>Task6</w:t>
-            </w:r>
-          </w:p>
-        </w:tc>
-        <w:tc>
-          <w:tcPr>
-            <w:tcW w:type="dxa" w:w="3346"/>
-            <w:tcBorders>
-              <w:top w:val="single" w:sz="4" w:color="D9D9D9"/>
-              <w:left w:val="single" w:sz="4" w:color="D9D9D9"/>
-              <w:bottom w:val="single" w:sz="4" w:color="D9D9D9"/>
-              <w:right w:val="single" w:sz="4" w:color="D9D9D9"/>
-            </w:tcBorders>
-            <w:tcMar>
-              <w:top w:w="85" w:type="dxa"/>
-              <w:left w:w="85" w:type="dxa"/>
-              <w:bottom w:w="85" w:type="dxa"/>
-              <w:right w:w="85" w:type="dxa"/>
-            </w:tcMar>
-          </w:tcPr>
-          <w:p>
-            <w:pPr>
-              <w:spacing w:after="60"/>
-            </w:pPr>
-            <w:r>
-              <w:rPr>
-                <w:b w:val="0"/>
-                <w:sz w:val="18"/>
-              </w:rPr>
-              <w:t>ยืนยันจากแบบ User แล้ว</w:t>
-            </w:r>
-          </w:p>
-        </w:tc>
-      </w:tr>
-      <w:tr>
-        <w:trPr>
-          <w:cantSplit/>
-        </w:trPr>
-        <w:tc>
-          <w:tcPr>
-            <w:tcW w:type="dxa" w:w="3346"/>
-            <w:tcBorders>
-              <w:top w:val="single" w:sz="4" w:color="D9D9D9"/>
-              <w:left w:val="single" w:sz="4" w:color="D9D9D9"/>
-              <w:bottom w:val="single" w:sz="4" w:color="D9D9D9"/>
-              <w:right w:val="single" w:sz="4" w:color="D9D9D9"/>
-            </w:tcBorders>
-            <w:tcMar>
-              <w:top w:w="85" w:type="dxa"/>
-              <w:left w:w="85" w:type="dxa"/>
-              <w:bottom w:w="85" w:type="dxa"/>
-              <w:right w:w="85" w:type="dxa"/>
-            </w:tcMar>
-          </w:tcPr>
-          <w:p>
-            <w:pPr>
-              <w:spacing w:after="60"/>
-            </w:pPr>
-            <w:r>
-              <w:rPr>
-                <w:b w:val="0"/>
-                <w:sz w:val="18"/>
-              </w:rPr>
-              <w:t>ชื่อผู้เผยแพร่</w:t>
-            </w:r>
-          </w:p>
-        </w:tc>
-        <w:tc>
-          <w:tcPr>
-            <w:tcW w:type="dxa" w:w="3346"/>
-            <w:tcBorders>
-              <w:top w:val="single" w:sz="4" w:color="D9D9D9"/>
-              <w:left w:val="single" w:sz="4" w:color="D9D9D9"/>
-              <w:bottom w:val="single" w:sz="4" w:color="D9D9D9"/>
-              <w:right w:val="single" w:sz="4" w:color="D9D9D9"/>
-            </w:tcBorders>
-            <w:tcMar>
-              <w:top w:w="85" w:type="dxa"/>
-              <w:left w:w="85" w:type="dxa"/>
-              <w:bottom w:w="85" w:type="dxa"/>
-              <w:right w:w="85" w:type="dxa"/>
-            </w:tcMar>
-          </w:tcPr>
-          <w:p>
-            <w:pPr>
-              <w:spacing w:after="60"/>
-            </w:pPr>
-            <w:r>
-              <w:rPr>
-                <w:b w:val="0"/>
-                <w:sz w:val="18"/>
-              </w:rPr>
-              <w:t>Task6</w:t>
-            </w:r>
-          </w:p>
-        </w:tc>
-        <w:tc>
-          <w:tcPr>
-            <w:tcW w:type="dxa" w:w="3346"/>
-            <w:tcBorders>
-              <w:top w:val="single" w:sz="4" w:color="D9D9D9"/>
-              <w:left w:val="single" w:sz="4" w:color="D9D9D9"/>
-              <w:bottom w:val="single" w:sz="4" w:color="D9D9D9"/>
-              <w:right w:val="single" w:sz="4" w:color="D9D9D9"/>
-            </w:tcBorders>
-            <w:tcMar>
-              <w:top w:w="85" w:type="dxa"/>
-              <w:left w:w="85" w:type="dxa"/>
-              <w:bottom w:w="85" w:type="dxa"/>
-              <w:right w:w="85" w:type="dxa"/>
-            </w:tcMar>
-          </w:tcPr>
-          <w:p>
-            <w:pPr>
-              <w:spacing w:after="60"/>
-            </w:pPr>
-            <w:r>
-              <w:rPr>
-                <w:b w:val="0"/>
-                <w:sz w:val="18"/>
-              </w:rPr>
-              <w:t>ใช้ format_publisher_name ร่วมกัน มีสองชื่อแสดงไทยและอังกฤษในวงเล็บ</w:t>
-            </w:r>
-          </w:p>
-        </w:tc>
-      </w:tr>
-      <w:tr>
-        <w:trPr>
-          <w:cantSplit/>
-        </w:trPr>
-        <w:tc>
-          <w:tcPr>
-            <w:tcW w:type="dxa" w:w="3346"/>
-            <w:tcBorders>
-              <w:top w:val="single" w:sz="4" w:color="D9D9D9"/>
-              <w:left w:val="single" w:sz="4" w:color="D9D9D9"/>
-              <w:bottom w:val="single" w:sz="4" w:color="D9D9D9"/>
-              <w:right w:val="single" w:sz="4" w:color="D9D9D9"/>
-            </w:tcBorders>
-            <w:tcMar>
-              <w:top w:w="85" w:type="dxa"/>
-              <w:left w:w="85" w:type="dxa"/>
-              <w:bottom w:w="85" w:type="dxa"/>
-              <w:right w:w="85" w:type="dxa"/>
-            </w:tcMar>
-          </w:tcPr>
-          <w:p>
-            <w:pPr>
-              <w:spacing w:after="60"/>
-            </w:pPr>
-            <w:r>
-              <w:rPr>
-                <w:b w:val="0"/>
-                <w:sz w:val="18"/>
-              </w:rPr>
-              <w:t>ข้อมูลผู้สอนใน Course</w:t>
-            </w:r>
-          </w:p>
-        </w:tc>
-        <w:tc>
-          <w:tcPr>
-            <w:tcW w:type="dxa" w:w="3346"/>
-            <w:tcBorders>
-              <w:top w:val="single" w:sz="4" w:color="D9D9D9"/>
-              <w:left w:val="single" w:sz="4" w:color="D9D9D9"/>
-              <w:bottom w:val="single" w:sz="4" w:color="D9D9D9"/>
-              <w:right w:val="single" w:sz="4" w:color="D9D9D9"/>
-            </w:tcBorders>
-            <w:tcMar>
-              <w:top w:w="85" w:type="dxa"/>
-              <w:left w:w="85" w:type="dxa"/>
-              <w:bottom w:w="85" w:type="dxa"/>
-              <w:right w:w="85" w:type="dxa"/>
-            </w:tcMar>
-          </w:tcPr>
-          <w:p>
-            <w:pPr>
-              <w:spacing w:after="60"/>
-            </w:pPr>
-            <w:r>
-              <w:rPr>
-                <w:b w:val="0"/>
-                <w:sz w:val="18"/>
-              </w:rPr>
-              <w:t>Task22 และ Task21</w:t>
-            </w:r>
-          </w:p>
-        </w:tc>
-        <w:tc>
-          <w:tcPr>
-            <w:tcW w:type="dxa" w:w="3346"/>
-            <w:tcBorders>
-              <w:top w:val="single" w:sz="4" w:color="D9D9D9"/>
-              <w:left w:val="single" w:sz="4" w:color="D9D9D9"/>
-              <w:bottom w:val="single" w:sz="4" w:color="D9D9D9"/>
-              <w:right w:val="single" w:sz="4" w:color="D9D9D9"/>
-            </w:tcBorders>
-            <w:tcMar>
-              <w:top w:w="85" w:type="dxa"/>
-              <w:left w:w="85" w:type="dxa"/>
-              <w:bottom w:w="85" w:type="dxa"/>
-              <w:right w:w="85" w:type="dxa"/>
-            </w:tcMar>
-          </w:tcPr>
-          <w:p>
-            <w:pPr>
-              <w:spacing w:after="60"/>
-            </w:pPr>
-            <w:r>
-              <w:rPr>
-                <w:b w:val="0"/>
-                <w:sz w:val="18"/>
-              </w:rPr>
-              <w:t>มีใน Entity/DTO แต่ไม่มีตัวกรองผู้สอนและหน้าอ่านไม่แสดง</w:t>
-            </w:r>
-          </w:p>
-        </w:tc>
-      </w:tr>
-      <w:tr>
-        <w:trPr>
-          <w:cantSplit/>
-        </w:trPr>
-        <w:tc>
-          <w:tcPr>
-            <w:tcW w:type="dxa" w:w="3346"/>
-            <w:tcBorders>
-              <w:top w:val="single" w:sz="4" w:color="D9D9D9"/>
-              <w:left w:val="single" w:sz="4" w:color="D9D9D9"/>
-              <w:bottom w:val="single" w:sz="4" w:color="D9D9D9"/>
-              <w:right w:val="single" w:sz="4" w:color="D9D9D9"/>
-            </w:tcBorders>
-            <w:tcMar>
-              <w:top w:w="85" w:type="dxa"/>
-              <w:left w:w="85" w:type="dxa"/>
-              <w:bottom w:w="85" w:type="dxa"/>
-              <w:right w:w="85" w:type="dxa"/>
-            </w:tcMar>
-          </w:tcPr>
-          <w:p>
-            <w:pPr>
-              <w:spacing w:after="60"/>
-            </w:pPr>
-            <w:r>
-              <w:rPr>
-                <w:b w:val="0"/>
-                <w:sz w:val="18"/>
-              </w:rPr>
-              <w:t>รหัสตัวเลือก ความยาวข้อความ และจำนวนข้อ</w:t>
-            </w:r>
-          </w:p>
-        </w:tc>
-        <w:tc>
-          <w:tcPr>
-            <w:tcW w:type="dxa" w:w="3346"/>
-            <w:tcBorders>
-              <w:top w:val="single" w:sz="4" w:color="D9D9D9"/>
-              <w:left w:val="single" w:sz="4" w:color="D9D9D9"/>
-              <w:bottom w:val="single" w:sz="4" w:color="D9D9D9"/>
-              <w:right w:val="single" w:sz="4" w:color="D9D9D9"/>
-            </w:tcBorders>
-            <w:tcMar>
-              <w:top w:w="85" w:type="dxa"/>
-              <w:left w:w="85" w:type="dxa"/>
-              <w:bottom w:w="85" w:type="dxa"/>
-              <w:right w:w="85" w:type="dxa"/>
-            </w:tcMar>
-          </w:tcPr>
-          <w:p>
-            <w:pPr>
-              <w:spacing w:after="60"/>
-            </w:pPr>
-            <w:r>
-              <w:rPr>
-                <w:b w:val="0"/>
-                <w:sz w:val="18"/>
-              </w:rPr>
-              <w:t>งานเผยแพร่และแก้ไข</w:t>
-            </w:r>
-          </w:p>
-        </w:tc>
-        <w:tc>
-          <w:tcPr>
-            <w:tcW w:type="dxa" w:w="3346"/>
-            <w:tcBorders>
-              <w:top w:val="single" w:sz="4" w:color="D9D9D9"/>
-              <w:left w:val="single" w:sz="4" w:color="D9D9D9"/>
-              <w:bottom w:val="single" w:sz="4" w:color="D9D9D9"/>
-              <w:right w:val="single" w:sz="4" w:color="D9D9D9"/>
-            </w:tcBorders>
-            <w:tcMar>
-              <w:top w:w="85" w:type="dxa"/>
-              <w:left w:w="85" w:type="dxa"/>
-              <w:bottom w:w="85" w:type="dxa"/>
-              <w:right w:w="85" w:type="dxa"/>
-            </w:tcMar>
-          </w:tcPr>
-          <w:p>
-            <w:pPr>
-              <w:spacing w:after="60"/>
-            </w:pPr>
-            <w:r>
-              <w:rPr>
-                <w:b w:val="0"/>
-                <w:sz w:val="18"/>
-              </w:rPr>
-              <w:t>ตรวจตาม Pydantic schema ปัจจุบัน ปีเขียนรับ 2566–2569 ส่วนการอ่านรองรับข้อมูลเดิม</w:t>
-            </w:r>
-          </w:p>
-        </w:tc>
-      </w:tr>
-      <w:tr>
-        <w:trPr>
-          <w:cantSplit/>
-        </w:trPr>
-        <w:tc>
-          <w:tcPr>
-            <w:tcW w:type="dxa" w:w="3346"/>
-            <w:tcBorders>
-              <w:top w:val="single" w:sz="4" w:color="D9D9D9"/>
-              <w:left w:val="single" w:sz="4" w:color="D9D9D9"/>
-              <w:bottom w:val="single" w:sz="4" w:color="D9D9D9"/>
-              <w:right w:val="single" w:sz="4" w:color="D9D9D9"/>
-            </w:tcBorders>
-            <w:tcMar>
-              <w:top w:w="85" w:type="dxa"/>
-              <w:left w:w="85" w:type="dxa"/>
-              <w:bottom w:w="85" w:type="dxa"/>
-              <w:right w:w="85" w:type="dxa"/>
-            </w:tcMar>
-          </w:tcPr>
-          <w:p>
-            <w:pPr>
-              <w:spacing w:after="60"/>
-            </w:pPr>
-            <w:r>
-              <w:rPr>
-                <w:b w:val="0"/>
-                <w:sz w:val="18"/>
-              </w:rPr>
-              <w:t>รูปแบบ API ที่ใช้ข้อมูลและเมธอดอ่านเหล่านี้</w:t>
-            </w:r>
-          </w:p>
-        </w:tc>
-        <w:tc>
-          <w:tcPr>
-            <w:tcW w:type="dxa" w:w="3346"/>
-            <w:tcBorders>
-              <w:top w:val="single" w:sz="4" w:color="D9D9D9"/>
-              <w:left w:val="single" w:sz="4" w:color="D9D9D9"/>
-              <w:bottom w:val="single" w:sz="4" w:color="D9D9D9"/>
-              <w:right w:val="single" w:sz="4" w:color="D9D9D9"/>
-            </w:tcBorders>
-            <w:tcMar>
-              <w:top w:w="85" w:type="dxa"/>
-              <w:left w:w="85" w:type="dxa"/>
-              <w:bottom w:w="85" w:type="dxa"/>
-              <w:right w:w="85" w:type="dxa"/>
-            </w:tcMar>
-          </w:tcPr>
-          <w:p>
-            <w:pPr>
-              <w:spacing w:after="60"/>
-            </w:pPr>
-            <w:r>
-              <w:rPr>
-                <w:b w:val="0"/>
-                <w:sz w:val="18"/>
-              </w:rPr>
-              <w:t>Task35</w:t>
-            </w:r>
-          </w:p>
-        </w:tc>
-        <w:tc>
-          <w:tcPr>
-            <w:tcW w:type="dxa" w:w="3346"/>
-            <w:tcBorders>
-              <w:top w:val="single" w:sz="4" w:color="D9D9D9"/>
-              <w:left w:val="single" w:sz="4" w:color="D9D9D9"/>
-              <w:bottom w:val="single" w:sz="4" w:color="D9D9D9"/>
-              <w:right w:val="single" w:sz="4" w:color="D9D9D9"/>
-            </w:tcBorders>
-            <w:tcMar>
-              <w:top w:w="85" w:type="dxa"/>
-              <w:left w:w="85" w:type="dxa"/>
-              <w:bottom w:w="85" w:type="dxa"/>
-              <w:right w:w="85" w:type="dxa"/>
-            </w:tcMar>
-          </w:tcPr>
-          <w:p>
-            <w:pPr>
-              <w:spacing w:after="60"/>
-            </w:pPr>
-            <w:r>
-              <w:rPr>
-                <w:b w:val="0"/>
-                <w:sz w:val="18"/>
-              </w:rPr>
-              <w:t>implement และลงทะเบียน router แล้ว ดู Sequence Task37</w:t>
-            </w:r>
-          </w:p>
-        </w:tc>
-      </w:tr>
-    </w:tbl>
-    <w:p/>
-    <w:p>
-      <w:pPr>
-        <w:pStyle w:val="Heading1"/>
-      </w:pPr>
-      <w:r>
-        <w:t>8. เอกสารส่งมอบ</w:t>
-      </w:r>
-    </w:p>
-    <w:p>
-      <w:r>
-        <w:t>Task36 ส่งมอบ:</w:t>
-      </w:r>
-    </w:p>
-    <w:p>
-      <w:r>
-        <w:t>- Database Design ระบุฟิลด์ ชนิดข้อมูล คีย์ ค่าที่เว้นได้ และข้อกำหนดข้อมูล</w:t>
-      </w:r>
-    </w:p>
-    <w:p>
-      <w:r>
-        <w:t>- ER Diagram แสดงความสัมพันธ์ Guide, Course และ User</w:t>
-      </w:r>
-    </w:p>
-    <w:p>
-      <w:r>
-        <w:t>- แผนภาพ Entity/DAO ระบุความสัมพันธ์ เมธอด ข้อมูลรับเข้า และผลที่คืน</w:t>
-      </w:r>
-    </w:p>
-    <w:p>
-      <w:r>
-        <w:t>- หลักฐานการทบทวน พร้อมลิงก์ไฟล์และ commit บน GitHub</w:t>
-      </w:r>
-    </w:p>
-    <w:p>
-      <w:r>
-        <w:t>Task36 พร้อมส่งต่อเมื่อทีมใช้ชื่อฟิลด์ คีย์ และกติกาข้อมูลตรงกัน คนทำ Task35 ใช้กำหนด API ต่อ และคนทำ Task39 ใช้สร้างตารางกับ Entity</w:t>
-      </w:r>
-    </w:p>
-    <w:p>
-      <w:pPr>
-        <w:pStyle w:val="Heading1"/>
-      </w:pPr>
-      <w:r>
-        <w:t>9. ER ภาพรวมฐานข้อมูลปัจจุบัน</w:t>
-      </w:r>
-    </w:p>
-    <w:p>
-      <w:r>
-        <w:t>ภาพในข้อ 5 แสดงแกนของแนวข้อสอบ ส่วนภาพนี้รวมตารางรายการที่บันทึกและ receipt ของเครื่องมือ seed ที่เพิ่มภายหลัง ชนิดใน Mermaid ย่อเพื่อแสดงความสัมพันธ์ ไม่แทนรายละเอียด SQL ในตารางคอลัมน์</w:t>
-      </w:r>
-    </w:p>
-    <w:p>
-      <w:pPr>
-        <w:pStyle w:val="Heading2"/>
-      </w:pPr>
-      <w:r>
-        <w:t>แผนภาพ 3</w:t>
-      </w:r>
-    </w:p>
-    <w:p>
-      <w:r>
-        <w:drawing>
-          <wp:inline xmlns:a="http://schemas.openxmlformats.org/drawingml/2006/main" xmlns:pic="http://schemas.openxmlformats.org/drawingml/2006/picture">
-            <wp:extent cx="3842925" cy="6126479"/>
-            <wp:docPr id="3" name="Picture 3"/>
-            <wp:cNvGraphicFramePr>
-              <a:graphicFrameLocks noChangeAspect="1"/>
-            </wp:cNvGraphicFramePr>
-            <a:graphic>
-              <a:graphicData uri="http://schemas.openxmlformats.org/drawingml/2006/picture">
-                <pic:pic>
-                  <pic:nvPicPr>
-                    <pic:cNvPr id="0" name="rendered-diagrams-10.png"/>
-                    <pic:cNvPicPr/>
-                  </pic:nvPicPr>
-                  <pic:blipFill>
-                    <a:blip r:embed="rId11"/>
-                    <a:stretch>
-                      <a:fillRect/>
-                    </a:stretch>
-                  </pic:blipFill>
-                  <pic:spPr>
-                    <a:xfrm>
-                      <a:off x="0" y="0"/>
-                      <a:ext cx="3842925" cy="6126479"/>
-                    </a:xfrm>
-                    <a:prstGeom prst="rect"/>
-                  </pic:spPr>
-                </pic:pic>
-              </a:graphicData>
-            </a:graphic>
-          </wp:inline>
-        </w:drawing>
-      </w:r>
-    </w:p>
-    <w:p>
-      <w:r>
-        <w:t>- saved_guides ใช้ (user_id, guide_id) เป็น composite primary key จึงบันทึก Guide เดิมซ้ำในบัญชีเดียวไม่ได้ User บันทึก Guide ของตนเองหรือคนอื่นได้ ไม่เปลี่ยน publisher ของ Guide</w:t>
-      </w:r>
-    </w:p>
-    <w:p>
-      <w:r>
-        <w:t>- saved_guides.guide_id มี ON DELETE CASCADE เมื่อลบ Guide แถว bookmark ของทุกบัญชีที่อ้าง Guide นั้นถูกลบตาม การนำ bookmark ออกไม่ลบ Guide</w:t>
-      </w:r>
-    </w:p>
-    <w:p>
-      <w:r>
-        <w:t>- saved_guides.user_id ไม่มี cascade ที่กำหนดไว้ใน model การลบ User ที่ยังถูกอ้างถึงถูก FK ปฏิเสธ</w:t>
-      </w:r>
-    </w:p>
-    <w:p>
-      <w:r>
-        <w:t>- course_seed_ownership ใช้ course_id เป็น PK และ FK เก็บ snapshot กับสถานะชุด test/demo เพื่อคืนสภาพข้อมูล seed ไม่เกี่ยวกับสิทธิ์เจ้าของผลงาน</w:t>
-      </w:r>
-    </w:p>
-    <w:p>
-      <w:r>
-        <w:t>- Session Login อยู่ใน memory ของ AuthService ไม่ได้มีตาราง Session หรือ Token ใน ER นี้</w:t>
-      </w:r>
-    </w:p>
-    <w:p>
-      <w:r>
-        <w:t>โค้ดอ้างอิง: Guide, SavedGuide, CourseSeedOwnership, แบบ User และ แบบ Course</w:t>
-      </w:r>
-    </w:p>
-    <w:p>
-      <w:r>
-        <w:t>Sequence ที่ใช้ร่วมกัน: อ่าน, เผยแพร่ และ จัดการผลงาน</w:t>
-      </w:r>
-    </w:p>
-    <w:p>
-      <w:r>
-        <w:t>กติกาค่าตัวเลือก ข้อความไม่ว่าง และจำนวนข้อข้างต้นตรวจใน Pydantic schema ของงานเขียน ฐานข้อมูล ORM ปัจจุบันไม่ได้ประกาศ CHECK constraints สำหรับทุกกติกา จึงต้องแยกข้อจำกัดชนิดข้อมูลในตารางออกจาก validation ของ API</w:t>
-      </w:r>
-    </w:p>
-    <w:sectPr>
-      <w:pgSz w:w="11909" w:h="16834"/>
-      <w:pgMar w:top="936" w:right="936" w:bottom="936" w:left="936" w:header="720" w:footer="720" w:gutter="0"/>
-      <w:cols w:space="720"/>
-      <w:docGrid w:linePitch="360"/>
-    </w:sectPr>
-  </w:body>
-</w:document>
+<ns0:document xmlns:ns0="http://schemas.openxmlformats.org/wordprocessingml/2006/main" xmlns:ns1="http://schemas.openxmlformats.org/markup-compatibility/2006" xmlns:ns2="http://schemas.openxmlformats.org/drawingml/2006/wordprocessingDrawing" xmlns:ns3="http://schemas.openxmlformats.org/drawingml/2006/main" xmlns:ns4="http://schemas.openxmlformats.org/drawingml/2006/picture" xmlns:ns5="http://schemas.openxmlformats.org/officeDocument/2006/relationships" ns1:Ignorable="w14 wp14">
+  <ns0:body>
+    <ns0:p>
+      <ns0:pPr>
+        <ns0:pStyle ns0:val="Title"/>
+      </ns0:pPr>
+      <ns0:r>
+        <ns0:t>Task36: ออกแบบข้อมูลแนวข้อสอบสำหรับอ่านและใช้ต่อ</ns0:t>
+      </ns0:r>
+    </ns0:p>
+    <ns0:p>
+      <ns0:r>
+        <ns0:t>เอกสารนี้อธิบาย Entity และ DAO ที่ใช้งานอยู่ รวมถึงข้อกำหนดที่ตรวจในชั้น API</ns0:t>
+      </ns0:r>
+    </ns0:p>
+    <ns0:p>
+      <ns0:pPr>
+        <ns0:pStyle ns0:val="Heading1"/>
+      </ns0:pPr>
+      <ns0:r>
+        <ns0:t>1. เป้าหมาย</ns0:t>
+      </ns0:r>
+    </ns0:p>
+    <ns0:p>
+      <ns0:r>
+        <ns0:t>กำหนดโครงสร้างข้อมูลแนวข้อสอบให้ U3 การอ่าน, U4 การเผยแพร่ และ U5 การแก้ไขใช้ร่วมกัน รวมถึงความสัมพันธ์กับรายวิชาและผู้เผยแพร่</ns0:t>
+      </ns0:r>
+    </ns0:p>
+    <ns0:p>
+      <ns0:r>
+        <ns0:t>ระบบใช้ข้อมูลร่วมกับแบบที่ออกแบบไว้แล้ว:</ns0:t>
+      </ns0:r>
+    </ns0:p>
+    <ns0:p>
+      <ns0:r>
+        <ns0:t>- Course ใช้ตาราง courses และคีย์ courses.id ชนิด INT ตาม Task22</ns0:t>
+      </ns0:r>
+    </ns0:p>
+    <ns0:p>
+      <ns0:r>
+        <ns0:t>- User ใช้ตาราง users และคีย์ users.id ชนิด INT ตาม Task6</ns0:t>
+      </ns0:r>
+    </ns0:p>
+    <ns0:p>
+      <ns0:r>
+        <ns0:t>- Guide ใช้ตาราง guides ที่กำหนดในเอกสารนี้</ns0:t>
+      </ns0:r>
+    </ns0:p>
+    <ns0:p>
+      <ns0:r>
+        <ns0:t>รายวิชาเป็นข้อมูลหลักสูตร 2566 ที่ทีมเตรียมผ่าน Seed ส่วนแนวข้อสอบแต่ละรายการอยู่ในรายวิชาหนึ่งวิชา และมีผู้เผยแพร่หนึ่งคนเป็นเจ้าของรายการ</ns0:t>
+      </ns0:r>
+    </ns0:p>
+    <ns0:p>
+      <ns0:pPr>
+        <ns0:pStyle ns0:val="Heading1"/>
+      </ns0:pPr>
+      <ns0:r>
+        <ns0:t>2. ตารางแนวข้อสอบ</ns0:t>
+      </ns0:r>
+    </ns0:p>
+    <ns0:p>
+      <ns0:r>
+        <ns0:t>ชื่อตารางคือ guides</ns0:t>
+      </ns0:r>
+    </ns0:p>
+    <ns0:tbl>
+      <ns0:tblPr>
+        <ns0:tblW ns0:type="auto" ns0:w="0"/>
+        <ns0:tblLayout ns0:type="autofit"/>
+        <ns0:tblLook ns0:firstColumn="1" ns0:firstRow="1" ns0:lastColumn="0" ns0:lastRow="0" ns0:noHBand="0" ns0:noVBand="1" ns0:val="04A0"/>
+      </ns0:tblPr>
+      <ns0:tblGrid>
+        <ns0:gridCol ns0:w="2509"/>
+        <ns0:gridCol ns0:w="2509"/>
+        <ns0:gridCol ns0:w="2509"/>
+        <ns0:gridCol ns0:w="2509"/>
+      </ns0:tblGrid>
+      <ns0:tr>
+        <ns0:trPr>
+          <ns0:cantSplit/>
+          <ns0:tblHeader/>
+        </ns0:trPr>
+        <ns0:tc>
+          <ns0:tcPr>
+            <ns0:tcW ns0:type="dxa" ns0:w="2509"/>
+            <ns0:tcBorders>
+              <ns0:top ns0:val="single" ns0:sz="4" ns0:color="D9D9D9"/>
+              <ns0:left ns0:val="single" ns0:sz="4" ns0:color="D9D9D9"/>
+              <ns0:bottom ns0:val="single" ns0:sz="4" ns0:color="D9D9D9"/>
+              <ns0:right ns0:val="single" ns0:sz="4" ns0:color="D9D9D9"/>
+            </ns0:tcBorders>
+            <ns0:tcMar>
+              <ns0:top ns0:w="85" ns0:type="dxa"/>
+              <ns0:left ns0:w="85" ns0:type="dxa"/>
+              <ns0:bottom ns0:w="85" ns0:type="dxa"/>
+              <ns0:right ns0:w="85" ns0:type="dxa"/>
+            </ns0:tcMar>
+            <ns0:shd ns0:fill="E8EEF4"/>
+          </ns0:tcPr>
+          <ns0:p>
+            <ns0:pPr>
+              <ns0:spacing ns0:after="60"/>
+            </ns0:pPr>
+            <ns0:r>
+              <ns0:rPr>
+                <ns0:b/>
+                <ns0:sz ns0:val="18"/>
+              </ns0:rPr>
+              <ns0:t>ฟิลด์</ns0:t>
+            </ns0:r>
+          </ns0:p>
+        </ns0:tc>
+        <ns0:tc>
+          <ns0:tcPr>
+            <ns0:tcW ns0:type="dxa" ns0:w="2509"/>
+            <ns0:tcBorders>
+              <ns0:top ns0:val="single" ns0:sz="4" ns0:color="D9D9D9"/>
+              <ns0:left ns0:val="single" ns0:sz="4" ns0:color="D9D9D9"/>
+              <ns0:bottom ns0:val="single" ns0:sz="4" ns0:color="D9D9D9"/>
+              <ns0:right ns0:val="single" ns0:sz="4" ns0:color="D9D9D9"/>
+            </ns0:tcBorders>
+            <ns0:tcMar>
+              <ns0:top ns0:w="85" ns0:type="dxa"/>
+              <ns0:left ns0:w="85" ns0:type="dxa"/>
+              <ns0:bottom ns0:w="85" ns0:type="dxa"/>
+              <ns0:right ns0:w="85" ns0:type="dxa"/>
+            </ns0:tcMar>
+            <ns0:shd ns0:fill="E8EEF4"/>
+          </ns0:tcPr>
+          <ns0:p>
+            <ns0:pPr>
+              <ns0:spacing ns0:after="60"/>
+            </ns0:pPr>
+            <ns0:r>
+              <ns0:rPr>
+                <ns0:b/>
+                <ns0:sz ns0:val="18"/>
+              </ns0:rPr>
+              <ns0:t>ชนิดข้อมูล SQL Server</ns0:t>
+            </ns0:r>
+          </ns0:p>
+        </ns0:tc>
+        <ns0:tc>
+          <ns0:tcPr>
+            <ns0:tcW ns0:type="dxa" ns0:w="2509"/>
+            <ns0:tcBorders>
+              <ns0:top ns0:val="single" ns0:sz="4" ns0:color="D9D9D9"/>
+              <ns0:left ns0:val="single" ns0:sz="4" ns0:color="D9D9D9"/>
+              <ns0:bottom ns0:val="single" ns0:sz="4" ns0:color="D9D9D9"/>
+              <ns0:right ns0:val="single" ns0:sz="4" ns0:color="D9D9D9"/>
+            </ns0:tcBorders>
+            <ns0:tcMar>
+              <ns0:top ns0:w="85" ns0:type="dxa"/>
+              <ns0:left ns0:w="85" ns0:type="dxa"/>
+              <ns0:bottom ns0:w="85" ns0:type="dxa"/>
+              <ns0:right ns0:w="85" ns0:type="dxa"/>
+            </ns0:tcMar>
+            <ns0:shd ns0:fill="E8EEF4"/>
+          </ns0:tcPr>
+          <ns0:p>
+            <ns0:pPr>
+              <ns0:spacing ns0:after="60"/>
+            </ns0:pPr>
+            <ns0:r>
+              <ns0:rPr>
+                <ns0:b/>
+                <ns0:sz ns0:val="18"/>
+              </ns0:rPr>
+              <ns0:t>เว้นว่างได้</ns0:t>
+            </ns0:r>
+          </ns0:p>
+        </ns0:tc>
+        <ns0:tc>
+          <ns0:tcPr>
+            <ns0:tcW ns0:type="dxa" ns0:w="2509"/>
+            <ns0:tcBorders>
+              <ns0:top ns0:val="single" ns0:sz="4" ns0:color="D9D9D9"/>
+              <ns0:left ns0:val="single" ns0:sz="4" ns0:color="D9D9D9"/>
+              <ns0:bottom ns0:val="single" ns0:sz="4" ns0:color="D9D9D9"/>
+              <ns0:right ns0:val="single" ns0:sz="4" ns0:color="D9D9D9"/>
+            </ns0:tcBorders>
+            <ns0:tcMar>
+              <ns0:top ns0:w="85" ns0:type="dxa"/>
+              <ns0:left ns0:w="85" ns0:type="dxa"/>
+              <ns0:bottom ns0:w="85" ns0:type="dxa"/>
+              <ns0:right ns0:w="85" ns0:type="dxa"/>
+            </ns0:tcMar>
+            <ns0:shd ns0:fill="E8EEF4"/>
+          </ns0:tcPr>
+          <ns0:p>
+            <ns0:pPr>
+              <ns0:spacing ns0:after="60"/>
+            </ns0:pPr>
+            <ns0:r>
+              <ns0:rPr>
+                <ns0:b/>
+                <ns0:sz ns0:val="18"/>
+              </ns0:rPr>
+              <ns0:t>รายละเอียดและเงื่อนไข</ns0:t>
+            </ns0:r>
+          </ns0:p>
+        </ns0:tc>
+      </ns0:tr>
+      <ns0:tr>
+        <ns0:trPr>
+          <ns0:cantSplit/>
+        </ns0:trPr>
+        <ns0:tc>
+          <ns0:tcPr>
+            <ns0:tcW ns0:type="dxa" ns0:w="2509"/>
+            <ns0:tcBorders>
+              <ns0:top ns0:val="single" ns0:sz="4" ns0:color="D9D9D9"/>
+              <ns0:left ns0:val="single" ns0:sz="4" ns0:color="D9D9D9"/>
+              <ns0:bottom ns0:val="single" ns0:sz="4" ns0:color="D9D9D9"/>
+              <ns0:right ns0:val="single" ns0:sz="4" ns0:color="D9D9D9"/>
+            </ns0:tcBorders>
+            <ns0:tcMar>
+              <ns0:top ns0:w="85" ns0:type="dxa"/>
+              <ns0:left ns0:w="85" ns0:type="dxa"/>
+              <ns0:bottom ns0:w="85" ns0:type="dxa"/>
+              <ns0:right ns0:w="85" ns0:type="dxa"/>
+            </ns0:tcMar>
+          </ns0:tcPr>
+          <ns0:p>
+            <ns0:pPr>
+              <ns0:spacing ns0:after="60"/>
+            </ns0:pPr>
+            <ns0:r>
+              <ns0:rPr>
+                <ns0:b ns0:val="0"/>
+                <ns0:sz ns0:val="18"/>
+              </ns0:rPr>
+              <ns0:t>id</ns0:t>
+            </ns0:r>
+          </ns0:p>
+        </ns0:tc>
+        <ns0:tc>
+          <ns0:tcPr>
+            <ns0:tcW ns0:type="dxa" ns0:w="2509"/>
+            <ns0:tcBorders>
+              <ns0:top ns0:val="single" ns0:sz="4" ns0:color="D9D9D9"/>
+              <ns0:left ns0:val="single" ns0:sz="4" ns0:color="D9D9D9"/>
+              <ns0:bottom ns0:val="single" ns0:sz="4" ns0:color="D9D9D9"/>
+              <ns0:right ns0:val="single" ns0:sz="4" ns0:color="D9D9D9"/>
+            </ns0:tcBorders>
+            <ns0:tcMar>
+              <ns0:top ns0:w="85" ns0:type="dxa"/>
+              <ns0:left ns0:w="85" ns0:type="dxa"/>
+              <ns0:bottom ns0:w="85" ns0:type="dxa"/>
+              <ns0:right ns0:w="85" ns0:type="dxa"/>
+            </ns0:tcMar>
+          </ns0:tcPr>
+          <ns0:p>
+            <ns0:pPr>
+              <ns0:spacing ns0:after="60"/>
+            </ns0:pPr>
+            <ns0:r>
+              <ns0:rPr>
+                <ns0:b ns0:val="0"/>
+                <ns0:sz ns0:val="18"/>
+              </ns0:rPr>
+              <ns0:t>INT IDENTITY</ns0:t>
+            </ns0:r>
+          </ns0:p>
+        </ns0:tc>
+        <ns0:tc>
+          <ns0:tcPr>
+            <ns0:tcW ns0:type="dxa" ns0:w="2509"/>
+            <ns0:tcBorders>
+              <ns0:top ns0:val="single" ns0:sz="4" ns0:color="D9D9D9"/>
+              <ns0:left ns0:val="single" ns0:sz="4" ns0:color="D9D9D9"/>
+              <ns0:bottom ns0:val="single" ns0:sz="4" ns0:color="D9D9D9"/>
+              <ns0:right ns0:val="single" ns0:sz="4" ns0:color="D9D9D9"/>
+            </ns0:tcBorders>
+            <ns0:tcMar>
+              <ns0:top ns0:w="85" ns0:type="dxa"/>
+              <ns0:left ns0:w="85" ns0:type="dxa"/>
+              <ns0:bottom ns0:w="85" ns0:type="dxa"/>
+              <ns0:right ns0:w="85" ns0:type="dxa"/>
+            </ns0:tcMar>
+          </ns0:tcPr>
+          <ns0:p>
+            <ns0:pPr>
+              <ns0:spacing ns0:after="60"/>
+            </ns0:pPr>
+            <ns0:r>
+              <ns0:rPr>
+                <ns0:b ns0:val="0"/>
+                <ns0:sz ns0:val="18"/>
+              </ns0:rPr>
+              <ns0:t>ไม่ได้</ns0:t>
+            </ns0:r>
+          </ns0:p>
+        </ns0:tc>
+        <ns0:tc>
+          <ns0:tcPr>
+            <ns0:tcW ns0:type="dxa" ns0:w="2509"/>
+            <ns0:tcBorders>
+              <ns0:top ns0:val="single" ns0:sz="4" ns0:color="D9D9D9"/>
+              <ns0:left ns0:val="single" ns0:sz="4" ns0:color="D9D9D9"/>
+              <ns0:bottom ns0:val="single" ns0:sz="4" ns0:color="D9D9D9"/>
+              <ns0:right ns0:val="single" ns0:sz="4" ns0:color="D9D9D9"/>
+            </ns0:tcBorders>
+            <ns0:tcMar>
+              <ns0:top ns0:w="85" ns0:type="dxa"/>
+              <ns0:left ns0:w="85" ns0:type="dxa"/>
+              <ns0:bottom ns0:w="85" ns0:type="dxa"/>
+              <ns0:right ns0:w="85" ns0:type="dxa"/>
+            </ns0:tcMar>
+          </ns0:tcPr>
+          <ns0:p>
+            <ns0:pPr>
+              <ns0:spacing ns0:after="60"/>
+            </ns0:pPr>
+            <ns0:r>
+              <ns0:rPr>
+                <ns0:b ns0:val="0"/>
+                <ns0:sz ns0:val="18"/>
+              </ns0:rPr>
+              <ns0:t>Primary Key รหัสแนวข้อสอบ เพิ่มอัตโนมัติ</ns0:t>
+            </ns0:r>
+          </ns0:p>
+        </ns0:tc>
+      </ns0:tr>
+      <ns0:tr>
+        <ns0:trPr>
+          <ns0:cantSplit/>
+        </ns0:trPr>
+        <ns0:tc>
+          <ns0:tcPr>
+            <ns0:tcW ns0:type="dxa" ns0:w="2509"/>
+            <ns0:tcBorders>
+              <ns0:top ns0:val="single" ns0:sz="4" ns0:color="D9D9D9"/>
+              <ns0:left ns0:val="single" ns0:sz="4" ns0:color="D9D9D9"/>
+              <ns0:bottom ns0:val="single" ns0:sz="4" ns0:color="D9D9D9"/>
+              <ns0:right ns0:val="single" ns0:sz="4" ns0:color="D9D9D9"/>
+            </ns0:tcBorders>
+            <ns0:tcMar>
+              <ns0:top ns0:w="85" ns0:type="dxa"/>
+              <ns0:left ns0:w="85" ns0:type="dxa"/>
+              <ns0:bottom ns0:w="85" ns0:type="dxa"/>
+              <ns0:right ns0:w="85" ns0:type="dxa"/>
+            </ns0:tcMar>
+          </ns0:tcPr>
+          <ns0:p>
+            <ns0:pPr>
+              <ns0:spacing ns0:after="60"/>
+            </ns0:pPr>
+            <ns0:r>
+              <ns0:rPr>
+                <ns0:b ns0:val="0"/>
+                <ns0:sz ns0:val="18"/>
+              </ns0:rPr>
+              <ns0:t>course_id</ns0:t>
+            </ns0:r>
+          </ns0:p>
+        </ns0:tc>
+        <ns0:tc>
+          <ns0:tcPr>
+            <ns0:tcW ns0:type="dxa" ns0:w="2509"/>
+            <ns0:tcBorders>
+              <ns0:top ns0:val="single" ns0:sz="4" ns0:color="D9D9D9"/>
+              <ns0:left ns0:val="single" ns0:sz="4" ns0:color="D9D9D9"/>
+              <ns0:bottom ns0:val="single" ns0:sz="4" ns0:color="D9D9D9"/>
+              <ns0:right ns0:val="single" ns0:sz="4" ns0:color="D9D9D9"/>
+            </ns0:tcBorders>
+            <ns0:tcMar>
+              <ns0:top ns0:w="85" ns0:type="dxa"/>
+              <ns0:left ns0:w="85" ns0:type="dxa"/>
+              <ns0:bottom ns0:w="85" ns0:type="dxa"/>
+              <ns0:right ns0:w="85" ns0:type="dxa"/>
+            </ns0:tcMar>
+          </ns0:tcPr>
+          <ns0:p>
+            <ns0:pPr>
+              <ns0:spacing ns0:after="60"/>
+            </ns0:pPr>
+            <ns0:r>
+              <ns0:rPr>
+                <ns0:b ns0:val="0"/>
+                <ns0:sz ns0:val="18"/>
+              </ns0:rPr>
+              <ns0:t>INT</ns0:t>
+            </ns0:r>
+          </ns0:p>
+        </ns0:tc>
+        <ns0:tc>
+          <ns0:tcPr>
+            <ns0:tcW ns0:type="dxa" ns0:w="2509"/>
+            <ns0:tcBorders>
+              <ns0:top ns0:val="single" ns0:sz="4" ns0:color="D9D9D9"/>
+              <ns0:left ns0:val="single" ns0:sz="4" ns0:color="D9D9D9"/>
+              <ns0:bottom ns0:val="single" ns0:sz="4" ns0:color="D9D9D9"/>
+              <ns0:right ns0:val="single" ns0:sz="4" ns0:color="D9D9D9"/>
+            </ns0:tcBorders>
+            <ns0:tcMar>
+              <ns0:top ns0:w="85" ns0:type="dxa"/>
+              <ns0:left ns0:w="85" ns0:type="dxa"/>
+              <ns0:bottom ns0:w="85" ns0:type="dxa"/>
+              <ns0:right ns0:w="85" ns0:type="dxa"/>
+            </ns0:tcMar>
+          </ns0:tcPr>
+          <ns0:p>
+            <ns0:pPr>
+              <ns0:spacing ns0:after="60"/>
+            </ns0:pPr>
+            <ns0:r>
+              <ns0:rPr>
+                <ns0:b ns0:val="0"/>
+                <ns0:sz ns0:val="18"/>
+              </ns0:rPr>
+              <ns0:t>ไม่ได้</ns0:t>
+            </ns0:r>
+          </ns0:p>
+        </ns0:tc>
+        <ns0:tc>
+          <ns0:tcPr>
+            <ns0:tcW ns0:type="dxa" ns0:w="2509"/>
+            <ns0:tcBorders>
+              <ns0:top ns0:val="single" ns0:sz="4" ns0:color="D9D9D9"/>
+              <ns0:left ns0:val="single" ns0:sz="4" ns0:color="D9D9D9"/>
+              <ns0:bottom ns0:val="single" ns0:sz="4" ns0:color="D9D9D9"/>
+              <ns0:right ns0:val="single" ns0:sz="4" ns0:color="D9D9D9"/>
+            </ns0:tcBorders>
+            <ns0:tcMar>
+              <ns0:top ns0:w="85" ns0:type="dxa"/>
+              <ns0:left ns0:w="85" ns0:type="dxa"/>
+              <ns0:bottom ns0:w="85" ns0:type="dxa"/>
+              <ns0:right ns0:w="85" ns0:type="dxa"/>
+            </ns0:tcMar>
+          </ns0:tcPr>
+          <ns0:p>
+            <ns0:pPr>
+              <ns0:spacing ns0:after="60"/>
+            </ns0:pPr>
+            <ns0:r>
+              <ns0:rPr>
+                <ns0:b ns0:val="0"/>
+                <ns0:sz ns0:val="18"/>
+              </ns0:rPr>
+              <ns0:t>Foreign Key ไปยัง courses.id</ns0:t>
+            </ns0:r>
+          </ns0:p>
+        </ns0:tc>
+      </ns0:tr>
+      <ns0:tr>
+        <ns0:trPr>
+          <ns0:cantSplit/>
+        </ns0:trPr>
+        <ns0:tc>
+          <ns0:tcPr>
+            <ns0:tcW ns0:type="dxa" ns0:w="2509"/>
+            <ns0:tcBorders>
+              <ns0:top ns0:val="single" ns0:sz="4" ns0:color="D9D9D9"/>
+              <ns0:left ns0:val="single" ns0:sz="4" ns0:color="D9D9D9"/>
+              <ns0:bottom ns0:val="single" ns0:sz="4" ns0:color="D9D9D9"/>
+              <ns0:right ns0:val="single" ns0:sz="4" ns0:color="D9D9D9"/>
+            </ns0:tcBorders>
+            <ns0:tcMar>
+              <ns0:top ns0:w="85" ns0:type="dxa"/>
+              <ns0:left ns0:w="85" ns0:type="dxa"/>
+              <ns0:bottom ns0:w="85" ns0:type="dxa"/>
+              <ns0:right ns0:w="85" ns0:type="dxa"/>
+            </ns0:tcMar>
+          </ns0:tcPr>
+          <ns0:p>
+            <ns0:pPr>
+              <ns0:spacing ns0:after="60"/>
+            </ns0:pPr>
+            <ns0:r>
+              <ns0:rPr>
+                <ns0:b ns0:val="0"/>
+                <ns0:sz ns0:val="18"/>
+              </ns0:rPr>
+              <ns0:t>publisher_id</ns0:t>
+            </ns0:r>
+          </ns0:p>
+        </ns0:tc>
+        <ns0:tc>
+          <ns0:tcPr>
+            <ns0:tcW ns0:type="dxa" ns0:w="2509"/>
+            <ns0:tcBorders>
+              <ns0:top ns0:val="single" ns0:sz="4" ns0:color="D9D9D9"/>
+              <ns0:left ns0:val="single" ns0:sz="4" ns0:color="D9D9D9"/>
+              <ns0:bottom ns0:val="single" ns0:sz="4" ns0:color="D9D9D9"/>
+              <ns0:right ns0:val="single" ns0:sz="4" ns0:color="D9D9D9"/>
+            </ns0:tcBorders>
+            <ns0:tcMar>
+              <ns0:top ns0:w="85" ns0:type="dxa"/>
+              <ns0:left ns0:w="85" ns0:type="dxa"/>
+              <ns0:bottom ns0:w="85" ns0:type="dxa"/>
+              <ns0:right ns0:w="85" ns0:type="dxa"/>
+            </ns0:tcMar>
+          </ns0:tcPr>
+          <ns0:p>
+            <ns0:pPr>
+              <ns0:spacing ns0:after="60"/>
+            </ns0:pPr>
+            <ns0:r>
+              <ns0:rPr>
+                <ns0:b ns0:val="0"/>
+                <ns0:sz ns0:val="18"/>
+              </ns0:rPr>
+              <ns0:t>INT</ns0:t>
+            </ns0:r>
+          </ns0:p>
+        </ns0:tc>
+        <ns0:tc>
+          <ns0:tcPr>
+            <ns0:tcW ns0:type="dxa" ns0:w="2509"/>
+            <ns0:tcBorders>
+              <ns0:top ns0:val="single" ns0:sz="4" ns0:color="D9D9D9"/>
+              <ns0:left ns0:val="single" ns0:sz="4" ns0:color="D9D9D9"/>
+              <ns0:bottom ns0:val="single" ns0:sz="4" ns0:color="D9D9D9"/>
+              <ns0:right ns0:val="single" ns0:sz="4" ns0:color="D9D9D9"/>
+            </ns0:tcBorders>
+            <ns0:tcMar>
+              <ns0:top ns0:w="85" ns0:type="dxa"/>
+              <ns0:left ns0:w="85" ns0:type="dxa"/>
+              <ns0:bottom ns0:w="85" ns0:type="dxa"/>
+              <ns0:right ns0:w="85" ns0:type="dxa"/>
+            </ns0:tcMar>
+          </ns0:tcPr>
+          <ns0:p>
+            <ns0:pPr>
+              <ns0:spacing ns0:after="60"/>
+            </ns0:pPr>
+            <ns0:r>
+              <ns0:rPr>
+                <ns0:b ns0:val="0"/>
+                <ns0:sz ns0:val="18"/>
+              </ns0:rPr>
+              <ns0:t>ไม่ได้</ns0:t>
+            </ns0:r>
+          </ns0:p>
+        </ns0:tc>
+        <ns0:tc>
+          <ns0:tcPr>
+            <ns0:tcW ns0:type="dxa" ns0:w="2509"/>
+            <ns0:tcBorders>
+              <ns0:top ns0:val="single" ns0:sz="4" ns0:color="D9D9D9"/>
+              <ns0:left ns0:val="single" ns0:sz="4" ns0:color="D9D9D9"/>
+              <ns0:bottom ns0:val="single" ns0:sz="4" ns0:color="D9D9D9"/>
+              <ns0:right ns0:val="single" ns0:sz="4" ns0:color="D9D9D9"/>
+            </ns0:tcBorders>
+            <ns0:tcMar>
+              <ns0:top ns0:w="85" ns0:type="dxa"/>
+              <ns0:left ns0:w="85" ns0:type="dxa"/>
+              <ns0:bottom ns0:w="85" ns0:type="dxa"/>
+              <ns0:right ns0:w="85" ns0:type="dxa"/>
+            </ns0:tcMar>
+          </ns0:tcPr>
+          <ns0:p>
+            <ns0:pPr>
+              <ns0:spacing ns0:after="60"/>
+            </ns0:pPr>
+            <ns0:r>
+              <ns0:rPr>
+                <ns0:b ns0:val="0"/>
+                <ns0:sz ns0:val="18"/>
+              </ns0:rPr>
+              <ns0:t>Foreign Key ไปยัง users.id ผู้เผยแพร่และเจ้าของรายการ</ns0:t>
+            </ns0:r>
+          </ns0:p>
+        </ns0:tc>
+      </ns0:tr>
+      <ns0:tr>
+        <ns0:trPr>
+          <ns0:cantSplit/>
+        </ns0:trPr>
+        <ns0:tc>
+          <ns0:tcPr>
+            <ns0:tcW ns0:type="dxa" ns0:w="2509"/>
+            <ns0:tcBorders>
+              <ns0:top ns0:val="single" ns0:sz="4" ns0:color="D9D9D9"/>
+              <ns0:left ns0:val="single" ns0:sz="4" ns0:color="D9D9D9"/>
+              <ns0:bottom ns0:val="single" ns0:sz="4" ns0:color="D9D9D9"/>
+              <ns0:right ns0:val="single" ns0:sz="4" ns0:color="D9D9D9"/>
+            </ns0:tcBorders>
+            <ns0:tcMar>
+              <ns0:top ns0:w="85" ns0:type="dxa"/>
+              <ns0:left ns0:w="85" ns0:type="dxa"/>
+              <ns0:bottom ns0:w="85" ns0:type="dxa"/>
+              <ns0:right ns0:w="85" ns0:type="dxa"/>
+            </ns0:tcMar>
+          </ns0:tcPr>
+          <ns0:p>
+            <ns0:pPr>
+              <ns0:spacing ns0:after="60"/>
+            </ns0:pPr>
+            <ns0:r>
+              <ns0:rPr>
+                <ns0:b ns0:val="0"/>
+                <ns0:sz ns0:val="18"/>
+              </ns0:rPr>
+              <ns0:t>title</ns0:t>
+            </ns0:r>
+          </ns0:p>
+        </ns0:tc>
+        <ns0:tc>
+          <ns0:tcPr>
+            <ns0:tcW ns0:type="dxa" ns0:w="2509"/>
+            <ns0:tcBorders>
+              <ns0:top ns0:val="single" ns0:sz="4" ns0:color="D9D9D9"/>
+              <ns0:left ns0:val="single" ns0:sz="4" ns0:color="D9D9D9"/>
+              <ns0:bottom ns0:val="single" ns0:sz="4" ns0:color="D9D9D9"/>
+              <ns0:right ns0:val="single" ns0:sz="4" ns0:color="D9D9D9"/>
+            </ns0:tcBorders>
+            <ns0:tcMar>
+              <ns0:top ns0:w="85" ns0:type="dxa"/>
+              <ns0:left ns0:w="85" ns0:type="dxa"/>
+              <ns0:bottom ns0:w="85" ns0:type="dxa"/>
+              <ns0:right ns0:w="85" ns0:type="dxa"/>
+            </ns0:tcMar>
+          </ns0:tcPr>
+          <ns0:p>
+            <ns0:pPr>
+              <ns0:spacing ns0:after="60"/>
+            </ns0:pPr>
+            <ns0:r>
+              <ns0:rPr>
+                <ns0:b ns0:val="0"/>
+                <ns0:sz ns0:val="18"/>
+              </ns0:rPr>
+              <ns0:t>NVARCHAR(200)</ns0:t>
+            </ns0:r>
+          </ns0:p>
+        </ns0:tc>
+        <ns0:tc>
+          <ns0:tcPr>
+            <ns0:tcW ns0:type="dxa" ns0:w="2509"/>
+            <ns0:tcBorders>
+              <ns0:top ns0:val="single" ns0:sz="4" ns0:color="D9D9D9"/>
+              <ns0:left ns0:val="single" ns0:sz="4" ns0:color="D9D9D9"/>
+              <ns0:bottom ns0:val="single" ns0:sz="4" ns0:color="D9D9D9"/>
+              <ns0:right ns0:val="single" ns0:sz="4" ns0:color="D9D9D9"/>
+            </ns0:tcBorders>
+            <ns0:tcMar>
+              <ns0:top ns0:w="85" ns0:type="dxa"/>
+              <ns0:left ns0:w="85" ns0:type="dxa"/>
+              <ns0:bottom ns0:w="85" ns0:type="dxa"/>
+              <ns0:right ns0:w="85" ns0:type="dxa"/>
+            </ns0:tcMar>
+          </ns0:tcPr>
+          <ns0:p>
+            <ns0:pPr>
+              <ns0:spacing ns0:after="60"/>
+            </ns0:pPr>
+            <ns0:r>
+              <ns0:rPr>
+                <ns0:b ns0:val="0"/>
+                <ns0:sz ns0:val="18"/>
+              </ns0:rPr>
+              <ns0:t>ไม่ได้</ns0:t>
+            </ns0:r>
+          </ns0:p>
+        </ns0:tc>
+        <ns0:tc>
+          <ns0:tcPr>
+            <ns0:tcW ns0:type="dxa" ns0:w="2509"/>
+            <ns0:tcBorders>
+              <ns0:top ns0:val="single" ns0:sz="4" ns0:color="D9D9D9"/>
+              <ns0:left ns0:val="single" ns0:sz="4" ns0:color="D9D9D9"/>
+              <ns0:bottom ns0:val="single" ns0:sz="4" ns0:color="D9D9D9"/>
+              <ns0:right ns0:val="single" ns0:sz="4" ns0:color="D9D9D9"/>
+            </ns0:tcBorders>
+            <ns0:tcMar>
+              <ns0:top ns0:w="85" ns0:type="dxa"/>
+              <ns0:left ns0:w="85" ns0:type="dxa"/>
+              <ns0:bottom ns0:w="85" ns0:type="dxa"/>
+              <ns0:right ns0:w="85" ns0:type="dxa"/>
+            </ns0:tcMar>
+          </ns0:tcPr>
+          <ns0:p>
+            <ns0:pPr>
+              <ns0:spacing ns0:after="60"/>
+            </ns0:pPr>
+            <ns0:r>
+              <ns0:rPr>
+                <ns0:b ns0:val="0"/>
+                <ns0:sz ns0:val="18"/>
+              </ns0:rPr>
+              <ns0:t>ชื่อแนวข้อสอบ</ns0:t>
+            </ns0:r>
+          </ns0:p>
+        </ns0:tc>
+      </ns0:tr>
+      <ns0:tr>
+        <ns0:trPr>
+          <ns0:cantSplit/>
+        </ns0:trPr>
+        <ns0:tc>
+          <ns0:tcPr>
+            <ns0:tcW ns0:type="dxa" ns0:w="2509"/>
+            <ns0:tcBorders>
+              <ns0:top ns0:val="single" ns0:sz="4" ns0:color="D9D9D9"/>
+              <ns0:left ns0:val="single" ns0:sz="4" ns0:color="D9D9D9"/>
+              <ns0:bottom ns0:val="single" ns0:sz="4" ns0:color="D9D9D9"/>
+              <ns0:right ns0:val="single" ns0:sz="4" ns0:color="D9D9D9"/>
+            </ns0:tcBorders>
+            <ns0:tcMar>
+              <ns0:top ns0:w="85" ns0:type="dxa"/>
+              <ns0:left ns0:w="85" ns0:type="dxa"/>
+              <ns0:bottom ns0:w="85" ns0:type="dxa"/>
+              <ns0:right ns0:w="85" ns0:type="dxa"/>
+            </ns0:tcMar>
+          </ns0:tcPr>
+          <ns0:p>
+            <ns0:pPr>
+              <ns0:spacing ns0:after="60"/>
+            </ns0:pPr>
+            <ns0:r>
+              <ns0:rPr>
+                <ns0:b ns0:val="0"/>
+                <ns0:sz ns0:val="18"/>
+              </ns0:rPr>
+              <ns0:t>academic_year</ns0:t>
+            </ns0:r>
+          </ns0:p>
+        </ns0:tc>
+        <ns0:tc>
+          <ns0:tcPr>
+            <ns0:tcW ns0:type="dxa" ns0:w="2509"/>
+            <ns0:tcBorders>
+              <ns0:top ns0:val="single" ns0:sz="4" ns0:color="D9D9D9"/>
+              <ns0:left ns0:val="single" ns0:sz="4" ns0:color="D9D9D9"/>
+              <ns0:bottom ns0:val="single" ns0:sz="4" ns0:color="D9D9D9"/>
+              <ns0:right ns0:val="single" ns0:sz="4" ns0:color="D9D9D9"/>
+            </ns0:tcBorders>
+            <ns0:tcMar>
+              <ns0:top ns0:w="85" ns0:type="dxa"/>
+              <ns0:left ns0:w="85" ns0:type="dxa"/>
+              <ns0:bottom ns0:w="85" ns0:type="dxa"/>
+              <ns0:right ns0:w="85" ns0:type="dxa"/>
+            </ns0:tcMar>
+          </ns0:tcPr>
+          <ns0:p>
+            <ns0:pPr>
+              <ns0:spacing ns0:after="60"/>
+            </ns0:pPr>
+            <ns0:r>
+              <ns0:rPr>
+                <ns0:b ns0:val="0"/>
+                <ns0:sz ns0:val="18"/>
+              </ns0:rPr>
+              <ns0:t>SMALLINT</ns0:t>
+            </ns0:r>
+          </ns0:p>
+        </ns0:tc>
+        <ns0:tc>
+          <ns0:tcPr>
+            <ns0:tcW ns0:type="dxa" ns0:w="2509"/>
+            <ns0:tcBorders>
+              <ns0:top ns0:val="single" ns0:sz="4" ns0:color="D9D9D9"/>
+              <ns0:left ns0:val="single" ns0:sz="4" ns0:color="D9D9D9"/>
+              <ns0:bottom ns0:val="single" ns0:sz="4" ns0:color="D9D9D9"/>
+              <ns0:right ns0:val="single" ns0:sz="4" ns0:color="D9D9D9"/>
+            </ns0:tcBorders>
+            <ns0:tcMar>
+              <ns0:top ns0:w="85" ns0:type="dxa"/>
+              <ns0:left ns0:w="85" ns0:type="dxa"/>
+              <ns0:bottom ns0:w="85" ns0:type="dxa"/>
+              <ns0:right ns0:w="85" ns0:type="dxa"/>
+            </ns0:tcMar>
+          </ns0:tcPr>
+          <ns0:p>
+            <ns0:pPr>
+              <ns0:spacing ns0:after="60"/>
+            </ns0:pPr>
+            <ns0:r>
+              <ns0:rPr>
+                <ns0:b ns0:val="0"/>
+                <ns0:sz ns0:val="18"/>
+              </ns0:rPr>
+              <ns0:t>ไม่ได้</ns0:t>
+            </ns0:r>
+          </ns0:p>
+        </ns0:tc>
+        <ns0:tc>
+          <ns0:tcPr>
+            <ns0:tcW ns0:type="dxa" ns0:w="2509"/>
+            <ns0:tcBorders>
+              <ns0:top ns0:val="single" ns0:sz="4" ns0:color="D9D9D9"/>
+              <ns0:left ns0:val="single" ns0:sz="4" ns0:color="D9D9D9"/>
+              <ns0:bottom ns0:val="single" ns0:sz="4" ns0:color="D9D9D9"/>
+              <ns0:right ns0:val="single" ns0:sz="4" ns0:color="D9D9D9"/>
+            </ns0:tcBorders>
+            <ns0:tcMar>
+              <ns0:top ns0:w="85" ns0:type="dxa"/>
+              <ns0:left ns0:w="85" ns0:type="dxa"/>
+              <ns0:bottom ns0:w="85" ns0:type="dxa"/>
+              <ns0:right ns0:w="85" ns0:type="dxa"/>
+            </ns0:tcMar>
+          </ns0:tcPr>
+          <ns0:p>
+            <ns0:pPr>
+              <ns0:spacing ns0:after="60"/>
+            </ns0:pPr>
+            <ns0:r>
+              <ns0:rPr>
+                <ns0:b ns0:val="0"/>
+                <ns0:sz ns0:val="18"/>
+              </ns0:rPr>
+              <ns0:t>ปีการศึกษาเป็น พ.ศ. เช่น 2568</ns0:t>
+            </ns0:r>
+          </ns0:p>
+        </ns0:tc>
+      </ns0:tr>
+      <ns0:tr>
+        <ns0:trPr>
+          <ns0:cantSplit/>
+        </ns0:trPr>
+        <ns0:tc>
+          <ns0:tcPr>
+            <ns0:tcW ns0:type="dxa" ns0:w="2509"/>
+            <ns0:tcBorders>
+              <ns0:top ns0:val="single" ns0:sz="4" ns0:color="D9D9D9"/>
+              <ns0:left ns0:val="single" ns0:sz="4" ns0:color="D9D9D9"/>
+              <ns0:bottom ns0:val="single" ns0:sz="4" ns0:color="D9D9D9"/>
+              <ns0:right ns0:val="single" ns0:sz="4" ns0:color="D9D9D9"/>
+            </ns0:tcBorders>
+            <ns0:tcMar>
+              <ns0:top ns0:w="85" ns0:type="dxa"/>
+              <ns0:left ns0:w="85" ns0:type="dxa"/>
+              <ns0:bottom ns0:w="85" ns0:type="dxa"/>
+              <ns0:right ns0:w="85" ns0:type="dxa"/>
+            </ns0:tcMar>
+          </ns0:tcPr>
+          <ns0:p>
+            <ns0:pPr>
+              <ns0:spacing ns0:after="60"/>
+            </ns0:pPr>
+            <ns0:r>
+              <ns0:rPr>
+                <ns0:b ns0:val="0"/>
+                <ns0:sz ns0:val="18"/>
+              </ns0:rPr>
+              <ns0:t>semester</ns0:t>
+            </ns0:r>
+          </ns0:p>
+        </ns0:tc>
+        <ns0:tc>
+          <ns0:tcPr>
+            <ns0:tcW ns0:type="dxa" ns0:w="2509"/>
+            <ns0:tcBorders>
+              <ns0:top ns0:val="single" ns0:sz="4" ns0:color="D9D9D9"/>
+              <ns0:left ns0:val="single" ns0:sz="4" ns0:color="D9D9D9"/>
+              <ns0:bottom ns0:val="single" ns0:sz="4" ns0:color="D9D9D9"/>
+              <ns0:right ns0:val="single" ns0:sz="4" ns0:color="D9D9D9"/>
+            </ns0:tcBorders>
+            <ns0:tcMar>
+              <ns0:top ns0:w="85" ns0:type="dxa"/>
+              <ns0:left ns0:w="85" ns0:type="dxa"/>
+              <ns0:bottom ns0:w="85" ns0:type="dxa"/>
+              <ns0:right ns0:w="85" ns0:type="dxa"/>
+            </ns0:tcMar>
+          </ns0:tcPr>
+          <ns0:p>
+            <ns0:pPr>
+              <ns0:spacing ns0:after="60"/>
+            </ns0:pPr>
+            <ns0:r>
+              <ns0:rPr>
+                <ns0:b ns0:val="0"/>
+                <ns0:sz ns0:val="18"/>
+              </ns0:rPr>
+              <ns0:t>TINYINT</ns0:t>
+            </ns0:r>
+          </ns0:p>
+        </ns0:tc>
+        <ns0:tc>
+          <ns0:tcPr>
+            <ns0:tcW ns0:type="dxa" ns0:w="2509"/>
+            <ns0:tcBorders>
+              <ns0:top ns0:val="single" ns0:sz="4" ns0:color="D9D9D9"/>
+              <ns0:left ns0:val="single" ns0:sz="4" ns0:color="D9D9D9"/>
+              <ns0:bottom ns0:val="single" ns0:sz="4" ns0:color="D9D9D9"/>
+              <ns0:right ns0:val="single" ns0:sz="4" ns0:color="D9D9D9"/>
+            </ns0:tcBorders>
+            <ns0:tcMar>
+              <ns0:top ns0:w="85" ns0:type="dxa"/>
+              <ns0:left ns0:w="85" ns0:type="dxa"/>
+              <ns0:bottom ns0:w="85" ns0:type="dxa"/>
+              <ns0:right ns0:w="85" ns0:type="dxa"/>
+            </ns0:tcMar>
+          </ns0:tcPr>
+          <ns0:p>
+            <ns0:pPr>
+              <ns0:spacing ns0:after="60"/>
+            </ns0:pPr>
+            <ns0:r>
+              <ns0:rPr>
+                <ns0:b ns0:val="0"/>
+                <ns0:sz ns0:val="18"/>
+              </ns0:rPr>
+              <ns0:t>ไม่ได้</ns0:t>
+            </ns0:r>
+          </ns0:p>
+        </ns0:tc>
+        <ns0:tc>
+          <ns0:tcPr>
+            <ns0:tcW ns0:type="dxa" ns0:w="2509"/>
+            <ns0:tcBorders>
+              <ns0:top ns0:val="single" ns0:sz="4" ns0:color="D9D9D9"/>
+              <ns0:left ns0:val="single" ns0:sz="4" ns0:color="D9D9D9"/>
+              <ns0:bottom ns0:val="single" ns0:sz="4" ns0:color="D9D9D9"/>
+              <ns0:right ns0:val="single" ns0:sz="4" ns0:color="D9D9D9"/>
+            </ns0:tcBorders>
+            <ns0:tcMar>
+              <ns0:top ns0:w="85" ns0:type="dxa"/>
+              <ns0:left ns0:w="85" ns0:type="dxa"/>
+              <ns0:bottom ns0:w="85" ns0:type="dxa"/>
+              <ns0:right ns0:w="85" ns0:type="dxa"/>
+            </ns0:tcMar>
+          </ns0:tcPr>
+          <ns0:p>
+            <ns0:pPr>
+              <ns0:spacing ns0:after="60"/>
+            </ns0:pPr>
+            <ns0:r>
+              <ns0:rPr>
+                <ns0:b ns0:val="0"/>
+                <ns0:sz ns0:val="18"/>
+              </ns0:rPr>
+              <ns0:t>1, 2 หรือ 3 สำหรับซัมเมอร์</ns0:t>
+            </ns0:r>
+          </ns0:p>
+        </ns0:tc>
+      </ns0:tr>
+      <ns0:tr>
+        <ns0:trPr>
+          <ns0:cantSplit/>
+        </ns0:trPr>
+        <ns0:tc>
+          <ns0:tcPr>
+            <ns0:tcW ns0:type="dxa" ns0:w="2509"/>
+            <ns0:tcBorders>
+              <ns0:top ns0:val="single" ns0:sz="4" ns0:color="D9D9D9"/>
+              <ns0:left ns0:val="single" ns0:sz="4" ns0:color="D9D9D9"/>
+              <ns0:bottom ns0:val="single" ns0:sz="4" ns0:color="D9D9D9"/>
+              <ns0:right ns0:val="single" ns0:sz="4" ns0:color="D9D9D9"/>
+            </ns0:tcBorders>
+            <ns0:tcMar>
+              <ns0:top ns0:w="85" ns0:type="dxa"/>
+              <ns0:left ns0:w="85" ns0:type="dxa"/>
+              <ns0:bottom ns0:w="85" ns0:type="dxa"/>
+              <ns0:right ns0:w="85" ns0:type="dxa"/>
+            </ns0:tcMar>
+          </ns0:tcPr>
+          <ns0:p>
+            <ns0:pPr>
+              <ns0:spacing ns0:after="60"/>
+            </ns0:pPr>
+            <ns0:r>
+              <ns0:rPr>
+                <ns0:b ns0:val="0"/>
+                <ns0:sz ns0:val="18"/>
+              </ns0:rPr>
+              <ns0:t>exam_period</ns0:t>
+            </ns0:r>
+          </ns0:p>
+        </ns0:tc>
+        <ns0:tc>
+          <ns0:tcPr>
+            <ns0:tcW ns0:type="dxa" ns0:w="2509"/>
+            <ns0:tcBorders>
+              <ns0:top ns0:val="single" ns0:sz="4" ns0:color="D9D9D9"/>
+              <ns0:left ns0:val="single" ns0:sz="4" ns0:color="D9D9D9"/>
+              <ns0:bottom ns0:val="single" ns0:sz="4" ns0:color="D9D9D9"/>
+              <ns0:right ns0:val="single" ns0:sz="4" ns0:color="D9D9D9"/>
+            </ns0:tcBorders>
+            <ns0:tcMar>
+              <ns0:top ns0:w="85" ns0:type="dxa"/>
+              <ns0:left ns0:w="85" ns0:type="dxa"/>
+              <ns0:bottom ns0:w="85" ns0:type="dxa"/>
+              <ns0:right ns0:w="85" ns0:type="dxa"/>
+            </ns0:tcMar>
+          </ns0:tcPr>
+          <ns0:p>
+            <ns0:pPr>
+              <ns0:spacing ns0:after="60"/>
+            </ns0:pPr>
+            <ns0:r>
+              <ns0:rPr>
+                <ns0:b ns0:val="0"/>
+                <ns0:sz ns0:val="18"/>
+              </ns0:rPr>
+              <ns0:t>VARCHAR(10)</ns0:t>
+            </ns0:r>
+          </ns0:p>
+        </ns0:tc>
+        <ns0:tc>
+          <ns0:tcPr>
+            <ns0:tcW ns0:type="dxa" ns0:w="2509"/>
+            <ns0:tcBorders>
+              <ns0:top ns0:val="single" ns0:sz="4" ns0:color="D9D9D9"/>
+              <ns0:left ns0:val="single" ns0:sz="4" ns0:color="D9D9D9"/>
+              <ns0:bottom ns0:val="single" ns0:sz="4" ns0:color="D9D9D9"/>
+              <ns0:right ns0:val="single" ns0:sz="4" ns0:color="D9D9D9"/>
+            </ns0:tcBorders>
+            <ns0:tcMar>
+              <ns0:top ns0:w="85" ns0:type="dxa"/>
+              <ns0:left ns0:w="85" ns0:type="dxa"/>
+              <ns0:bottom ns0:w="85" ns0:type="dxa"/>
+              <ns0:right ns0:w="85" ns0:type="dxa"/>
+            </ns0:tcMar>
+          </ns0:tcPr>
+          <ns0:p>
+            <ns0:pPr>
+              <ns0:spacing ns0:after="60"/>
+            </ns0:pPr>
+            <ns0:r>
+              <ns0:rPr>
+                <ns0:b ns0:val="0"/>
+                <ns0:sz ns0:val="18"/>
+              </ns0:rPr>
+              <ns0:t>ไม่ได้</ns0:t>
+            </ns0:r>
+          </ns0:p>
+        </ns0:tc>
+        <ns0:tc>
+          <ns0:tcPr>
+            <ns0:tcW ns0:type="dxa" ns0:w="2509"/>
+            <ns0:tcBorders>
+              <ns0:top ns0:val="single" ns0:sz="4" ns0:color="D9D9D9"/>
+              <ns0:left ns0:val="single" ns0:sz="4" ns0:color="D9D9D9"/>
+              <ns0:bottom ns0:val="single" ns0:sz="4" ns0:color="D9D9D9"/>
+              <ns0:right ns0:val="single" ns0:sz="4" ns0:color="D9D9D9"/>
+            </ns0:tcBorders>
+            <ns0:tcMar>
+              <ns0:top ns0:w="85" ns0:type="dxa"/>
+              <ns0:left ns0:w="85" ns0:type="dxa"/>
+              <ns0:bottom ns0:w="85" ns0:type="dxa"/>
+              <ns0:right ns0:w="85" ns0:type="dxa"/>
+            </ns0:tcMar>
+          </ns0:tcPr>
+          <ns0:p>
+            <ns0:pPr>
+              <ns0:spacing ns0:after="60"/>
+            </ns0:pPr>
+            <ns0:r>
+              <ns0:rPr>
+                <ns0:b ns0:val="0"/>
+                <ns0:sz ns0:val="18"/>
+              </ns0:rPr>
+              <ns0:t>midterm หรือ final</ns0:t>
+            </ns0:r>
+          </ns0:p>
+        </ns0:tc>
+      </ns0:tr>
+      <ns0:tr>
+        <ns0:trPr>
+          <ns0:cantSplit/>
+        </ns0:trPr>
+        <ns0:tc>
+          <ns0:tcPr>
+            <ns0:tcW ns0:type="dxa" ns0:w="2509"/>
+            <ns0:tcBorders>
+              <ns0:top ns0:val="single" ns0:sz="4" ns0:color="D9D9D9"/>
+              <ns0:left ns0:val="single" ns0:sz="4" ns0:color="D9D9D9"/>
+              <ns0:bottom ns0:val="single" ns0:sz="4" ns0:color="D9D9D9"/>
+              <ns0:right ns0:val="single" ns0:sz="4" ns0:color="D9D9D9"/>
+            </ns0:tcBorders>
+            <ns0:tcMar>
+              <ns0:top ns0:w="85" ns0:type="dxa"/>
+              <ns0:left ns0:w="85" ns0:type="dxa"/>
+              <ns0:bottom ns0:w="85" ns0:type="dxa"/>
+              <ns0:right ns0:w="85" ns0:type="dxa"/>
+            </ns0:tcMar>
+          </ns0:tcPr>
+          <ns0:p>
+            <ns0:pPr>
+              <ns0:spacing ns0:after="60"/>
+            </ns0:pPr>
+            <ns0:r>
+              <ns0:rPr>
+                <ns0:b ns0:val="0"/>
+                <ns0:sz ns0:val="18"/>
+              </ns0:rPr>
+              <ns0:t>topics</ns0:t>
+            </ns0:r>
+          </ns0:p>
+        </ns0:tc>
+        <ns0:tc>
+          <ns0:tcPr>
+            <ns0:tcW ns0:type="dxa" ns0:w="2509"/>
+            <ns0:tcBorders>
+              <ns0:top ns0:val="single" ns0:sz="4" ns0:color="D9D9D9"/>
+              <ns0:left ns0:val="single" ns0:sz="4" ns0:color="D9D9D9"/>
+              <ns0:bottom ns0:val="single" ns0:sz="4" ns0:color="D9D9D9"/>
+              <ns0:right ns0:val="single" ns0:sz="4" ns0:color="D9D9D9"/>
+            </ns0:tcBorders>
+            <ns0:tcMar>
+              <ns0:top ns0:w="85" ns0:type="dxa"/>
+              <ns0:left ns0:w="85" ns0:type="dxa"/>
+              <ns0:bottom ns0:w="85" ns0:type="dxa"/>
+              <ns0:right ns0:w="85" ns0:type="dxa"/>
+            </ns0:tcMar>
+          </ns0:tcPr>
+          <ns0:p>
+            <ns0:pPr>
+              <ns0:spacing ns0:after="60"/>
+            </ns0:pPr>
+            <ns0:r>
+              <ns0:rPr>
+                <ns0:b ns0:val="0"/>
+                <ns0:sz ns0:val="18"/>
+              </ns0:rPr>
+              <ns0:t>NVARCHAR(2000)</ns0:t>
+            </ns0:r>
+          </ns0:p>
+        </ns0:tc>
+        <ns0:tc>
+          <ns0:tcPr>
+            <ns0:tcW ns0:type="dxa" ns0:w="2509"/>
+            <ns0:tcBorders>
+              <ns0:top ns0:val="single" ns0:sz="4" ns0:color="D9D9D9"/>
+              <ns0:left ns0:val="single" ns0:sz="4" ns0:color="D9D9D9"/>
+              <ns0:bottom ns0:val="single" ns0:sz="4" ns0:color="D9D9D9"/>
+              <ns0:right ns0:val="single" ns0:sz="4" ns0:color="D9D9D9"/>
+            </ns0:tcBorders>
+            <ns0:tcMar>
+              <ns0:top ns0:w="85" ns0:type="dxa"/>
+              <ns0:left ns0:w="85" ns0:type="dxa"/>
+              <ns0:bottom ns0:w="85" ns0:type="dxa"/>
+              <ns0:right ns0:w="85" ns0:type="dxa"/>
+            </ns0:tcMar>
+          </ns0:tcPr>
+          <ns0:p>
+            <ns0:pPr>
+              <ns0:spacing ns0:after="60"/>
+            </ns0:pPr>
+            <ns0:r>
+              <ns0:rPr>
+                <ns0:b ns0:val="0"/>
+                <ns0:sz ns0:val="18"/>
+              </ns0:rPr>
+              <ns0:t>ไม่ได้</ns0:t>
+            </ns0:r>
+          </ns0:p>
+        </ns0:tc>
+        <ns0:tc>
+          <ns0:tcPr>
+            <ns0:tcW ns0:type="dxa" ns0:w="2509"/>
+            <ns0:tcBorders>
+              <ns0:top ns0:val="single" ns0:sz="4" ns0:color="D9D9D9"/>
+              <ns0:left ns0:val="single" ns0:sz="4" ns0:color="D9D9D9"/>
+              <ns0:bottom ns0:val="single" ns0:sz="4" ns0:color="D9D9D9"/>
+              <ns0:right ns0:val="single" ns0:sz="4" ns0:color="D9D9D9"/>
+            </ns0:tcBorders>
+            <ns0:tcMar>
+              <ns0:top ns0:w="85" ns0:type="dxa"/>
+              <ns0:left ns0:w="85" ns0:type="dxa"/>
+              <ns0:bottom ns0:w="85" ns0:type="dxa"/>
+              <ns0:right ns0:w="85" ns0:type="dxa"/>
+            </ns0:tcMar>
+          </ns0:tcPr>
+          <ns0:p>
+            <ns0:pPr>
+              <ns0:spacing ns0:after="60"/>
+            </ns0:pPr>
+            <ns0:r>
+              <ns0:rPr>
+                <ns0:b ns0:val="0"/>
+                <ns0:sz ns0:val="18"/>
+              </ns0:rPr>
+              <ns0:t>หัวข้อที่เคยออกสอบ เป็นข้อความหลายบรรทัด</ns0:t>
+            </ns0:r>
+          </ns0:p>
+        </ns0:tc>
+      </ns0:tr>
+      <ns0:tr>
+        <ns0:trPr>
+          <ns0:cantSplit/>
+        </ns0:trPr>
+        <ns0:tc>
+          <ns0:tcPr>
+            <ns0:tcW ns0:type="dxa" ns0:w="2509"/>
+            <ns0:tcBorders>
+              <ns0:top ns0:val="single" ns0:sz="4" ns0:color="D9D9D9"/>
+              <ns0:left ns0:val="single" ns0:sz="4" ns0:color="D9D9D9"/>
+              <ns0:bottom ns0:val="single" ns0:sz="4" ns0:color="D9D9D9"/>
+              <ns0:right ns0:val="single" ns0:sz="4" ns0:color="D9D9D9"/>
+            </ns0:tcBorders>
+            <ns0:tcMar>
+              <ns0:top ns0:w="85" ns0:type="dxa"/>
+              <ns0:left ns0:w="85" ns0:type="dxa"/>
+              <ns0:bottom ns0:w="85" ns0:type="dxa"/>
+              <ns0:right ns0:w="85" ns0:type="dxa"/>
+            </ns0:tcMar>
+          </ns0:tcPr>
+          <ns0:p>
+            <ns0:pPr>
+              <ns0:spacing ns0:after="60"/>
+            </ns0:pPr>
+            <ns0:r>
+              <ns0:rPr>
+                <ns0:b ns0:val="0"/>
+                <ns0:sz ns0:val="18"/>
+              </ns0:rPr>
+              <ns0:t>exam_format</ns0:t>
+            </ns0:r>
+          </ns0:p>
+        </ns0:tc>
+        <ns0:tc>
+          <ns0:tcPr>
+            <ns0:tcW ns0:type="dxa" ns0:w="2509"/>
+            <ns0:tcBorders>
+              <ns0:top ns0:val="single" ns0:sz="4" ns0:color="D9D9D9"/>
+              <ns0:left ns0:val="single" ns0:sz="4" ns0:color="D9D9D9"/>
+              <ns0:bottom ns0:val="single" ns0:sz="4" ns0:color="D9D9D9"/>
+              <ns0:right ns0:val="single" ns0:sz="4" ns0:color="D9D9D9"/>
+            </ns0:tcBorders>
+            <ns0:tcMar>
+              <ns0:top ns0:w="85" ns0:type="dxa"/>
+              <ns0:left ns0:w="85" ns0:type="dxa"/>
+              <ns0:bottom ns0:w="85" ns0:type="dxa"/>
+              <ns0:right ns0:w="85" ns0:type="dxa"/>
+            </ns0:tcMar>
+          </ns0:tcPr>
+          <ns0:p>
+            <ns0:pPr>
+              <ns0:spacing ns0:after="60"/>
+            </ns0:pPr>
+            <ns0:r>
+              <ns0:rPr>
+                <ns0:b ns0:val="0"/>
+                <ns0:sz ns0:val="18"/>
+              </ns0:rPr>
+              <ns0:t>VARCHAR(10)</ns0:t>
+            </ns0:r>
+          </ns0:p>
+        </ns0:tc>
+        <ns0:tc>
+          <ns0:tcPr>
+            <ns0:tcW ns0:type="dxa" ns0:w="2509"/>
+            <ns0:tcBorders>
+              <ns0:top ns0:val="single" ns0:sz="4" ns0:color="D9D9D9"/>
+              <ns0:left ns0:val="single" ns0:sz="4" ns0:color="D9D9D9"/>
+              <ns0:bottom ns0:val="single" ns0:sz="4" ns0:color="D9D9D9"/>
+              <ns0:right ns0:val="single" ns0:sz="4" ns0:color="D9D9D9"/>
+            </ns0:tcBorders>
+            <ns0:tcMar>
+              <ns0:top ns0:w="85" ns0:type="dxa"/>
+              <ns0:left ns0:w="85" ns0:type="dxa"/>
+              <ns0:bottom ns0:w="85" ns0:type="dxa"/>
+              <ns0:right ns0:w="85" ns0:type="dxa"/>
+            </ns0:tcMar>
+          </ns0:tcPr>
+          <ns0:p>
+            <ns0:pPr>
+              <ns0:spacing ns0:after="60"/>
+            </ns0:pPr>
+            <ns0:r>
+              <ns0:rPr>
+                <ns0:b ns0:val="0"/>
+                <ns0:sz ns0:val="18"/>
+              </ns0:rPr>
+              <ns0:t>ไม่ได้</ns0:t>
+            </ns0:r>
+          </ns0:p>
+        </ns0:tc>
+        <ns0:tc>
+          <ns0:tcPr>
+            <ns0:tcW ns0:type="dxa" ns0:w="2509"/>
+            <ns0:tcBorders>
+              <ns0:top ns0:val="single" ns0:sz="4" ns0:color="D9D9D9"/>
+              <ns0:left ns0:val="single" ns0:sz="4" ns0:color="D9D9D9"/>
+              <ns0:bottom ns0:val="single" ns0:sz="4" ns0:color="D9D9D9"/>
+              <ns0:right ns0:val="single" ns0:sz="4" ns0:color="D9D9D9"/>
+            </ns0:tcBorders>
+            <ns0:tcMar>
+              <ns0:top ns0:w="85" ns0:type="dxa"/>
+              <ns0:left ns0:w="85" ns0:type="dxa"/>
+              <ns0:bottom ns0:w="85" ns0:type="dxa"/>
+              <ns0:right ns0:w="85" ns0:type="dxa"/>
+            </ns0:tcMar>
+          </ns0:tcPr>
+          <ns0:p>
+            <ns0:pPr>
+              <ns0:spacing ns0:after="60"/>
+            </ns0:pPr>
+            <ns0:r>
+              <ns0:rPr>
+                <ns0:b ns0:val="0"/>
+                <ns0:sz ns0:val="18"/>
+              </ns0:rPr>
+              <ns0:t>objective, subjective หรือ mixed</ns0:t>
+            </ns0:r>
+          </ns0:p>
+        </ns0:tc>
+      </ns0:tr>
+      <ns0:tr>
+        <ns0:trPr>
+          <ns0:cantSplit/>
+        </ns0:trPr>
+        <ns0:tc>
+          <ns0:tcPr>
+            <ns0:tcW ns0:type="dxa" ns0:w="2509"/>
+            <ns0:tcBorders>
+              <ns0:top ns0:val="single" ns0:sz="4" ns0:color="D9D9D9"/>
+              <ns0:left ns0:val="single" ns0:sz="4" ns0:color="D9D9D9"/>
+              <ns0:bottom ns0:val="single" ns0:sz="4" ns0:color="D9D9D9"/>
+              <ns0:right ns0:val="single" ns0:sz="4" ns0:color="D9D9D9"/>
+            </ns0:tcBorders>
+            <ns0:tcMar>
+              <ns0:top ns0:w="85" ns0:type="dxa"/>
+              <ns0:left ns0:w="85" ns0:type="dxa"/>
+              <ns0:bottom ns0:w="85" ns0:type="dxa"/>
+              <ns0:right ns0:w="85" ns0:type="dxa"/>
+            </ns0:tcMar>
+          </ns0:tcPr>
+          <ns0:p>
+            <ns0:pPr>
+              <ns0:spacing ns0:after="60"/>
+            </ns0:pPr>
+            <ns0:r>
+              <ns0:rPr>
+                <ns0:b ns0:val="0"/>
+                <ns0:sz ns0:val="18"/>
+              </ns0:rPr>
+              <ns0:t>objective_count</ns0:t>
+            </ns0:r>
+          </ns0:p>
+        </ns0:tc>
+        <ns0:tc>
+          <ns0:tcPr>
+            <ns0:tcW ns0:type="dxa" ns0:w="2509"/>
+            <ns0:tcBorders>
+              <ns0:top ns0:val="single" ns0:sz="4" ns0:color="D9D9D9"/>
+              <ns0:left ns0:val="single" ns0:sz="4" ns0:color="D9D9D9"/>
+              <ns0:bottom ns0:val="single" ns0:sz="4" ns0:color="D9D9D9"/>
+              <ns0:right ns0:val="single" ns0:sz="4" ns0:color="D9D9D9"/>
+            </ns0:tcBorders>
+            <ns0:tcMar>
+              <ns0:top ns0:w="85" ns0:type="dxa"/>
+              <ns0:left ns0:w="85" ns0:type="dxa"/>
+              <ns0:bottom ns0:w="85" ns0:type="dxa"/>
+              <ns0:right ns0:w="85" ns0:type="dxa"/>
+            </ns0:tcMar>
+          </ns0:tcPr>
+          <ns0:p>
+            <ns0:pPr>
+              <ns0:spacing ns0:after="60"/>
+            </ns0:pPr>
+            <ns0:r>
+              <ns0:rPr>
+                <ns0:b ns0:val="0"/>
+                <ns0:sz ns0:val="18"/>
+              </ns0:rPr>
+              <ns0:t>INT</ns0:t>
+            </ns0:r>
+          </ns0:p>
+        </ns0:tc>
+        <ns0:tc>
+          <ns0:tcPr>
+            <ns0:tcW ns0:type="dxa" ns0:w="2509"/>
+            <ns0:tcBorders>
+              <ns0:top ns0:val="single" ns0:sz="4" ns0:color="D9D9D9"/>
+              <ns0:left ns0:val="single" ns0:sz="4" ns0:color="D9D9D9"/>
+              <ns0:bottom ns0:val="single" ns0:sz="4" ns0:color="D9D9D9"/>
+              <ns0:right ns0:val="single" ns0:sz="4" ns0:color="D9D9D9"/>
+            </ns0:tcBorders>
+            <ns0:tcMar>
+              <ns0:top ns0:w="85" ns0:type="dxa"/>
+              <ns0:left ns0:w="85" ns0:type="dxa"/>
+              <ns0:bottom ns0:w="85" ns0:type="dxa"/>
+              <ns0:right ns0:w="85" ns0:type="dxa"/>
+            </ns0:tcMar>
+          </ns0:tcPr>
+          <ns0:p>
+            <ns0:pPr>
+              <ns0:spacing ns0:after="60"/>
+            </ns0:pPr>
+            <ns0:r>
+              <ns0:rPr>
+                <ns0:b ns0:val="0"/>
+                <ns0:sz ns0:val="18"/>
+              </ns0:rPr>
+              <ns0:t>ได้</ns0:t>
+            </ns0:r>
+          </ns0:p>
+        </ns0:tc>
+        <ns0:tc>
+          <ns0:tcPr>
+            <ns0:tcW ns0:type="dxa" ns0:w="2509"/>
+            <ns0:tcBorders>
+              <ns0:top ns0:val="single" ns0:sz="4" ns0:color="D9D9D9"/>
+              <ns0:left ns0:val="single" ns0:sz="4" ns0:color="D9D9D9"/>
+              <ns0:bottom ns0:val="single" ns0:sz="4" ns0:color="D9D9D9"/>
+              <ns0:right ns0:val="single" ns0:sz="4" ns0:color="D9D9D9"/>
+            </ns0:tcBorders>
+            <ns0:tcMar>
+              <ns0:top ns0:w="85" ns0:type="dxa"/>
+              <ns0:left ns0:w="85" ns0:type="dxa"/>
+              <ns0:bottom ns0:w="85" ns0:type="dxa"/>
+              <ns0:right ns0:w="85" ns0:type="dxa"/>
+            </ns0:tcMar>
+          </ns0:tcPr>
+          <ns0:p>
+            <ns0:pPr>
+              <ns0:spacing ns0:after="60"/>
+            </ns0:pPr>
+            <ns0:r>
+              <ns0:rPr>
+                <ns0:b ns0:val="0"/>
+                <ns0:sz ns0:val="18"/>
+              </ns0:rPr>
+              <ns0:t>จำนวนข้อปรนัย ถ้าระบุต้องมากกว่า 0</ns0:t>
+            </ns0:r>
+          </ns0:p>
+        </ns0:tc>
+      </ns0:tr>
+      <ns0:tr>
+        <ns0:trPr>
+          <ns0:cantSplit/>
+        </ns0:trPr>
+        <ns0:tc>
+          <ns0:tcPr>
+            <ns0:tcW ns0:type="dxa" ns0:w="2509"/>
+            <ns0:tcBorders>
+              <ns0:top ns0:val="single" ns0:sz="4" ns0:color="D9D9D9"/>
+              <ns0:left ns0:val="single" ns0:sz="4" ns0:color="D9D9D9"/>
+              <ns0:bottom ns0:val="single" ns0:sz="4" ns0:color="D9D9D9"/>
+              <ns0:right ns0:val="single" ns0:sz="4" ns0:color="D9D9D9"/>
+            </ns0:tcBorders>
+            <ns0:tcMar>
+              <ns0:top ns0:w="85" ns0:type="dxa"/>
+              <ns0:left ns0:w="85" ns0:type="dxa"/>
+              <ns0:bottom ns0:w="85" ns0:type="dxa"/>
+              <ns0:right ns0:w="85" ns0:type="dxa"/>
+            </ns0:tcMar>
+          </ns0:tcPr>
+          <ns0:p>
+            <ns0:pPr>
+              <ns0:spacing ns0:after="60"/>
+            </ns0:pPr>
+            <ns0:r>
+              <ns0:rPr>
+                <ns0:b ns0:val="0"/>
+                <ns0:sz ns0:val="18"/>
+              </ns0:rPr>
+              <ns0:t>subjective_count</ns0:t>
+            </ns0:r>
+          </ns0:p>
+        </ns0:tc>
+        <ns0:tc>
+          <ns0:tcPr>
+            <ns0:tcW ns0:type="dxa" ns0:w="2509"/>
+            <ns0:tcBorders>
+              <ns0:top ns0:val="single" ns0:sz="4" ns0:color="D9D9D9"/>
+              <ns0:left ns0:val="single" ns0:sz="4" ns0:color="D9D9D9"/>
+              <ns0:bottom ns0:val="single" ns0:sz="4" ns0:color="D9D9D9"/>
+              <ns0:right ns0:val="single" ns0:sz="4" ns0:color="D9D9D9"/>
+            </ns0:tcBorders>
+            <ns0:tcMar>
+              <ns0:top ns0:w="85" ns0:type="dxa"/>
+              <ns0:left ns0:w="85" ns0:type="dxa"/>
+              <ns0:bottom ns0:w="85" ns0:type="dxa"/>
+              <ns0:right ns0:w="85" ns0:type="dxa"/>
+            </ns0:tcMar>
+          </ns0:tcPr>
+          <ns0:p>
+            <ns0:pPr>
+              <ns0:spacing ns0:after="60"/>
+            </ns0:pPr>
+            <ns0:r>
+              <ns0:rPr>
+                <ns0:b ns0:val="0"/>
+                <ns0:sz ns0:val="18"/>
+              </ns0:rPr>
+              <ns0:t>INT</ns0:t>
+            </ns0:r>
+          </ns0:p>
+        </ns0:tc>
+        <ns0:tc>
+          <ns0:tcPr>
+            <ns0:tcW ns0:type="dxa" ns0:w="2509"/>
+            <ns0:tcBorders>
+              <ns0:top ns0:val="single" ns0:sz="4" ns0:color="D9D9D9"/>
+              <ns0:left ns0:val="single" ns0:sz="4" ns0:color="D9D9D9"/>
+              <ns0:bottom ns0:val="single" ns0:sz="4" ns0:color="D9D9D9"/>
+              <ns0:right ns0:val="single" ns0:sz="4" ns0:color="D9D9D9"/>
+            </ns0:tcBorders>
+            <ns0:tcMar>
+              <ns0:top ns0:w="85" ns0:type="dxa"/>
+              <ns0:left ns0:w="85" ns0:type="dxa"/>
+              <ns0:bottom ns0:w="85" ns0:type="dxa"/>
+              <ns0:right ns0:w="85" ns0:type="dxa"/>
+            </ns0:tcMar>
+          </ns0:tcPr>
+          <ns0:p>
+            <ns0:pPr>
+              <ns0:spacing ns0:after="60"/>
+            </ns0:pPr>
+            <ns0:r>
+              <ns0:rPr>
+                <ns0:b ns0:val="0"/>
+                <ns0:sz ns0:val="18"/>
+              </ns0:rPr>
+              <ns0:t>ได้</ns0:t>
+            </ns0:r>
+          </ns0:p>
+        </ns0:tc>
+        <ns0:tc>
+          <ns0:tcPr>
+            <ns0:tcW ns0:type="dxa" ns0:w="2509"/>
+            <ns0:tcBorders>
+              <ns0:top ns0:val="single" ns0:sz="4" ns0:color="D9D9D9"/>
+              <ns0:left ns0:val="single" ns0:sz="4" ns0:color="D9D9D9"/>
+              <ns0:bottom ns0:val="single" ns0:sz="4" ns0:color="D9D9D9"/>
+              <ns0:right ns0:val="single" ns0:sz="4" ns0:color="D9D9D9"/>
+            </ns0:tcBorders>
+            <ns0:tcMar>
+              <ns0:top ns0:w="85" ns0:type="dxa"/>
+              <ns0:left ns0:w="85" ns0:type="dxa"/>
+              <ns0:bottom ns0:w="85" ns0:type="dxa"/>
+              <ns0:right ns0:w="85" ns0:type="dxa"/>
+            </ns0:tcMar>
+          </ns0:tcPr>
+          <ns0:p>
+            <ns0:pPr>
+              <ns0:spacing ns0:after="60"/>
+            </ns0:pPr>
+            <ns0:r>
+              <ns0:rPr>
+                <ns0:b ns0:val="0"/>
+                <ns0:sz ns0:val="18"/>
+              </ns0:rPr>
+              <ns0:t>จำนวนข้ออัตนัย ถ้าระบุต้องมากกว่า 0</ns0:t>
+            </ns0:r>
+          </ns0:p>
+        </ns0:tc>
+      </ns0:tr>
+      <ns0:tr>
+        <ns0:trPr>
+          <ns0:cantSplit/>
+        </ns0:trPr>
+        <ns0:tc>
+          <ns0:tcPr>
+            <ns0:tcW ns0:type="dxa" ns0:w="2509"/>
+            <ns0:tcBorders>
+              <ns0:top ns0:val="single" ns0:sz="4" ns0:color="D9D9D9"/>
+              <ns0:left ns0:val="single" ns0:sz="4" ns0:color="D9D9D9"/>
+              <ns0:bottom ns0:val="single" ns0:sz="4" ns0:color="D9D9D9"/>
+              <ns0:right ns0:val="single" ns0:sz="4" ns0:color="D9D9D9"/>
+            </ns0:tcBorders>
+            <ns0:tcMar>
+              <ns0:top ns0:w="85" ns0:type="dxa"/>
+              <ns0:left ns0:w="85" ns0:type="dxa"/>
+              <ns0:bottom ns0:w="85" ns0:type="dxa"/>
+              <ns0:right ns0:w="85" ns0:type="dxa"/>
+            </ns0:tcMar>
+          </ns0:tcPr>
+          <ns0:p>
+            <ns0:pPr>
+              <ns0:spacing ns0:after="60"/>
+            </ns0:pPr>
+            <ns0:r>
+              <ns0:rPr>
+                <ns0:b ns0:val="0"/>
+                <ns0:sz ns0:val="18"/>
+              </ns0:rPr>
+              <ns0:t>additional_advice</ns0:t>
+            </ns0:r>
+          </ns0:p>
+        </ns0:tc>
+        <ns0:tc>
+          <ns0:tcPr>
+            <ns0:tcW ns0:type="dxa" ns0:w="2509"/>
+            <ns0:tcBorders>
+              <ns0:top ns0:val="single" ns0:sz="4" ns0:color="D9D9D9"/>
+              <ns0:left ns0:val="single" ns0:sz="4" ns0:color="D9D9D9"/>
+              <ns0:bottom ns0:val="single" ns0:sz="4" ns0:color="D9D9D9"/>
+              <ns0:right ns0:val="single" ns0:sz="4" ns0:color="D9D9D9"/>
+            </ns0:tcBorders>
+            <ns0:tcMar>
+              <ns0:top ns0:w="85" ns0:type="dxa"/>
+              <ns0:left ns0:w="85" ns0:type="dxa"/>
+              <ns0:bottom ns0:w="85" ns0:type="dxa"/>
+              <ns0:right ns0:w="85" ns0:type="dxa"/>
+            </ns0:tcMar>
+          </ns0:tcPr>
+          <ns0:p>
+            <ns0:pPr>
+              <ns0:spacing ns0:after="60"/>
+            </ns0:pPr>
+            <ns0:r>
+              <ns0:rPr>
+                <ns0:b ns0:val="0"/>
+                <ns0:sz ns0:val="18"/>
+              </ns0:rPr>
+              <ns0:t>NVARCHAR(2000)</ns0:t>
+            </ns0:r>
+          </ns0:p>
+        </ns0:tc>
+        <ns0:tc>
+          <ns0:tcPr>
+            <ns0:tcW ns0:type="dxa" ns0:w="2509"/>
+            <ns0:tcBorders>
+              <ns0:top ns0:val="single" ns0:sz="4" ns0:color="D9D9D9"/>
+              <ns0:left ns0:val="single" ns0:sz="4" ns0:color="D9D9D9"/>
+              <ns0:bottom ns0:val="single" ns0:sz="4" ns0:color="D9D9D9"/>
+              <ns0:right ns0:val="single" ns0:sz="4" ns0:color="D9D9D9"/>
+            </ns0:tcBorders>
+            <ns0:tcMar>
+              <ns0:top ns0:w="85" ns0:type="dxa"/>
+              <ns0:left ns0:w="85" ns0:type="dxa"/>
+              <ns0:bottom ns0:w="85" ns0:type="dxa"/>
+              <ns0:right ns0:w="85" ns0:type="dxa"/>
+            </ns0:tcMar>
+          </ns0:tcPr>
+          <ns0:p>
+            <ns0:pPr>
+              <ns0:spacing ns0:after="60"/>
+            </ns0:pPr>
+            <ns0:r>
+              <ns0:rPr>
+                <ns0:b ns0:val="0"/>
+                <ns0:sz ns0:val="18"/>
+              </ns0:rPr>
+              <ns0:t>ได้</ns0:t>
+            </ns0:r>
+          </ns0:p>
+        </ns0:tc>
+        <ns0:tc>
+          <ns0:tcPr>
+            <ns0:tcW ns0:type="dxa" ns0:w="2509"/>
+            <ns0:tcBorders>
+              <ns0:top ns0:val="single" ns0:sz="4" ns0:color="D9D9D9"/>
+              <ns0:left ns0:val="single" ns0:sz="4" ns0:color="D9D9D9"/>
+              <ns0:bottom ns0:val="single" ns0:sz="4" ns0:color="D9D9D9"/>
+              <ns0:right ns0:val="single" ns0:sz="4" ns0:color="D9D9D9"/>
+            </ns0:tcBorders>
+            <ns0:tcMar>
+              <ns0:top ns0:w="85" ns0:type="dxa"/>
+              <ns0:left ns0:w="85" ns0:type="dxa"/>
+              <ns0:bottom ns0:w="85" ns0:type="dxa"/>
+              <ns0:right ns0:w="85" ns0:type="dxa"/>
+            </ns0:tcMar>
+          </ns0:tcPr>
+          <ns0:p>
+            <ns0:pPr>
+              <ns0:spacing ns0:after="60"/>
+            </ns0:pPr>
+            <ns0:r>
+              <ns0:rPr>
+                <ns0:b ns0:val="0"/>
+                <ns0:sz ns0:val="18"/>
+              </ns0:rPr>
+              <ns0:t>คำแนะนำเพิ่มเติม</ns0:t>
+            </ns0:r>
+          </ns0:p>
+        </ns0:tc>
+      </ns0:tr>
+    </ns0:tbl>
+    <ns0:p/>
+    <ns0:p>
+      <ns0:r>
+        <ns0:t>ความยาวชื่อ 200 และข้อความ 2,000 ใช้ตาม Entity และ Pydantic schema ปัจจุบัน</ns0:t>
+      </ns0:r>
+    </ns0:p>
+    <ns0:p>
+      <ns0:r>
+        <ns0:t>ชื่อแนวข้อสอบซ้ำกันได้ เพราะอาจเป็นรายการของคนละปี ช่วงสอบ หรือผู้เผยแพร่ โดยแต่ละรายการมี guides.id ของตนเอง</ns0:t>
+      </ns0:r>
+    </ns0:p>
+    <ns0:p>
+      <ns0:pPr>
+        <ns0:pStyle ns0:val="Heading1"/>
+      </ns0:pPr>
+      <ns0:r>
+        <ns0:t>3. ค่าตัวเลือกและข้อมูลที่ไม่ระบุ</ns0:t>
+      </ns0:r>
+    </ns0:p>
+    <ns0:p>
+      <ns0:pPr>
+        <ns0:pStyle ns0:val="Heading2"/>
+      </ns0:pPr>
+      <ns0:r>
+        <ns0:t>ค่าตัวเลือก</ns0:t>
+      </ns0:r>
+    </ns0:p>
+    <ns0:tbl>
+      <ns0:tblPr>
+        <ns0:tblW ns0:type="auto" ns0:w="0"/>
+        <ns0:tblLayout ns0:type="autofit"/>
+        <ns0:tblLook ns0:firstColumn="1" ns0:firstRow="1" ns0:lastColumn="0" ns0:lastRow="0" ns0:noHBand="0" ns0:noVBand="1" ns0:val="04A0"/>
+      </ns0:tblPr>
+      <ns0:tblGrid>
+        <ns0:gridCol ns0:w="3346"/>
+        <ns0:gridCol ns0:w="3346"/>
+        <ns0:gridCol ns0:w="3346"/>
+      </ns0:tblGrid>
+      <ns0:tr>
+        <ns0:trPr>
+          <ns0:cantSplit/>
+          <ns0:tblHeader/>
+        </ns0:trPr>
+        <ns0:tc>
+          <ns0:tcPr>
+            <ns0:tcW ns0:type="dxa" ns0:w="3346"/>
+            <ns0:tcBorders>
+              <ns0:top ns0:val="single" ns0:sz="4" ns0:color="D9D9D9"/>
+              <ns0:left ns0:val="single" ns0:sz="4" ns0:color="D9D9D9"/>
+              <ns0:bottom ns0:val="single" ns0:sz="4" ns0:color="D9D9D9"/>
+              <ns0:right ns0:val="single" ns0:sz="4" ns0:color="D9D9D9"/>
+            </ns0:tcBorders>
+            <ns0:tcMar>
+              <ns0:top ns0:w="85" ns0:type="dxa"/>
+              <ns0:left ns0:w="85" ns0:type="dxa"/>
+              <ns0:bottom ns0:w="85" ns0:type="dxa"/>
+              <ns0:right ns0:w="85" ns0:type="dxa"/>
+            </ns0:tcMar>
+            <ns0:shd ns0:fill="E8EEF4"/>
+          </ns0:tcPr>
+          <ns0:p>
+            <ns0:pPr>
+              <ns0:spacing ns0:after="60"/>
+            </ns0:pPr>
+            <ns0:r>
+              <ns0:rPr>
+                <ns0:b/>
+                <ns0:sz ns0:val="18"/>
+              </ns0:rPr>
+              <ns0:t>ฟิลด์</ns0:t>
+            </ns0:r>
+          </ns0:p>
+        </ns0:tc>
+        <ns0:tc>
+          <ns0:tcPr>
+            <ns0:tcW ns0:type="dxa" ns0:w="3346"/>
+            <ns0:tcBorders>
+              <ns0:top ns0:val="single" ns0:sz="4" ns0:color="D9D9D9"/>
+              <ns0:left ns0:val="single" ns0:sz="4" ns0:color="D9D9D9"/>
+              <ns0:bottom ns0:val="single" ns0:sz="4" ns0:color="D9D9D9"/>
+              <ns0:right ns0:val="single" ns0:sz="4" ns0:color="D9D9D9"/>
+            </ns0:tcBorders>
+            <ns0:tcMar>
+              <ns0:top ns0:w="85" ns0:type="dxa"/>
+              <ns0:left ns0:w="85" ns0:type="dxa"/>
+              <ns0:bottom ns0:w="85" ns0:type="dxa"/>
+              <ns0:right ns0:w="85" ns0:type="dxa"/>
+            </ns0:tcMar>
+            <ns0:shd ns0:fill="E8EEF4"/>
+          </ns0:tcPr>
+          <ns0:p>
+            <ns0:pPr>
+              <ns0:spacing ns0:after="60"/>
+            </ns0:pPr>
+            <ns0:r>
+              <ns0:rPr>
+                <ns0:b/>
+                <ns0:sz ns0:val="18"/>
+              </ns0:rPr>
+              <ns0:t>ค่าที่เก็บ</ns0:t>
+            </ns0:r>
+          </ns0:p>
+        </ns0:tc>
+        <ns0:tc>
+          <ns0:tcPr>
+            <ns0:tcW ns0:type="dxa" ns0:w="3346"/>
+            <ns0:tcBorders>
+              <ns0:top ns0:val="single" ns0:sz="4" ns0:color="D9D9D9"/>
+              <ns0:left ns0:val="single" ns0:sz="4" ns0:color="D9D9D9"/>
+              <ns0:bottom ns0:val="single" ns0:sz="4" ns0:color="D9D9D9"/>
+              <ns0:right ns0:val="single" ns0:sz="4" ns0:color="D9D9D9"/>
+            </ns0:tcBorders>
+            <ns0:tcMar>
+              <ns0:top ns0:w="85" ns0:type="dxa"/>
+              <ns0:left ns0:w="85" ns0:type="dxa"/>
+              <ns0:bottom ns0:w="85" ns0:type="dxa"/>
+              <ns0:right ns0:w="85" ns0:type="dxa"/>
+            </ns0:tcMar>
+            <ns0:shd ns0:fill="E8EEF4"/>
+          </ns0:tcPr>
+          <ns0:p>
+            <ns0:pPr>
+              <ns0:spacing ns0:after="60"/>
+            </ns0:pPr>
+            <ns0:r>
+              <ns0:rPr>
+                <ns0:b/>
+                <ns0:sz ns0:val="18"/>
+              </ns0:rPr>
+              <ns0:t>ข้อความที่แสดง</ns0:t>
+            </ns0:r>
+          </ns0:p>
+        </ns0:tc>
+      </ns0:tr>
+      <ns0:tr>
+        <ns0:trPr>
+          <ns0:cantSplit/>
+        </ns0:trPr>
+        <ns0:tc>
+          <ns0:tcPr>
+            <ns0:tcW ns0:type="dxa" ns0:w="3346"/>
+            <ns0:tcBorders>
+              <ns0:top ns0:val="single" ns0:sz="4" ns0:color="D9D9D9"/>
+              <ns0:left ns0:val="single" ns0:sz="4" ns0:color="D9D9D9"/>
+              <ns0:bottom ns0:val="single" ns0:sz="4" ns0:color="D9D9D9"/>
+              <ns0:right ns0:val="single" ns0:sz="4" ns0:color="D9D9D9"/>
+            </ns0:tcBorders>
+            <ns0:tcMar>
+              <ns0:top ns0:w="85" ns0:type="dxa"/>
+              <ns0:left ns0:w="85" ns0:type="dxa"/>
+              <ns0:bottom ns0:w="85" ns0:type="dxa"/>
+              <ns0:right ns0:w="85" ns0:type="dxa"/>
+            </ns0:tcMar>
+          </ns0:tcPr>
+          <ns0:p>
+            <ns0:pPr>
+              <ns0:spacing ns0:after="60"/>
+            </ns0:pPr>
+            <ns0:r>
+              <ns0:rPr>
+                <ns0:b ns0:val="0"/>
+                <ns0:sz ns0:val="18"/>
+              </ns0:rPr>
+              <ns0:t>semester</ns0:t>
+            </ns0:r>
+          </ns0:p>
+        </ns0:tc>
+        <ns0:tc>
+          <ns0:tcPr>
+            <ns0:tcW ns0:type="dxa" ns0:w="3346"/>
+            <ns0:tcBorders>
+              <ns0:top ns0:val="single" ns0:sz="4" ns0:color="D9D9D9"/>
+              <ns0:left ns0:val="single" ns0:sz="4" ns0:color="D9D9D9"/>
+              <ns0:bottom ns0:val="single" ns0:sz="4" ns0:color="D9D9D9"/>
+              <ns0:right ns0:val="single" ns0:sz="4" ns0:color="D9D9D9"/>
+            </ns0:tcBorders>
+            <ns0:tcMar>
+              <ns0:top ns0:w="85" ns0:type="dxa"/>
+              <ns0:left ns0:w="85" ns0:type="dxa"/>
+              <ns0:bottom ns0:w="85" ns0:type="dxa"/>
+              <ns0:right ns0:w="85" ns0:type="dxa"/>
+            </ns0:tcMar>
+          </ns0:tcPr>
+          <ns0:p>
+            <ns0:pPr>
+              <ns0:spacing ns0:after="60"/>
+            </ns0:pPr>
+            <ns0:r>
+              <ns0:rPr>
+                <ns0:b ns0:val="0"/>
+                <ns0:sz ns0:val="18"/>
+              </ns0:rPr>
+              <ns0:t>1</ns0:t>
+            </ns0:r>
+          </ns0:p>
+        </ns0:tc>
+        <ns0:tc>
+          <ns0:tcPr>
+            <ns0:tcW ns0:type="dxa" ns0:w="3346"/>
+            <ns0:tcBorders>
+              <ns0:top ns0:val="single" ns0:sz="4" ns0:color="D9D9D9"/>
+              <ns0:left ns0:val="single" ns0:sz="4" ns0:color="D9D9D9"/>
+              <ns0:bottom ns0:val="single" ns0:sz="4" ns0:color="D9D9D9"/>
+              <ns0:right ns0:val="single" ns0:sz="4" ns0:color="D9D9D9"/>
+            </ns0:tcBorders>
+            <ns0:tcMar>
+              <ns0:top ns0:w="85" ns0:type="dxa"/>
+              <ns0:left ns0:w="85" ns0:type="dxa"/>
+              <ns0:bottom ns0:w="85" ns0:type="dxa"/>
+              <ns0:right ns0:w="85" ns0:type="dxa"/>
+            </ns0:tcMar>
+          </ns0:tcPr>
+          <ns0:p>
+            <ns0:pPr>
+              <ns0:spacing ns0:after="60"/>
+            </ns0:pPr>
+            <ns0:r>
+              <ns0:rPr>
+                <ns0:b ns0:val="0"/>
+                <ns0:sz ns0:val="18"/>
+              </ns0:rPr>
+              <ns0:t>ภาคเรียนที่ 1</ns0:t>
+            </ns0:r>
+          </ns0:p>
+        </ns0:tc>
+      </ns0:tr>
+      <ns0:tr>
+        <ns0:trPr>
+          <ns0:cantSplit/>
+        </ns0:trPr>
+        <ns0:tc>
+          <ns0:tcPr>
+            <ns0:tcW ns0:type="dxa" ns0:w="3346"/>
+            <ns0:tcBorders>
+              <ns0:top ns0:val="single" ns0:sz="4" ns0:color="D9D9D9"/>
+              <ns0:left ns0:val="single" ns0:sz="4" ns0:color="D9D9D9"/>
+              <ns0:bottom ns0:val="single" ns0:sz="4" ns0:color="D9D9D9"/>
+              <ns0:right ns0:val="single" ns0:sz="4" ns0:color="D9D9D9"/>
+            </ns0:tcBorders>
+            <ns0:tcMar>
+              <ns0:top ns0:w="85" ns0:type="dxa"/>
+              <ns0:left ns0:w="85" ns0:type="dxa"/>
+              <ns0:bottom ns0:w="85" ns0:type="dxa"/>
+              <ns0:right ns0:w="85" ns0:type="dxa"/>
+            </ns0:tcMar>
+          </ns0:tcPr>
+          <ns0:p>
+            <ns0:pPr>
+              <ns0:spacing ns0:after="60"/>
+            </ns0:pPr>
+            <ns0:r>
+              <ns0:rPr>
+                <ns0:b ns0:val="0"/>
+                <ns0:sz ns0:val="18"/>
+              </ns0:rPr>
+              <ns0:t>semester</ns0:t>
+            </ns0:r>
+          </ns0:p>
+        </ns0:tc>
+        <ns0:tc>
+          <ns0:tcPr>
+            <ns0:tcW ns0:type="dxa" ns0:w="3346"/>
+            <ns0:tcBorders>
+              <ns0:top ns0:val="single" ns0:sz="4" ns0:color="D9D9D9"/>
+              <ns0:left ns0:val="single" ns0:sz="4" ns0:color="D9D9D9"/>
+              <ns0:bottom ns0:val="single" ns0:sz="4" ns0:color="D9D9D9"/>
+              <ns0:right ns0:val="single" ns0:sz="4" ns0:color="D9D9D9"/>
+            </ns0:tcBorders>
+            <ns0:tcMar>
+              <ns0:top ns0:w="85" ns0:type="dxa"/>
+              <ns0:left ns0:w="85" ns0:type="dxa"/>
+              <ns0:bottom ns0:w="85" ns0:type="dxa"/>
+              <ns0:right ns0:w="85" ns0:type="dxa"/>
+            </ns0:tcMar>
+          </ns0:tcPr>
+          <ns0:p>
+            <ns0:pPr>
+              <ns0:spacing ns0:after="60"/>
+            </ns0:pPr>
+            <ns0:r>
+              <ns0:rPr>
+                <ns0:b ns0:val="0"/>
+                <ns0:sz ns0:val="18"/>
+              </ns0:rPr>
+              <ns0:t>2</ns0:t>
+            </ns0:r>
+          </ns0:p>
+        </ns0:tc>
+        <ns0:tc>
+          <ns0:tcPr>
+            <ns0:tcW ns0:type="dxa" ns0:w="3346"/>
+            <ns0:tcBorders>
+              <ns0:top ns0:val="single" ns0:sz="4" ns0:color="D9D9D9"/>
+              <ns0:left ns0:val="single" ns0:sz="4" ns0:color="D9D9D9"/>
+              <ns0:bottom ns0:val="single" ns0:sz="4" ns0:color="D9D9D9"/>
+              <ns0:right ns0:val="single" ns0:sz="4" ns0:color="D9D9D9"/>
+            </ns0:tcBorders>
+            <ns0:tcMar>
+              <ns0:top ns0:w="85" ns0:type="dxa"/>
+              <ns0:left ns0:w="85" ns0:type="dxa"/>
+              <ns0:bottom ns0:w="85" ns0:type="dxa"/>
+              <ns0:right ns0:w="85" ns0:type="dxa"/>
+            </ns0:tcMar>
+          </ns0:tcPr>
+          <ns0:p>
+            <ns0:pPr>
+              <ns0:spacing ns0:after="60"/>
+            </ns0:pPr>
+            <ns0:r>
+              <ns0:rPr>
+                <ns0:b ns0:val="0"/>
+                <ns0:sz ns0:val="18"/>
+              </ns0:rPr>
+              <ns0:t>ภาคเรียนที่ 2</ns0:t>
+            </ns0:r>
+          </ns0:p>
+        </ns0:tc>
+      </ns0:tr>
+      <ns0:tr>
+        <ns0:trPr>
+          <ns0:cantSplit/>
+        </ns0:trPr>
+        <ns0:tc>
+          <ns0:tcPr>
+            <ns0:tcW ns0:type="dxa" ns0:w="3346"/>
+            <ns0:tcBorders>
+              <ns0:top ns0:val="single" ns0:sz="4" ns0:color="D9D9D9"/>
+              <ns0:left ns0:val="single" ns0:sz="4" ns0:color="D9D9D9"/>
+              <ns0:bottom ns0:val="single" ns0:sz="4" ns0:color="D9D9D9"/>
+              <ns0:right ns0:val="single" ns0:sz="4" ns0:color="D9D9D9"/>
+            </ns0:tcBorders>
+            <ns0:tcMar>
+              <ns0:top ns0:w="85" ns0:type="dxa"/>
+              <ns0:left ns0:w="85" ns0:type="dxa"/>
+              <ns0:bottom ns0:w="85" ns0:type="dxa"/>
+              <ns0:right ns0:w="85" ns0:type="dxa"/>
+            </ns0:tcMar>
+          </ns0:tcPr>
+          <ns0:p>
+            <ns0:pPr>
+              <ns0:spacing ns0:after="60"/>
+            </ns0:pPr>
+            <ns0:r>
+              <ns0:rPr>
+                <ns0:b ns0:val="0"/>
+                <ns0:sz ns0:val="18"/>
+              </ns0:rPr>
+              <ns0:t>semester</ns0:t>
+            </ns0:r>
+          </ns0:p>
+        </ns0:tc>
+        <ns0:tc>
+          <ns0:tcPr>
+            <ns0:tcW ns0:type="dxa" ns0:w="3346"/>
+            <ns0:tcBorders>
+              <ns0:top ns0:val="single" ns0:sz="4" ns0:color="D9D9D9"/>
+              <ns0:left ns0:val="single" ns0:sz="4" ns0:color="D9D9D9"/>
+              <ns0:bottom ns0:val="single" ns0:sz="4" ns0:color="D9D9D9"/>
+              <ns0:right ns0:val="single" ns0:sz="4" ns0:color="D9D9D9"/>
+            </ns0:tcBorders>
+            <ns0:tcMar>
+              <ns0:top ns0:w="85" ns0:type="dxa"/>
+              <ns0:left ns0:w="85" ns0:type="dxa"/>
+              <ns0:bottom ns0:w="85" ns0:type="dxa"/>
+              <ns0:right ns0:w="85" ns0:type="dxa"/>
+            </ns0:tcMar>
+          </ns0:tcPr>
+          <ns0:p>
+            <ns0:pPr>
+              <ns0:spacing ns0:after="60"/>
+            </ns0:pPr>
+            <ns0:r>
+              <ns0:rPr>
+                <ns0:b ns0:val="0"/>
+                <ns0:sz ns0:val="18"/>
+              </ns0:rPr>
+              <ns0:t>3</ns0:t>
+            </ns0:r>
+          </ns0:p>
+        </ns0:tc>
+        <ns0:tc>
+          <ns0:tcPr>
+            <ns0:tcW ns0:type="dxa" ns0:w="3346"/>
+            <ns0:tcBorders>
+              <ns0:top ns0:val="single" ns0:sz="4" ns0:color="D9D9D9"/>
+              <ns0:left ns0:val="single" ns0:sz="4" ns0:color="D9D9D9"/>
+              <ns0:bottom ns0:val="single" ns0:sz="4" ns0:color="D9D9D9"/>
+              <ns0:right ns0:val="single" ns0:sz="4" ns0:color="D9D9D9"/>
+            </ns0:tcBorders>
+            <ns0:tcMar>
+              <ns0:top ns0:w="85" ns0:type="dxa"/>
+              <ns0:left ns0:w="85" ns0:type="dxa"/>
+              <ns0:bottom ns0:w="85" ns0:type="dxa"/>
+              <ns0:right ns0:w="85" ns0:type="dxa"/>
+            </ns0:tcMar>
+          </ns0:tcPr>
+          <ns0:p>
+            <ns0:pPr>
+              <ns0:spacing ns0:after="60"/>
+            </ns0:pPr>
+            <ns0:r>
+              <ns0:rPr>
+                <ns0:b ns0:val="0"/>
+                <ns0:sz ns0:val="18"/>
+              </ns0:rPr>
+              <ns0:t>ซัมเมอร์</ns0:t>
+            </ns0:r>
+          </ns0:p>
+        </ns0:tc>
+      </ns0:tr>
+      <ns0:tr>
+        <ns0:trPr>
+          <ns0:cantSplit/>
+        </ns0:trPr>
+        <ns0:tc>
+          <ns0:tcPr>
+            <ns0:tcW ns0:type="dxa" ns0:w="3346"/>
+            <ns0:tcBorders>
+              <ns0:top ns0:val="single" ns0:sz="4" ns0:color="D9D9D9"/>
+              <ns0:left ns0:val="single" ns0:sz="4" ns0:color="D9D9D9"/>
+              <ns0:bottom ns0:val="single" ns0:sz="4" ns0:color="D9D9D9"/>
+              <ns0:right ns0:val="single" ns0:sz="4" ns0:color="D9D9D9"/>
+            </ns0:tcBorders>
+            <ns0:tcMar>
+              <ns0:top ns0:w="85" ns0:type="dxa"/>
+              <ns0:left ns0:w="85" ns0:type="dxa"/>
+              <ns0:bottom ns0:w="85" ns0:type="dxa"/>
+              <ns0:right ns0:w="85" ns0:type="dxa"/>
+            </ns0:tcMar>
+          </ns0:tcPr>
+          <ns0:p>
+            <ns0:pPr>
+              <ns0:spacing ns0:after="60"/>
+            </ns0:pPr>
+            <ns0:r>
+              <ns0:rPr>
+                <ns0:b ns0:val="0"/>
+                <ns0:sz ns0:val="18"/>
+              </ns0:rPr>
+              <ns0:t>exam_period</ns0:t>
+            </ns0:r>
+          </ns0:p>
+        </ns0:tc>
+        <ns0:tc>
+          <ns0:tcPr>
+            <ns0:tcW ns0:type="dxa" ns0:w="3346"/>
+            <ns0:tcBorders>
+              <ns0:top ns0:val="single" ns0:sz="4" ns0:color="D9D9D9"/>
+              <ns0:left ns0:val="single" ns0:sz="4" ns0:color="D9D9D9"/>
+              <ns0:bottom ns0:val="single" ns0:sz="4" ns0:color="D9D9D9"/>
+              <ns0:right ns0:val="single" ns0:sz="4" ns0:color="D9D9D9"/>
+            </ns0:tcBorders>
+            <ns0:tcMar>
+              <ns0:top ns0:w="85" ns0:type="dxa"/>
+              <ns0:left ns0:w="85" ns0:type="dxa"/>
+              <ns0:bottom ns0:w="85" ns0:type="dxa"/>
+              <ns0:right ns0:w="85" ns0:type="dxa"/>
+            </ns0:tcMar>
+          </ns0:tcPr>
+          <ns0:p>
+            <ns0:pPr>
+              <ns0:spacing ns0:after="60"/>
+            </ns0:pPr>
+            <ns0:r>
+              <ns0:rPr>
+                <ns0:b ns0:val="0"/>
+                <ns0:sz ns0:val="18"/>
+              </ns0:rPr>
+              <ns0:t>midterm</ns0:t>
+            </ns0:r>
+          </ns0:p>
+        </ns0:tc>
+        <ns0:tc>
+          <ns0:tcPr>
+            <ns0:tcW ns0:type="dxa" ns0:w="3346"/>
+            <ns0:tcBorders>
+              <ns0:top ns0:val="single" ns0:sz="4" ns0:color="D9D9D9"/>
+              <ns0:left ns0:val="single" ns0:sz="4" ns0:color="D9D9D9"/>
+              <ns0:bottom ns0:val="single" ns0:sz="4" ns0:color="D9D9D9"/>
+              <ns0:right ns0:val="single" ns0:sz="4" ns0:color="D9D9D9"/>
+            </ns0:tcBorders>
+            <ns0:tcMar>
+              <ns0:top ns0:w="85" ns0:type="dxa"/>
+              <ns0:left ns0:w="85" ns0:type="dxa"/>
+              <ns0:bottom ns0:w="85" ns0:type="dxa"/>
+              <ns0:right ns0:w="85" ns0:type="dxa"/>
+            </ns0:tcMar>
+          </ns0:tcPr>
+          <ns0:p>
+            <ns0:pPr>
+              <ns0:spacing ns0:after="60"/>
+            </ns0:pPr>
+            <ns0:r>
+              <ns0:rPr>
+                <ns0:b ns0:val="0"/>
+                <ns0:sz ns0:val="18"/>
+              </ns0:rPr>
+              <ns0:t>กลางภาค</ns0:t>
+            </ns0:r>
+          </ns0:p>
+        </ns0:tc>
+      </ns0:tr>
+      <ns0:tr>
+        <ns0:trPr>
+          <ns0:cantSplit/>
+        </ns0:trPr>
+        <ns0:tc>
+          <ns0:tcPr>
+            <ns0:tcW ns0:type="dxa" ns0:w="3346"/>
+            <ns0:tcBorders>
+              <ns0:top ns0:val="single" ns0:sz="4" ns0:color="D9D9D9"/>
+              <ns0:left ns0:val="single" ns0:sz="4" ns0:color="D9D9D9"/>
+              <ns0:bottom ns0:val="single" ns0:sz="4" ns0:color="D9D9D9"/>
+              <ns0:right ns0:val="single" ns0:sz="4" ns0:color="D9D9D9"/>
+            </ns0:tcBorders>
+            <ns0:tcMar>
+              <ns0:top ns0:w="85" ns0:type="dxa"/>
+              <ns0:left ns0:w="85" ns0:type="dxa"/>
+              <ns0:bottom ns0:w="85" ns0:type="dxa"/>
+              <ns0:right ns0:w="85" ns0:type="dxa"/>
+            </ns0:tcMar>
+          </ns0:tcPr>
+          <ns0:p>
+            <ns0:pPr>
+              <ns0:spacing ns0:after="60"/>
+            </ns0:pPr>
+            <ns0:r>
+              <ns0:rPr>
+                <ns0:b ns0:val="0"/>
+                <ns0:sz ns0:val="18"/>
+              </ns0:rPr>
+              <ns0:t>exam_period</ns0:t>
+            </ns0:r>
+          </ns0:p>
+        </ns0:tc>
+        <ns0:tc>
+          <ns0:tcPr>
+            <ns0:tcW ns0:type="dxa" ns0:w="3346"/>
+            <ns0:tcBorders>
+              <ns0:top ns0:val="single" ns0:sz="4" ns0:color="D9D9D9"/>
+              <ns0:left ns0:val="single" ns0:sz="4" ns0:color="D9D9D9"/>
+              <ns0:bottom ns0:val="single" ns0:sz="4" ns0:color="D9D9D9"/>
+              <ns0:right ns0:val="single" ns0:sz="4" ns0:color="D9D9D9"/>
+            </ns0:tcBorders>
+            <ns0:tcMar>
+              <ns0:top ns0:w="85" ns0:type="dxa"/>
+              <ns0:left ns0:w="85" ns0:type="dxa"/>
+              <ns0:bottom ns0:w="85" ns0:type="dxa"/>
+              <ns0:right ns0:w="85" ns0:type="dxa"/>
+            </ns0:tcMar>
+          </ns0:tcPr>
+          <ns0:p>
+            <ns0:pPr>
+              <ns0:spacing ns0:after="60"/>
+            </ns0:pPr>
+            <ns0:r>
+              <ns0:rPr>
+                <ns0:b ns0:val="0"/>
+                <ns0:sz ns0:val="18"/>
+              </ns0:rPr>
+              <ns0:t>final</ns0:t>
+            </ns0:r>
+          </ns0:p>
+        </ns0:tc>
+        <ns0:tc>
+          <ns0:tcPr>
+            <ns0:tcW ns0:type="dxa" ns0:w="3346"/>
+            <ns0:tcBorders>
+              <ns0:top ns0:val="single" ns0:sz="4" ns0:color="D9D9D9"/>
+              <ns0:left ns0:val="single" ns0:sz="4" ns0:color="D9D9D9"/>
+              <ns0:bottom ns0:val="single" ns0:sz="4" ns0:color="D9D9D9"/>
+              <ns0:right ns0:val="single" ns0:sz="4" ns0:color="D9D9D9"/>
+            </ns0:tcBorders>
+            <ns0:tcMar>
+              <ns0:top ns0:w="85" ns0:type="dxa"/>
+              <ns0:left ns0:w="85" ns0:type="dxa"/>
+              <ns0:bottom ns0:w="85" ns0:type="dxa"/>
+              <ns0:right ns0:w="85" ns0:type="dxa"/>
+            </ns0:tcMar>
+          </ns0:tcPr>
+          <ns0:p>
+            <ns0:pPr>
+              <ns0:spacing ns0:after="60"/>
+            </ns0:pPr>
+            <ns0:r>
+              <ns0:rPr>
+                <ns0:b ns0:val="0"/>
+                <ns0:sz ns0:val="18"/>
+              </ns0:rPr>
+              <ns0:t>ปลายภาค</ns0:t>
+            </ns0:r>
+          </ns0:p>
+        </ns0:tc>
+      </ns0:tr>
+      <ns0:tr>
+        <ns0:trPr>
+          <ns0:cantSplit/>
+        </ns0:trPr>
+        <ns0:tc>
+          <ns0:tcPr>
+            <ns0:tcW ns0:type="dxa" ns0:w="3346"/>
+            <ns0:tcBorders>
+              <ns0:top ns0:val="single" ns0:sz="4" ns0:color="D9D9D9"/>
+              <ns0:left ns0:val="single" ns0:sz="4" ns0:color="D9D9D9"/>
+              <ns0:bottom ns0:val="single" ns0:sz="4" ns0:color="D9D9D9"/>
+              <ns0:right ns0:val="single" ns0:sz="4" ns0:color="D9D9D9"/>
+            </ns0:tcBorders>
+            <ns0:tcMar>
+              <ns0:top ns0:w="85" ns0:type="dxa"/>
+              <ns0:left ns0:w="85" ns0:type="dxa"/>
+              <ns0:bottom ns0:w="85" ns0:type="dxa"/>
+              <ns0:right ns0:w="85" ns0:type="dxa"/>
+            </ns0:tcMar>
+          </ns0:tcPr>
+          <ns0:p>
+            <ns0:pPr>
+              <ns0:spacing ns0:after="60"/>
+            </ns0:pPr>
+            <ns0:r>
+              <ns0:rPr>
+                <ns0:b ns0:val="0"/>
+                <ns0:sz ns0:val="18"/>
+              </ns0:rPr>
+              <ns0:t>exam_format</ns0:t>
+            </ns0:r>
+          </ns0:p>
+        </ns0:tc>
+        <ns0:tc>
+          <ns0:tcPr>
+            <ns0:tcW ns0:type="dxa" ns0:w="3346"/>
+            <ns0:tcBorders>
+              <ns0:top ns0:val="single" ns0:sz="4" ns0:color="D9D9D9"/>
+              <ns0:left ns0:val="single" ns0:sz="4" ns0:color="D9D9D9"/>
+              <ns0:bottom ns0:val="single" ns0:sz="4" ns0:color="D9D9D9"/>
+              <ns0:right ns0:val="single" ns0:sz="4" ns0:color="D9D9D9"/>
+            </ns0:tcBorders>
+            <ns0:tcMar>
+              <ns0:top ns0:w="85" ns0:type="dxa"/>
+              <ns0:left ns0:w="85" ns0:type="dxa"/>
+              <ns0:bottom ns0:w="85" ns0:type="dxa"/>
+              <ns0:right ns0:w="85" ns0:type="dxa"/>
+            </ns0:tcMar>
+          </ns0:tcPr>
+          <ns0:p>
+            <ns0:pPr>
+              <ns0:spacing ns0:after="60"/>
+            </ns0:pPr>
+            <ns0:r>
+              <ns0:rPr>
+                <ns0:b ns0:val="0"/>
+                <ns0:sz ns0:val="18"/>
+              </ns0:rPr>
+              <ns0:t>objective</ns0:t>
+            </ns0:r>
+          </ns0:p>
+        </ns0:tc>
+        <ns0:tc>
+          <ns0:tcPr>
+            <ns0:tcW ns0:type="dxa" ns0:w="3346"/>
+            <ns0:tcBorders>
+              <ns0:top ns0:val="single" ns0:sz="4" ns0:color="D9D9D9"/>
+              <ns0:left ns0:val="single" ns0:sz="4" ns0:color="D9D9D9"/>
+              <ns0:bottom ns0:val="single" ns0:sz="4" ns0:color="D9D9D9"/>
+              <ns0:right ns0:val="single" ns0:sz="4" ns0:color="D9D9D9"/>
+            </ns0:tcBorders>
+            <ns0:tcMar>
+              <ns0:top ns0:w="85" ns0:type="dxa"/>
+              <ns0:left ns0:w="85" ns0:type="dxa"/>
+              <ns0:bottom ns0:w="85" ns0:type="dxa"/>
+              <ns0:right ns0:w="85" ns0:type="dxa"/>
+            </ns0:tcMar>
+          </ns0:tcPr>
+          <ns0:p>
+            <ns0:pPr>
+              <ns0:spacing ns0:after="60"/>
+            </ns0:pPr>
+            <ns0:r>
+              <ns0:rPr>
+                <ns0:b ns0:val="0"/>
+                <ns0:sz ns0:val="18"/>
+              </ns0:rPr>
+              <ns0:t>ปรนัย</ns0:t>
+            </ns0:r>
+          </ns0:p>
+        </ns0:tc>
+      </ns0:tr>
+      <ns0:tr>
+        <ns0:trPr>
+          <ns0:cantSplit/>
+        </ns0:trPr>
+        <ns0:tc>
+          <ns0:tcPr>
+            <ns0:tcW ns0:type="dxa" ns0:w="3346"/>
+            <ns0:tcBorders>
+              <ns0:top ns0:val="single" ns0:sz="4" ns0:color="D9D9D9"/>
+              <ns0:left ns0:val="single" ns0:sz="4" ns0:color="D9D9D9"/>
+              <ns0:bottom ns0:val="single" ns0:sz="4" ns0:color="D9D9D9"/>
+              <ns0:right ns0:val="single" ns0:sz="4" ns0:color="D9D9D9"/>
+            </ns0:tcBorders>
+            <ns0:tcMar>
+              <ns0:top ns0:w="85" ns0:type="dxa"/>
+              <ns0:left ns0:w="85" ns0:type="dxa"/>
+              <ns0:bottom ns0:w="85" ns0:type="dxa"/>
+              <ns0:right ns0:w="85" ns0:type="dxa"/>
+            </ns0:tcMar>
+          </ns0:tcPr>
+          <ns0:p>
+            <ns0:pPr>
+              <ns0:spacing ns0:after="60"/>
+            </ns0:pPr>
+            <ns0:r>
+              <ns0:rPr>
+                <ns0:b ns0:val="0"/>
+                <ns0:sz ns0:val="18"/>
+              </ns0:rPr>
+              <ns0:t>exam_format</ns0:t>
+            </ns0:r>
+          </ns0:p>
+        </ns0:tc>
+        <ns0:tc>
+          <ns0:tcPr>
+            <ns0:tcW ns0:type="dxa" ns0:w="3346"/>
+            <ns0:tcBorders>
+              <ns0:top ns0:val="single" ns0:sz="4" ns0:color="D9D9D9"/>
+              <ns0:left ns0:val="single" ns0:sz="4" ns0:color="D9D9D9"/>
+              <ns0:bottom ns0:val="single" ns0:sz="4" ns0:color="D9D9D9"/>
+              <ns0:right ns0:val="single" ns0:sz="4" ns0:color="D9D9D9"/>
+            </ns0:tcBorders>
+            <ns0:tcMar>
+              <ns0:top ns0:w="85" ns0:type="dxa"/>
+              <ns0:left ns0:w="85" ns0:type="dxa"/>
+              <ns0:bottom ns0:w="85" ns0:type="dxa"/>
+              <ns0:right ns0:w="85" ns0:type="dxa"/>
+            </ns0:tcMar>
+          </ns0:tcPr>
+          <ns0:p>
+            <ns0:pPr>
+              <ns0:spacing ns0:after="60"/>
+            </ns0:pPr>
+            <ns0:r>
+              <ns0:rPr>
+                <ns0:b ns0:val="0"/>
+                <ns0:sz ns0:val="18"/>
+              </ns0:rPr>
+              <ns0:t>subjective</ns0:t>
+            </ns0:r>
+          </ns0:p>
+        </ns0:tc>
+        <ns0:tc>
+          <ns0:tcPr>
+            <ns0:tcW ns0:type="dxa" ns0:w="3346"/>
+            <ns0:tcBorders>
+              <ns0:top ns0:val="single" ns0:sz="4" ns0:color="D9D9D9"/>
+              <ns0:left ns0:val="single" ns0:sz="4" ns0:color="D9D9D9"/>
+              <ns0:bottom ns0:val="single" ns0:sz="4" ns0:color="D9D9D9"/>
+              <ns0:right ns0:val="single" ns0:sz="4" ns0:color="D9D9D9"/>
+            </ns0:tcBorders>
+            <ns0:tcMar>
+              <ns0:top ns0:w="85" ns0:type="dxa"/>
+              <ns0:left ns0:w="85" ns0:type="dxa"/>
+              <ns0:bottom ns0:w="85" ns0:type="dxa"/>
+              <ns0:right ns0:w="85" ns0:type="dxa"/>
+            </ns0:tcMar>
+          </ns0:tcPr>
+          <ns0:p>
+            <ns0:pPr>
+              <ns0:spacing ns0:after="60"/>
+            </ns0:pPr>
+            <ns0:r>
+              <ns0:rPr>
+                <ns0:b ns0:val="0"/>
+                <ns0:sz ns0:val="18"/>
+              </ns0:rPr>
+              <ns0:t>อัตนัย</ns0:t>
+            </ns0:r>
+          </ns0:p>
+        </ns0:tc>
+      </ns0:tr>
+      <ns0:tr>
+        <ns0:trPr>
+          <ns0:cantSplit/>
+        </ns0:trPr>
+        <ns0:tc>
+          <ns0:tcPr>
+            <ns0:tcW ns0:type="dxa" ns0:w="3346"/>
+            <ns0:tcBorders>
+              <ns0:top ns0:val="single" ns0:sz="4" ns0:color="D9D9D9"/>
+              <ns0:left ns0:val="single" ns0:sz="4" ns0:color="D9D9D9"/>
+              <ns0:bottom ns0:val="single" ns0:sz="4" ns0:color="D9D9D9"/>
+              <ns0:right ns0:val="single" ns0:sz="4" ns0:color="D9D9D9"/>
+            </ns0:tcBorders>
+            <ns0:tcMar>
+              <ns0:top ns0:w="85" ns0:type="dxa"/>
+              <ns0:left ns0:w="85" ns0:type="dxa"/>
+              <ns0:bottom ns0:w="85" ns0:type="dxa"/>
+              <ns0:right ns0:w="85" ns0:type="dxa"/>
+            </ns0:tcMar>
+          </ns0:tcPr>
+          <ns0:p>
+            <ns0:pPr>
+              <ns0:spacing ns0:after="60"/>
+            </ns0:pPr>
+            <ns0:r>
+              <ns0:rPr>
+                <ns0:b ns0:val="0"/>
+                <ns0:sz ns0:val="18"/>
+              </ns0:rPr>
+              <ns0:t>exam_format</ns0:t>
+            </ns0:r>
+          </ns0:p>
+        </ns0:tc>
+        <ns0:tc>
+          <ns0:tcPr>
+            <ns0:tcW ns0:type="dxa" ns0:w="3346"/>
+            <ns0:tcBorders>
+              <ns0:top ns0:val="single" ns0:sz="4" ns0:color="D9D9D9"/>
+              <ns0:left ns0:val="single" ns0:sz="4" ns0:color="D9D9D9"/>
+              <ns0:bottom ns0:val="single" ns0:sz="4" ns0:color="D9D9D9"/>
+              <ns0:right ns0:val="single" ns0:sz="4" ns0:color="D9D9D9"/>
+            </ns0:tcBorders>
+            <ns0:tcMar>
+              <ns0:top ns0:w="85" ns0:type="dxa"/>
+              <ns0:left ns0:w="85" ns0:type="dxa"/>
+              <ns0:bottom ns0:w="85" ns0:type="dxa"/>
+              <ns0:right ns0:w="85" ns0:type="dxa"/>
+            </ns0:tcMar>
+          </ns0:tcPr>
+          <ns0:p>
+            <ns0:pPr>
+              <ns0:spacing ns0:after="60"/>
+            </ns0:pPr>
+            <ns0:r>
+              <ns0:rPr>
+                <ns0:b ns0:val="0"/>
+                <ns0:sz ns0:val="18"/>
+              </ns0:rPr>
+              <ns0:t>mixed</ns0:t>
+            </ns0:r>
+          </ns0:p>
+        </ns0:tc>
+        <ns0:tc>
+          <ns0:tcPr>
+            <ns0:tcW ns0:type="dxa" ns0:w="3346"/>
+            <ns0:tcBorders>
+              <ns0:top ns0:val="single" ns0:sz="4" ns0:color="D9D9D9"/>
+              <ns0:left ns0:val="single" ns0:sz="4" ns0:color="D9D9D9"/>
+              <ns0:bottom ns0:val="single" ns0:sz="4" ns0:color="D9D9D9"/>
+              <ns0:right ns0:val="single" ns0:sz="4" ns0:color="D9D9D9"/>
+            </ns0:tcBorders>
+            <ns0:tcMar>
+              <ns0:top ns0:w="85" ns0:type="dxa"/>
+              <ns0:left ns0:w="85" ns0:type="dxa"/>
+              <ns0:bottom ns0:w="85" ns0:type="dxa"/>
+              <ns0:right ns0:w="85" ns0:type="dxa"/>
+            </ns0:tcMar>
+          </ns0:tcPr>
+          <ns0:p>
+            <ns0:pPr>
+              <ns0:spacing ns0:after="60"/>
+            </ns0:pPr>
+            <ns0:r>
+              <ns0:rPr>
+                <ns0:b ns0:val="0"/>
+                <ns0:sz ns0:val="18"/>
+              </ns0:rPr>
+              <ns0:t>ผสม</ns0:t>
+            </ns0:r>
+          </ns0:p>
+        </ns0:tc>
+      </ns0:tr>
+    </ns0:tbl>
+    <ns0:p/>
+    <ns0:p>
+      <ns0:r>
+        <ns0:t>ปีการศึกษาเก็บเป็นตัวเลข พ.ศ. โดยไม่กำหนดรายการปีตายตัวในตาราง ส่วน schema สำหรับเผยแพร่และแก้ไขรับเฉพาะ 2566–2569 ตัวเลือกปีสำหรับกรองอ่านจากแนวข้อสอบที่มีอยู่ในรายวิชานั้น</ns0:t>
+      </ns0:r>
+    </ns0:p>
+    <ns0:p>
+      <ns0:pPr>
+        <ns0:pStyle ns0:val="Heading2"/>
+      </ns0:pPr>
+      <ns0:r>
+        <ns0:t>ข้อมูลบังคับ</ns0:t>
+      </ns0:r>
+    </ns0:p>
+    <ns0:p>
+      <ns0:r>
+        <ns0:t>วิชา ชื่อ ปีการศึกษา ภาคเรียน ช่วงสอบ หัวข้อ และรูปแบบข้อสอบเป็นข้อมูลบังคับ</ns0:t>
+      </ns0:r>
+    </ns0:p>
+    <ns0:p>
+      <ns0:r>
+        <ns0:t>ชื่อและหัวข้อต้องมีข้อความหลังตัดช่องว่างหัวท้าย ส่วน course_id และ publisher_id ต้องอ้างถึงข้อมูลที่มีอยู่จริง</ns0:t>
+      </ns0:r>
+    </ns0:p>
+    <ns0:p>
+      <ns0:pPr>
+        <ns0:pStyle ns0:val="Heading2"/>
+      </ns0:pPr>
+      <ns0:r>
+        <ns0:t>ข้อมูลที่เว้นได้</ns0:t>
+      </ns0:r>
+    </ns0:p>
+    <ns0:p>
+      <ns0:r>
+        <ns0:t>- จำนวนข้อที่ไม่ระบุเก็บเป็น NULL</ns0:t>
+      </ns0:r>
+    </ns0:p>
+    <ns0:p>
+      <ns0:r>
+        <ns0:t>- จำนวนข้อที่ระบุต้องเป็นจำนวนเต็มมากกว่า 0</ns0:t>
+      </ns0:r>
+    </ns0:p>
+    <ns0:p>
+      <ns0:r>
+        <ns0:t>- คำแนะนำที่ไม่ได้กรอกหรือมีเฉพาะช่องว่างเก็บเป็น NULL</ns0:t>
+      </ns0:r>
+    </ns0:p>
+    <ns0:p>
+      <ns0:r>
+        <ns0:t>- หน้าอ่านแสดงข้อมูลที่ไม่ระบุเป็นข้อความ "ไม่ระบุ"</ns0:t>
+      </ns0:r>
+    </ns0:p>
+    <ns0:p>
+      <ns0:r>
+        <ns0:t>ค่า 0 ไม่ใช้แทนจำนวนข้อที่ไม่ระบุ และข้อความ "ไม่ระบุ" ไม่เก็บลงคอลัมน์จำนวนข้อ</ns0:t>
+      </ns0:r>
+    </ns0:p>
+    <ns0:p>
+      <ns0:pPr>
+        <ns0:pStyle ns0:val="Heading2"/>
+      </ns0:pPr>
+      <ns0:r>
+        <ns0:t>จำนวนข้อแต่ละรูปแบบ</ns0:t>
+      </ns0:r>
+    </ns0:p>
+    <ns0:tbl>
+      <ns0:tblPr>
+        <ns0:tblW ns0:type="auto" ns0:w="0"/>
+        <ns0:tblLayout ns0:type="autofit"/>
+        <ns0:tblLook ns0:firstColumn="1" ns0:firstRow="1" ns0:lastColumn="0" ns0:lastRow="0" ns0:noHBand="0" ns0:noVBand="1" ns0:val="04A0"/>
+      </ns0:tblPr>
+      <ns0:tblGrid>
+        <ns0:gridCol ns0:w="3346"/>
+        <ns0:gridCol ns0:w="3346"/>
+        <ns0:gridCol ns0:w="3346"/>
+      </ns0:tblGrid>
+      <ns0:tr>
+        <ns0:trPr>
+          <ns0:cantSplit/>
+          <ns0:tblHeader/>
+        </ns0:trPr>
+        <ns0:tc>
+          <ns0:tcPr>
+            <ns0:tcW ns0:type="dxa" ns0:w="3346"/>
+            <ns0:tcBorders>
+              <ns0:top ns0:val="single" ns0:sz="4" ns0:color="D9D9D9"/>
+              <ns0:left ns0:val="single" ns0:sz="4" ns0:color="D9D9D9"/>
+              <ns0:bottom ns0:val="single" ns0:sz="4" ns0:color="D9D9D9"/>
+              <ns0:right ns0:val="single" ns0:sz="4" ns0:color="D9D9D9"/>
+            </ns0:tcBorders>
+            <ns0:tcMar>
+              <ns0:top ns0:w="85" ns0:type="dxa"/>
+              <ns0:left ns0:w="85" ns0:type="dxa"/>
+              <ns0:bottom ns0:w="85" ns0:type="dxa"/>
+              <ns0:right ns0:w="85" ns0:type="dxa"/>
+            </ns0:tcMar>
+            <ns0:shd ns0:fill="E8EEF4"/>
+          </ns0:tcPr>
+          <ns0:p>
+            <ns0:pPr>
+              <ns0:spacing ns0:after="60"/>
+            </ns0:pPr>
+            <ns0:r>
+              <ns0:rPr>
+                <ns0:b/>
+                <ns0:sz ns0:val="18"/>
+              </ns0:rPr>
+              <ns0:t>รูปแบบข้อสอบ</ns0:t>
+            </ns0:r>
+          </ns0:p>
+        </ns0:tc>
+        <ns0:tc>
+          <ns0:tcPr>
+            <ns0:tcW ns0:type="dxa" ns0:w="3346"/>
+            <ns0:tcBorders>
+              <ns0:top ns0:val="single" ns0:sz="4" ns0:color="D9D9D9"/>
+              <ns0:left ns0:val="single" ns0:sz="4" ns0:color="D9D9D9"/>
+              <ns0:bottom ns0:val="single" ns0:sz="4" ns0:color="D9D9D9"/>
+              <ns0:right ns0:val="single" ns0:sz="4" ns0:color="D9D9D9"/>
+            </ns0:tcBorders>
+            <ns0:tcMar>
+              <ns0:top ns0:w="85" ns0:type="dxa"/>
+              <ns0:left ns0:w="85" ns0:type="dxa"/>
+              <ns0:bottom ns0:w="85" ns0:type="dxa"/>
+              <ns0:right ns0:w="85" ns0:type="dxa"/>
+            </ns0:tcMar>
+            <ns0:shd ns0:fill="E8EEF4"/>
+          </ns0:tcPr>
+          <ns0:p>
+            <ns0:pPr>
+              <ns0:spacing ns0:after="60"/>
+            </ns0:pPr>
+            <ns0:r>
+              <ns0:rPr>
+                <ns0:b/>
+                <ns0:sz ns0:val="18"/>
+              </ns0:rPr>
+              <ns0:t>objective_count</ns0:t>
+            </ns0:r>
+          </ns0:p>
+        </ns0:tc>
+        <ns0:tc>
+          <ns0:tcPr>
+            <ns0:tcW ns0:type="dxa" ns0:w="3346"/>
+            <ns0:tcBorders>
+              <ns0:top ns0:val="single" ns0:sz="4" ns0:color="D9D9D9"/>
+              <ns0:left ns0:val="single" ns0:sz="4" ns0:color="D9D9D9"/>
+              <ns0:bottom ns0:val="single" ns0:sz="4" ns0:color="D9D9D9"/>
+              <ns0:right ns0:val="single" ns0:sz="4" ns0:color="D9D9D9"/>
+            </ns0:tcBorders>
+            <ns0:tcMar>
+              <ns0:top ns0:w="85" ns0:type="dxa"/>
+              <ns0:left ns0:w="85" ns0:type="dxa"/>
+              <ns0:bottom ns0:w="85" ns0:type="dxa"/>
+              <ns0:right ns0:w="85" ns0:type="dxa"/>
+            </ns0:tcMar>
+            <ns0:shd ns0:fill="E8EEF4"/>
+          </ns0:tcPr>
+          <ns0:p>
+            <ns0:pPr>
+              <ns0:spacing ns0:after="60"/>
+            </ns0:pPr>
+            <ns0:r>
+              <ns0:rPr>
+                <ns0:b/>
+                <ns0:sz ns0:val="18"/>
+              </ns0:rPr>
+              <ns0:t>subjective_count</ns0:t>
+            </ns0:r>
+          </ns0:p>
+        </ns0:tc>
+      </ns0:tr>
+      <ns0:tr>
+        <ns0:trPr>
+          <ns0:cantSplit/>
+        </ns0:trPr>
+        <ns0:tc>
+          <ns0:tcPr>
+            <ns0:tcW ns0:type="dxa" ns0:w="3346"/>
+            <ns0:tcBorders>
+              <ns0:top ns0:val="single" ns0:sz="4" ns0:color="D9D9D9"/>
+              <ns0:left ns0:val="single" ns0:sz="4" ns0:color="D9D9D9"/>
+              <ns0:bottom ns0:val="single" ns0:sz="4" ns0:color="D9D9D9"/>
+              <ns0:right ns0:val="single" ns0:sz="4" ns0:color="D9D9D9"/>
+            </ns0:tcBorders>
+            <ns0:tcMar>
+              <ns0:top ns0:w="85" ns0:type="dxa"/>
+              <ns0:left ns0:w="85" ns0:type="dxa"/>
+              <ns0:bottom ns0:w="85" ns0:type="dxa"/>
+              <ns0:right ns0:w="85" ns0:type="dxa"/>
+            </ns0:tcMar>
+          </ns0:tcPr>
+          <ns0:p>
+            <ns0:pPr>
+              <ns0:spacing ns0:after="60"/>
+            </ns0:pPr>
+            <ns0:r>
+              <ns0:rPr>
+                <ns0:b ns0:val="0"/>
+                <ns0:sz ns0:val="18"/>
+              </ns0:rPr>
+              <ns0:t>ปรนัย</ns0:t>
+            </ns0:r>
+          </ns0:p>
+        </ns0:tc>
+        <ns0:tc>
+          <ns0:tcPr>
+            <ns0:tcW ns0:type="dxa" ns0:w="3346"/>
+            <ns0:tcBorders>
+              <ns0:top ns0:val="single" ns0:sz="4" ns0:color="D9D9D9"/>
+              <ns0:left ns0:val="single" ns0:sz="4" ns0:color="D9D9D9"/>
+              <ns0:bottom ns0:val="single" ns0:sz="4" ns0:color="D9D9D9"/>
+              <ns0:right ns0:val="single" ns0:sz="4" ns0:color="D9D9D9"/>
+            </ns0:tcBorders>
+            <ns0:tcMar>
+              <ns0:top ns0:w="85" ns0:type="dxa"/>
+              <ns0:left ns0:w="85" ns0:type="dxa"/>
+              <ns0:bottom ns0:w="85" ns0:type="dxa"/>
+              <ns0:right ns0:w="85" ns0:type="dxa"/>
+            </ns0:tcMar>
+          </ns0:tcPr>
+          <ns0:p>
+            <ns0:pPr>
+              <ns0:spacing ns0:after="60"/>
+            </ns0:pPr>
+            <ns0:r>
+              <ns0:rPr>
+                <ns0:b ns0:val="0"/>
+                <ns0:sz ns0:val="18"/>
+              </ns0:rPr>
+              <ns0:t>จำนวนเต็มมากกว่า 0 หรือ NULL</ns0:t>
+            </ns0:r>
+          </ns0:p>
+        </ns0:tc>
+        <ns0:tc>
+          <ns0:tcPr>
+            <ns0:tcW ns0:type="dxa" ns0:w="3346"/>
+            <ns0:tcBorders>
+              <ns0:top ns0:val="single" ns0:sz="4" ns0:color="D9D9D9"/>
+              <ns0:left ns0:val="single" ns0:sz="4" ns0:color="D9D9D9"/>
+              <ns0:bottom ns0:val="single" ns0:sz="4" ns0:color="D9D9D9"/>
+              <ns0:right ns0:val="single" ns0:sz="4" ns0:color="D9D9D9"/>
+            </ns0:tcBorders>
+            <ns0:tcMar>
+              <ns0:top ns0:w="85" ns0:type="dxa"/>
+              <ns0:left ns0:w="85" ns0:type="dxa"/>
+              <ns0:bottom ns0:w="85" ns0:type="dxa"/>
+              <ns0:right ns0:w="85" ns0:type="dxa"/>
+            </ns0:tcMar>
+          </ns0:tcPr>
+          <ns0:p>
+            <ns0:pPr>
+              <ns0:spacing ns0:after="60"/>
+            </ns0:pPr>
+            <ns0:r>
+              <ns0:rPr>
+                <ns0:b ns0:val="0"/>
+                <ns0:sz ns0:val="18"/>
+              </ns0:rPr>
+              <ns0:t>ต้องเป็น NULL</ns0:t>
+            </ns0:r>
+          </ns0:p>
+        </ns0:tc>
+      </ns0:tr>
+      <ns0:tr>
+        <ns0:trPr>
+          <ns0:cantSplit/>
+        </ns0:trPr>
+        <ns0:tc>
+          <ns0:tcPr>
+            <ns0:tcW ns0:type="dxa" ns0:w="3346"/>
+            <ns0:tcBorders>
+              <ns0:top ns0:val="single" ns0:sz="4" ns0:color="D9D9D9"/>
+              <ns0:left ns0:val="single" ns0:sz="4" ns0:color="D9D9D9"/>
+              <ns0:bottom ns0:val="single" ns0:sz="4" ns0:color="D9D9D9"/>
+              <ns0:right ns0:val="single" ns0:sz="4" ns0:color="D9D9D9"/>
+            </ns0:tcBorders>
+            <ns0:tcMar>
+              <ns0:top ns0:w="85" ns0:type="dxa"/>
+              <ns0:left ns0:w="85" ns0:type="dxa"/>
+              <ns0:bottom ns0:w="85" ns0:type="dxa"/>
+              <ns0:right ns0:w="85" ns0:type="dxa"/>
+            </ns0:tcMar>
+          </ns0:tcPr>
+          <ns0:p>
+            <ns0:pPr>
+              <ns0:spacing ns0:after="60"/>
+            </ns0:pPr>
+            <ns0:r>
+              <ns0:rPr>
+                <ns0:b ns0:val="0"/>
+                <ns0:sz ns0:val="18"/>
+              </ns0:rPr>
+              <ns0:t>อัตนัย</ns0:t>
+            </ns0:r>
+          </ns0:p>
+        </ns0:tc>
+        <ns0:tc>
+          <ns0:tcPr>
+            <ns0:tcW ns0:type="dxa" ns0:w="3346"/>
+            <ns0:tcBorders>
+              <ns0:top ns0:val="single" ns0:sz="4" ns0:color="D9D9D9"/>
+              <ns0:left ns0:val="single" ns0:sz="4" ns0:color="D9D9D9"/>
+              <ns0:bottom ns0:val="single" ns0:sz="4" ns0:color="D9D9D9"/>
+              <ns0:right ns0:val="single" ns0:sz="4" ns0:color="D9D9D9"/>
+            </ns0:tcBorders>
+            <ns0:tcMar>
+              <ns0:top ns0:w="85" ns0:type="dxa"/>
+              <ns0:left ns0:w="85" ns0:type="dxa"/>
+              <ns0:bottom ns0:w="85" ns0:type="dxa"/>
+              <ns0:right ns0:w="85" ns0:type="dxa"/>
+            </ns0:tcMar>
+          </ns0:tcPr>
+          <ns0:p>
+            <ns0:pPr>
+              <ns0:spacing ns0:after="60"/>
+            </ns0:pPr>
+            <ns0:r>
+              <ns0:rPr>
+                <ns0:b ns0:val="0"/>
+                <ns0:sz ns0:val="18"/>
+              </ns0:rPr>
+              <ns0:t>ต้องเป็น NULL</ns0:t>
+            </ns0:r>
+          </ns0:p>
+        </ns0:tc>
+        <ns0:tc>
+          <ns0:tcPr>
+            <ns0:tcW ns0:type="dxa" ns0:w="3346"/>
+            <ns0:tcBorders>
+              <ns0:top ns0:val="single" ns0:sz="4" ns0:color="D9D9D9"/>
+              <ns0:left ns0:val="single" ns0:sz="4" ns0:color="D9D9D9"/>
+              <ns0:bottom ns0:val="single" ns0:sz="4" ns0:color="D9D9D9"/>
+              <ns0:right ns0:val="single" ns0:sz="4" ns0:color="D9D9D9"/>
+            </ns0:tcBorders>
+            <ns0:tcMar>
+              <ns0:top ns0:w="85" ns0:type="dxa"/>
+              <ns0:left ns0:w="85" ns0:type="dxa"/>
+              <ns0:bottom ns0:w="85" ns0:type="dxa"/>
+              <ns0:right ns0:w="85" ns0:type="dxa"/>
+            </ns0:tcMar>
+          </ns0:tcPr>
+          <ns0:p>
+            <ns0:pPr>
+              <ns0:spacing ns0:after="60"/>
+            </ns0:pPr>
+            <ns0:r>
+              <ns0:rPr>
+                <ns0:b ns0:val="0"/>
+                <ns0:sz ns0:val="18"/>
+              </ns0:rPr>
+              <ns0:t>จำนวนเต็มมากกว่า 0 หรือ NULL</ns0:t>
+            </ns0:r>
+          </ns0:p>
+        </ns0:tc>
+      </ns0:tr>
+      <ns0:tr>
+        <ns0:trPr>
+          <ns0:cantSplit/>
+        </ns0:trPr>
+        <ns0:tc>
+          <ns0:tcPr>
+            <ns0:tcW ns0:type="dxa" ns0:w="3346"/>
+            <ns0:tcBorders>
+              <ns0:top ns0:val="single" ns0:sz="4" ns0:color="D9D9D9"/>
+              <ns0:left ns0:val="single" ns0:sz="4" ns0:color="D9D9D9"/>
+              <ns0:bottom ns0:val="single" ns0:sz="4" ns0:color="D9D9D9"/>
+              <ns0:right ns0:val="single" ns0:sz="4" ns0:color="D9D9D9"/>
+            </ns0:tcBorders>
+            <ns0:tcMar>
+              <ns0:top ns0:w="85" ns0:type="dxa"/>
+              <ns0:left ns0:w="85" ns0:type="dxa"/>
+              <ns0:bottom ns0:w="85" ns0:type="dxa"/>
+              <ns0:right ns0:w="85" ns0:type="dxa"/>
+            </ns0:tcMar>
+          </ns0:tcPr>
+          <ns0:p>
+            <ns0:pPr>
+              <ns0:spacing ns0:after="60"/>
+            </ns0:pPr>
+            <ns0:r>
+              <ns0:rPr>
+                <ns0:b ns0:val="0"/>
+                <ns0:sz ns0:val="18"/>
+              </ns0:rPr>
+              <ns0:t>ผสม</ns0:t>
+            </ns0:r>
+          </ns0:p>
+        </ns0:tc>
+        <ns0:tc>
+          <ns0:tcPr>
+            <ns0:tcW ns0:type="dxa" ns0:w="3346"/>
+            <ns0:tcBorders>
+              <ns0:top ns0:val="single" ns0:sz="4" ns0:color="D9D9D9"/>
+              <ns0:left ns0:val="single" ns0:sz="4" ns0:color="D9D9D9"/>
+              <ns0:bottom ns0:val="single" ns0:sz="4" ns0:color="D9D9D9"/>
+              <ns0:right ns0:val="single" ns0:sz="4" ns0:color="D9D9D9"/>
+            </ns0:tcBorders>
+            <ns0:tcMar>
+              <ns0:top ns0:w="85" ns0:type="dxa"/>
+              <ns0:left ns0:w="85" ns0:type="dxa"/>
+              <ns0:bottom ns0:w="85" ns0:type="dxa"/>
+              <ns0:right ns0:w="85" ns0:type="dxa"/>
+            </ns0:tcMar>
+          </ns0:tcPr>
+          <ns0:p>
+            <ns0:pPr>
+              <ns0:spacing ns0:after="60"/>
+            </ns0:pPr>
+            <ns0:r>
+              <ns0:rPr>
+                <ns0:b ns0:val="0"/>
+                <ns0:sz ns0:val="18"/>
+              </ns0:rPr>
+              <ns0:t>จำนวนเต็มมากกว่า 0 หรือ NULL</ns0:t>
+            </ns0:r>
+          </ns0:p>
+        </ns0:tc>
+        <ns0:tc>
+          <ns0:tcPr>
+            <ns0:tcW ns0:type="dxa" ns0:w="3346"/>
+            <ns0:tcBorders>
+              <ns0:top ns0:val="single" ns0:sz="4" ns0:color="D9D9D9"/>
+              <ns0:left ns0:val="single" ns0:sz="4" ns0:color="D9D9D9"/>
+              <ns0:bottom ns0:val="single" ns0:sz="4" ns0:color="D9D9D9"/>
+              <ns0:right ns0:val="single" ns0:sz="4" ns0:color="D9D9D9"/>
+            </ns0:tcBorders>
+            <ns0:tcMar>
+              <ns0:top ns0:w="85" ns0:type="dxa"/>
+              <ns0:left ns0:w="85" ns0:type="dxa"/>
+              <ns0:bottom ns0:w="85" ns0:type="dxa"/>
+              <ns0:right ns0:w="85" ns0:type="dxa"/>
+            </ns0:tcMar>
+          </ns0:tcPr>
+          <ns0:p>
+            <ns0:pPr>
+              <ns0:spacing ns0:after="60"/>
+            </ns0:pPr>
+            <ns0:r>
+              <ns0:rPr>
+                <ns0:b ns0:val="0"/>
+                <ns0:sz ns0:val="18"/>
+              </ns0:rPr>
+              <ns0:t>จำนวนเต็มมากกว่า 0 หรือ NULL</ns0:t>
+            </ns0:r>
+          </ns0:p>
+        </ns0:tc>
+      </ns0:tr>
+    </ns0:tbl>
+    <ns0:p/>
+    <ns0:p>
+      <ns0:r>
+        <ns0:t>สำหรับแบบผสม เว้นจำนวนแต่ละส่วนแยกกันได้ตาม schema เผยแพร่และแก้ไข หน้าอ่านแสดงทั้งสองส่วน เช่น "ปรนัย 20 ข้อ, อัตนัยไม่ระบุ"</ns0:t>
+      </ns0:r>
+    </ns0:p>
+    <ns0:p>
+      <ns0:pPr>
+        <ns0:pStyle ns0:val="Heading1"/>
+      </ns0:pPr>
+      <ns0:r>
+        <ns0:t>4. ความสัมพันธ์และแหล่งข้อมูลที่ใช้แสดง</ns0:t>
+      </ns0:r>
+    </ns0:p>
+    <ns0:tbl>
+      <ns0:tblPr>
+        <ns0:tblW ns0:type="auto" ns0:w="0"/>
+        <ns0:tblLayout ns0:type="autofit"/>
+        <ns0:tblLook ns0:firstColumn="1" ns0:firstRow="1" ns0:lastColumn="0" ns0:lastRow="0" ns0:noHBand="0" ns0:noVBand="1" ns0:val="04A0"/>
+      </ns0:tblPr>
+      <ns0:tblGrid>
+        <ns0:gridCol ns0:w="5018"/>
+        <ns0:gridCol ns0:w="5018"/>
+      </ns0:tblGrid>
+      <ns0:tr>
+        <ns0:trPr>
+          <ns0:cantSplit/>
+          <ns0:tblHeader/>
+        </ns0:trPr>
+        <ns0:tc>
+          <ns0:tcPr>
+            <ns0:tcW ns0:type="dxa" ns0:w="5018"/>
+            <ns0:tcBorders>
+              <ns0:top ns0:val="single" ns0:sz="4" ns0:color="D9D9D9"/>
+              <ns0:left ns0:val="single" ns0:sz="4" ns0:color="D9D9D9"/>
+              <ns0:bottom ns0:val="single" ns0:sz="4" ns0:color="D9D9D9"/>
+              <ns0:right ns0:val="single" ns0:sz="4" ns0:color="D9D9D9"/>
+            </ns0:tcBorders>
+            <ns0:tcMar>
+              <ns0:top ns0:w="85" ns0:type="dxa"/>
+              <ns0:left ns0:w="85" ns0:type="dxa"/>
+              <ns0:bottom ns0:w="85" ns0:type="dxa"/>
+              <ns0:right ns0:w="85" ns0:type="dxa"/>
+            </ns0:tcMar>
+            <ns0:shd ns0:fill="E8EEF4"/>
+          </ns0:tcPr>
+          <ns0:p>
+            <ns0:pPr>
+              <ns0:spacing ns0:after="60"/>
+            </ns0:pPr>
+            <ns0:r>
+              <ns0:rPr>
+                <ns0:b/>
+                <ns0:sz ns0:val="18"/>
+              </ns0:rPr>
+              <ns0:t>ข้อมูลบนหน้าจอ</ns0:t>
+            </ns0:r>
+          </ns0:p>
+        </ns0:tc>
+        <ns0:tc>
+          <ns0:tcPr>
+            <ns0:tcW ns0:type="dxa" ns0:w="5018"/>
+            <ns0:tcBorders>
+              <ns0:top ns0:val="single" ns0:sz="4" ns0:color="D9D9D9"/>
+              <ns0:left ns0:val="single" ns0:sz="4" ns0:color="D9D9D9"/>
+              <ns0:bottom ns0:val="single" ns0:sz="4" ns0:color="D9D9D9"/>
+              <ns0:right ns0:val="single" ns0:sz="4" ns0:color="D9D9D9"/>
+            </ns0:tcBorders>
+            <ns0:tcMar>
+              <ns0:top ns0:w="85" ns0:type="dxa"/>
+              <ns0:left ns0:w="85" ns0:type="dxa"/>
+              <ns0:bottom ns0:w="85" ns0:type="dxa"/>
+              <ns0:right ns0:w="85" ns0:type="dxa"/>
+            </ns0:tcMar>
+            <ns0:shd ns0:fill="E8EEF4"/>
+          </ns0:tcPr>
+          <ns0:p>
+            <ns0:pPr>
+              <ns0:spacing ns0:after="60"/>
+            </ns0:pPr>
+            <ns0:r>
+              <ns0:rPr>
+                <ns0:b/>
+                <ns0:sz ns0:val="18"/>
+              </ns0:rPr>
+              <ns0:t>แหล่งข้อมูล</ns0:t>
+            </ns0:r>
+          </ns0:p>
+        </ns0:tc>
+      </ns0:tr>
+      <ns0:tr>
+        <ns0:trPr>
+          <ns0:cantSplit/>
+        </ns0:trPr>
+        <ns0:tc>
+          <ns0:tcPr>
+            <ns0:tcW ns0:type="dxa" ns0:w="5018"/>
+            <ns0:tcBorders>
+              <ns0:top ns0:val="single" ns0:sz="4" ns0:color="D9D9D9"/>
+              <ns0:left ns0:val="single" ns0:sz="4" ns0:color="D9D9D9"/>
+              <ns0:bottom ns0:val="single" ns0:sz="4" ns0:color="D9D9D9"/>
+              <ns0:right ns0:val="single" ns0:sz="4" ns0:color="D9D9D9"/>
+            </ns0:tcBorders>
+            <ns0:tcMar>
+              <ns0:top ns0:w="85" ns0:type="dxa"/>
+              <ns0:left ns0:w="85" ns0:type="dxa"/>
+              <ns0:bottom ns0:w="85" ns0:type="dxa"/>
+              <ns0:right ns0:w="85" ns0:type="dxa"/>
+            </ns0:tcMar>
+          </ns0:tcPr>
+          <ns0:p>
+            <ns0:pPr>
+              <ns0:spacing ns0:after="60"/>
+            </ns0:pPr>
+            <ns0:r>
+              <ns0:rPr>
+                <ns0:b ns0:val="0"/>
+                <ns0:sz ns0:val="18"/>
+              </ns0:rPr>
+              <ns0:t>ชื่อแนวข้อสอบและข้อมูลการสอบ</ns0:t>
+            </ns0:r>
+          </ns0:p>
+        </ns0:tc>
+        <ns0:tc>
+          <ns0:tcPr>
+            <ns0:tcW ns0:type="dxa" ns0:w="5018"/>
+            <ns0:tcBorders>
+              <ns0:top ns0:val="single" ns0:sz="4" ns0:color="D9D9D9"/>
+              <ns0:left ns0:val="single" ns0:sz="4" ns0:color="D9D9D9"/>
+              <ns0:bottom ns0:val="single" ns0:sz="4" ns0:color="D9D9D9"/>
+              <ns0:right ns0:val="single" ns0:sz="4" ns0:color="D9D9D9"/>
+            </ns0:tcBorders>
+            <ns0:tcMar>
+              <ns0:top ns0:w="85" ns0:type="dxa"/>
+              <ns0:left ns0:w="85" ns0:type="dxa"/>
+              <ns0:bottom ns0:w="85" ns0:type="dxa"/>
+              <ns0:right ns0:w="85" ns0:type="dxa"/>
+            </ns0:tcMar>
+          </ns0:tcPr>
+          <ns0:p>
+            <ns0:pPr>
+              <ns0:spacing ns0:after="60"/>
+            </ns0:pPr>
+            <ns0:r>
+              <ns0:rPr>
+                <ns0:b ns0:val="0"/>
+                <ns0:sz ns0:val="18"/>
+              </ns0:rPr>
+              <ns0:t>ตาราง guides</ns0:t>
+            </ns0:r>
+          </ns0:p>
+        </ns0:tc>
+      </ns0:tr>
+      <ns0:tr>
+        <ns0:trPr>
+          <ns0:cantSplit/>
+        </ns0:trPr>
+        <ns0:tc>
+          <ns0:tcPr>
+            <ns0:tcW ns0:type="dxa" ns0:w="5018"/>
+            <ns0:tcBorders>
+              <ns0:top ns0:val="single" ns0:sz="4" ns0:color="D9D9D9"/>
+              <ns0:left ns0:val="single" ns0:sz="4" ns0:color="D9D9D9"/>
+              <ns0:bottom ns0:val="single" ns0:sz="4" ns0:color="D9D9D9"/>
+              <ns0:right ns0:val="single" ns0:sz="4" ns0:color="D9D9D9"/>
+            </ns0:tcBorders>
+            <ns0:tcMar>
+              <ns0:top ns0:w="85" ns0:type="dxa"/>
+              <ns0:left ns0:w="85" ns0:type="dxa"/>
+              <ns0:bottom ns0:w="85" ns0:type="dxa"/>
+              <ns0:right ns0:w="85" ns0:type="dxa"/>
+            </ns0:tcMar>
+          </ns0:tcPr>
+          <ns0:p>
+            <ns0:pPr>
+              <ns0:spacing ns0:after="60"/>
+            </ns0:pPr>
+            <ns0:r>
+              <ns0:rPr>
+                <ns0:b ns0:val="0"/>
+                <ns0:sz ns0:val="18"/>
+              </ns0:rPr>
+              <ns0:t>รหัสวิชา</ns0:t>
+            </ns0:r>
+          </ns0:p>
+        </ns0:tc>
+        <ns0:tc>
+          <ns0:tcPr>
+            <ns0:tcW ns0:type="dxa" ns0:w="5018"/>
+            <ns0:tcBorders>
+              <ns0:top ns0:val="single" ns0:sz="4" ns0:color="D9D9D9"/>
+              <ns0:left ns0:val="single" ns0:sz="4" ns0:color="D9D9D9"/>
+              <ns0:bottom ns0:val="single" ns0:sz="4" ns0:color="D9D9D9"/>
+              <ns0:right ns0:val="single" ns0:sz="4" ns0:color="D9D9D9"/>
+            </ns0:tcBorders>
+            <ns0:tcMar>
+              <ns0:top ns0:w="85" ns0:type="dxa"/>
+              <ns0:left ns0:w="85" ns0:type="dxa"/>
+              <ns0:bottom ns0:w="85" ns0:type="dxa"/>
+              <ns0:right ns0:w="85" ns0:type="dxa"/>
+            </ns0:tcMar>
+          </ns0:tcPr>
+          <ns0:p>
+            <ns0:pPr>
+              <ns0:spacing ns0:after="60"/>
+            </ns0:pPr>
+            <ns0:r>
+              <ns0:rPr>
+                <ns0:b ns0:val="0"/>
+                <ns0:sz ns0:val="18"/>
+              </ns0:rPr>
+              <ns0:t>Course.course_code ผ่าน guides.course_id</ns0:t>
+            </ns0:r>
+          </ns0:p>
+        </ns0:tc>
+      </ns0:tr>
+      <ns0:tr>
+        <ns0:trPr>
+          <ns0:cantSplit/>
+        </ns0:trPr>
+        <ns0:tc>
+          <ns0:tcPr>
+            <ns0:tcW ns0:type="dxa" ns0:w="5018"/>
+            <ns0:tcBorders>
+              <ns0:top ns0:val="single" ns0:sz="4" ns0:color="D9D9D9"/>
+              <ns0:left ns0:val="single" ns0:sz="4" ns0:color="D9D9D9"/>
+              <ns0:bottom ns0:val="single" ns0:sz="4" ns0:color="D9D9D9"/>
+              <ns0:right ns0:val="single" ns0:sz="4" ns0:color="D9D9D9"/>
+            </ns0:tcBorders>
+            <ns0:tcMar>
+              <ns0:top ns0:w="85" ns0:type="dxa"/>
+              <ns0:left ns0:w="85" ns0:type="dxa"/>
+              <ns0:bottom ns0:w="85" ns0:type="dxa"/>
+              <ns0:right ns0:w="85" ns0:type="dxa"/>
+            </ns0:tcMar>
+          </ns0:tcPr>
+          <ns0:p>
+            <ns0:pPr>
+              <ns0:spacing ns0:after="60"/>
+            </ns0:pPr>
+            <ns0:r>
+              <ns0:rPr>
+                <ns0:b ns0:val="0"/>
+                <ns0:sz ns0:val="18"/>
+              </ns0:rPr>
+              <ns0:t>ชื่อวิชา</ns0:t>
+            </ns0:r>
+          </ns0:p>
+        </ns0:tc>
+        <ns0:tc>
+          <ns0:tcPr>
+            <ns0:tcW ns0:type="dxa" ns0:w="5018"/>
+            <ns0:tcBorders>
+              <ns0:top ns0:val="single" ns0:sz="4" ns0:color="D9D9D9"/>
+              <ns0:left ns0:val="single" ns0:sz="4" ns0:color="D9D9D9"/>
+              <ns0:bottom ns0:val="single" ns0:sz="4" ns0:color="D9D9D9"/>
+              <ns0:right ns0:val="single" ns0:sz="4" ns0:color="D9D9D9"/>
+            </ns0:tcBorders>
+            <ns0:tcMar>
+              <ns0:top ns0:w="85" ns0:type="dxa"/>
+              <ns0:left ns0:w="85" ns0:type="dxa"/>
+              <ns0:bottom ns0:w="85" ns0:type="dxa"/>
+              <ns0:right ns0:w="85" ns0:type="dxa"/>
+            </ns0:tcMar>
+          </ns0:tcPr>
+          <ns0:p>
+            <ns0:pPr>
+              <ns0:spacing ns0:after="60"/>
+            </ns0:pPr>
+            <ns0:r>
+              <ns0:rPr>
+                <ns0:b ns0:val="0"/>
+                <ns0:sz ns0:val="18"/>
+              </ns0:rPr>
+              <ns0:t>Course.course_name ผ่าน guides.course_id</ns0:t>
+            </ns0:r>
+          </ns0:p>
+        </ns0:tc>
+      </ns0:tr>
+      <ns0:tr>
+        <ns0:trPr>
+          <ns0:cantSplit/>
+        </ns0:trPr>
+        <ns0:tc>
+          <ns0:tcPr>
+            <ns0:tcW ns0:type="dxa" ns0:w="5018"/>
+            <ns0:tcBorders>
+              <ns0:top ns0:val="single" ns0:sz="4" ns0:color="D9D9D9"/>
+              <ns0:left ns0:val="single" ns0:sz="4" ns0:color="D9D9D9"/>
+              <ns0:bottom ns0:val="single" ns0:sz="4" ns0:color="D9D9D9"/>
+              <ns0:right ns0:val="single" ns0:sz="4" ns0:color="D9D9D9"/>
+            </ns0:tcBorders>
+            <ns0:tcMar>
+              <ns0:top ns0:w="85" ns0:type="dxa"/>
+              <ns0:left ns0:w="85" ns0:type="dxa"/>
+              <ns0:bottom ns0:w="85" ns0:type="dxa"/>
+              <ns0:right ns0:w="85" ns0:type="dxa"/>
+            </ns0:tcMar>
+          </ns0:tcPr>
+          <ns0:p>
+            <ns0:pPr>
+              <ns0:spacing ns0:after="60"/>
+            </ns0:pPr>
+            <ns0:r>
+              <ns0:rPr>
+                <ns0:b ns0:val="0"/>
+                <ns0:sz ns0:val="18"/>
+              </ns0:rPr>
+              <ns0:t>ชื่อผู้สอนใน DTO</ns0:t>
+            </ns0:r>
+          </ns0:p>
+        </ns0:tc>
+        <ns0:tc>
+          <ns0:tcPr>
+            <ns0:tcW ns0:type="dxa" ns0:w="5018"/>
+            <ns0:tcBorders>
+              <ns0:top ns0:val="single" ns0:sz="4" ns0:color="D9D9D9"/>
+              <ns0:left ns0:val="single" ns0:sz="4" ns0:color="D9D9D9"/>
+              <ns0:bottom ns0:val="single" ns0:sz="4" ns0:color="D9D9D9"/>
+              <ns0:right ns0:val="single" ns0:sz="4" ns0:color="D9D9D9"/>
+            </ns0:tcBorders>
+            <ns0:tcMar>
+              <ns0:top ns0:w="85" ns0:type="dxa"/>
+              <ns0:left ns0:w="85" ns0:type="dxa"/>
+              <ns0:bottom ns0:w="85" ns0:type="dxa"/>
+              <ns0:right ns0:w="85" ns0:type="dxa"/>
+            </ns0:tcMar>
+          </ns0:tcPr>
+          <ns0:p>
+            <ns0:pPr>
+              <ns0:spacing ns0:after="60"/>
+            </ns0:pPr>
+            <ns0:r>
+              <ns0:rPr>
+                <ns0:b ns0:val="0"/>
+                <ns0:sz ns0:val="18"/>
+              </ns0:rPr>
+              <ns0:t>ข้อมูลพื้นฐานของ Course ปัจจุบันหน้าอ่านไม่แสดง</ns0:t>
+            </ns0:r>
+          </ns0:p>
+        </ns0:tc>
+      </ns0:tr>
+      <ns0:tr>
+        <ns0:trPr>
+          <ns0:cantSplit/>
+        </ns0:trPr>
+        <ns0:tc>
+          <ns0:tcPr>
+            <ns0:tcW ns0:type="dxa" ns0:w="5018"/>
+            <ns0:tcBorders>
+              <ns0:top ns0:val="single" ns0:sz="4" ns0:color="D9D9D9"/>
+              <ns0:left ns0:val="single" ns0:sz="4" ns0:color="D9D9D9"/>
+              <ns0:bottom ns0:val="single" ns0:sz="4" ns0:color="D9D9D9"/>
+              <ns0:right ns0:val="single" ns0:sz="4" ns0:color="D9D9D9"/>
+            </ns0:tcBorders>
+            <ns0:tcMar>
+              <ns0:top ns0:w="85" ns0:type="dxa"/>
+              <ns0:left ns0:w="85" ns0:type="dxa"/>
+              <ns0:bottom ns0:w="85" ns0:type="dxa"/>
+              <ns0:right ns0:w="85" ns0:type="dxa"/>
+            </ns0:tcMar>
+          </ns0:tcPr>
+          <ns0:p>
+            <ns0:pPr>
+              <ns0:spacing ns0:after="60"/>
+            </ns0:pPr>
+            <ns0:r>
+              <ns0:rPr>
+                <ns0:b ns0:val="0"/>
+                <ns0:sz ns0:val="18"/>
+              </ns0:rPr>
+              <ns0:t>ชื่อผู้เผยแพร่</ns0:t>
+            </ns0:r>
+          </ns0:p>
+        </ns0:tc>
+        <ns0:tc>
+          <ns0:tcPr>
+            <ns0:tcW ns0:type="dxa" ns0:w="5018"/>
+            <ns0:tcBorders>
+              <ns0:top ns0:val="single" ns0:sz="4" ns0:color="D9D9D9"/>
+              <ns0:left ns0:val="single" ns0:sz="4" ns0:color="D9D9D9"/>
+              <ns0:bottom ns0:val="single" ns0:sz="4" ns0:color="D9D9D9"/>
+              <ns0:right ns0:val="single" ns0:sz="4" ns0:color="D9D9D9"/>
+            </ns0:tcBorders>
+            <ns0:tcMar>
+              <ns0:top ns0:w="85" ns0:type="dxa"/>
+              <ns0:left ns0:w="85" ns0:type="dxa"/>
+              <ns0:bottom ns0:w="85" ns0:type="dxa"/>
+              <ns0:right ns0:w="85" ns0:type="dxa"/>
+            </ns0:tcMar>
+          </ns0:tcPr>
+          <ns0:p>
+            <ns0:pPr>
+              <ns0:spacing ns0:after="60"/>
+            </ns0:pPr>
+            <ns0:r>
+              <ns0:rPr>
+                <ns0:b ns0:val="0"/>
+                <ns0:sz ns0:val="18"/>
+              </ns0:rPr>
+              <ns0:t>User.displayname_th หรือ User.displayname_en ผ่าน guides.publisher_id</ns0:t>
+            </ns0:r>
+          </ns0:p>
+        </ns0:tc>
+      </ns0:tr>
+    </ns0:tbl>
+    <ns0:p/>
+    <ns0:p>
+      <ns0:r>
+        <ns0:t>ข้อมูลผู้สอนอยู่ใน Course.instructor_name ส่วน GuideDetailResponseDTO ใช้ชื่อ course.instructor_names ไม่ใช่คอลัมน์ใหม่ ไม่มีตัวกรองผู้สอนใน API ปัจจุบัน</ns0:t>
+      </ns0:r>
+    </ns0:p>
+    <ns0:p>
+      <ns0:pPr>
+        <ns0:pStyle ns0:val="Heading2"/>
+      </ns0:pPr>
+      <ns0:r>
+        <ns0:t>ผู้เผยแพร่และเจ้าของรายการ</ns0:t>
+      </ns0:r>
+    </ns0:p>
+    <ns0:p>
+      <ns0:r>
+        <ns0:t>เมื่อเผยแพร่แนวข้อสอบ ระบบใช้ users.id ของผู้ใช้ที่เข้าสู่ระบบเป็น publisher_id ตามแบบ User ของ Task6</ns0:t>
+      </ns0:r>
+    </ns0:p>
+    <ns0:p>
+      <ns0:r>
+        <ns0:t>การ Login ซ้ำคืน User คนเดิม จึงทำให้แนวข้อสอบยังอ้างถึงเจ้าของคนเดิม แม้ชื่อจาก TU API เปลี่ยน</ns0:t>
+      </ns0:r>
+    </ns0:p>
+    <ns0:p>
+      <ns0:r>
+        <ns0:t>ชื่อที่ใช้แสดงยึดกติกาของ Task6:</ns0:t>
+      </ns0:r>
+    </ns0:p>
+    <ns0:p>
+      <ns0:r>
+        <ns0:t>1. ถ้ามีทั้งสองชื่อ แสดง ชื่อไทย (ชื่ออังกฤษ)</ns0:t>
+      </ns0:r>
+    </ns0:p>
+    <ns0:p>
+      <ns0:r>
+        <ns0:t>2. ถ้ามีชื่อเดียว ใช้ชื่อนั้นหลังตัดช่องว่างหัวท้าย</ns0:t>
+      </ns0:r>
+    </ns0:p>
+    <ns0:p>
+      <ns0:r>
+        <ns0:t>3. ถ้าไม่มีทั้งสองชื่อ แสดง "ไม่ระบุชื่อ"</ns0:t>
+      </ns0:r>
+    </ns0:p>
+    <ns0:p>
+      <ns0:r>
+        <ns0:t>ชื่อผู้เผยแพร่อ่านจากตาราง User ในฐานข้อมูลของระบบ เมื่อข้อมูลชื่ออัปเดต แนวข้อสอบแสดงชื่อปัจจุบันของบัญชีนั้น</ns0:t>
+      </ns0:r>
+    </ns0:p>
+    <ns0:p>
+      <ns0:pPr>
+        <ns0:pStyle ns0:val="Heading2"/>
+      </ns0:pPr>
+      <ns0:r>
+        <ns0:t>ข้อกำหนดความสัมพันธ์</ns0:t>
+      </ns0:r>
+    </ns0:p>
+    <ns0:p>
+      <ns0:r>
+        <ns0:t>- Course หนึ่งวิชามี Guide ได้ตั้งแต่ศูนย์รายการขึ้นไป</ns0:t>
+      </ns0:r>
+    </ns0:p>
+    <ns0:p>
+      <ns0:r>
+        <ns0:t>- User หนึ่งคนเผยแพร่ Guide ได้ตั้งแต่ศูนย์รายการขึ้นไป</ns0:t>
+      </ns0:r>
+    </ns0:p>
+    <ns0:p>
+      <ns0:r>
+        <ns0:t>- Guide แต่ละรายการมี Course และผู้เผยแพร่อย่างละหนึ่งรายการ</ns0:t>
+      </ns0:r>
+    </ns0:p>
+    <ns0:p>
+      <ns0:r>
+        <ns0:t>- Course ไม่มีความสัมพันธ์กับ User ในฐานะผู้เพิ่มรายวิชา</ns0:t>
+      </ns0:r>
+    </ns0:p>
+    <ns0:p>
+      <ns0:r>
+        <ns0:t>- การแก้ไขแนวข้อสอบยังใช้ guides.id เดิม</ns0:t>
+      </ns0:r>
+    </ns0:p>
+    <ns0:p>
+      <ns0:r>
+        <ns0:t>- การลบ Guide ไม่ลบ Course หรือ User</ns0:t>
+      </ns0:r>
+    </ns0:p>
+    <ns0:p>
+      <ns0:r>
+        <ns0:t>- การลบ Course หรือ User ที่ยังมี Guide อ้างถึงถูกปฏิเสธ</ns0:t>
+      </ns0:r>
+    </ns0:p>
+    <ns0:p>
+      <ns0:pPr>
+        <ns0:pStyle ns0:val="Heading1"/>
+      </ns0:pPr>
+      <ns0:r>
+        <ns0:t>5. ER Diagram</ns0:t>
+      </ns0:r>
+    </ns0:p>
+    <ns0:p>
+      <ns0:pPr>
+        <ns0:pStyle ns0:val="Heading2"/>
+      </ns0:pPr>
+      <ns0:r>
+        <ns0:t>แผนภาพ 1</ns0:t>
+      </ns0:r>
+    </ns0:p>
+    <ns0:p>
+      <ns0:r>
+        <ns0:drawing>
+          <ns2:inline>
+            <ns2:extent cx="4980557" cy="7863840"/>
+            <ns2:docPr id="1" name="Picture 1"/>
+            <ns2:cNvGraphicFramePr>
+              <ns3:graphicFrameLocks noChangeAspect="1"/>
+            </ns2:cNvGraphicFramePr>
+            <ns3:graphic>
+              <ns3:graphicData uri="http://schemas.openxmlformats.org/drawingml/2006/picture">
+                <ns4:pic>
+                  <ns4:nvPicPr>
+                    <ns4:cNvPr id="0" name="rendered-diagrams-8.png"/>
+                    <ns4:cNvPicPr/>
+                  </ns4:nvPicPr>
+                  <ns4:blipFill>
+                    <ns3:blip ns5:embed="rId9"/>
+                    <ns3:stretch>
+                      <ns3:fillRect/>
+                    </ns3:stretch>
+                  </ns4:blipFill>
+                  <ns4:spPr>
+                    <ns3:xfrm>
+                      <ns3:off x="0" y="0"/>
+                      <ns3:ext cx="4980557" cy="7863840"/>
+                    </ns3:xfrm>
+                    <ns3:prstGeom prst="rect"/>
+                  </ns4:spPr>
+                </ns4:pic>
+              </ns3:graphicData>
+            </ns3:graphic>
+          </ns2:inline>
+        </ns0:drawing>
+      </ns0:r>
+    </ns0:p>
+    <ns0:p>
+      <ns0:r>
+        <ns0:t>แผนภาพแสดงเฉพาะฟิลด์ของ Course ที่เกี่ยวข้องกับแนวข้อสอบ ส่วนข้อมูล User ใช้ตาม Task6 ชนิดข้อมูล SQL และการเว้นว่างของ Guide ใช้ตามข้อ 2</ns0:t>
+      </ns0:r>
+    </ns0:p>
+    <ns0:p>
+      <ns0:pPr>
+        <ns0:pStyle ns0:val="Heading1"/>
+      </ns0:pPr>
+      <ns0:r>
+        <ns0:t>6. แบบ Entity และ DAO</ns0:t>
+      </ns0:r>
+    </ns0:p>
+    <ns0:p>
+      <ns0:pPr>
+        <ns0:pStyle ns0:val="Heading2"/>
+      </ns0:pPr>
+      <ns0:r>
+        <ns0:t>Guide Entity</ns0:t>
+      </ns0:r>
+    </ns0:p>
+    <ns0:p>
+      <ns0:r>
+        <ns0:t>Guide เป็น SQLAlchemy Entity ที่แทนตาราง guides โดยมีฟิลด์ตามข้อ 2 และความสัมพันธ์:</ns0:t>
+      </ns0:r>
+    </ns0:p>
+    <ns0:p>
+      <ns0:r>
+        <ns0:t>- course อ้างถึง Course ผ่าน course_id</ns0:t>
+      </ns0:r>
+    </ns0:p>
+    <ns0:p>
+      <ns0:r>
+        <ns0:t>- publisher อ้างถึง User ผ่าน publisher_id</ns0:t>
+      </ns0:r>
+    </ns0:p>
+    <ns0:p>
+      <ns0:r>
+        <ns0:t>ทีมอ่าน เผยแพร่ และแก้ไขใช้ Guide Entity เดียวกัน ส่วน Course และ User ใช้ Entity ที่ออกแบบใน Task22 และ Task6</ns0:t>
+      </ns0:r>
+    </ns0:p>
+    <ns0:p>
+      <ns0:pPr>
+        <ns0:pStyle ns0:val="Heading2"/>
+      </ns0:pPr>
+      <ns0:r>
+        <ns0:t>ReadGuideDAO</ns0:t>
+      </ns0:r>
+    </ns0:p>
+    <ns0:p>
+      <ns0:r>
+        <ns0:t>โค้ดใช้คลาส ReadGuideDAO รวมเมธอดอ่านข้อมูลแนวข้อสอบจากฐานข้อมูล โดย ReadGuideService เป็นผู้เรียกและแปลง Entity เป็น DTO</ns0:t>
+      </ns0:r>
+    </ns0:p>
+    <ns0:tbl>
+      <ns0:tblPr>
+        <ns0:tblW ns0:type="auto" ns0:w="0"/>
+        <ns0:tblLayout ns0:type="autofit"/>
+        <ns0:tblLook ns0:firstColumn="1" ns0:firstRow="1" ns0:lastColumn="0" ns0:lastRow="0" ns0:noHBand="0" ns0:noVBand="1" ns0:val="04A0"/>
+      </ns0:tblPr>
+      <ns0:tblGrid>
+        <ns0:gridCol ns0:w="3346"/>
+        <ns0:gridCol ns0:w="3346"/>
+        <ns0:gridCol ns0:w="3346"/>
+      </ns0:tblGrid>
+      <ns0:tr>
+        <ns0:trPr>
+          <ns0:cantSplit/>
+          <ns0:tblHeader/>
+        </ns0:trPr>
+        <ns0:tc>
+          <ns0:tcPr>
+            <ns0:tcW ns0:type="dxa" ns0:w="3346"/>
+            <ns0:tcBorders>
+              <ns0:top ns0:val="single" ns0:sz="4" ns0:color="D9D9D9"/>
+              <ns0:left ns0:val="single" ns0:sz="4" ns0:color="D9D9D9"/>
+              <ns0:bottom ns0:val="single" ns0:sz="4" ns0:color="D9D9D9"/>
+              <ns0:right ns0:val="single" ns0:sz="4" ns0:color="D9D9D9"/>
+            </ns0:tcBorders>
+            <ns0:tcMar>
+              <ns0:top ns0:w="85" ns0:type="dxa"/>
+              <ns0:left ns0:w="85" ns0:type="dxa"/>
+              <ns0:bottom ns0:w="85" ns0:type="dxa"/>
+              <ns0:right ns0:w="85" ns0:type="dxa"/>
+            </ns0:tcMar>
+            <ns0:shd ns0:fill="E8EEF4"/>
+          </ns0:tcPr>
+          <ns0:p>
+            <ns0:pPr>
+              <ns0:spacing ns0:after="60"/>
+            </ns0:pPr>
+            <ns0:r>
+              <ns0:rPr>
+                <ns0:b/>
+                <ns0:sz ns0:val="18"/>
+              </ns0:rPr>
+              <ns0:t>เมธอด</ns0:t>
+            </ns0:r>
+          </ns0:p>
+        </ns0:tc>
+        <ns0:tc>
+          <ns0:tcPr>
+            <ns0:tcW ns0:type="dxa" ns0:w="3346"/>
+            <ns0:tcBorders>
+              <ns0:top ns0:val="single" ns0:sz="4" ns0:color="D9D9D9"/>
+              <ns0:left ns0:val="single" ns0:sz="4" ns0:color="D9D9D9"/>
+              <ns0:bottom ns0:val="single" ns0:sz="4" ns0:color="D9D9D9"/>
+              <ns0:right ns0:val="single" ns0:sz="4" ns0:color="D9D9D9"/>
+            </ns0:tcBorders>
+            <ns0:tcMar>
+              <ns0:top ns0:w="85" ns0:type="dxa"/>
+              <ns0:left ns0:w="85" ns0:type="dxa"/>
+              <ns0:bottom ns0:w="85" ns0:type="dxa"/>
+              <ns0:right ns0:w="85" ns0:type="dxa"/>
+            </ns0:tcMar>
+            <ns0:shd ns0:fill="E8EEF4"/>
+          </ns0:tcPr>
+          <ns0:p>
+            <ns0:pPr>
+              <ns0:spacing ns0:after="60"/>
+            </ns0:pPr>
+            <ns0:r>
+              <ns0:rPr>
+                <ns0:b/>
+                <ns0:sz ns0:val="18"/>
+              </ns0:rPr>
+              <ns0:t>ข้อมูลรับเข้า</ns0:t>
+            </ns0:r>
+          </ns0:p>
+        </ns0:tc>
+        <ns0:tc>
+          <ns0:tcPr>
+            <ns0:tcW ns0:type="dxa" ns0:w="3346"/>
+            <ns0:tcBorders>
+              <ns0:top ns0:val="single" ns0:sz="4" ns0:color="D9D9D9"/>
+              <ns0:left ns0:val="single" ns0:sz="4" ns0:color="D9D9D9"/>
+              <ns0:bottom ns0:val="single" ns0:sz="4" ns0:color="D9D9D9"/>
+              <ns0:right ns0:val="single" ns0:sz="4" ns0:color="D9D9D9"/>
+            </ns0:tcBorders>
+            <ns0:tcMar>
+              <ns0:top ns0:w="85" ns0:type="dxa"/>
+              <ns0:left ns0:w="85" ns0:type="dxa"/>
+              <ns0:bottom ns0:w="85" ns0:type="dxa"/>
+              <ns0:right ns0:w="85" ns0:type="dxa"/>
+            </ns0:tcMar>
+            <ns0:shd ns0:fill="E8EEF4"/>
+          </ns0:tcPr>
+          <ns0:p>
+            <ns0:pPr>
+              <ns0:spacing ns0:after="60"/>
+            </ns0:pPr>
+            <ns0:r>
+              <ns0:rPr>
+                <ns0:b/>
+                <ns0:sz ns0:val="18"/>
+              </ns0:rPr>
+              <ns0:t>ผลที่คืน</ns0:t>
+            </ns0:r>
+          </ns0:p>
+        </ns0:tc>
+      </ns0:tr>
+      <ns0:tr>
+        <ns0:trPr>
+          <ns0:cantSplit/>
+        </ns0:trPr>
+        <ns0:tc>
+          <ns0:tcPr>
+            <ns0:tcW ns0:type="dxa" ns0:w="3346"/>
+            <ns0:tcBorders>
+              <ns0:top ns0:val="single" ns0:sz="4" ns0:color="D9D9D9"/>
+              <ns0:left ns0:val="single" ns0:sz="4" ns0:color="D9D9D9"/>
+              <ns0:bottom ns0:val="single" ns0:sz="4" ns0:color="D9D9D9"/>
+              <ns0:right ns0:val="single" ns0:sz="4" ns0:color="D9D9D9"/>
+            </ns0:tcBorders>
+            <ns0:tcMar>
+              <ns0:top ns0:w="85" ns0:type="dxa"/>
+              <ns0:left ns0:w="85" ns0:type="dxa"/>
+              <ns0:bottom ns0:w="85" ns0:type="dxa"/>
+              <ns0:right ns0:w="85" ns0:type="dxa"/>
+            </ns0:tcMar>
+          </ns0:tcPr>
+          <ns0:p>
+            <ns0:pPr>
+              <ns0:spacing ns0:after="60"/>
+            </ns0:pPr>
+            <ns0:r>
+              <ns0:rPr>
+                <ns0:b ns0:val="0"/>
+                <ns0:sz ns0:val="18"/>
+              </ns0:rPr>
+              <ns0:t>list_by_course</ns0:t>
+            </ns0:r>
+          </ns0:p>
+        </ns0:tc>
+        <ns0:tc>
+          <ns0:tcPr>
+            <ns0:tcW ns0:type="dxa" ns0:w="3346"/>
+            <ns0:tcBorders>
+              <ns0:top ns0:val="single" ns0:sz="4" ns0:color="D9D9D9"/>
+              <ns0:left ns0:val="single" ns0:sz="4" ns0:color="D9D9D9"/>
+              <ns0:bottom ns0:val="single" ns0:sz="4" ns0:color="D9D9D9"/>
+              <ns0:right ns0:val="single" ns0:sz="4" ns0:color="D9D9D9"/>
+            </ns0:tcBorders>
+            <ns0:tcMar>
+              <ns0:top ns0:w="85" ns0:type="dxa"/>
+              <ns0:left ns0:w="85" ns0:type="dxa"/>
+              <ns0:bottom ns0:w="85" ns0:type="dxa"/>
+              <ns0:right ns0:w="85" ns0:type="dxa"/>
+            </ns0:tcMar>
+          </ns0:tcPr>
+          <ns0:p>
+            <ns0:pPr>
+              <ns0:spacing ns0:after="60"/>
+            </ns0:pPr>
+            <ns0:r>
+              <ns0:rPr>
+                <ns0:b ns0:val="0"/>
+                <ns0:sz ns0:val="18"/>
+              </ns0:rPr>
+              <ns0:t>course_id, academic_year, semester, exam_period โดยตัวกรองทั้งสามเว้นได้</ns0:t>
+            </ns0:r>
+          </ns0:p>
+        </ns0:tc>
+        <ns0:tc>
+          <ns0:tcPr>
+            <ns0:tcW ns0:type="dxa" ns0:w="3346"/>
+            <ns0:tcBorders>
+              <ns0:top ns0:val="single" ns0:sz="4" ns0:color="D9D9D9"/>
+              <ns0:left ns0:val="single" ns0:sz="4" ns0:color="D9D9D9"/>
+              <ns0:bottom ns0:val="single" ns0:sz="4" ns0:color="D9D9D9"/>
+              <ns0:right ns0:val="single" ns0:sz="4" ns0:color="D9D9D9"/>
+            </ns0:tcBorders>
+            <ns0:tcMar>
+              <ns0:top ns0:w="85" ns0:type="dxa"/>
+              <ns0:left ns0:w="85" ns0:type="dxa"/>
+              <ns0:bottom ns0:w="85" ns0:type="dxa"/>
+              <ns0:right ns0:w="85" ns0:type="dxa"/>
+            </ns0:tcMar>
+          </ns0:tcPr>
+          <ns0:p>
+            <ns0:pPr>
+              <ns0:spacing ns0:after="60"/>
+            </ns0:pPr>
+            <ns0:r>
+              <ns0:rPr>
+                <ns0:b ns0:val="0"/>
+                <ns0:sz ns0:val="18"/>
+              </ns0:rPr>
+              <ns0:t>รายการ Guide พร้อมความสัมพันธ์ Course และ User ที่ใช้แสดงผล</ns0:t>
+            </ns0:r>
+          </ns0:p>
+        </ns0:tc>
+      </ns0:tr>
+      <ns0:tr>
+        <ns0:trPr>
+          <ns0:cantSplit/>
+        </ns0:trPr>
+        <ns0:tc>
+          <ns0:tcPr>
+            <ns0:tcW ns0:type="dxa" ns0:w="3346"/>
+            <ns0:tcBorders>
+              <ns0:top ns0:val="single" ns0:sz="4" ns0:color="D9D9D9"/>
+              <ns0:left ns0:val="single" ns0:sz="4" ns0:color="D9D9D9"/>
+              <ns0:bottom ns0:val="single" ns0:sz="4" ns0:color="D9D9D9"/>
+              <ns0:right ns0:val="single" ns0:sz="4" ns0:color="D9D9D9"/>
+            </ns0:tcBorders>
+            <ns0:tcMar>
+              <ns0:top ns0:w="85" ns0:type="dxa"/>
+              <ns0:left ns0:w="85" ns0:type="dxa"/>
+              <ns0:bottom ns0:w="85" ns0:type="dxa"/>
+              <ns0:right ns0:w="85" ns0:type="dxa"/>
+            </ns0:tcMar>
+          </ns0:tcPr>
+          <ns0:p>
+            <ns0:pPr>
+              <ns0:spacing ns0:after="60"/>
+            </ns0:pPr>
+            <ns0:r>
+              <ns0:rPr>
+                <ns0:b ns0:val="0"/>
+                <ns0:sz ns0:val="18"/>
+              </ns0:rPr>
+              <ns0:t>get_by_id</ns0:t>
+            </ns0:r>
+          </ns0:p>
+        </ns0:tc>
+        <ns0:tc>
+          <ns0:tcPr>
+            <ns0:tcW ns0:type="dxa" ns0:w="3346"/>
+            <ns0:tcBorders>
+              <ns0:top ns0:val="single" ns0:sz="4" ns0:color="D9D9D9"/>
+              <ns0:left ns0:val="single" ns0:sz="4" ns0:color="D9D9D9"/>
+              <ns0:bottom ns0:val="single" ns0:sz="4" ns0:color="D9D9D9"/>
+              <ns0:right ns0:val="single" ns0:sz="4" ns0:color="D9D9D9"/>
+            </ns0:tcBorders>
+            <ns0:tcMar>
+              <ns0:top ns0:w="85" ns0:type="dxa"/>
+              <ns0:left ns0:w="85" ns0:type="dxa"/>
+              <ns0:bottom ns0:w="85" ns0:type="dxa"/>
+              <ns0:right ns0:w="85" ns0:type="dxa"/>
+            </ns0:tcMar>
+          </ns0:tcPr>
+          <ns0:p>
+            <ns0:pPr>
+              <ns0:spacing ns0:after="60"/>
+            </ns0:pPr>
+            <ns0:r>
+              <ns0:rPr>
+                <ns0:b ns0:val="0"/>
+                <ns0:sz ns0:val="18"/>
+              </ns0:rPr>
+              <ns0:t>guide_id ซึ่งตรงกับ guides.id</ns0:t>
+            </ns0:r>
+          </ns0:p>
+        </ns0:tc>
+        <ns0:tc>
+          <ns0:tcPr>
+            <ns0:tcW ns0:type="dxa" ns0:w="3346"/>
+            <ns0:tcBorders>
+              <ns0:top ns0:val="single" ns0:sz="4" ns0:color="D9D9D9"/>
+              <ns0:left ns0:val="single" ns0:sz="4" ns0:color="D9D9D9"/>
+              <ns0:bottom ns0:val="single" ns0:sz="4" ns0:color="D9D9D9"/>
+              <ns0:right ns0:val="single" ns0:sz="4" ns0:color="D9D9D9"/>
+            </ns0:tcBorders>
+            <ns0:tcMar>
+              <ns0:top ns0:w="85" ns0:type="dxa"/>
+              <ns0:left ns0:w="85" ns0:type="dxa"/>
+              <ns0:bottom ns0:w="85" ns0:type="dxa"/>
+              <ns0:right ns0:w="85" ns0:type="dxa"/>
+            </ns0:tcMar>
+          </ns0:tcPr>
+          <ns0:p>
+            <ns0:pPr>
+              <ns0:spacing ns0:after="60"/>
+            </ns0:pPr>
+            <ns0:r>
+              <ns0:rPr>
+                <ns0:b ns0:val="0"/>
+                <ns0:sz ns0:val="18"/>
+              </ns0:rPr>
+              <ns0:t>Guide พร้อมความสัมพันธ์ Course และ User หรือ None เมื่อไม่พบ</ns0:t>
+            </ns0:r>
+          </ns0:p>
+        </ns0:tc>
+      </ns0:tr>
+      <ns0:tr>
+        <ns0:trPr>
+          <ns0:cantSplit/>
+        </ns0:trPr>
+        <ns0:tc>
+          <ns0:tcPr>
+            <ns0:tcW ns0:type="dxa" ns0:w="3346"/>
+            <ns0:tcBorders>
+              <ns0:top ns0:val="single" ns0:sz="4" ns0:color="D9D9D9"/>
+              <ns0:left ns0:val="single" ns0:sz="4" ns0:color="D9D9D9"/>
+              <ns0:bottom ns0:val="single" ns0:sz="4" ns0:color="D9D9D9"/>
+              <ns0:right ns0:val="single" ns0:sz="4" ns0:color="D9D9D9"/>
+            </ns0:tcBorders>
+            <ns0:tcMar>
+              <ns0:top ns0:w="85" ns0:type="dxa"/>
+              <ns0:left ns0:w="85" ns0:type="dxa"/>
+              <ns0:bottom ns0:w="85" ns0:type="dxa"/>
+              <ns0:right ns0:w="85" ns0:type="dxa"/>
+            </ns0:tcMar>
+          </ns0:tcPr>
+          <ns0:p>
+            <ns0:pPr>
+              <ns0:spacing ns0:after="60"/>
+            </ns0:pPr>
+            <ns0:r>
+              <ns0:rPr>
+                <ns0:b ns0:val="0"/>
+                <ns0:sz ns0:val="18"/>
+              </ns0:rPr>
+              <ns0:t>get_filter_values</ns0:t>
+            </ns0:r>
+          </ns0:p>
+        </ns0:tc>
+        <ns0:tc>
+          <ns0:tcPr>
+            <ns0:tcW ns0:type="dxa" ns0:w="3346"/>
+            <ns0:tcBorders>
+              <ns0:top ns0:val="single" ns0:sz="4" ns0:color="D9D9D9"/>
+              <ns0:left ns0:val="single" ns0:sz="4" ns0:color="D9D9D9"/>
+              <ns0:bottom ns0:val="single" ns0:sz="4" ns0:color="D9D9D9"/>
+              <ns0:right ns0:val="single" ns0:sz="4" ns0:color="D9D9D9"/>
+            </ns0:tcBorders>
+            <ns0:tcMar>
+              <ns0:top ns0:w="85" ns0:type="dxa"/>
+              <ns0:left ns0:w="85" ns0:type="dxa"/>
+              <ns0:bottom ns0:w="85" ns0:type="dxa"/>
+              <ns0:right ns0:w="85" ns0:type="dxa"/>
+            </ns0:tcMar>
+          </ns0:tcPr>
+          <ns0:p>
+            <ns0:pPr>
+              <ns0:spacing ns0:after="60"/>
+            </ns0:pPr>
+            <ns0:r>
+              <ns0:rPr>
+                <ns0:b ns0:val="0"/>
+                <ns0:sz ns0:val="18"/>
+              </ns0:rPr>
+              <ns0:t>course_id</ns0:t>
+            </ns0:r>
+          </ns0:p>
+        </ns0:tc>
+        <ns0:tc>
+          <ns0:tcPr>
+            <ns0:tcW ns0:type="dxa" ns0:w="3346"/>
+            <ns0:tcBorders>
+              <ns0:top ns0:val="single" ns0:sz="4" ns0:color="D9D9D9"/>
+              <ns0:left ns0:val="single" ns0:sz="4" ns0:color="D9D9D9"/>
+              <ns0:bottom ns0:val="single" ns0:sz="4" ns0:color="D9D9D9"/>
+              <ns0:right ns0:val="single" ns0:sz="4" ns0:color="D9D9D9"/>
+            </ns0:tcBorders>
+            <ns0:tcMar>
+              <ns0:top ns0:w="85" ns0:type="dxa"/>
+              <ns0:left ns0:w="85" ns0:type="dxa"/>
+              <ns0:bottom ns0:w="85" ns0:type="dxa"/>
+              <ns0:right ns0:w="85" ns0:type="dxa"/>
+            </ns0:tcMar>
+          </ns0:tcPr>
+          <ns0:p>
+            <ns0:pPr>
+              <ns0:spacing ns0:after="60"/>
+            </ns0:pPr>
+            <ns0:r>
+              <ns0:rPr>
+                <ns0:b ns0:val="0"/>
+                <ns0:sz ns0:val="18"/>
+              </ns0:rPr>
+              <ns0:t>ชุดค่าปีการศึกษา ภาคเรียน และช่วงสอบที่ไม่ซ้ำของวิชานั้น</ns0:t>
+            </ns0:r>
+          </ns0:p>
+        </ns0:tc>
+      </ns0:tr>
+    </ns0:tbl>
+    <ns0:p/>
+    <ns0:p>
+      <ns0:r>
+        <ns0:t>ผลจาก get_filter_values ประกอบด้วย:</ns0:t>
+      </ns0:r>
+    </ns0:p>
+    <ns0:p>
+      <ns0:r>
+        <ns0:t>- academic_years เป็นรายการตัวเลขปีการศึกษา</ns0:t>
+      </ns0:r>
+    </ns0:p>
+    <ns0:p>
+      <ns0:r>
+        <ns0:t>- semesters เป็นรายการรหัสภาคเรียน</ns0:t>
+      </ns0:r>
+    </ns0:p>
+    <ns0:p>
+      <ns0:r>
+        <ns0:t>- exam_periods เป็นรายการรหัสช่วงสอบ</ns0:t>
+      </ns0:r>
+    </ns0:p>
+    <ns0:p>
+      <ns0:r>
+        <ns0:t>กติกาของเมธอดอ่าน:</ns0:t>
+      </ns0:r>
+    </ns0:p>
+    <ns0:p>
+      <ns0:r>
+        <ns0:t>1. list_by_course จำกัดผลให้อยู่ในรายวิชาที่ขอเสมอ</ns0:t>
+      </ns0:r>
+    </ns0:p>
+    <ns0:p>
+      <ns0:r>
+        <ns0:t>2. ตัวกรองหลายตัวต้องตรงครบทุกเงื่อนไข</ns0:t>
+      </ns0:r>
+    </ns0:p>
+    <ns0:p>
+      <ns0:r>
+        <ns0:t>3. ตัวกรองที่ไม่ได้เลือกใช้ None และไม่เพิ่มเงื่อนไขนั้น</ns0:t>
+      </ns0:r>
+    </ns0:p>
+    <ns0:p>
+      <ns0:r>
+        <ns0:t>4. เมื่อไม่มีผลลัพธ์ list_by_course คืนรายการว่าง</ns0:t>
+      </ns0:r>
+    </ns0:p>
+    <ns0:p>
+      <ns0:r>
+        <ns0:t>5. get_filter_values ใช้แนวข้อสอบทั้งหมดของรายวิชานั้นเป็นแหล่งตัวเลือก</ns0:t>
+      </ns0:r>
+    </ns0:p>
+    <ns0:p>
+      <ns0:r>
+        <ns0:t>6. เมื่อไม่มีแนวข้อสอบ ชุดค่าตัวกรองเป็นรายการว่าง หน้าเว็บยังมีตัวเลือก "ทั้งหมด"</ns0:t>
+      </ns0:r>
+    </ns0:p>
+    <ns0:p>
+      <ns0:r>
+        <ns0:t>7. การอ่านข้อมูลไม่เปลี่ยนข้อมูลในฐานข้อมูล</ns0:t>
+      </ns0:r>
+    </ns0:p>
+    <ns0:p>
+      <ns0:r>
+        <ns0:t>ตัวเลือก "ทั้งหมด" เป็นสถานะของการกรอง โดยไม่มีค่าดังกล่าวเก็บในตาราง Guide</ns0:t>
+      </ns0:r>
+    </ns0:p>
+    <ns0:p>
+      <ns0:r>
+        <ns0:t>การตรวจสถานะเข้าสู่ระบบอยู่ในขั้นตอน API และ Service ที่เรียก DAO</ns0:t>
+      </ns0:r>
+    </ns0:p>
+    <ns0:p>
+      <ns0:pPr>
+        <ns0:pStyle ns0:val="Heading2"/>
+      </ns0:pPr>
+      <ns0:r>
+        <ns0:t>แผนภาพ Entity/DAO</ns0:t>
+      </ns0:r>
+    </ns0:p>
+    <ns0:p>
+      <ns0:pPr>
+        <ns0:pStyle ns0:val="Heading2"/>
+      </ns0:pPr>
+      <ns0:r>
+        <ns0:t>แผนภาพ 2</ns0:t>
+      </ns0:r>
+    </ns0:p>
+    <ns0:p>
+      <ns0:r>
+        <ns0:drawing>
+          <ns2:inline>
+            <ns2:extent cx="5689045" cy="7863840"/>
+            <ns2:docPr id="2" name="Picture 2"/>
+            <ns2:cNvGraphicFramePr>
+              <ns3:graphicFrameLocks noChangeAspect="1"/>
+            </ns2:cNvGraphicFramePr>
+            <ns3:graphic>
+              <ns3:graphicData uri="http://schemas.openxmlformats.org/drawingml/2006/picture">
+                <ns4:pic>
+                  <ns4:nvPicPr>
+                    <ns4:cNvPr id="0" name="rendered-diagrams-9.png"/>
+                    <ns4:cNvPicPr/>
+                  </ns4:nvPicPr>
+                  <ns4:blipFill>
+                    <ns3:blip ns5:embed="rId10"/>
+                    <ns3:stretch>
+                      <ns3:fillRect/>
+                    </ns3:stretch>
+                  </ns4:blipFill>
+                  <ns4:spPr>
+                    <ns3:xfrm>
+                      <ns3:off x="0" y="0"/>
+                      <ns3:ext cx="5689045" cy="7863840"/>
+                    </ns3:xfrm>
+                    <ns3:prstGeom prst="rect"/>
+                  </ns4:spPr>
+                </ns4:pic>
+              </ns3:graphicData>
+            </ns3:graphic>
+          </ns2:inline>
+        </ns0:drawing>
+      </ns0:r>
+    </ns0:p>
+    <ns0:p>
+      <ns0:pPr>
+        <ns0:pStyle ns0:val="Heading1"/>
+      </ns0:pPr>
+      <ns0:r>
+        <ns0:t>7. ข้อตกลงร่วมกับงานอื่น</ns0:t>
+      </ns0:r>
+    </ns0:p>
+    <ns0:tbl>
+      <ns0:tblPr>
+        <ns0:tblW ns0:type="auto" ns0:w="0"/>
+        <ns0:tblLayout ns0:type="autofit"/>
+        <ns0:tblLook ns0:firstColumn="1" ns0:firstRow="1" ns0:lastColumn="0" ns0:lastRow="0" ns0:noHBand="0" ns0:noVBand="1" ns0:val="04A0"/>
+      </ns0:tblPr>
+      <ns0:tblGrid>
+        <ns0:gridCol ns0:w="3346"/>
+        <ns0:gridCol ns0:w="3346"/>
+        <ns0:gridCol ns0:w="3346"/>
+      </ns0:tblGrid>
+      <ns0:tr>
+        <ns0:trPr>
+          <ns0:cantSplit/>
+          <ns0:tblHeader/>
+        </ns0:trPr>
+        <ns0:tc>
+          <ns0:tcPr>
+            <ns0:tcW ns0:type="dxa" ns0:w="3346"/>
+            <ns0:tcBorders>
+              <ns0:top ns0:val="single" ns0:sz="4" ns0:color="D9D9D9"/>
+              <ns0:left ns0:val="single" ns0:sz="4" ns0:color="D9D9D9"/>
+              <ns0:bottom ns0:val="single" ns0:sz="4" ns0:color="D9D9D9"/>
+              <ns0:right ns0:val="single" ns0:sz="4" ns0:color="D9D9D9"/>
+            </ns0:tcBorders>
+            <ns0:tcMar>
+              <ns0:top ns0:w="85" ns0:type="dxa"/>
+              <ns0:left ns0:w="85" ns0:type="dxa"/>
+              <ns0:bottom ns0:w="85" ns0:type="dxa"/>
+              <ns0:right ns0:w="85" ns0:type="dxa"/>
+            </ns0:tcMar>
+            <ns0:shd ns0:fill="E8EEF4"/>
+          </ns0:tcPr>
+          <ns0:p>
+            <ns0:pPr>
+              <ns0:spacing ns0:after="60"/>
+            </ns0:pPr>
+            <ns0:r>
+              <ns0:rPr>
+                <ns0:b/>
+                <ns0:sz ns0:val="18"/>
+              </ns0:rPr>
+              <ns0:t>เรื่อง</ns0:t>
+            </ns0:r>
+          </ns0:p>
+        </ns0:tc>
+        <ns0:tc>
+          <ns0:tcPr>
+            <ns0:tcW ns0:type="dxa" ns0:w="3346"/>
+            <ns0:tcBorders>
+              <ns0:top ns0:val="single" ns0:sz="4" ns0:color="D9D9D9"/>
+              <ns0:left ns0:val="single" ns0:sz="4" ns0:color="D9D9D9"/>
+              <ns0:bottom ns0:val="single" ns0:sz="4" ns0:color="D9D9D9"/>
+              <ns0:right ns0:val="single" ns0:sz="4" ns0:color="D9D9D9"/>
+            </ns0:tcBorders>
+            <ns0:tcMar>
+              <ns0:top ns0:w="85" ns0:type="dxa"/>
+              <ns0:left ns0:w="85" ns0:type="dxa"/>
+              <ns0:bottom ns0:w="85" ns0:type="dxa"/>
+              <ns0:right ns0:w="85" ns0:type="dxa"/>
+            </ns0:tcMar>
+            <ns0:shd ns0:fill="E8EEF4"/>
+          </ns0:tcPr>
+          <ns0:p>
+            <ns0:pPr>
+              <ns0:spacing ns0:after="60"/>
+            </ns0:pPr>
+            <ns0:r>
+              <ns0:rPr>
+                <ns0:b/>
+                <ns0:sz ns0:val="18"/>
+              </ns0:rPr>
+              <ns0:t>งานที่เกี่ยวข้อง</ns0:t>
+            </ns0:r>
+          </ns0:p>
+        </ns0:tc>
+        <ns0:tc>
+          <ns0:tcPr>
+            <ns0:tcW ns0:type="dxa" ns0:w="3346"/>
+            <ns0:tcBorders>
+              <ns0:top ns0:val="single" ns0:sz="4" ns0:color="D9D9D9"/>
+              <ns0:left ns0:val="single" ns0:sz="4" ns0:color="D9D9D9"/>
+              <ns0:bottom ns0:val="single" ns0:sz="4" ns0:color="D9D9D9"/>
+              <ns0:right ns0:val="single" ns0:sz="4" ns0:color="D9D9D9"/>
+            </ns0:tcBorders>
+            <ns0:tcMar>
+              <ns0:top ns0:w="85" ns0:type="dxa"/>
+              <ns0:left ns0:w="85" ns0:type="dxa"/>
+              <ns0:bottom ns0:w="85" ns0:type="dxa"/>
+              <ns0:right ns0:w="85" ns0:type="dxa"/>
+            </ns0:tcMar>
+            <ns0:shd ns0:fill="E8EEF4"/>
+          </ns0:tcPr>
+          <ns0:p>
+            <ns0:pPr>
+              <ns0:spacing ns0:after="60"/>
+            </ns0:pPr>
+            <ns0:r>
+              <ns0:rPr>
+                <ns0:b/>
+                <ns0:sz ns0:val="18"/>
+              </ns0:rPr>
+              <ns0:t>สถานะ</ns0:t>
+            </ns0:r>
+          </ns0:p>
+        </ns0:tc>
+      </ns0:tr>
+      <ns0:tr>
+        <ns0:trPr>
+          <ns0:cantSplit/>
+        </ns0:trPr>
+        <ns0:tc>
+          <ns0:tcPr>
+            <ns0:tcW ns0:type="dxa" ns0:w="3346"/>
+            <ns0:tcBorders>
+              <ns0:top ns0:val="single" ns0:sz="4" ns0:color="D9D9D9"/>
+              <ns0:left ns0:val="single" ns0:sz="4" ns0:color="D9D9D9"/>
+              <ns0:bottom ns0:val="single" ns0:sz="4" ns0:color="D9D9D9"/>
+              <ns0:right ns0:val="single" ns0:sz="4" ns0:color="D9D9D9"/>
+            </ns0:tcBorders>
+            <ns0:tcMar>
+              <ns0:top ns0:w="85" ns0:type="dxa"/>
+              <ns0:left ns0:w="85" ns0:type="dxa"/>
+              <ns0:bottom ns0:w="85" ns0:type="dxa"/>
+              <ns0:right ns0:w="85" ns0:type="dxa"/>
+            </ns0:tcMar>
+          </ns0:tcPr>
+          <ns0:p>
+            <ns0:pPr>
+              <ns0:spacing ns0:after="60"/>
+            </ns0:pPr>
+            <ns0:r>
+              <ns0:rPr>
+                <ns0:b ns0:val="0"/>
+                <ns0:sz ns0:val="18"/>
+              </ns0:rPr>
+              <ns0:t>course_id อ้างถึง courses.id ชนิด INT</ns0:t>
+            </ns0:r>
+          </ns0:p>
+        </ns0:tc>
+        <ns0:tc>
+          <ns0:tcPr>
+            <ns0:tcW ns0:type="dxa" ns0:w="3346"/>
+            <ns0:tcBorders>
+              <ns0:top ns0:val="single" ns0:sz="4" ns0:color="D9D9D9"/>
+              <ns0:left ns0:val="single" ns0:sz="4" ns0:color="D9D9D9"/>
+              <ns0:bottom ns0:val="single" ns0:sz="4" ns0:color="D9D9D9"/>
+              <ns0:right ns0:val="single" ns0:sz="4" ns0:color="D9D9D9"/>
+            </ns0:tcBorders>
+            <ns0:tcMar>
+              <ns0:top ns0:w="85" ns0:type="dxa"/>
+              <ns0:left ns0:w="85" ns0:type="dxa"/>
+              <ns0:bottom ns0:w="85" ns0:type="dxa"/>
+              <ns0:right ns0:w="85" ns0:type="dxa"/>
+            </ns0:tcMar>
+          </ns0:tcPr>
+          <ns0:p>
+            <ns0:pPr>
+              <ns0:spacing ns0:after="60"/>
+            </ns0:pPr>
+            <ns0:r>
+              <ns0:rPr>
+                <ns0:b ns0:val="0"/>
+                <ns0:sz ns0:val="18"/>
+              </ns0:rPr>
+              <ns0:t>Task22</ns0:t>
+            </ns0:r>
+          </ns0:p>
+        </ns0:tc>
+        <ns0:tc>
+          <ns0:tcPr>
+            <ns0:tcW ns0:type="dxa" ns0:w="3346"/>
+            <ns0:tcBorders>
+              <ns0:top ns0:val="single" ns0:sz="4" ns0:color="D9D9D9"/>
+              <ns0:left ns0:val="single" ns0:sz="4" ns0:color="D9D9D9"/>
+              <ns0:bottom ns0:val="single" ns0:sz="4" ns0:color="D9D9D9"/>
+              <ns0:right ns0:val="single" ns0:sz="4" ns0:color="D9D9D9"/>
+            </ns0:tcBorders>
+            <ns0:tcMar>
+              <ns0:top ns0:w="85" ns0:type="dxa"/>
+              <ns0:left ns0:w="85" ns0:type="dxa"/>
+              <ns0:bottom ns0:w="85" ns0:type="dxa"/>
+              <ns0:right ns0:w="85" ns0:type="dxa"/>
+            </ns0:tcMar>
+          </ns0:tcPr>
+          <ns0:p>
+            <ns0:pPr>
+              <ns0:spacing ns0:after="60"/>
+            </ns0:pPr>
+            <ns0:r>
+              <ns0:rPr>
+                <ns0:b ns0:val="0"/>
+                <ns0:sz ns0:val="18"/>
+              </ns0:rPr>
+              <ns0:t>ยืนยันจากแบบ Course แล้ว</ns0:t>
+            </ns0:r>
+          </ns0:p>
+        </ns0:tc>
+      </ns0:tr>
+      <ns0:tr>
+        <ns0:trPr>
+          <ns0:cantSplit/>
+        </ns0:trPr>
+        <ns0:tc>
+          <ns0:tcPr>
+            <ns0:tcW ns0:type="dxa" ns0:w="3346"/>
+            <ns0:tcBorders>
+              <ns0:top ns0:val="single" ns0:sz="4" ns0:color="D9D9D9"/>
+              <ns0:left ns0:val="single" ns0:sz="4" ns0:color="D9D9D9"/>
+              <ns0:bottom ns0:val="single" ns0:sz="4" ns0:color="D9D9D9"/>
+              <ns0:right ns0:val="single" ns0:sz="4" ns0:color="D9D9D9"/>
+            </ns0:tcBorders>
+            <ns0:tcMar>
+              <ns0:top ns0:w="85" ns0:type="dxa"/>
+              <ns0:left ns0:w="85" ns0:type="dxa"/>
+              <ns0:bottom ns0:w="85" ns0:type="dxa"/>
+              <ns0:right ns0:w="85" ns0:type="dxa"/>
+            </ns0:tcMar>
+          </ns0:tcPr>
+          <ns0:p>
+            <ns0:pPr>
+              <ns0:spacing ns0:after="60"/>
+            </ns0:pPr>
+            <ns0:r>
+              <ns0:rPr>
+                <ns0:b ns0:val="0"/>
+                <ns0:sz ns0:val="18"/>
+              </ns0:rPr>
+              <ns0:t>publisher_id อ้างถึง users.id ชนิด INT</ns0:t>
+            </ns0:r>
+          </ns0:p>
+        </ns0:tc>
+        <ns0:tc>
+          <ns0:tcPr>
+            <ns0:tcW ns0:type="dxa" ns0:w="3346"/>
+            <ns0:tcBorders>
+              <ns0:top ns0:val="single" ns0:sz="4" ns0:color="D9D9D9"/>
+              <ns0:left ns0:val="single" ns0:sz="4" ns0:color="D9D9D9"/>
+              <ns0:bottom ns0:val="single" ns0:sz="4" ns0:color="D9D9D9"/>
+              <ns0:right ns0:val="single" ns0:sz="4" ns0:color="D9D9D9"/>
+            </ns0:tcBorders>
+            <ns0:tcMar>
+              <ns0:top ns0:w="85" ns0:type="dxa"/>
+              <ns0:left ns0:w="85" ns0:type="dxa"/>
+              <ns0:bottom ns0:w="85" ns0:type="dxa"/>
+              <ns0:right ns0:w="85" ns0:type="dxa"/>
+            </ns0:tcMar>
+          </ns0:tcPr>
+          <ns0:p>
+            <ns0:pPr>
+              <ns0:spacing ns0:after="60"/>
+            </ns0:pPr>
+            <ns0:r>
+              <ns0:rPr>
+                <ns0:b ns0:val="0"/>
+                <ns0:sz ns0:val="18"/>
+              </ns0:rPr>
+              <ns0:t>Task6</ns0:t>
+            </ns0:r>
+          </ns0:p>
+        </ns0:tc>
+        <ns0:tc>
+          <ns0:tcPr>
+            <ns0:tcW ns0:type="dxa" ns0:w="3346"/>
+            <ns0:tcBorders>
+              <ns0:top ns0:val="single" ns0:sz="4" ns0:color="D9D9D9"/>
+              <ns0:left ns0:val="single" ns0:sz="4" ns0:color="D9D9D9"/>
+              <ns0:bottom ns0:val="single" ns0:sz="4" ns0:color="D9D9D9"/>
+              <ns0:right ns0:val="single" ns0:sz="4" ns0:color="D9D9D9"/>
+            </ns0:tcBorders>
+            <ns0:tcMar>
+              <ns0:top ns0:w="85" ns0:type="dxa"/>
+              <ns0:left ns0:w="85" ns0:type="dxa"/>
+              <ns0:bottom ns0:w="85" ns0:type="dxa"/>
+              <ns0:right ns0:w="85" ns0:type="dxa"/>
+            </ns0:tcMar>
+          </ns0:tcPr>
+          <ns0:p>
+            <ns0:pPr>
+              <ns0:spacing ns0:after="60"/>
+            </ns0:pPr>
+            <ns0:r>
+              <ns0:rPr>
+                <ns0:b ns0:val="0"/>
+                <ns0:sz ns0:val="18"/>
+              </ns0:rPr>
+              <ns0:t>ยืนยันจากแบบ User แล้ว</ns0:t>
+            </ns0:r>
+          </ns0:p>
+        </ns0:tc>
+      </ns0:tr>
+      <ns0:tr>
+        <ns0:trPr>
+          <ns0:cantSplit/>
+        </ns0:trPr>
+        <ns0:tc>
+          <ns0:tcPr>
+            <ns0:tcW ns0:type="dxa" ns0:w="3346"/>
+            <ns0:tcBorders>
+              <ns0:top ns0:val="single" ns0:sz="4" ns0:color="D9D9D9"/>
+              <ns0:left ns0:val="single" ns0:sz="4" ns0:color="D9D9D9"/>
+              <ns0:bottom ns0:val="single" ns0:sz="4" ns0:color="D9D9D9"/>
+              <ns0:right ns0:val="single" ns0:sz="4" ns0:color="D9D9D9"/>
+            </ns0:tcBorders>
+            <ns0:tcMar>
+              <ns0:top ns0:w="85" ns0:type="dxa"/>
+              <ns0:left ns0:w="85" ns0:type="dxa"/>
+              <ns0:bottom ns0:w="85" ns0:type="dxa"/>
+              <ns0:right ns0:w="85" ns0:type="dxa"/>
+            </ns0:tcMar>
+          </ns0:tcPr>
+          <ns0:p>
+            <ns0:pPr>
+              <ns0:spacing ns0:after="60"/>
+            </ns0:pPr>
+            <ns0:r>
+              <ns0:rPr>
+                <ns0:b ns0:val="0"/>
+                <ns0:sz ns0:val="18"/>
+              </ns0:rPr>
+              <ns0:t>ชื่อผู้เผยแพร่</ns0:t>
+            </ns0:r>
+          </ns0:p>
+        </ns0:tc>
+        <ns0:tc>
+          <ns0:tcPr>
+            <ns0:tcW ns0:type="dxa" ns0:w="3346"/>
+            <ns0:tcBorders>
+              <ns0:top ns0:val="single" ns0:sz="4" ns0:color="D9D9D9"/>
+              <ns0:left ns0:val="single" ns0:sz="4" ns0:color="D9D9D9"/>
+              <ns0:bottom ns0:val="single" ns0:sz="4" ns0:color="D9D9D9"/>
+              <ns0:right ns0:val="single" ns0:sz="4" ns0:color="D9D9D9"/>
+            </ns0:tcBorders>
+            <ns0:tcMar>
+              <ns0:top ns0:w="85" ns0:type="dxa"/>
+              <ns0:left ns0:w="85" ns0:type="dxa"/>
+              <ns0:bottom ns0:w="85" ns0:type="dxa"/>
+              <ns0:right ns0:w="85" ns0:type="dxa"/>
+            </ns0:tcMar>
+          </ns0:tcPr>
+          <ns0:p>
+            <ns0:pPr>
+              <ns0:spacing ns0:after="60"/>
+            </ns0:pPr>
+            <ns0:r>
+              <ns0:rPr>
+                <ns0:b ns0:val="0"/>
+                <ns0:sz ns0:val="18"/>
+              </ns0:rPr>
+              <ns0:t>Task6</ns0:t>
+            </ns0:r>
+          </ns0:p>
+        </ns0:tc>
+        <ns0:tc>
+          <ns0:tcPr>
+            <ns0:tcW ns0:type="dxa" ns0:w="3346"/>
+            <ns0:tcBorders>
+              <ns0:top ns0:val="single" ns0:sz="4" ns0:color="D9D9D9"/>
+              <ns0:left ns0:val="single" ns0:sz="4" ns0:color="D9D9D9"/>
+              <ns0:bottom ns0:val="single" ns0:sz="4" ns0:color="D9D9D9"/>
+              <ns0:right ns0:val="single" ns0:sz="4" ns0:color="D9D9D9"/>
+            </ns0:tcBorders>
+            <ns0:tcMar>
+              <ns0:top ns0:w="85" ns0:type="dxa"/>
+              <ns0:left ns0:w="85" ns0:type="dxa"/>
+              <ns0:bottom ns0:w="85" ns0:type="dxa"/>
+              <ns0:right ns0:w="85" ns0:type="dxa"/>
+            </ns0:tcMar>
+          </ns0:tcPr>
+          <ns0:p>
+            <ns0:pPr>
+              <ns0:spacing ns0:after="60"/>
+            </ns0:pPr>
+            <ns0:r>
+              <ns0:rPr>
+                <ns0:b ns0:val="0"/>
+                <ns0:sz ns0:val="18"/>
+              </ns0:rPr>
+              <ns0:t>ใช้ format_publisher_name ร่วมกัน มีสองชื่อแสดงไทยและอังกฤษในวงเล็บ</ns0:t>
+            </ns0:r>
+          </ns0:p>
+        </ns0:tc>
+      </ns0:tr>
+      <ns0:tr>
+        <ns0:trPr>
+          <ns0:cantSplit/>
+        </ns0:trPr>
+        <ns0:tc>
+          <ns0:tcPr>
+            <ns0:tcW ns0:type="dxa" ns0:w="3346"/>
+            <ns0:tcBorders>
+              <ns0:top ns0:val="single" ns0:sz="4" ns0:color="D9D9D9"/>
+              <ns0:left ns0:val="single" ns0:sz="4" ns0:color="D9D9D9"/>
+              <ns0:bottom ns0:val="single" ns0:sz="4" ns0:color="D9D9D9"/>
+              <ns0:right ns0:val="single" ns0:sz="4" ns0:color="D9D9D9"/>
+            </ns0:tcBorders>
+            <ns0:tcMar>
+              <ns0:top ns0:w="85" ns0:type="dxa"/>
+              <ns0:left ns0:w="85" ns0:type="dxa"/>
+              <ns0:bottom ns0:w="85" ns0:type="dxa"/>
+              <ns0:right ns0:w="85" ns0:type="dxa"/>
+            </ns0:tcMar>
+          </ns0:tcPr>
+          <ns0:p>
+            <ns0:pPr>
+              <ns0:spacing ns0:after="60"/>
+            </ns0:pPr>
+            <ns0:r>
+              <ns0:rPr>
+                <ns0:b ns0:val="0"/>
+                <ns0:sz ns0:val="18"/>
+              </ns0:rPr>
+              <ns0:t>ข้อมูลผู้สอนใน Course</ns0:t>
+            </ns0:r>
+          </ns0:p>
+        </ns0:tc>
+        <ns0:tc>
+          <ns0:tcPr>
+            <ns0:tcW ns0:type="dxa" ns0:w="3346"/>
+            <ns0:tcBorders>
+              <ns0:top ns0:val="single" ns0:sz="4" ns0:color="D9D9D9"/>
+              <ns0:left ns0:val="single" ns0:sz="4" ns0:color="D9D9D9"/>
+              <ns0:bottom ns0:val="single" ns0:sz="4" ns0:color="D9D9D9"/>
+              <ns0:right ns0:val="single" ns0:sz="4" ns0:color="D9D9D9"/>
+            </ns0:tcBorders>
+            <ns0:tcMar>
+              <ns0:top ns0:w="85" ns0:type="dxa"/>
+              <ns0:left ns0:w="85" ns0:type="dxa"/>
+              <ns0:bottom ns0:w="85" ns0:type="dxa"/>
+              <ns0:right ns0:w="85" ns0:type="dxa"/>
+            </ns0:tcMar>
+          </ns0:tcPr>
+          <ns0:p>
+            <ns0:pPr>
+              <ns0:spacing ns0:after="60"/>
+            </ns0:pPr>
+            <ns0:r>
+              <ns0:rPr>
+                <ns0:b ns0:val="0"/>
+                <ns0:sz ns0:val="18"/>
+              </ns0:rPr>
+              <ns0:t>Task22 และ Task21</ns0:t>
+            </ns0:r>
+          </ns0:p>
+        </ns0:tc>
+        <ns0:tc>
+          <ns0:tcPr>
+            <ns0:tcW ns0:type="dxa" ns0:w="3346"/>
+            <ns0:tcBorders>
+              <ns0:top ns0:val="single" ns0:sz="4" ns0:color="D9D9D9"/>
+              <ns0:left ns0:val="single" ns0:sz="4" ns0:color="D9D9D9"/>
+              <ns0:bottom ns0:val="single" ns0:sz="4" ns0:color="D9D9D9"/>
+              <ns0:right ns0:val="single" ns0:sz="4" ns0:color="D9D9D9"/>
+            </ns0:tcBorders>
+            <ns0:tcMar>
+              <ns0:top ns0:w="85" ns0:type="dxa"/>
+              <ns0:left ns0:w="85" ns0:type="dxa"/>
+              <ns0:bottom ns0:w="85" ns0:type="dxa"/>
+              <ns0:right ns0:w="85" ns0:type="dxa"/>
+            </ns0:tcMar>
+          </ns0:tcPr>
+          <ns0:p>
+            <ns0:pPr>
+              <ns0:spacing ns0:after="60"/>
+            </ns0:pPr>
+            <ns0:r>
+              <ns0:rPr>
+                <ns0:b ns0:val="0"/>
+                <ns0:sz ns0:val="18"/>
+              </ns0:rPr>
+              <ns0:t>มีใน Entity/DTO แต่ไม่มีตัวกรองผู้สอนและหน้าอ่านไม่แสดง</ns0:t>
+            </ns0:r>
+          </ns0:p>
+        </ns0:tc>
+      </ns0:tr>
+      <ns0:tr>
+        <ns0:trPr>
+          <ns0:cantSplit/>
+        </ns0:trPr>
+        <ns0:tc>
+          <ns0:tcPr>
+            <ns0:tcW ns0:type="dxa" ns0:w="3346"/>
+            <ns0:tcBorders>
+              <ns0:top ns0:val="single" ns0:sz="4" ns0:color="D9D9D9"/>
+              <ns0:left ns0:val="single" ns0:sz="4" ns0:color="D9D9D9"/>
+              <ns0:bottom ns0:val="single" ns0:sz="4" ns0:color="D9D9D9"/>
+              <ns0:right ns0:val="single" ns0:sz="4" ns0:color="D9D9D9"/>
+            </ns0:tcBorders>
+            <ns0:tcMar>
+              <ns0:top ns0:w="85" ns0:type="dxa"/>
+              <ns0:left ns0:w="85" ns0:type="dxa"/>
+              <ns0:bottom ns0:w="85" ns0:type="dxa"/>
+              <ns0:right ns0:w="85" ns0:type="dxa"/>
+            </ns0:tcMar>
+          </ns0:tcPr>
+          <ns0:p>
+            <ns0:pPr>
+              <ns0:spacing ns0:after="60"/>
+            </ns0:pPr>
+            <ns0:r>
+              <ns0:rPr>
+                <ns0:b ns0:val="0"/>
+                <ns0:sz ns0:val="18"/>
+              </ns0:rPr>
+              <ns0:t>รหัสตัวเลือก ความยาวข้อความ และจำนวนข้อ</ns0:t>
+            </ns0:r>
+          </ns0:p>
+        </ns0:tc>
+        <ns0:tc>
+          <ns0:tcPr>
+            <ns0:tcW ns0:type="dxa" ns0:w="3346"/>
+            <ns0:tcBorders>
+              <ns0:top ns0:val="single" ns0:sz="4" ns0:color="D9D9D9"/>
+              <ns0:left ns0:val="single" ns0:sz="4" ns0:color="D9D9D9"/>
+              <ns0:bottom ns0:val="single" ns0:sz="4" ns0:color="D9D9D9"/>
+              <ns0:right ns0:val="single" ns0:sz="4" ns0:color="D9D9D9"/>
+            </ns0:tcBorders>
+            <ns0:tcMar>
+              <ns0:top ns0:w="85" ns0:type="dxa"/>
+              <ns0:left ns0:w="85" ns0:type="dxa"/>
+              <ns0:bottom ns0:w="85" ns0:type="dxa"/>
+              <ns0:right ns0:w="85" ns0:type="dxa"/>
+            </ns0:tcMar>
+          </ns0:tcPr>
+          <ns0:p>
+            <ns0:pPr>
+              <ns0:spacing ns0:after="60"/>
+            </ns0:pPr>
+            <ns0:r>
+              <ns0:rPr>
+                <ns0:b ns0:val="0"/>
+                <ns0:sz ns0:val="18"/>
+              </ns0:rPr>
+              <ns0:t>งานเผยแพร่และแก้ไข</ns0:t>
+            </ns0:r>
+          </ns0:p>
+        </ns0:tc>
+        <ns0:tc>
+          <ns0:tcPr>
+            <ns0:tcW ns0:type="dxa" ns0:w="3346"/>
+            <ns0:tcBorders>
+              <ns0:top ns0:val="single" ns0:sz="4" ns0:color="D9D9D9"/>
+              <ns0:left ns0:val="single" ns0:sz="4" ns0:color="D9D9D9"/>
+              <ns0:bottom ns0:val="single" ns0:sz="4" ns0:color="D9D9D9"/>
+              <ns0:right ns0:val="single" ns0:sz="4" ns0:color="D9D9D9"/>
+            </ns0:tcBorders>
+            <ns0:tcMar>
+              <ns0:top ns0:w="85" ns0:type="dxa"/>
+              <ns0:left ns0:w="85" ns0:type="dxa"/>
+              <ns0:bottom ns0:w="85" ns0:type="dxa"/>
+              <ns0:right ns0:w="85" ns0:type="dxa"/>
+            </ns0:tcMar>
+          </ns0:tcPr>
+          <ns0:p>
+            <ns0:pPr>
+              <ns0:spacing ns0:after="60"/>
+            </ns0:pPr>
+            <ns0:r>
+              <ns0:rPr>
+                <ns0:b ns0:val="0"/>
+                <ns0:sz ns0:val="18"/>
+              </ns0:rPr>
+              <ns0:t>ตรวจตาม Pydantic schema ปัจจุบัน ปีเขียนรับ 2566–2569 ส่วนการอ่านรองรับข้อมูลเดิม</ns0:t>
+            </ns0:r>
+          </ns0:p>
+        </ns0:tc>
+      </ns0:tr>
+      <ns0:tr>
+        <ns0:trPr>
+          <ns0:cantSplit/>
+        </ns0:trPr>
+        <ns0:tc>
+          <ns0:tcPr>
+            <ns0:tcW ns0:type="dxa" ns0:w="3346"/>
+            <ns0:tcBorders>
+              <ns0:top ns0:val="single" ns0:sz="4" ns0:color="D9D9D9"/>
+              <ns0:left ns0:val="single" ns0:sz="4" ns0:color="D9D9D9"/>
+              <ns0:bottom ns0:val="single" ns0:sz="4" ns0:color="D9D9D9"/>
+              <ns0:right ns0:val="single" ns0:sz="4" ns0:color="D9D9D9"/>
+            </ns0:tcBorders>
+            <ns0:tcMar>
+              <ns0:top ns0:w="85" ns0:type="dxa"/>
+              <ns0:left ns0:w="85" ns0:type="dxa"/>
+              <ns0:bottom ns0:w="85" ns0:type="dxa"/>
+              <ns0:right ns0:w="85" ns0:type="dxa"/>
+            </ns0:tcMar>
+          </ns0:tcPr>
+          <ns0:p>
+            <ns0:pPr>
+              <ns0:spacing ns0:after="60"/>
+            </ns0:pPr>
+            <ns0:r>
+              <ns0:rPr>
+                <ns0:b ns0:val="0"/>
+                <ns0:sz ns0:val="18"/>
+              </ns0:rPr>
+              <ns0:t>รูปแบบ API ที่ใช้ข้อมูลและเมธอดอ่านเหล่านี้</ns0:t>
+            </ns0:r>
+          </ns0:p>
+        </ns0:tc>
+        <ns0:tc>
+          <ns0:tcPr>
+            <ns0:tcW ns0:type="dxa" ns0:w="3346"/>
+            <ns0:tcBorders>
+              <ns0:top ns0:val="single" ns0:sz="4" ns0:color="D9D9D9"/>
+              <ns0:left ns0:val="single" ns0:sz="4" ns0:color="D9D9D9"/>
+              <ns0:bottom ns0:val="single" ns0:sz="4" ns0:color="D9D9D9"/>
+              <ns0:right ns0:val="single" ns0:sz="4" ns0:color="D9D9D9"/>
+            </ns0:tcBorders>
+            <ns0:tcMar>
+              <ns0:top ns0:w="85" ns0:type="dxa"/>
+              <ns0:left ns0:w="85" ns0:type="dxa"/>
+              <ns0:bottom ns0:w="85" ns0:type="dxa"/>
+              <ns0:right ns0:w="85" ns0:type="dxa"/>
+            </ns0:tcMar>
+          </ns0:tcPr>
+          <ns0:p>
+            <ns0:pPr>
+              <ns0:spacing ns0:after="60"/>
+            </ns0:pPr>
+            <ns0:r>
+              <ns0:rPr>
+                <ns0:b ns0:val="0"/>
+                <ns0:sz ns0:val="18"/>
+              </ns0:rPr>
+              <ns0:t>Task35</ns0:t>
+            </ns0:r>
+          </ns0:p>
+        </ns0:tc>
+        <ns0:tc>
+          <ns0:tcPr>
+            <ns0:tcW ns0:type="dxa" ns0:w="3346"/>
+            <ns0:tcBorders>
+              <ns0:top ns0:val="single" ns0:sz="4" ns0:color="D9D9D9"/>
+              <ns0:left ns0:val="single" ns0:sz="4" ns0:color="D9D9D9"/>
+              <ns0:bottom ns0:val="single" ns0:sz="4" ns0:color="D9D9D9"/>
+              <ns0:right ns0:val="single" ns0:sz="4" ns0:color="D9D9D9"/>
+            </ns0:tcBorders>
+            <ns0:tcMar>
+              <ns0:top ns0:w="85" ns0:type="dxa"/>
+              <ns0:left ns0:w="85" ns0:type="dxa"/>
+              <ns0:bottom ns0:w="85" ns0:type="dxa"/>
+              <ns0:right ns0:w="85" ns0:type="dxa"/>
+            </ns0:tcMar>
+          </ns0:tcPr>
+          <ns0:p>
+            <ns0:pPr>
+              <ns0:spacing ns0:after="60"/>
+            </ns0:pPr>
+            <ns0:r>
+              <ns0:rPr>
+                <ns0:b ns0:val="0"/>
+                <ns0:sz ns0:val="18"/>
+              </ns0:rPr>
+              <ns0:t>implement และลงทะเบียน router แล้ว ดู Sequence Task37</ns0:t>
+            </ns0:r>
+          </ns0:p>
+        </ns0:tc>
+      </ns0:tr>
+    </ns0:tbl>
+    <ns0:p/>
+    <ns0:p>
+      <ns0:pPr>
+        <ns0:pStyle ns0:val="Heading1"/>
+      </ns0:pPr>
+      <ns0:r>
+        <ns0:t>8. เอกสารส่งมอบ</ns0:t>
+      </ns0:r>
+    </ns0:p>
+    <ns0:p>
+      <ns0:r>
+        <ns0:t>Task36 ส่งมอบ:</ns0:t>
+      </ns0:r>
+    </ns0:p>
+    <ns0:p>
+      <ns0:r>
+        <ns0:t>- Database Design ระบุฟิลด์ ชนิดข้อมูล คีย์ ค่าที่เว้นได้ และข้อกำหนดข้อมูล</ns0:t>
+      </ns0:r>
+    </ns0:p>
+    <ns0:p>
+      <ns0:r>
+        <ns0:t>- ER Diagram แสดงความสัมพันธ์ Guide, Course และ User</ns0:t>
+      </ns0:r>
+    </ns0:p>
+    <ns0:p>
+      <ns0:r>
+        <ns0:t>- แผนภาพ Entity/DAO ระบุความสัมพันธ์ เมธอด ข้อมูลรับเข้า และผลที่คืน</ns0:t>
+      </ns0:r>
+    </ns0:p>
+    <ns0:p>
+      <ns0:r>
+        <ns0:t>- หลักฐานการทบทวน พร้อมลิงก์ไฟล์และ commit บน GitHub</ns0:t>
+      </ns0:r>
+    </ns0:p>
+    <ns0:p>
+      <ns0:r>
+        <ns0:t>Task36 พร้อมส่งต่อเมื่อทีมใช้ชื่อฟิลด์ คีย์ และกติกาข้อมูลตรงกัน คนทำ Task35 ใช้กำหนด API ต่อ และคนทำ Task39 ใช้สร้างตารางกับ Entity</ns0:t>
+      </ns0:r>
+    </ns0:p>
+    <ns0:p>
+      <ns0:pPr>
+        <ns0:pStyle ns0:val="Heading1"/>
+      </ns0:pPr>
+      <ns0:r>
+        <ns0:t>9. ER ภาพรวมฐานข้อมูลปัจจุบัน</ns0:t>
+      </ns0:r>
+    </ns0:p>
+    <ns0:p>
+      <ns0:r>
+        <ns0:t>ภาพในข้อ 5 แสดงแกนของแนวข้อสอบ ส่วนภาพนี้รวมตารางรายการที่บันทึกและ receipt ของเครื่องมือ seed ที่เพิ่มภายหลัง ชนิดใน Mermaid ย่อเพื่อแสดงความสัมพันธ์ ไม่แทนรายละเอียด SQL ในตารางคอลัมน์</ns0:t>
+      </ns0:r>
+    </ns0:p>
+    <ns0:p>
+      <ns0:pPr>
+        <ns0:pStyle ns0:val="Heading2"/>
+      </ns0:pPr>
+      <ns0:r>
+        <ns0:t>แผนภาพ 3</ns0:t>
+      </ns0:r>
+    </ns0:p>
+    <ns0:p>
+      <ns0:r>
+        <ns0:drawing>
+          <ns2:inline>
+            <ns2:extent cx="5242080" cy="7863840"/>
+            <ns2:docPr id="3" name="Picture 3"/>
+            <ns2:cNvGraphicFramePr>
+              <ns3:graphicFrameLocks noChangeAspect="1"/>
+            </ns2:cNvGraphicFramePr>
+            <ns3:graphic>
+              <ns3:graphicData uri="http://schemas.openxmlformats.org/drawingml/2006/picture">
+                <ns4:pic>
+                  <ns4:nvPicPr>
+                    <ns4:cNvPr id="0" name="rendered-diagrams-10.png"/>
+                    <ns4:cNvPicPr/>
+                  </ns4:nvPicPr>
+                  <ns4:blipFill>
+                    <ns3:blip ns5:embed="rId11"/>
+                    <ns3:stretch>
+                      <ns3:fillRect/>
+                    </ns3:stretch>
+                  </ns4:blipFill>
+                  <ns4:spPr>
+                    <ns3:xfrm>
+                      <ns3:off x="0" y="0"/>
+                      <ns3:ext cx="5242080" cy="7863840"/>
+                    </ns3:xfrm>
+                    <ns3:prstGeom prst="rect"/>
+                  </ns4:spPr>
+                </ns4:pic>
+              </ns3:graphicData>
+            </ns3:graphic>
+          </ns2:inline>
+        </ns0:drawing>
+      </ns0:r>
+    </ns0:p>
+    <ns0:p>
+      <ns0:r>
+        <ns0:t>- saved_guides ใช้ (user_id, guide_id) เป็น composite primary key จึงบันทึก Guide เดิมซ้ำในบัญชีเดียวไม่ได้ User บันทึก Guide ของตนเองหรือคนอื่นได้ ไม่เปลี่ยน publisher ของ Guide</ns0:t>
+      </ns0:r>
+    </ns0:p>
+    <ns0:p>
+      <ns0:r>
+        <ns0:t>- saved_guides.guide_id มี ON DELETE CASCADE เมื่อลบ Guide แถว bookmark ของทุกบัญชีที่อ้าง Guide นั้นถูกลบตาม การนำ bookmark ออกไม่ลบ Guide</ns0:t>
+      </ns0:r>
+    </ns0:p>
+    <ns0:p>
+      <ns0:r>
+        <ns0:t>- saved_guides.user_id ไม่มี cascade ที่กำหนดไว้ใน model การลบ User ที่ยังถูกอ้างถึงถูก FK ปฏิเสธ</ns0:t>
+      </ns0:r>
+    </ns0:p>
+    <ns0:p>
+      <ns0:r>
+        <ns0:t>- course_seed_ownership ใช้ course_id เป็น PK และ FK เก็บ snapshot กับสถานะชุด test/demo เพื่อคืนสภาพข้อมูล seed ไม่เกี่ยวกับสิทธิ์เจ้าของผลงาน</ns0:t>
+      </ns0:r>
+    </ns0:p>
+    <ns0:p>
+      <ns0:r>
+        <ns0:t>- Session Login อยู่ใน memory ของ AuthService ไม่ได้มีตาราง Session หรือ Token ใน ER นี้</ns0:t>
+      </ns0:r>
+    </ns0:p>
+    <ns0:p>
+      <ns0:r>
+        <ns0:t>โค้ดอ้างอิง: Guide, SavedGuide, CourseSeedOwnership, แบบ User และ แบบ Course</ns0:t>
+      </ns0:r>
+    </ns0:p>
+    <ns0:p>
+      <ns0:r>
+        <ns0:t>Sequence ที่ใช้ร่วมกัน: อ่าน, เผยแพร่ และ จัดการผลงาน</ns0:t>
+      </ns0:r>
+    </ns0:p>
+    <ns0:p>
+      <ns0:r>
+        <ns0:t>กติกาค่าตัวเลือก ข้อความไม่ว่าง และจำนวนข้อข้างต้นตรวจใน Pydantic schema ของงานเขียน ฐานข้อมูล ORM ปัจจุบันไม่ได้ประกาศ CHECK constraints สำหรับทุกกติกา จึงต้องแยกข้อจำกัดชนิดข้อมูลในตารางออกจาก validation ของ API</ns0:t>
+      </ns0:r>
+    </ns0:p>
+    <ns0:sectPr ns0:rsidR="00FC693F" ns0:rsidRPr="0006063C" ns0:rsidSect="00034616">
+      <ns0:pgSz ns0:w="11909" ns0:h="16834"/>
+      <ns0:pgMar ns0:top="936" ns0:right="936" ns0:bottom="936" ns0:left="936" ns0:header="720" ns0:footer="720" ns0:gutter="0"/>
+      <ns0:cols ns0:space="720"/>
+      <ns0:docGrid ns0:linePitch="360"/>
+    </ns0:sectPr>
+  </ns0:body>
+</ns0:document>
 </file>
 
 <file path=word/numbering.xml><?xml version="1.0" encoding="utf-8"?>
